--- a/Documentation/Final Documentation.docx
+++ b/Documentation/Final Documentation.docx
@@ -1,6 +1,6 @@
 
 <file path=word/document.xml><?xml version="1.0" encoding="utf-8"?>
-<w:document xmlns:wpc="http://schemas.microsoft.com/office/word/2010/wordprocessingCanvas" xmlns:cx="http://schemas.microsoft.com/office/drawing/2014/chartex" xmlns:cx1="http://schemas.microsoft.com/office/drawing/2015/9/8/chartex" xmlns:cx2="http://schemas.microsoft.com/office/drawing/2015/10/21/chartex" xmlns:cx3="http://schemas.microsoft.com/office/drawing/2016/5/9/chartex" xmlns:cx4="http://schemas.microsoft.com/office/drawing/2016/5/10/chartex" xmlns:cx5="http://schemas.microsoft.com/office/drawing/2016/5/11/chartex" xmlns:cx6="http://schemas.microsoft.com/office/drawing/2016/5/12/chartex" xmlns:cx7="http://schemas.microsoft.com/office/drawing/2016/5/13/chartex" xmlns:cx8="http://schemas.microsoft.com/office/drawing/2016/5/14/chartex" xmlns:mc="http://schemas.openxmlformats.org/markup-compatibility/2006" xmlns:aink="http://schemas.microsoft.com/office/drawing/2016/ink" xmlns:am3d="http://schemas.microsoft.com/office/drawing/2017/model3d" xmlns:o="urn:schemas-microsoft-com:office:office" xmlns:oel="http://schemas.microsoft.com/office/2019/extlst" xmlns:r="http://schemas.openxmlformats.org/officeDocument/2006/relationships" xmlns:m="http://schemas.openxmlformats.org/officeDocument/2006/math" xmlns:v="urn:schemas-microsoft-com:vml" xmlns:wp14="http://schemas.microsoft.com/office/word/2010/wordprocessingDrawing" xmlns:wp="http://schemas.openxmlformats.org/drawingml/2006/wordprocessingDrawing" xmlns:w10="urn:schemas-microsoft-com:office:word" xmlns:w="http://schemas.openxmlformats.org/wordprocessingml/2006/main" xmlns:w14="http://schemas.microsoft.com/office/word/2010/wordml" xmlns:w15="http://schemas.microsoft.com/office/word/2012/wordml" xmlns:w16cex="http://schemas.microsoft.com/office/word/2018/wordml/cex" xmlns:w16cid="http://schemas.microsoft.com/office/word/2016/wordml/cid" xmlns:w16="http://schemas.microsoft.com/office/word/2018/wordml" xmlns:w16du="http://schemas.microsoft.com/office/word/2023/wordml/word16du" xmlns:w16sdtdh="http://schemas.microsoft.com/office/word/2020/wordml/sdtdatahash" xmlns:w16se="http://schemas.microsoft.com/office/word/2015/wordml/symex" xmlns:wpg="http://schemas.microsoft.com/office/word/2010/wordprocessingGroup" xmlns:wpi="http://schemas.microsoft.com/office/word/2010/wordprocessingInk" xmlns:wne="http://schemas.microsoft.com/office/word/2006/wordml" xmlns:wps="http://schemas.microsoft.com/office/word/2010/wordprocessingShape" mc:Ignorable="w14 w15 w16se w16cid w16 w16cex w16sdtdh w16du wp14">
+<w:document xmlns:wpc="http://schemas.microsoft.com/office/word/2010/wordprocessingCanvas" xmlns:cx="http://schemas.microsoft.com/office/drawing/2014/chartex" xmlns:cx1="http://schemas.microsoft.com/office/drawing/2015/9/8/chartex" xmlns:cx2="http://schemas.microsoft.com/office/drawing/2015/10/21/chartex" xmlns:cx3="http://schemas.microsoft.com/office/drawing/2016/5/9/chartex" xmlns:cx4="http://schemas.microsoft.com/office/drawing/2016/5/10/chartex" xmlns:cx5="http://schemas.microsoft.com/office/drawing/2016/5/11/chartex" xmlns:cx6="http://schemas.microsoft.com/office/drawing/2016/5/12/chartex" xmlns:cx7="http://schemas.microsoft.com/office/drawing/2016/5/13/chartex" xmlns:cx8="http://schemas.microsoft.com/office/drawing/2016/5/14/chartex" xmlns:mc="http://schemas.openxmlformats.org/markup-compatibility/2006" xmlns:aink="http://schemas.microsoft.com/office/drawing/2016/ink" xmlns:am3d="http://schemas.microsoft.com/office/drawing/2017/model3d" xmlns:o="urn:schemas-microsoft-com:office:office" xmlns:oel="http://schemas.microsoft.com/office/2019/extlst" xmlns:r="http://schemas.openxmlformats.org/officeDocument/2006/relationships" xmlns:m="http://schemas.openxmlformats.org/officeDocument/2006/math" xmlns:v="urn:schemas-microsoft-com:vml" xmlns:wp14="http://schemas.microsoft.com/office/word/2010/wordprocessingDrawing" xmlns:wp="http://schemas.openxmlformats.org/drawingml/2006/wordprocessingDrawing" xmlns:w10="urn:schemas-microsoft-com:office:word" xmlns:w="http://schemas.openxmlformats.org/wordprocessingml/2006/main" xmlns:w14="http://schemas.microsoft.com/office/word/2010/wordml" xmlns:w15="http://schemas.microsoft.com/office/word/2012/wordml" xmlns:w16cex="http://schemas.microsoft.com/office/word/2018/wordml/cex" xmlns:w16cid="http://schemas.microsoft.com/office/word/2016/wordml/cid" xmlns:w16="http://schemas.microsoft.com/office/word/2018/wordml" xmlns:w16du="http://schemas.microsoft.com/office/word/2023/wordml/word16du" xmlns:w16sdtdh="http://schemas.microsoft.com/office/word/2020/wordml/sdtdatahash" xmlns:w16sdtfl="http://schemas.microsoft.com/office/word/2024/wordml/sdtformatlock" xmlns:w16se="http://schemas.microsoft.com/office/word/2015/wordml/symex" xmlns:wpg="http://schemas.microsoft.com/office/word/2010/wordprocessingGroup" xmlns:wpi="http://schemas.microsoft.com/office/word/2010/wordprocessingInk" xmlns:wne="http://schemas.microsoft.com/office/word/2006/wordml" xmlns:wps="http://schemas.microsoft.com/office/word/2010/wordprocessingShape" mc:Ignorable="w14 w15 w16se w16cid w16 w16cex w16sdtdh w16sdtfl w16du wp14">
   <w:body>
     <w:p>
       <w:pPr>
@@ -5236,7 +5236,7 @@
         <mc:AlternateContent>
           <mc:Choice Requires="wpg">
             <w:drawing>
-              <wp:inline distT="0" distB="0" distL="0" distR="0" wp14:anchorId="2F311402" wp14:editId="6BDD546F">
+              <wp:inline distT="0" distB="0" distL="0" distR="0" wp14:anchorId="2F311402" wp14:editId="28037B01">
                 <wp:extent cx="5439266" cy="4260916"/>
                 <wp:effectExtent l="0" t="0" r="0" b="6350"/>
                 <wp:docPr id="3" name="Group 3"/>
@@ -5357,7 +5357,7 @@
           </mc:Choice>
           <mc:Fallback>
             <w:pict>
-              <v:group w14:anchorId="2F311402" id="Group 3" o:spid="_x0000_s1026" style="width:428.3pt;height:335.5pt;mso-position-horizontal-relative:char;mso-position-vertical-relative:line" coordsize="57277,45269" o:gfxdata="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">
+              <v:group w14:anchorId="2F311402" id="Group 3" o:spid="_x0000_s1026" style="width:428.3pt;height:335.5pt;mso-position-horizontal-relative:char;mso-position-vertical-relative:line" coordsize="57277,45269" o:gfxdata="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">
                 <v:shapetype id="_x0000_t75" coordsize="21600,21600" o:spt="75" o:preferrelative="t" path="m@4@5l@4@11@9@11@9@5xe" filled="f" stroked="f">
                   <v:stroke joinstyle="miter"/>
                   <v:formulas>
@@ -5377,14 +5377,14 @@
                   <v:path o:extrusionok="f" gradientshapeok="t" o:connecttype="rect"/>
                   <o:lock v:ext="edit" aspectratio="t"/>
                 </v:shapetype>
-                <v:shape id="Picture 1" o:spid="_x0000_s1027" type="#_x0000_t75" alt="Wild animals in the field | Clastic Detritus" style="position:absolute;width:57277;height:42957;visibility:visible;mso-wrap-style:square" o:gfxdata="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">
+                <v:shape id="Picture 1" o:spid="_x0000_s1027" type="#_x0000_t75" alt="Wild animals in the field | Clastic Detritus" style="position:absolute;width:57277;height:42957;visibility:visible;mso-wrap-style:square" o:gfxdata="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">
                   <v:imagedata r:id="rId13" o:title="Wild animals in the field | Clastic Detritus"/>
                 </v:shape>
                 <v:shapetype id="_x0000_t202" coordsize="21600,21600" o:spt="202" path="m,l,21600r21600,l21600,xe">
                   <v:stroke joinstyle="miter"/>
                   <v:path gradientshapeok="t" o:connecttype="rect"/>
                 </v:shapetype>
-                <v:shape id="Text Box 2" o:spid="_x0000_s1028" type="#_x0000_t202" style="position:absolute;top:42957;width:57277;height:2312;visibility:visible;mso-wrap-style:square;v-text-anchor:top" o:gfxdata="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" stroked="f">
+                <v:shape id="Text Box 2" o:spid="_x0000_s1028" type="#_x0000_t202" style="position:absolute;top:42957;width:57277;height:2312;visibility:visible;mso-wrap-style:square;v-text-anchor:top" o:gfxdata="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" stroked="f">
                   <v:textbox>
                     <w:txbxContent>
                       <w:p>
@@ -6958,7 +6958,21 @@
         <w:rPr>
           <w:lang w:val="en-US"/>
         </w:rPr>
-        <w:t xml:space="preserve"> the replace the paper-based note-taking system used by healthcare workers, an Android-based mobile application will be developed.  Android was chosen as it is the most widely used mobile operating system under the target group of healthcare workers.  A mobile application will ensure that the healthcare workers have access to the system wherever they may be working from on any given day.</w:t>
+        <w:t xml:space="preserve"> </w:t>
+      </w:r>
+      <w:proofErr w:type="gramStart"/>
+      <w:r>
+        <w:rPr>
+          <w:lang w:val="en-US"/>
+        </w:rPr>
+        <w:t>the replace</w:t>
+      </w:r>
+      <w:proofErr w:type="gramEnd"/>
+      <w:r>
+        <w:rPr>
+          <w:lang w:val="en-US"/>
+        </w:rPr>
+        <w:t xml:space="preserve"> the paper-based note-taking system used by healthcare workers, an Android-based mobile application will be developed.  Android was chosen as it is the most widely used mobile operating system under the target group of healthcare workers.  A mobile application will ensure that the healthcare workers have access to the system wherever they may be working from on any given day.</w:t>
       </w:r>
     </w:p>
     <w:p>
@@ -9296,19 +9310,28 @@
       </w:pPr>
     </w:p>
     <w:p>
+      <w:r>
+        <w:t xml:space="preserve">This document details the technical implementation of </w:t>
+      </w:r>
+      <w:proofErr w:type="spellStart"/>
+      <w:r>
+        <w:rPr>
+          <w:i/>
+        </w:rPr>
+        <w:t>SplashScreen</w:t>
+      </w:r>
+      <w:proofErr w:type="spellEnd"/>
+      <w:r>
+        <w:t>. The primary purpose is to outline the key development tools selected, present complex or critical extracts of our codebase, provide references for third-party code utilized, and offer a reflective summary of the major technical challenges encountered and overcome during our development process. The focal point will be the core concepts and unique solutions employed within the Android environment.</w:t>
+      </w:r>
+    </w:p>
+    <w:p>
       <w:pPr>
         <w:rPr>
           <w:sz w:val="23"/>
           <w:szCs w:val="23"/>
         </w:rPr>
       </w:pPr>
-      <w:r>
-        <w:rPr>
-          <w:sz w:val="23"/>
-          <w:szCs w:val="23"/>
-        </w:rPr>
-        <w:t>The introduction starts with describing the purpose of this document and what it will cover.</w:t>
-      </w:r>
     </w:p>
     <w:p>
       <w:pPr>
@@ -9370,12 +9393,289 @@
           <w:lang w:val="en-US"/>
         </w:rPr>
       </w:pPr>
-      <w:r>
-        <w:rPr>
-          <w:lang w:val="en-US"/>
-        </w:rPr>
-        <w:t>In this section you should describe the tools you used to develop the application and why the specific choices were made, e.g. Visual Studio 2017, SQL Server 2015, etc.  In each case use the name of the tool as a numbered sub-heading.</w:t>
-      </w:r>
+      <w:proofErr w:type="spellStart"/>
+      <w:r>
+        <w:rPr>
+          <w:lang w:val="en-US"/>
+        </w:rPr>
+        <w:t>SplashScreen</w:t>
+      </w:r>
+      <w:proofErr w:type="spellEnd"/>
+      <w:r>
+        <w:rPr>
+          <w:lang w:val="en-US"/>
+        </w:rPr>
+        <w:t xml:space="preserve"> has been built as a</w:t>
+      </w:r>
+      <w:r>
+        <w:rPr>
+          <w:lang w:val="en-US"/>
+        </w:rPr>
+        <w:t xml:space="preserve"> native Android mobile application based on the criteria outlined in our business case. This platform choice was mandatory because the application's core functionality is centered on providing maximum accessibility to our target market: individual pool owners and pool service providers. Mobile applications are best suited for:</w:t>
+      </w:r>
+    </w:p>
+    <w:p>
+      <w:pPr>
+        <w:rPr>
+          <w:lang w:val="en-US"/>
+        </w:rPr>
+      </w:pPr>
+    </w:p>
+    <w:p>
+      <w:pPr>
+        <w:rPr>
+          <w:lang w:val="en-US"/>
+        </w:rPr>
+      </w:pPr>
+      <w:r>
+        <w:rPr>
+          <w:b/>
+          <w:lang w:val="en-US"/>
+        </w:rPr>
+        <w:t>Immediate Utility at the Poolside:</w:t>
+      </w:r>
+      <w:r>
+        <w:rPr>
+          <w:lang w:val="en-US"/>
+        </w:rPr>
+        <w:t xml:space="preserve"> Mobile devices are </w:t>
+      </w:r>
+      <w:r>
+        <w:rPr>
+          <w:lang w:val="en-US"/>
+        </w:rPr>
+        <w:t xml:space="preserve">widely used and </w:t>
+      </w:r>
+      <w:r>
+        <w:rPr>
+          <w:lang w:val="en-US"/>
+        </w:rPr>
+        <w:t>portable, enabling users to log chemical readings, update maintenance records, and check water restrictions directly at the point of action</w:t>
+      </w:r>
+      <w:r>
+        <w:rPr>
+          <w:lang w:val="en-US"/>
+        </w:rPr>
+        <w:t xml:space="preserve">: </w:t>
+      </w:r>
+      <w:r>
+        <w:rPr>
+          <w:lang w:val="en-US"/>
+        </w:rPr>
+        <w:t xml:space="preserve">the swimming pool. </w:t>
+      </w:r>
+      <w:r>
+        <w:rPr>
+          <w:lang w:val="en-US"/>
+        </w:rPr>
+        <w:t>Building a desktop or</w:t>
+      </w:r>
+      <w:r>
+        <w:rPr>
+          <w:lang w:val="en-US"/>
+        </w:rPr>
+        <w:t xml:space="preserve"> web app would lack the instant access and offline capabilities often needed in this environment.</w:t>
+      </w:r>
+    </w:p>
+    <w:p>
+      <w:pPr>
+        <w:rPr>
+          <w:lang w:val="en-US"/>
+        </w:rPr>
+      </w:pPr>
+    </w:p>
+    <w:p>
+      <w:pPr>
+        <w:rPr>
+          <w:lang w:val="en-US"/>
+        </w:rPr>
+      </w:pPr>
+      <w:r>
+        <w:rPr>
+          <w:b/>
+          <w:lang w:val="en-US"/>
+        </w:rPr>
+        <w:t>Service Provider Mobility:</w:t>
+      </w:r>
+      <w:r>
+        <w:rPr>
+          <w:lang w:val="en-US"/>
+        </w:rPr>
+        <w:t xml:space="preserve"> For maintenance businesses, the solution must support staff who are constantly mobile. Native GPS capabilities</w:t>
+      </w:r>
+      <w:r>
+        <w:rPr>
+          <w:lang w:val="en-US"/>
+        </w:rPr>
+        <w:t xml:space="preserve"> such as</w:t>
+      </w:r>
+      <w:r>
+        <w:rPr>
+          <w:lang w:val="en-US"/>
+        </w:rPr>
+        <w:t xml:space="preserve"> localized weather</w:t>
+      </w:r>
+      <w:r>
+        <w:rPr>
+          <w:lang w:val="en-US"/>
+        </w:rPr>
+        <w:t xml:space="preserve">, </w:t>
+      </w:r>
+      <w:r>
+        <w:rPr>
+          <w:lang w:val="en-US"/>
+        </w:rPr>
+        <w:t xml:space="preserve">alerts and instant push notifications for scheduling are superior </w:t>
+      </w:r>
+      <w:proofErr w:type="gramStart"/>
+      <w:r>
+        <w:rPr>
+          <w:lang w:val="en-US"/>
+        </w:rPr>
+        <w:t>on</w:t>
+      </w:r>
+      <w:proofErr w:type="gramEnd"/>
+      <w:r>
+        <w:rPr>
+          <w:lang w:val="en-US"/>
+        </w:rPr>
+        <w:t xml:space="preserve"> a mobile platform compared to web or desktop environments.</w:t>
+      </w:r>
+    </w:p>
+    <w:p>
+      <w:pPr>
+        <w:rPr>
+          <w:lang w:val="en-US"/>
+        </w:rPr>
+      </w:pPr>
+    </w:p>
+    <w:p>
+      <w:pPr>
+        <w:rPr>
+          <w:lang w:val="en-US"/>
+        </w:rPr>
+      </w:pPr>
+      <w:r>
+        <w:rPr>
+          <w:b/>
+          <w:lang w:val="en-US"/>
+        </w:rPr>
+        <w:t>Hardware Integration:</w:t>
+      </w:r>
+      <w:r>
+        <w:rPr>
+          <w:lang w:val="en-US"/>
+        </w:rPr>
+        <w:t xml:space="preserve"> Native development allows direct, efficient access to hardware features like the camera and GPS, which are essential for core feature delivery.</w:t>
+      </w:r>
+      <w:r>
+        <w:rPr>
+          <w:lang w:val="en-US"/>
+        </w:rPr>
+        <w:t xml:space="preserve"> We plan on extending the functionality after the MVP submission to include </w:t>
+      </w:r>
+      <w:r>
+        <w:rPr>
+          <w:lang w:val="en-US"/>
+        </w:rPr>
+        <w:t>future image analysis of test strips</w:t>
+      </w:r>
+      <w:r>
+        <w:rPr>
+          <w:lang w:val="en-US"/>
+        </w:rPr>
+        <w:t xml:space="preserve"> using a machine learning model.</w:t>
+      </w:r>
+    </w:p>
+    <w:p>
+      <w:pPr>
+        <w:rPr>
+          <w:lang w:val="en-US"/>
+        </w:rPr>
+      </w:pPr>
+    </w:p>
+    <w:p>
+      <w:pPr>
+        <w:rPr>
+          <w:lang w:val="en-US"/>
+        </w:rPr>
+      </w:pPr>
+      <w:r>
+        <w:rPr>
+          <w:lang w:val="en-US"/>
+        </w:rPr>
+        <w:t>The following specific development tools were selected to facilitate the creation of this high-performance, native Android application, based on criteria such as platform compatibility, robust community support, and ease of integration.</w:t>
+      </w:r>
+    </w:p>
+    <w:p>
+      <w:pPr>
+        <w:rPr>
+          <w:lang w:val="en-US"/>
+        </w:rPr>
+      </w:pPr>
+    </w:p>
+    <w:p>
+      <w:pPr>
+        <w:rPr>
+          <w:lang w:val="en-US"/>
+        </w:rPr>
+      </w:pPr>
+    </w:p>
+    <w:p>
+      <w:pPr>
+        <w:rPr>
+          <w:lang w:val="en-US"/>
+        </w:rPr>
+      </w:pPr>
+    </w:p>
+    <w:p>
+      <w:pPr>
+        <w:rPr>
+          <w:lang w:val="en-US"/>
+        </w:rPr>
+      </w:pPr>
+    </w:p>
+    <w:p>
+      <w:pPr>
+        <w:rPr>
+          <w:lang w:val="en-US"/>
+        </w:rPr>
+      </w:pPr>
+    </w:p>
+    <w:p>
+      <w:pPr>
+        <w:rPr>
+          <w:lang w:val="en-US"/>
+        </w:rPr>
+      </w:pPr>
+    </w:p>
+    <w:p>
+      <w:pPr>
+        <w:rPr>
+          <w:lang w:val="en-US"/>
+        </w:rPr>
+      </w:pPr>
+    </w:p>
+    <w:p>
+      <w:pPr>
+        <w:rPr>
+          <w:lang w:val="en-US"/>
+        </w:rPr>
+      </w:pPr>
+    </w:p>
+    <w:p>
+      <w:pPr>
+        <w:rPr>
+          <w:lang w:val="en-US"/>
+        </w:rPr>
+      </w:pPr>
+    </w:p>
+    <w:p>
+      <w:pPr>
+        <w:rPr>
+          <w:lang w:val="en-US"/>
+        </w:rPr>
+      </w:pPr>
     </w:p>
     <w:p>
       <w:pPr>
@@ -9398,241 +9698,25 @@
           <w:lang w:val="en-US"/>
         </w:rPr>
       </w:pPr>
-      <w:bookmarkStart w:id="28" w:name="_Toc116373213"/>
       <w:r>
         <w:rPr>
           <w:b/>
           <w:bCs/>
           <w:lang w:val="en-US"/>
         </w:rPr>
-        <w:t>Visual Studio 2017</w:t>
-      </w:r>
-      <w:bookmarkEnd w:id="28"/>
-    </w:p>
-    <w:p>
-      <w:pPr>
-        <w:rPr>
-          <w:lang w:val="en-US"/>
-        </w:rPr>
-      </w:pPr>
-    </w:p>
-    <w:p>
-      <w:pPr>
-        <w:rPr>
-          <w:lang w:val="en-US"/>
-        </w:rPr>
-      </w:pPr>
-      <w:r>
-        <w:rPr>
-          <w:lang w:val="en-US"/>
-        </w:rPr>
-        <w:t>Discussion here.</w:t>
-      </w:r>
-    </w:p>
-    <w:p>
-      <w:pPr>
-        <w:rPr>
-          <w:lang w:val="en-US"/>
-        </w:rPr>
-      </w:pPr>
-    </w:p>
-    <w:p>
-      <w:pPr>
-        <w:pStyle w:val="ListParagraph"/>
-        <w:numPr>
-          <w:ilvl w:val="2"/>
-          <w:numId w:val="22"/>
-        </w:numPr>
-        <w:outlineLvl w:val="2"/>
-        <w:rPr>
-          <w:b/>
-          <w:bCs/>
-          <w:lang w:val="en-US"/>
-        </w:rPr>
-      </w:pPr>
-      <w:bookmarkStart w:id="29" w:name="_Toc116373214"/>
-      <w:r>
-        <w:rPr>
-          <w:b/>
-          <w:bCs/>
-          <w:lang w:val="en-US"/>
-        </w:rPr>
-        <w:t>SQL Server 2015</w:t>
-      </w:r>
-      <w:bookmarkEnd w:id="29"/>
-    </w:p>
-    <w:p>
-      <w:pPr>
-        <w:rPr>
-          <w:lang w:val="en-US"/>
-        </w:rPr>
-      </w:pPr>
-    </w:p>
-    <w:p>
-      <w:pPr>
-        <w:rPr>
-          <w:lang w:val="en-US"/>
-        </w:rPr>
-      </w:pPr>
-      <w:r>
-        <w:rPr>
-          <w:lang w:val="en-US"/>
-        </w:rPr>
-        <w:t>Discussion here.</w:t>
-      </w:r>
-    </w:p>
-    <w:p>
-      <w:pPr>
-        <w:rPr>
-          <w:lang w:val="en-US"/>
-        </w:rPr>
-      </w:pPr>
-    </w:p>
-    <w:p>
-      <w:pPr>
-        <w:pStyle w:val="Heading2"/>
-        <w:rPr>
-          <w:b/>
-          <w:sz w:val="28"/>
-          <w:szCs w:val="28"/>
-          <w:lang w:val="en-US"/>
-        </w:rPr>
-      </w:pPr>
-      <w:bookmarkStart w:id="30" w:name="_Toc116373215"/>
-      <w:proofErr w:type="gramStart"/>
-      <w:r>
-        <w:rPr>
-          <w:b/>
-          <w:sz w:val="28"/>
-          <w:szCs w:val="28"/>
-          <w:lang w:val="en-US"/>
-        </w:rPr>
-        <w:t>3</w:t>
-      </w:r>
-      <w:r>
-        <w:rPr>
-          <w:b/>
-          <w:sz w:val="28"/>
-          <w:szCs w:val="28"/>
-          <w:lang w:val="en-US"/>
-        </w:rPr>
-        <w:t>.</w:t>
-      </w:r>
-      <w:r>
-        <w:rPr>
-          <w:b/>
-          <w:sz w:val="28"/>
-          <w:szCs w:val="28"/>
-          <w:lang w:val="en-US"/>
-        </w:rPr>
-        <w:t>2</w:t>
-      </w:r>
-      <w:r>
-        <w:rPr>
-          <w:b/>
-          <w:sz w:val="28"/>
-          <w:szCs w:val="28"/>
-          <w:lang w:val="en-US"/>
-        </w:rPr>
-        <w:t xml:space="preserve">  </w:t>
-      </w:r>
-      <w:r>
-        <w:rPr>
-          <w:b/>
-          <w:sz w:val="28"/>
-          <w:szCs w:val="28"/>
-          <w:lang w:val="en-US"/>
-        </w:rPr>
-        <w:t>Extracts</w:t>
-      </w:r>
-      <w:proofErr w:type="gramEnd"/>
-      <w:r>
-        <w:rPr>
-          <w:b/>
-          <w:sz w:val="28"/>
-          <w:szCs w:val="28"/>
-          <w:lang w:val="en-US"/>
-        </w:rPr>
-        <w:t xml:space="preserve"> of complex code</w:t>
-      </w:r>
-      <w:bookmarkEnd w:id="30"/>
-      <w:r>
-        <w:rPr>
-          <w:b/>
-          <w:sz w:val="28"/>
-          <w:szCs w:val="28"/>
-          <w:lang w:val="en-US"/>
-        </w:rPr>
-        <w:t xml:space="preserve"> </w:t>
-      </w:r>
-    </w:p>
-    <w:p>
-      <w:pPr>
-        <w:rPr>
-          <w:b/>
-          <w:sz w:val="28"/>
-          <w:szCs w:val="28"/>
-          <w:lang w:val="en-US"/>
-        </w:rPr>
-      </w:pPr>
-    </w:p>
-    <w:p>
-      <w:pPr>
-        <w:jc w:val="both"/>
-        <w:rPr>
-          <w:lang w:val="en-US"/>
-        </w:rPr>
-      </w:pPr>
-      <w:r>
-        <w:rPr>
-          <w:lang w:val="en-US"/>
-        </w:rPr>
-        <w:t xml:space="preserve">This section should present </w:t>
-      </w:r>
-      <w:r>
-        <w:rPr>
-          <w:lang w:val="en-US"/>
-        </w:rPr>
-        <w:t xml:space="preserve">extracts of code which you found to be complex to write.  This needs to be your own code.  Not code sourced from elsewhere.  Think about things that happen in your system that might be different to what is found in other student’s systems.  For each code extract provide a descriptive overview of what happens in the piece of code.  </w:t>
-      </w:r>
-    </w:p>
-    <w:p>
-      <w:pPr>
-        <w:jc w:val="both"/>
-        <w:rPr>
-          <w:lang w:val="en-US"/>
-        </w:rPr>
-      </w:pPr>
-    </w:p>
-    <w:p>
-      <w:pPr>
-        <w:jc w:val="both"/>
-        <w:rPr>
-          <w:i/>
-          <w:iCs/>
-          <w:lang w:val="en-US"/>
-        </w:rPr>
-      </w:pPr>
-      <w:r>
-        <w:rPr>
-          <w:i/>
-          <w:iCs/>
-          <w:lang w:val="en-US"/>
-        </w:rPr>
-        <w:t>Example:</w:t>
-      </w:r>
-    </w:p>
-    <w:p>
-      <w:pPr>
-        <w:jc w:val="both"/>
-        <w:rPr>
-          <w:lang w:val="en-US"/>
-        </w:rPr>
-      </w:pPr>
-    </w:p>
-    <w:p>
-      <w:pPr>
-        <w:jc w:val="both"/>
+        <w:lastRenderedPageBreak/>
+        <w:t>Android Studio</w:t>
+      </w:r>
+    </w:p>
+    <w:p>
+      <w:pPr>
+        <w:rPr>
+          <w:lang w:val="en-US"/>
+        </w:rPr>
+      </w:pPr>
+    </w:p>
+    <w:p>
+      <w:pPr>
         <w:rPr>
           <w:lang w:val="en-US"/>
         </w:rPr>
@@ -9643,10 +9727,10 @@
           <w:lang w:val="en-US"/>
         </w:rPr>
         <w:drawing>
-          <wp:inline distT="0" distB="0" distL="0" distR="0" wp14:anchorId="3CE4D51D" wp14:editId="31D08391">
-            <wp:extent cx="5727700" cy="2494280"/>
-            <wp:effectExtent l="0" t="0" r="0" b="0"/>
-            <wp:docPr id="10" name="Picture 10" descr="A screenshot of a cell phone&#10;&#10;Description automatically generated"/>
+          <wp:inline distT="0" distB="0" distL="0" distR="0" wp14:anchorId="1B56C60C" wp14:editId="339FA552">
+            <wp:extent cx="5273666" cy="2845558"/>
+            <wp:effectExtent l="0" t="0" r="3810" b="0"/>
+            <wp:docPr id="1647312405" name="Picture 1647312405" descr="A screenshot of a computer program&#10;&#10;AI-generated content may be incorrect."/>
             <wp:cNvGraphicFramePr>
               <a:graphicFrameLocks xmlns:a="http://schemas.openxmlformats.org/drawingml/2006/main" noChangeAspect="1"/>
             </wp:cNvGraphicFramePr>
@@ -9654,17 +9738,11 @@
               <a:graphicData uri="http://schemas.openxmlformats.org/drawingml/2006/picture">
                 <pic:pic xmlns:pic="http://schemas.openxmlformats.org/drawingml/2006/picture">
                   <pic:nvPicPr>
-                    <pic:cNvPr id="1" name="Screenshot 2019-08-28 at 13.41.08.png"/>
+                    <pic:cNvPr id="1647312405" name="Picture 1647312405" descr="A screenshot of a computer program&#10;&#10;AI-generated content may be incorrect."/>
                     <pic:cNvPicPr/>
                   </pic:nvPicPr>
                   <pic:blipFill>
-                    <a:blip r:embed="rId20">
-                      <a:extLst>
-                        <a:ext uri="{28A0092B-C50C-407E-A947-70E740481C1C}">
-                          <a14:useLocalDpi xmlns:a14="http://schemas.microsoft.com/office/drawing/2010/main" val="0"/>
-                        </a:ext>
-                      </a:extLst>
-                    </a:blip>
+                    <a:blip r:embed="rId20"/>
                     <a:stretch>
                       <a:fillRect/>
                     </a:stretch>
@@ -9672,7 +9750,7 @@
                   <pic:spPr>
                     <a:xfrm>
                       <a:off x="0" y="0"/>
-                      <a:ext cx="5727700" cy="2494280"/>
+                      <a:ext cx="5299536" cy="2859517"/>
                     </a:xfrm>
                     <a:prstGeom prst="rect">
                       <a:avLst/>
@@ -9687,15 +9765,1200 @@
     </w:p>
     <w:p>
       <w:pPr>
-        <w:pStyle w:val="Caption"/>
-        <w:jc w:val="center"/>
+        <w:pStyle w:val="Images"/>
+      </w:pPr>
+      <w:r>
+        <w:t xml:space="preserve">Figure </w:t>
+      </w:r>
+      <w:r>
+        <w:t>1.1 Android Studio’s embedded version control support</w:t>
+      </w:r>
+    </w:p>
+    <w:p>
+      <w:pPr>
+        <w:rPr>
+          <w:lang w:val="en-US"/>
+        </w:rPr>
+      </w:pPr>
+      <w:r>
+        <w:rPr>
+          <w:lang w:val="en-US"/>
+        </w:rPr>
+        <w:t xml:space="preserve">Android Studio was chosen as the primary Integrated Development Environment (IDE) because it's the official and most comprehensive tool for native Android development. It provides essential features </w:t>
+      </w:r>
+      <w:r>
+        <w:rPr>
+          <w:lang w:val="en-US"/>
+        </w:rPr>
+        <w:t>such as the</w:t>
+      </w:r>
+      <w:r>
+        <w:rPr>
+          <w:lang w:val="en-US"/>
+        </w:rPr>
+        <w:t xml:space="preserve"> Android SDK, an integrated emulator, an intuitive XML layout editor, and robust debugging tools</w:t>
+      </w:r>
+      <w:r>
+        <w:rPr>
+          <w:lang w:val="en-US"/>
+        </w:rPr>
+        <w:t xml:space="preserve">, </w:t>
+      </w:r>
+      <w:r>
+        <w:rPr>
+          <w:lang w:val="en-US"/>
+        </w:rPr>
+        <w:t xml:space="preserve">the Layout Inspector and Profiler. </w:t>
+      </w:r>
+      <w:r>
+        <w:rPr>
+          <w:lang w:val="en-US"/>
+        </w:rPr>
+        <w:t>Android Studio’s</w:t>
+      </w:r>
+      <w:r>
+        <w:rPr>
+          <w:lang w:val="en-US"/>
+        </w:rPr>
+        <w:t xml:space="preserve"> native support for the Gradle build system and version control streamlines the entire development workflow for a high-performance, platform-optimized application.</w:t>
+      </w:r>
+    </w:p>
+    <w:p>
+      <w:pPr>
+        <w:rPr>
+          <w:lang w:val="en-US"/>
+        </w:rPr>
+      </w:pPr>
+      <w:r>
+        <w:rPr>
+          <w:b/>
+          <w:lang w:val="en-US"/>
+        </w:rPr>
+        <w:t>Figure 1.1</w:t>
+      </w:r>
+      <w:r>
+        <w:rPr>
+          <w:lang w:val="en-US"/>
+        </w:rPr>
+        <w:t xml:space="preserve"> shows the direct version control capabilities embedded within Android Studio, a feature that has been crucial within our development journey.</w:t>
+      </w:r>
+    </w:p>
+    <w:p>
+      <w:pPr>
+        <w:rPr>
+          <w:lang w:val="en-US"/>
+        </w:rPr>
+      </w:pPr>
+    </w:p>
+    <w:p>
+      <w:pPr>
+        <w:rPr>
+          <w:lang w:val="en-US"/>
+        </w:rPr>
+      </w:pPr>
+      <w:r>
+        <w:rPr>
+          <w:lang w:val="en-US"/>
+        </w:rPr>
+        <w:t xml:space="preserve">For an app like </w:t>
+      </w:r>
+      <w:proofErr w:type="spellStart"/>
+      <w:r>
+        <w:rPr>
+          <w:lang w:val="en-US"/>
+        </w:rPr>
+        <w:t>SplashScreen</w:t>
+      </w:r>
+      <w:proofErr w:type="spellEnd"/>
+      <w:r>
+        <w:rPr>
+          <w:lang w:val="en-US"/>
+        </w:rPr>
+        <w:t>, building native</w:t>
+      </w:r>
+      <w:r>
+        <w:rPr>
+          <w:lang w:val="en-US"/>
+        </w:rPr>
+        <w:t xml:space="preserve"> mobile </w:t>
+      </w:r>
+      <w:proofErr w:type="gramStart"/>
+      <w:r>
+        <w:rPr>
+          <w:lang w:val="en-US"/>
+        </w:rPr>
+        <w:t>app</w:t>
+      </w:r>
+      <w:proofErr w:type="gramEnd"/>
+      <w:r>
+        <w:rPr>
+          <w:lang w:val="en-US"/>
+        </w:rPr>
+        <w:t xml:space="preserve"> was a critical </w:t>
+      </w:r>
+      <w:r>
+        <w:rPr>
+          <w:lang w:val="en-US"/>
+        </w:rPr>
+        <w:t xml:space="preserve">and important </w:t>
+      </w:r>
+      <w:r>
+        <w:rPr>
+          <w:lang w:val="en-US"/>
+        </w:rPr>
+        <w:t xml:space="preserve">decision. It gives us </w:t>
+      </w:r>
+      <w:proofErr w:type="gramStart"/>
+      <w:r>
+        <w:rPr>
+          <w:lang w:val="en-US"/>
+        </w:rPr>
+        <w:t>a direct</w:t>
+      </w:r>
+      <w:proofErr w:type="gramEnd"/>
+      <w:r>
+        <w:rPr>
+          <w:lang w:val="en-US"/>
+        </w:rPr>
+        <w:t xml:space="preserve"> </w:t>
+      </w:r>
+      <w:r>
+        <w:rPr>
+          <w:lang w:val="en-US"/>
+        </w:rPr>
+        <w:t>access</w:t>
+      </w:r>
+      <w:r>
+        <w:rPr>
+          <w:lang w:val="en-US"/>
+        </w:rPr>
+        <w:t xml:space="preserve"> to the device's hardware and the latest Android features without the performance overhead that can come from a cross-platform abstraction layer</w:t>
+      </w:r>
+      <w:r>
+        <w:rPr>
+          <w:lang w:val="en-US"/>
+        </w:rPr>
+        <w:t xml:space="preserve">, </w:t>
+      </w:r>
+      <w:r>
+        <w:rPr>
+          <w:lang w:val="en-US"/>
+        </w:rPr>
+        <w:t>like in React Native or Flutter.</w:t>
+      </w:r>
+      <w:r>
+        <w:rPr>
+          <w:lang w:val="en-US"/>
+        </w:rPr>
+        <w:t xml:space="preserve"> </w:t>
+      </w:r>
+      <w:r>
+        <w:rPr>
+          <w:lang w:val="en-US"/>
+        </w:rPr>
+        <w:t xml:space="preserve">This means faster app load times, a </w:t>
+      </w:r>
+      <w:r>
+        <w:rPr>
+          <w:lang w:val="en-US"/>
+        </w:rPr>
+        <w:t>more responsive</w:t>
+      </w:r>
+      <w:r>
+        <w:rPr>
+          <w:lang w:val="en-US"/>
+        </w:rPr>
+        <w:t xml:space="preserve"> user interface and a smaller initial app size</w:t>
+      </w:r>
+      <w:r>
+        <w:rPr>
+          <w:lang w:val="en-US"/>
+        </w:rPr>
+        <w:t xml:space="preserve">, </w:t>
+      </w:r>
+      <w:r>
+        <w:rPr>
+          <w:lang w:val="en-US"/>
+        </w:rPr>
+        <w:t xml:space="preserve">all key factors for </w:t>
+      </w:r>
+      <w:proofErr w:type="gramStart"/>
+      <w:r>
+        <w:rPr>
+          <w:lang w:val="en-US"/>
+        </w:rPr>
+        <w:t>a great</w:t>
+      </w:r>
+      <w:proofErr w:type="gramEnd"/>
+      <w:r>
+        <w:rPr>
+          <w:lang w:val="en-US"/>
+        </w:rPr>
+        <w:t xml:space="preserve"> user experience.</w:t>
+      </w:r>
+      <w:r>
+        <w:rPr>
+          <w:lang w:val="en-US"/>
+        </w:rPr>
+        <w:t xml:space="preserve"> </w:t>
+      </w:r>
+      <w:r>
+        <w:rPr>
+          <w:lang w:val="en-US"/>
+        </w:rPr>
+        <w:t>For android development, we weren’t as limited to device capabilities compared to iOS app development.</w:t>
+      </w:r>
+    </w:p>
+    <w:p>
+      <w:pPr>
+        <w:rPr>
+          <w:lang w:val="en-US"/>
+        </w:rPr>
+      </w:pPr>
+    </w:p>
+    <w:p>
+      <w:pPr>
+        <w:rPr>
+          <w:lang w:val="en-US"/>
+        </w:rPr>
+      </w:pPr>
+      <w:r>
+        <w:rPr>
+          <w:lang w:val="en-US"/>
+        </w:rPr>
+        <w:t xml:space="preserve">We </w:t>
+      </w:r>
+      <w:r>
+        <w:rPr>
+          <w:lang w:val="en-US"/>
+        </w:rPr>
+        <w:t>decided to go</w:t>
+      </w:r>
+      <w:r>
+        <w:rPr>
+          <w:lang w:val="en-US"/>
+        </w:rPr>
+        <w:t xml:space="preserve"> for the traditional stack of Java and XML. While modern alternatives like Kotlin and Jetpack Compose offer powerful features, Java's long-standing stability and immense library support provided </w:t>
+      </w:r>
+      <w:proofErr w:type="gramStart"/>
+      <w:r>
+        <w:rPr>
+          <w:lang w:val="en-US"/>
+        </w:rPr>
+        <w:t>us</w:t>
+      </w:r>
+      <w:proofErr w:type="gramEnd"/>
+      <w:r>
+        <w:rPr>
+          <w:lang w:val="en-US"/>
+        </w:rPr>
+        <w:t xml:space="preserve"> </w:t>
+      </w:r>
+      <w:r>
+        <w:rPr>
+          <w:lang w:val="en-US"/>
+        </w:rPr>
+        <w:t>a reliable foundation.</w:t>
+      </w:r>
+      <w:r>
+        <w:rPr>
+          <w:lang w:val="en-US"/>
+        </w:rPr>
+        <w:t xml:space="preserve"> This decision was also met after consulting some tutorials (</w:t>
+      </w:r>
+      <w:proofErr w:type="spellStart"/>
+      <w:r>
+        <w:t>Vogella</w:t>
+      </w:r>
+      <w:proofErr w:type="spellEnd"/>
+      <w:r>
+        <w:t>, 2023).</w:t>
+      </w:r>
+      <w:r>
+        <w:rPr>
+          <w:lang w:val="en-US"/>
+        </w:rPr>
+        <w:t xml:space="preserve"> The visual XML Layout Editor was also incredibly valuable for rapidly designing and iterating on </w:t>
+      </w:r>
+      <w:proofErr w:type="spellStart"/>
+      <w:r>
+        <w:rPr>
+          <w:i/>
+          <w:lang w:val="en-US"/>
+        </w:rPr>
+        <w:t>SplashScreen's</w:t>
+      </w:r>
+      <w:proofErr w:type="spellEnd"/>
+      <w:r>
+        <w:rPr>
+          <w:lang w:val="en-US"/>
+        </w:rPr>
+        <w:t xml:space="preserve"> complex user interfaces, from the custom navigation drawer to the detailed calculator screens</w:t>
+      </w:r>
+      <w:r>
+        <w:rPr>
+          <w:lang w:val="en-US"/>
+        </w:rPr>
+        <w:t xml:space="preserve">, developing our designs, which some were based on </w:t>
+      </w:r>
+      <w:proofErr w:type="spellStart"/>
+      <w:r>
+        <w:rPr>
+          <w:lang w:val="en-US"/>
+        </w:rPr>
+        <w:t>UiLover</w:t>
+      </w:r>
+      <w:proofErr w:type="spellEnd"/>
+      <w:r>
+        <w:rPr>
+          <w:lang w:val="en-US"/>
+        </w:rPr>
+        <w:t>, was made easier</w:t>
+      </w:r>
+      <w:r>
+        <w:t xml:space="preserve"> </w:t>
+      </w:r>
+      <w:r>
+        <w:t>(</w:t>
+      </w:r>
+      <w:proofErr w:type="spellStart"/>
+      <w:r>
+        <w:t>UiLover</w:t>
+      </w:r>
+      <w:proofErr w:type="spellEnd"/>
+      <w:r>
+        <w:t>, n.d.)</w:t>
+      </w:r>
+      <w:r>
+        <w:rPr>
+          <w:lang w:val="en-US"/>
+        </w:rPr>
+        <w:t>. Given the project's timeline, leveraging our existing proficiency in this stack was a pragmatic choice. It allowed us to focus our efforts on implementing robust features and adopting modern architectural patterns, like the Shared View</w:t>
+      </w:r>
+      <w:r>
+        <w:rPr>
+          <w:lang w:val="en-US"/>
+        </w:rPr>
+        <w:t xml:space="preserve"> </w:t>
+      </w:r>
+      <w:r>
+        <w:rPr>
+          <w:lang w:val="en-US"/>
+        </w:rPr>
+        <w:t>Model, rather than learning an entirely new language and UI framework from the ground up</w:t>
+      </w:r>
+      <w:r>
+        <w:rPr>
+          <w:lang w:val="en-US"/>
+        </w:rPr>
+        <w:t xml:space="preserve"> (Android Developers, 2025)</w:t>
+      </w:r>
+      <w:r>
+        <w:rPr>
+          <w:lang w:val="en-US"/>
+        </w:rPr>
+        <w:t>.</w:t>
+      </w:r>
+    </w:p>
+    <w:p>
+      <w:pPr>
+        <w:pStyle w:val="ListParagraph"/>
+        <w:numPr>
+          <w:ilvl w:val="2"/>
+          <w:numId w:val="22"/>
+        </w:numPr>
+        <w:outlineLvl w:val="2"/>
+        <w:rPr>
+          <w:b/>
+          <w:bCs/>
+          <w:lang w:val="en-US"/>
+        </w:rPr>
+      </w:pPr>
+      <w:r>
+        <w:rPr>
+          <w:b/>
+          <w:bCs/>
+          <w:lang w:val="en-US"/>
+        </w:rPr>
+        <w:lastRenderedPageBreak/>
+        <w:t>Firebase</w:t>
+      </w:r>
+    </w:p>
+    <w:p>
+      <w:pPr>
+        <w:rPr>
+          <w:lang w:val="en-US"/>
+        </w:rPr>
+      </w:pPr>
+      <w:r>
+        <w:rPr>
+          <w:noProof/>
+          <w:lang w:val="en-US"/>
+        </w:rPr>
+        <w:drawing>
+          <wp:inline distT="0" distB="0" distL="0" distR="0" wp14:anchorId="1D3CCC06" wp14:editId="75C1863F">
+            <wp:extent cx="5600700" cy="2784206"/>
+            <wp:effectExtent l="0" t="0" r="0" b="0"/>
+            <wp:docPr id="326213793" name="Picture 326213793" descr="A screenshot of a computer program&#10;&#10;AI-generated content may be incorrect."/>
+            <wp:cNvGraphicFramePr>
+              <a:graphicFrameLocks xmlns:a="http://schemas.openxmlformats.org/drawingml/2006/main" noChangeAspect="1"/>
+            </wp:cNvGraphicFramePr>
+            <a:graphic xmlns:a="http://schemas.openxmlformats.org/drawingml/2006/main">
+              <a:graphicData uri="http://schemas.openxmlformats.org/drawingml/2006/picture">
+                <pic:pic xmlns:pic="http://schemas.openxmlformats.org/drawingml/2006/picture">
+                  <pic:nvPicPr>
+                    <pic:cNvPr id="326213793" name="Picture 326213793" descr="A screenshot of a computer program&#10;&#10;AI-generated content may be incorrect."/>
+                    <pic:cNvPicPr/>
+                  </pic:nvPicPr>
+                  <pic:blipFill>
+                    <a:blip r:embed="rId21"/>
+                    <a:stretch>
+                      <a:fillRect/>
+                    </a:stretch>
+                  </pic:blipFill>
+                  <pic:spPr>
+                    <a:xfrm>
+                      <a:off x="0" y="0"/>
+                      <a:ext cx="5602686" cy="2785193"/>
+                    </a:xfrm>
+                    <a:prstGeom prst="rect">
+                      <a:avLst/>
+                    </a:prstGeom>
+                  </pic:spPr>
+                </pic:pic>
+              </a:graphicData>
+            </a:graphic>
+          </wp:inline>
+        </w:drawing>
+      </w:r>
+    </w:p>
+    <w:p>
+      <w:pPr>
+        <w:pStyle w:val="Images"/>
+      </w:pPr>
+      <w:r>
+        <w:t xml:space="preserve">Figure </w:t>
+      </w:r>
+      <w:r>
+        <w:t xml:space="preserve">1.2 Custom </w:t>
+      </w:r>
+      <w:proofErr w:type="spellStart"/>
+      <w:r>
+        <w:t>Firestore</w:t>
+      </w:r>
+      <w:proofErr w:type="spellEnd"/>
+      <w:r>
+        <w:t xml:space="preserve"> Security Rules enforcing user-level and business-level data ownership for the </w:t>
+      </w:r>
+      <w:proofErr w:type="spellStart"/>
+      <w:r>
+        <w:t>SplashScreen</w:t>
+      </w:r>
+      <w:proofErr w:type="spellEnd"/>
+      <w:r>
+        <w:t xml:space="preserve"> database</w:t>
+      </w:r>
+    </w:p>
+    <w:p>
+      <w:pPr>
+        <w:rPr>
+          <w:lang w:val="en-US"/>
+        </w:rPr>
+      </w:pPr>
+      <w:r>
+        <w:rPr>
+          <w:lang w:val="en-US"/>
+        </w:rPr>
+        <w:t xml:space="preserve">For our backend we selected </w:t>
+      </w:r>
+      <w:r>
+        <w:rPr>
+          <w:lang w:val="en-US"/>
+        </w:rPr>
+        <w:t xml:space="preserve">Firebase, a platform developed by Google, for its comprehensive suite of backend services. Its inclusion avoids the need to build and maintain a custom server infrastructure, significantly accelerating </w:t>
+      </w:r>
+      <w:r>
+        <w:rPr>
+          <w:lang w:val="en-US"/>
+        </w:rPr>
+        <w:t xml:space="preserve">our </w:t>
+      </w:r>
+      <w:r>
+        <w:rPr>
+          <w:lang w:val="en-US"/>
+        </w:rPr>
+        <w:t xml:space="preserve">deployment. </w:t>
+      </w:r>
+      <w:r>
+        <w:rPr>
+          <w:lang w:val="en-US"/>
+        </w:rPr>
+        <w:t>The k</w:t>
+      </w:r>
+      <w:r>
+        <w:rPr>
+          <w:lang w:val="en-US"/>
+        </w:rPr>
+        <w:t>ey services</w:t>
+      </w:r>
+      <w:r>
+        <w:rPr>
+          <w:lang w:val="en-US"/>
+        </w:rPr>
+        <w:t xml:space="preserve"> we</w:t>
+      </w:r>
+      <w:r>
+        <w:rPr>
+          <w:lang w:val="en-US"/>
+        </w:rPr>
+        <w:t xml:space="preserve"> utilized include Firebase Authentication for secure user login/registration and Cloud </w:t>
+      </w:r>
+      <w:proofErr w:type="spellStart"/>
+      <w:r>
+        <w:rPr>
+          <w:lang w:val="en-US"/>
+        </w:rPr>
+        <w:t>Firestore</w:t>
+      </w:r>
+      <w:proofErr w:type="spellEnd"/>
+      <w:r>
+        <w:rPr>
+          <w:lang w:val="en-US"/>
+        </w:rPr>
+        <w:t xml:space="preserve"> for efficient and scalable data storage.</w:t>
+      </w:r>
+    </w:p>
+    <w:p>
+      <w:pPr>
+        <w:rPr>
+          <w:lang w:val="en-US"/>
+        </w:rPr>
+      </w:pPr>
+    </w:p>
+    <w:p>
+      <w:pPr>
+        <w:rPr>
+          <w:lang w:val="en-US"/>
+        </w:rPr>
+      </w:pPr>
+      <w:r>
+        <w:rPr>
+          <w:lang w:val="en-US"/>
+        </w:rPr>
+        <w:t xml:space="preserve">We chose this non-relational database platform primarily for its developer </w:t>
+      </w:r>
+      <w:proofErr w:type="gramStart"/>
+      <w:r>
+        <w:rPr>
+          <w:lang w:val="en-US"/>
+        </w:rPr>
+        <w:t>velocity</w:t>
+      </w:r>
+      <w:proofErr w:type="gramEnd"/>
+      <w:r>
+        <w:rPr>
+          <w:lang w:val="en-US"/>
+        </w:rPr>
+        <w:t xml:space="preserve"> and powerful real-time capabilities. While Cloud </w:t>
+      </w:r>
+      <w:proofErr w:type="spellStart"/>
+      <w:r>
+        <w:rPr>
+          <w:lang w:val="en-US"/>
+        </w:rPr>
+        <w:t>Firestore</w:t>
+      </w:r>
+      <w:proofErr w:type="spellEnd"/>
+      <w:r>
+        <w:rPr>
+          <w:lang w:val="en-US"/>
+        </w:rPr>
+        <w:t xml:space="preserve"> is NoSQL, our data structure was carefully designed to mirror relational database best practices, ensuring data integrity comparable to normalization standards. The core advantage for </w:t>
+      </w:r>
+      <w:proofErr w:type="spellStart"/>
+      <w:r>
+        <w:rPr>
+          <w:i/>
+          <w:lang w:val="en-US"/>
+        </w:rPr>
+        <w:t>SplashScreen</w:t>
+      </w:r>
+      <w:proofErr w:type="spellEnd"/>
+      <w:r>
+        <w:rPr>
+          <w:lang w:val="en-US"/>
+        </w:rPr>
+        <w:t>, however, lies in Firebase's comprehensive security and data delivery:</w:t>
+      </w:r>
+    </w:p>
+    <w:p>
+      <w:pPr>
+        <w:rPr>
+          <w:lang w:val="en-US"/>
+        </w:rPr>
+      </w:pPr>
+    </w:p>
+    <w:p>
+      <w:pPr>
+        <w:rPr>
+          <w:lang w:val="en-US"/>
+        </w:rPr>
+      </w:pPr>
+      <w:r>
+        <w:rPr>
+          <w:b/>
+          <w:lang w:val="en-US"/>
+        </w:rPr>
+        <w:t>Authentication and Data Modularity:</w:t>
+      </w:r>
+      <w:r>
+        <w:rPr>
+          <w:lang w:val="en-US"/>
+        </w:rPr>
+        <w:t xml:space="preserve"> Firebase natively handles secure user sign-in and provides real-time data synchronization. This was critical for building features like our </w:t>
+      </w:r>
+      <w:r>
+        <w:rPr>
+          <w:lang w:val="en-US"/>
+        </w:rPr>
+        <w:t xml:space="preserve">maintenance </w:t>
+      </w:r>
+      <w:r>
+        <w:rPr>
+          <w:lang w:val="en-US"/>
+        </w:rPr>
+        <w:t>event management functionality, ensuring users receive immediate updates when they create, modify, or delete maintenance events or logs from any authenticated device.</w:t>
+      </w:r>
+    </w:p>
+    <w:p>
+      <w:pPr>
+        <w:rPr>
+          <w:lang w:val="en-US"/>
+        </w:rPr>
+      </w:pPr>
+    </w:p>
+    <w:p>
+      <w:pPr>
+        <w:rPr>
+          <w:lang w:val="en-US"/>
+        </w:rPr>
+      </w:pPr>
+      <w:r>
+        <w:rPr>
+          <w:b/>
+          <w:lang w:val="en-US"/>
+        </w:rPr>
+        <w:t>Security Rules:</w:t>
+      </w:r>
+      <w:r>
+        <w:rPr>
+          <w:lang w:val="en-US"/>
+        </w:rPr>
+        <w:t xml:space="preserve"> The platform </w:t>
+      </w:r>
+      <w:proofErr w:type="gramStart"/>
+      <w:r>
+        <w:rPr>
+          <w:lang w:val="en-US"/>
+        </w:rPr>
+        <w:t>allows for</w:t>
+      </w:r>
+      <w:proofErr w:type="gramEnd"/>
+      <w:r>
+        <w:rPr>
+          <w:lang w:val="en-US"/>
+        </w:rPr>
+        <w:t xml:space="preserve"> precise control over data access via </w:t>
+      </w:r>
+      <w:proofErr w:type="spellStart"/>
+      <w:r>
+        <w:rPr>
+          <w:lang w:val="en-US"/>
+        </w:rPr>
+        <w:t>Firestore</w:t>
+      </w:r>
+      <w:proofErr w:type="spellEnd"/>
+      <w:r>
+        <w:rPr>
+          <w:lang w:val="en-US"/>
+        </w:rPr>
+        <w:t xml:space="preserve"> Security Rules. As demonstrated in </w:t>
+      </w:r>
+      <w:r>
+        <w:rPr>
+          <w:b/>
+          <w:lang w:val="en-US"/>
+        </w:rPr>
+        <w:t>Figure 1.2</w:t>
+      </w:r>
+      <w:r>
+        <w:rPr>
+          <w:lang w:val="en-US"/>
+        </w:rPr>
+        <w:t xml:space="preserve">, every read and write operation is tightly coupled to the authenticated user's ID </w:t>
+      </w:r>
+      <w:r>
+        <w:rPr>
+          <w:rStyle w:val="CodeChar"/>
+        </w:rPr>
+        <w:t>(</w:t>
+      </w:r>
+      <w:proofErr w:type="spellStart"/>
+      <w:r>
+        <w:rPr>
+          <w:rStyle w:val="CodeChar"/>
+        </w:rPr>
+        <w:t>request.auth.uid</w:t>
+      </w:r>
+      <w:proofErr w:type="spellEnd"/>
+      <w:r>
+        <w:rPr>
+          <w:rStyle w:val="CodeChar"/>
+        </w:rPr>
+        <w:t>),</w:t>
+      </w:r>
+      <w:r>
+        <w:rPr>
+          <w:lang w:val="en-US"/>
+        </w:rPr>
+        <w:t xml:space="preserve"> ensuring that a pool owner can only access or modify data belonging to their specific pool document.</w:t>
+      </w:r>
+    </w:p>
+    <w:p>
+      <w:pPr>
+        <w:rPr>
+          <w:lang w:val="en-US"/>
+        </w:rPr>
+      </w:pPr>
+    </w:p>
+    <w:p>
+      <w:pPr>
+        <w:rPr>
+          <w:lang w:val="en-US"/>
+        </w:rPr>
+      </w:pPr>
+      <w:r>
+        <w:rPr>
+          <w:b/>
+          <w:lang w:val="en-US"/>
+        </w:rPr>
+        <w:t>App Integrity:</w:t>
+      </w:r>
+      <w:r>
+        <w:rPr>
+          <w:lang w:val="en-US"/>
+        </w:rPr>
+        <w:t xml:space="preserve"> To further secure the backend, we utilized Firebase App Check. This feature ensures that database queries and network requests originating from the client are only accepted if they come from a verified instance of the </w:t>
+      </w:r>
+      <w:proofErr w:type="spellStart"/>
+      <w:r>
+        <w:rPr>
+          <w:lang w:val="en-US"/>
+        </w:rPr>
+        <w:t>SplashScreen</w:t>
+      </w:r>
+      <w:proofErr w:type="spellEnd"/>
+      <w:r>
+        <w:rPr>
+          <w:lang w:val="en-US"/>
+        </w:rPr>
+        <w:t xml:space="preserve"> application, effectively mitigating denial-of-service and unauthorized access attempts.</w:t>
+      </w:r>
+      <w:r>
+        <w:rPr>
+          <w:lang w:val="en-US"/>
+        </w:rPr>
+        <w:t xml:space="preserve"> Every signed version of the </w:t>
+      </w:r>
+      <w:proofErr w:type="spellStart"/>
+      <w:r>
+        <w:rPr>
+          <w:lang w:val="en-US"/>
+        </w:rPr>
+        <w:t>SplashScreen</w:t>
+      </w:r>
+      <w:proofErr w:type="spellEnd"/>
+      <w:r>
+        <w:rPr>
+          <w:lang w:val="en-US"/>
+        </w:rPr>
+        <w:t xml:space="preserve"> .</w:t>
+      </w:r>
+      <w:proofErr w:type="spellStart"/>
+      <w:r>
+        <w:rPr>
+          <w:lang w:val="en-US"/>
+        </w:rPr>
+        <w:t>apk</w:t>
+      </w:r>
+      <w:proofErr w:type="spellEnd"/>
+      <w:r>
+        <w:rPr>
+          <w:lang w:val="en-US"/>
+        </w:rPr>
+        <w:t xml:space="preserve"> we have additional configurations that will conform to this.</w:t>
+      </w:r>
+    </w:p>
+    <w:p>
+      <w:pPr>
+        <w:rPr>
+          <w:lang w:val="en-US"/>
+        </w:rPr>
+      </w:pPr>
+      <w:r>
+        <w:rPr>
+          <w:lang w:val="en-US"/>
+        </w:rPr>
+        <w:lastRenderedPageBreak/>
+        <w:t>This robust framework ensures the application is not only fast and responsive but also highly secure and scalable as the user base grows</w:t>
+      </w:r>
+      <w:r>
+        <w:rPr>
+          <w:lang w:val="en-US"/>
+        </w:rPr>
+        <w:t xml:space="preserve"> (Firebase Developers, 2025)</w:t>
+      </w:r>
+      <w:r>
+        <w:rPr>
+          <w:lang w:val="en-US"/>
+        </w:rPr>
+        <w:t>.</w:t>
+      </w:r>
+    </w:p>
+    <w:p>
+      <w:pPr>
+        <w:rPr>
+          <w:lang w:val="en-US"/>
+        </w:rPr>
+      </w:pPr>
+    </w:p>
+    <w:p>
+      <w:pPr>
+        <w:rPr>
+          <w:lang w:val="en-US"/>
+        </w:rPr>
+      </w:pPr>
+    </w:p>
+    <w:p>
+      <w:pPr>
+        <w:pStyle w:val="Heading2"/>
+        <w:rPr>
+          <w:b/>
+          <w:sz w:val="28"/>
+          <w:szCs w:val="28"/>
+          <w:lang w:val="en-US"/>
+        </w:rPr>
+      </w:pPr>
+      <w:bookmarkStart w:id="28" w:name="_Toc116373215"/>
+      <w:proofErr w:type="gramStart"/>
+      <w:r>
+        <w:rPr>
+          <w:b/>
+          <w:sz w:val="28"/>
+          <w:szCs w:val="28"/>
+          <w:lang w:val="en-US"/>
+        </w:rPr>
+        <w:t>3</w:t>
+      </w:r>
+      <w:r>
+        <w:rPr>
+          <w:b/>
+          <w:sz w:val="28"/>
+          <w:szCs w:val="28"/>
+          <w:lang w:val="en-US"/>
+        </w:rPr>
+        <w:t>.</w:t>
+      </w:r>
+      <w:r>
+        <w:rPr>
+          <w:b/>
+          <w:sz w:val="28"/>
+          <w:szCs w:val="28"/>
+          <w:lang w:val="en-US"/>
+        </w:rPr>
+        <w:t>2</w:t>
+      </w:r>
+      <w:r>
+        <w:rPr>
+          <w:b/>
+          <w:sz w:val="28"/>
+          <w:szCs w:val="28"/>
+          <w:lang w:val="en-US"/>
+        </w:rPr>
+        <w:t xml:space="preserve">  </w:t>
+      </w:r>
+      <w:r>
+        <w:rPr>
+          <w:b/>
+          <w:sz w:val="28"/>
+          <w:szCs w:val="28"/>
+          <w:lang w:val="en-US"/>
+        </w:rPr>
+        <w:t>Extracts</w:t>
+      </w:r>
+      <w:proofErr w:type="gramEnd"/>
+      <w:r>
+        <w:rPr>
+          <w:b/>
+          <w:sz w:val="28"/>
+          <w:szCs w:val="28"/>
+          <w:lang w:val="en-US"/>
+        </w:rPr>
+        <w:t xml:space="preserve"> of complex code</w:t>
+      </w:r>
+      <w:bookmarkEnd w:id="28"/>
+      <w:r>
+        <w:rPr>
+          <w:b/>
+          <w:sz w:val="28"/>
+          <w:szCs w:val="28"/>
+          <w:lang w:val="en-US"/>
+        </w:rPr>
+        <w:t xml:space="preserve"> </w:t>
+      </w:r>
+    </w:p>
+    <w:p>
+      <w:pPr>
+        <w:jc w:val="both"/>
+        <w:rPr>
+          <w:lang w:val="en-US"/>
+        </w:rPr>
+      </w:pPr>
+      <w:r>
+        <w:t xml:space="preserve">This section presents our most complex operations, as of October 2025 from the </w:t>
+      </w:r>
+      <w:proofErr w:type="spellStart"/>
+      <w:r>
+        <w:rPr>
+          <w:i/>
+          <w:iCs/>
+        </w:rPr>
+        <w:t>SplashScreen</w:t>
+      </w:r>
+      <w:proofErr w:type="spellEnd"/>
+      <w:r>
+        <w:rPr>
+          <w:i/>
+          <w:iCs/>
+        </w:rPr>
+        <w:t xml:space="preserve"> </w:t>
+      </w:r>
+      <w:r>
+        <w:t>codebase.</w:t>
+      </w:r>
+    </w:p>
+    <w:p>
+      <w:pPr>
+        <w:rPr>
+          <w:lang w:val="en-US"/>
+        </w:rPr>
+      </w:pPr>
+    </w:p>
+    <w:p>
+      <w:pPr>
+        <w:pStyle w:val="Heading3"/>
+        <w:rPr>
+          <w:sz w:val="28"/>
+          <w:szCs w:val="28"/>
+          <w:u w:val="single"/>
+          <w:lang w:val="en-US"/>
+        </w:rPr>
+      </w:pPr>
+      <w:bookmarkStart w:id="29" w:name="_Toc211592048"/>
+      <w:bookmarkStart w:id="30" w:name="_Toc211689421"/>
+      <w:r>
+        <w:rPr>
+          <w:sz w:val="28"/>
+          <w:szCs w:val="28"/>
+          <w:u w:val="single"/>
+          <w:lang w:val="en-US"/>
+        </w:rPr>
+        <w:t>3</w:t>
+      </w:r>
+      <w:r>
+        <w:rPr>
+          <w:sz w:val="28"/>
+          <w:szCs w:val="28"/>
+          <w:u w:val="single"/>
+          <w:lang w:val="en-US"/>
+        </w:rPr>
+        <w:t>.</w:t>
+      </w:r>
+      <w:r>
+        <w:rPr>
+          <w:sz w:val="28"/>
+          <w:szCs w:val="28"/>
+          <w:u w:val="single"/>
+          <w:lang w:val="en-US"/>
+        </w:rPr>
+        <w:t>2.1</w:t>
+      </w:r>
+      <w:r>
+        <w:rPr>
+          <w:sz w:val="28"/>
+          <w:szCs w:val="28"/>
+          <w:u w:val="single"/>
+          <w:lang w:val="en-US"/>
+        </w:rPr>
+        <w:t xml:space="preserve"> </w:t>
+      </w:r>
+      <w:r>
+        <w:rPr>
+          <w:sz w:val="28"/>
+          <w:szCs w:val="28"/>
+          <w:u w:val="single"/>
+          <w:lang w:val="en-US"/>
+        </w:rPr>
+        <w:t>Loading events and real-time management</w:t>
+      </w:r>
+      <w:bookmarkEnd w:id="29"/>
+      <w:bookmarkEnd w:id="30"/>
+    </w:p>
+    <w:p>
+      <w:pPr>
+        <w:jc w:val="both"/>
+        <w:rPr>
+          <w:color w:val="4472C4" w:themeColor="accent1"/>
+          <w:lang w:val="en-US"/>
+        </w:rPr>
+      </w:pPr>
+    </w:p>
+    <w:p>
+      <w:pPr>
+        <w:pStyle w:val="Heading4"/>
+      </w:pPr>
+      <w:r>
+        <w:t>Theoretical Anatomy</w:t>
+      </w:r>
+    </w:p>
+    <w:p>
+      <w:pPr>
+        <w:jc w:val="both"/>
+        <w:rPr>
+          <w:color w:val="4472C4" w:themeColor="accent1"/>
+          <w:lang w:val="en-US"/>
+        </w:rPr>
+      </w:pPr>
+    </w:p>
+    <w:p>
+      <w:pPr>
+        <w:jc w:val="both"/>
+        <w:rPr>
+          <w:i/>
+          <w:iCs/>
+          <w:color w:val="4472C4" w:themeColor="accent1"/>
+          <w:lang w:val="en-US"/>
+        </w:rPr>
+      </w:pPr>
+      <w:r>
+        <w:rPr>
+          <w:i/>
+          <w:iCs/>
+          <w:color w:val="4472C4" w:themeColor="accent1"/>
+          <w:lang w:val="en-US"/>
+        </w:rPr>
+        <w:t>Extract</w:t>
+      </w:r>
+      <w:r>
+        <w:rPr>
+          <w:i/>
+          <w:iCs/>
+          <w:color w:val="4472C4" w:themeColor="accent1"/>
+          <w:lang w:val="en-US"/>
+        </w:rPr>
+        <w:t>:</w:t>
+      </w:r>
+      <w:r>
+        <w:rPr>
+          <w:i/>
+          <w:iCs/>
+          <w:color w:val="4472C4" w:themeColor="accent1"/>
+          <w:lang w:val="en-US"/>
+        </w:rPr>
+        <w:t xml:space="preserve"> </w:t>
+      </w:r>
+      <w:r>
+        <w:t xml:space="preserve">The </w:t>
+      </w:r>
+      <w:proofErr w:type="spellStart"/>
+      <w:r>
+        <w:rPr>
+          <w:rStyle w:val="CodeChar"/>
+        </w:rPr>
+        <w:t>loadEventsForSelectedDate</w:t>
+      </w:r>
+      <w:proofErr w:type="spellEnd"/>
+      <w:r>
+        <w:t xml:space="preserve"> Method for Real-Time Event Management</w:t>
+      </w:r>
+    </w:p>
+    <w:p>
+      <w:pPr>
+        <w:jc w:val="both"/>
+        <w:rPr>
+          <w:lang w:val="en-US"/>
+        </w:rPr>
+      </w:pPr>
+    </w:p>
+    <w:p>
+      <w:pPr>
+        <w:jc w:val="both"/>
+        <w:rPr>
+          <w:lang w:val="en-US"/>
+        </w:rPr>
+      </w:pPr>
+      <w:r>
+        <w:rPr>
+          <w:noProof/>
+          <w:lang w:val="en-US"/>
+        </w:rPr>
+        <w:drawing>
+          <wp:inline distT="0" distB="0" distL="0" distR="0" wp14:anchorId="336D1B53" wp14:editId="217F9E44">
+            <wp:extent cx="5727700" cy="2820670"/>
+            <wp:effectExtent l="0" t="0" r="6350" b="0"/>
+            <wp:docPr id="529463221" name="Picture 529463221" descr="A screenshot of a computer program&#10;&#10;AI-generated content may be incorrect."/>
+            <wp:cNvGraphicFramePr>
+              <a:graphicFrameLocks xmlns:a="http://schemas.openxmlformats.org/drawingml/2006/main" noChangeAspect="1"/>
+            </wp:cNvGraphicFramePr>
+            <a:graphic xmlns:a="http://schemas.openxmlformats.org/drawingml/2006/main">
+              <a:graphicData uri="http://schemas.openxmlformats.org/drawingml/2006/picture">
+                <pic:pic xmlns:pic="http://schemas.openxmlformats.org/drawingml/2006/picture">
+                  <pic:nvPicPr>
+                    <pic:cNvPr id="529463221" name="Picture 529463221" descr="A screenshot of a computer program&#10;&#10;AI-generated content may be incorrect."/>
+                    <pic:cNvPicPr/>
+                  </pic:nvPicPr>
+                  <pic:blipFill>
+                    <a:blip r:embed="rId22"/>
+                    <a:stretch>
+                      <a:fillRect/>
+                    </a:stretch>
+                  </pic:blipFill>
+                  <pic:spPr>
+                    <a:xfrm>
+                      <a:off x="0" y="0"/>
+                      <a:ext cx="5727700" cy="2820670"/>
+                    </a:xfrm>
+                    <a:prstGeom prst="rect">
+                      <a:avLst/>
+                    </a:prstGeom>
+                  </pic:spPr>
+                </pic:pic>
+              </a:graphicData>
+            </a:graphic>
+          </wp:inline>
+        </w:drawing>
+      </w:r>
+    </w:p>
+    <w:p>
+      <w:pPr>
+        <w:pStyle w:val="Images"/>
         <w:rPr>
           <w:sz w:val="23"/>
           <w:szCs w:val="23"/>
         </w:rPr>
       </w:pPr>
       <w:r>
-        <w:t>Figure 1.2 A method for generating a colour</w:t>
+        <w:t>Figure 1.3 A method for real-time maintenance event management</w:t>
       </w:r>
     </w:p>
     <w:p>
@@ -9714,303 +10977,804 @@
       <w:proofErr w:type="spellStart"/>
       <w:r>
         <w:rPr>
-          <w:lang w:val="en-US"/>
-        </w:rPr>
-        <w:t>GenerateColour</w:t>
+          <w:rStyle w:val="CodeChar"/>
+        </w:rPr>
+        <w:t>loadEventsForSelectedDate</w:t>
       </w:r>
       <w:proofErr w:type="spellEnd"/>
       <w:r>
         <w:rPr>
           <w:lang w:val="en-US"/>
         </w:rPr>
-        <w:t xml:space="preserve"> method is used to randomly generate </w:t>
+        <w:t xml:space="preserve"> method,</w:t>
+      </w:r>
+      <w:r>
+        <w:rPr>
+          <w:lang w:val="en-US"/>
+        </w:rPr>
+        <w:t xml:space="preserve"> seen in </w:t>
+      </w:r>
+      <w:r>
+        <w:rPr>
+          <w:b/>
+          <w:bCs/>
+          <w:lang w:val="en-US"/>
+        </w:rPr>
+        <w:t>Figure 1.3</w:t>
+      </w:r>
+      <w:r>
+        <w:rPr>
+          <w:lang w:val="en-US"/>
+        </w:rPr>
+        <w:t xml:space="preserve"> and </w:t>
+      </w:r>
+      <w:r>
+        <w:rPr>
+          <w:lang w:val="en-US"/>
+        </w:rPr>
+        <w:t xml:space="preserve">located within the </w:t>
       </w:r>
       <w:proofErr w:type="spellStart"/>
       <w:r>
         <w:rPr>
-          <w:lang w:val="en-US"/>
-        </w:rPr>
-        <w:t>colours</w:t>
+          <w:rStyle w:val="CodeChar"/>
+        </w:rPr>
+        <w:t>PO_Calendar</w:t>
       </w:r>
       <w:proofErr w:type="spellEnd"/>
       <w:r>
         <w:rPr>
           <w:lang w:val="en-US"/>
         </w:rPr>
-        <w:t>.  It makes use of a Random number generator object (</w:t>
+        <w:t xml:space="preserve"> Fragment, manages the entire workflow for fetching, filtering, ordering, and displaying pool maintenance events for a specific day. </w:t>
+      </w:r>
+      <w:r>
+        <w:rPr>
+          <w:lang w:val="en-US"/>
+        </w:rPr>
+        <w:t xml:space="preserve">For understanding we have added comments in a step-based approach. </w:t>
+      </w:r>
+      <w:r>
+        <w:rPr>
+          <w:lang w:val="en-US"/>
+        </w:rPr>
+        <w:t xml:space="preserve">Its complexity </w:t>
+      </w:r>
+      <w:r>
+        <w:rPr>
+          <w:lang w:val="en-US"/>
+        </w:rPr>
+        <w:t>originates</w:t>
+      </w:r>
+      <w:r>
+        <w:rPr>
+          <w:lang w:val="en-US"/>
+        </w:rPr>
+        <w:t xml:space="preserve"> from the need to translate a user's date selection</w:t>
+      </w:r>
+      <w:r>
+        <w:rPr>
+          <w:lang w:val="en-US"/>
+        </w:rPr>
+        <w:t>, “</w:t>
+      </w:r>
+      <w:r>
+        <w:rPr>
+          <w:lang w:val="en-US"/>
+        </w:rPr>
+        <w:t>a human-readable day</w:t>
+      </w:r>
+      <w:r>
+        <w:rPr>
+          <w:lang w:val="en-US"/>
+        </w:rPr>
+        <w:t>,</w:t>
+      </w:r>
+      <w:r>
+        <w:rPr>
+          <w:lang w:val="en-US"/>
+        </w:rPr>
+        <w:t xml:space="preserve"> into a precise, secure, and performant </w:t>
       </w:r>
       <w:proofErr w:type="spellStart"/>
       <w:r>
         <w:rPr>
           <w:lang w:val="en-US"/>
         </w:rPr>
-        <w:t>rGenerator</w:t>
+        <w:t>Firestore</w:t>
       </w:r>
       <w:proofErr w:type="spellEnd"/>
       <w:r>
         <w:rPr>
           <w:lang w:val="en-US"/>
         </w:rPr>
-        <w:t xml:space="preserve">) which has been declared static in another section of the application.  The method generates 4 values in the range 0 to 255, which are then used </w:t>
-      </w:r>
-      <w:r>
-        <w:rPr>
-          <w:lang w:val="en-US"/>
+        <w:t xml:space="preserve"> database query, while also ensuring the data is presented chronologically and updated asynchronously. This functionality is the backbone of our calendar and scheduling system.</w:t>
+      </w:r>
+    </w:p>
+    <w:p>
+      <w:pPr>
+        <w:jc w:val="both"/>
+        <w:rPr>
+          <w:lang w:val="en-US"/>
+        </w:rPr>
+      </w:pPr>
+    </w:p>
+    <w:p>
+      <w:pPr>
+        <w:jc w:val="both"/>
+        <w:rPr>
+          <w:color w:val="4472C4" w:themeColor="accent1"/>
+          <w:lang w:val="en-US"/>
+        </w:rPr>
+      </w:pPr>
+      <w:r>
+        <w:rPr>
+          <w:lang w:val="en-US"/>
+        </w:rPr>
+        <w:t xml:space="preserve">The initial challenge was establishing a security architecture where events are tightly linked to a specific </w:t>
+      </w:r>
+      <w:proofErr w:type="spellStart"/>
+      <w:r>
+        <w:rPr>
+          <w:rStyle w:val="CodeChar"/>
+        </w:rPr>
+        <w:t>poolId</w:t>
+      </w:r>
+      <w:proofErr w:type="spellEnd"/>
+      <w:r>
+        <w:rPr>
+          <w:lang w:val="en-US"/>
+        </w:rPr>
+        <w:t xml:space="preserve">, which is itself tied to the authenticated user. This was complicated </w:t>
+      </w:r>
+      <w:r>
+        <w:rPr>
+          <w:lang w:val="en-US"/>
+        </w:rPr>
+        <w:t xml:space="preserve">further </w:t>
+      </w:r>
+      <w:r>
+        <w:rPr>
+          <w:lang w:val="en-US"/>
+        </w:rPr>
+        <w:t xml:space="preserve">by the need to later </w:t>
+      </w:r>
+      <w:r>
+        <w:rPr>
+          <w:lang w:val="en-US"/>
+        </w:rPr>
+        <w:t>allow</w:t>
+      </w:r>
+      <w:r>
+        <w:rPr>
+          <w:lang w:val="en-US"/>
+        </w:rPr>
+        <w:t xml:space="preserve"> service providers</w:t>
+      </w:r>
+      <w:r>
+        <w:rPr>
+          <w:lang w:val="en-US"/>
+        </w:rPr>
+        <w:t xml:space="preserve">, </w:t>
+      </w:r>
+      <w:r>
+        <w:rPr>
+          <w:lang w:val="en-US"/>
+        </w:rPr>
+        <w:t xml:space="preserve">who are not the pool </w:t>
+      </w:r>
+      <w:proofErr w:type="gramStart"/>
+      <w:r>
+        <w:rPr>
+          <w:lang w:val="en-US"/>
+        </w:rPr>
+        <w:t>owner</w:t>
+      </w:r>
+      <w:proofErr w:type="gramEnd"/>
+      <w:r>
+        <w:rPr>
+          <w:lang w:val="en-US"/>
+        </w:rPr>
+        <w:t xml:space="preserve">, </w:t>
+      </w:r>
+      <w:r>
+        <w:rPr>
+          <w:lang w:val="en-US"/>
+        </w:rPr>
+        <w:t xml:space="preserve">to also read and </w:t>
+      </w:r>
+      <w:proofErr w:type="gramStart"/>
+      <w:r>
+        <w:rPr>
+          <w:lang w:val="en-US"/>
+        </w:rPr>
+        <w:t>write</w:t>
+      </w:r>
+      <w:proofErr w:type="gramEnd"/>
+      <w:r>
+        <w:rPr>
+          <w:lang w:val="en-US"/>
+        </w:rPr>
+        <w:t xml:space="preserve"> events for that pool, necessitating careful design of the database rules </w:t>
+      </w:r>
+      <w:r>
+        <w:rPr>
+          <w:b/>
+          <w:bCs/>
+          <w:lang w:val="en-US"/>
+        </w:rPr>
+        <w:t>Figure 1.2</w:t>
+      </w:r>
+      <w:r>
+        <w:rPr>
+          <w:lang w:val="en-US"/>
+        </w:rPr>
+        <w:t xml:space="preserve"> to allow this delegated access</w:t>
+      </w:r>
+      <w:r>
+        <w:rPr>
+          <w:color w:val="4472C4" w:themeColor="accent1"/>
+          <w:lang w:val="en-US"/>
+        </w:rPr>
+        <w:t>.</w:t>
+      </w:r>
+    </w:p>
+    <w:p>
+      <w:pPr>
+        <w:rPr>
+          <w:lang w:val="en-US"/>
+        </w:rPr>
+      </w:pPr>
+    </w:p>
+    <w:p>
+      <w:pPr>
+        <w:pStyle w:val="Heading4"/>
+      </w:pPr>
+      <w:r>
+        <w:t>Technical Anatomy</w:t>
+      </w:r>
+    </w:p>
+    <w:p/>
+    <w:p>
+      <w:r>
+        <w:rPr>
+          <w:b/>
+          <w:bCs/>
         </w:rPr>
         <w:lastRenderedPageBreak/>
-        <w:t xml:space="preserve">to create a new Color object using ARGB values.  The R value represents the red component of the </w:t>
-      </w:r>
+        <w:t>Date Range Calculation:</w:t>
+      </w:r>
+      <w:r>
+        <w:t xml:space="preserve"> A core technical difficulty was accurately querying a single 24-hour period. Standard date queries often fail due to time zone issues or imprecise timestamps. The method solves this by cloning the selected date and explicitly setting the time components to the millisecond:</w:t>
+      </w:r>
+    </w:p>
+    <w:p/>
+    <w:p>
       <w:proofErr w:type="spellStart"/>
       <w:r>
         <w:rPr>
-          <w:lang w:val="en-US"/>
-        </w:rPr>
-        <w:t>colour</w:t>
+          <w:rStyle w:val="CodeChar"/>
+        </w:rPr>
+        <w:t>startOfDay</w:t>
       </w:r>
       <w:proofErr w:type="spellEnd"/>
       <w:r>
-        <w:rPr>
-          <w:lang w:val="en-US"/>
-        </w:rPr>
-        <w:t xml:space="preserve">, G represents </w:t>
-      </w:r>
-      <w:proofErr w:type="gramStart"/>
-      <w:r>
-        <w:rPr>
-          <w:lang w:val="en-US"/>
-        </w:rPr>
-        <w:t>green</w:t>
-      </w:r>
-      <w:proofErr w:type="gramEnd"/>
-      <w:r>
-        <w:rPr>
-          <w:lang w:val="en-US"/>
-        </w:rPr>
-        <w:t xml:space="preserve"> and B represents blue.  A represents the alpha value, which is used to define the level of opacity of the </w:t>
-      </w:r>
+        <w:t xml:space="preserve"> is set to 00:00:00.000</w:t>
+      </w:r>
+    </w:p>
+    <w:p>
       <w:proofErr w:type="spellStart"/>
       <w:r>
         <w:rPr>
-          <w:lang w:val="en-US"/>
-        </w:rPr>
-        <w:t>colour</w:t>
+          <w:rStyle w:val="CodeChar"/>
+        </w:rPr>
+        <w:t>endOfDay</w:t>
       </w:r>
       <w:proofErr w:type="spellEnd"/>
       <w:r>
-        <w:rPr>
-          <w:lang w:val="en-US"/>
-        </w:rPr>
+        <w:t xml:space="preserve"> is set to 23:59:59.999</w:t>
+      </w:r>
+    </w:p>
+    <w:p/>
+    <w:p>
+      <w:r>
+        <w:t xml:space="preserve">This converts the calendar date into two precise Unix timestamps, </w:t>
+      </w:r>
+      <w:proofErr w:type="spellStart"/>
+      <w:r>
+        <w:t>startTime</w:t>
+      </w:r>
+      <w:proofErr w:type="spellEnd"/>
+      <w:r>
+        <w:t xml:space="preserve"> and </w:t>
+      </w:r>
+      <w:proofErr w:type="spellStart"/>
+      <w:r>
+        <w:t>endTime</w:t>
+      </w:r>
+      <w:proofErr w:type="spellEnd"/>
+      <w:r>
+        <w:t xml:space="preserve">, for accurate range filtering in </w:t>
+      </w:r>
+      <w:proofErr w:type="spellStart"/>
+      <w:r>
+        <w:t>Firestore</w:t>
+      </w:r>
+      <w:proofErr w:type="spellEnd"/>
+      <w:r>
         <w:t>.</w:t>
       </w:r>
     </w:p>
-    <w:p>
-      <w:pPr>
-        <w:rPr>
-          <w:lang w:val="en-US"/>
-        </w:rPr>
-      </w:pPr>
-    </w:p>
-    <w:p>
-      <w:pPr>
-        <w:pStyle w:val="Heading2"/>
-        <w:rPr>
-          <w:b/>
-          <w:sz w:val="28"/>
-          <w:szCs w:val="28"/>
-          <w:lang w:val="en-US"/>
-        </w:rPr>
-      </w:pPr>
-      <w:bookmarkStart w:id="31" w:name="_Toc116373216"/>
-      <w:proofErr w:type="gramStart"/>
-      <w:r>
-        <w:rPr>
-          <w:b/>
-          <w:sz w:val="28"/>
-          <w:szCs w:val="28"/>
-          <w:lang w:val="en-US"/>
-        </w:rPr>
-        <w:t>3</w:t>
-      </w:r>
-      <w:r>
-        <w:rPr>
-          <w:b/>
-          <w:sz w:val="28"/>
-          <w:szCs w:val="28"/>
-          <w:lang w:val="en-US"/>
-        </w:rPr>
-        <w:t>.</w:t>
-      </w:r>
-      <w:r>
-        <w:rPr>
-          <w:b/>
-          <w:sz w:val="28"/>
-          <w:szCs w:val="28"/>
-          <w:lang w:val="en-US"/>
-        </w:rPr>
-        <w:t>3</w:t>
-      </w:r>
-      <w:r>
-        <w:rPr>
-          <w:b/>
-          <w:sz w:val="28"/>
-          <w:szCs w:val="28"/>
-          <w:lang w:val="en-US"/>
-        </w:rPr>
-        <w:t xml:space="preserve">  </w:t>
-      </w:r>
-      <w:r>
-        <w:rPr>
-          <w:b/>
-          <w:sz w:val="28"/>
-          <w:szCs w:val="28"/>
-          <w:lang w:val="en-US"/>
-        </w:rPr>
-        <w:t>Source</w:t>
-      </w:r>
-      <w:proofErr w:type="gramEnd"/>
-      <w:r>
-        <w:rPr>
-          <w:b/>
-          <w:sz w:val="28"/>
-          <w:szCs w:val="28"/>
-          <w:lang w:val="en-US"/>
-        </w:rPr>
-        <w:t xml:space="preserve"> code references (if applicable)</w:t>
-      </w:r>
-      <w:bookmarkEnd w:id="31"/>
-      <w:r>
-        <w:rPr>
-          <w:b/>
-          <w:sz w:val="28"/>
-          <w:szCs w:val="28"/>
-          <w:lang w:val="en-US"/>
-        </w:rPr>
-        <w:t xml:space="preserve"> </w:t>
-      </w:r>
-    </w:p>
-    <w:p>
-      <w:pPr>
-        <w:rPr>
-          <w:b/>
-          <w:sz w:val="28"/>
-          <w:szCs w:val="28"/>
-          <w:lang w:val="en-US"/>
-        </w:rPr>
-      </w:pPr>
-    </w:p>
-    <w:p>
-      <w:pPr>
-        <w:jc w:val="both"/>
-        <w:rPr>
-          <w:lang w:val="en-US"/>
-        </w:rPr>
-      </w:pPr>
-      <w:r>
-        <w:rPr>
-          <w:lang w:val="en-US"/>
-        </w:rPr>
-        <w:t>If you used code, a query, markup, styling or anything similar from any other author / site, you should list the details here.  Even if you modified the original text, you still need to credit the original author.  There is no need to list the code (since it may be long), but for each piece of text you use that was originally created by someone else you need to provide the following:</w:t>
-      </w:r>
-    </w:p>
-    <w:p>
-      <w:pPr>
-        <w:jc w:val="both"/>
-        <w:rPr>
-          <w:lang w:val="en-US"/>
-        </w:rPr>
-      </w:pPr>
-    </w:p>
+    <w:p/>
+    <w:p>
+      <w:r>
+        <w:rPr>
+          <w:b/>
+          <w:bCs/>
+        </w:rPr>
+        <w:t xml:space="preserve">Complex </w:t>
+      </w:r>
+      <w:proofErr w:type="spellStart"/>
+      <w:r>
+        <w:rPr>
+          <w:b/>
+          <w:bCs/>
+        </w:rPr>
+        <w:t>Firestore</w:t>
+      </w:r>
+      <w:proofErr w:type="spellEnd"/>
+      <w:r>
+        <w:rPr>
+          <w:b/>
+          <w:bCs/>
+        </w:rPr>
+        <w:t xml:space="preserve"> Querying:</w:t>
+      </w:r>
+      <w:r>
+        <w:t xml:space="preserve"> The application needed to satisfy three simultaneous query constraints:</w:t>
+      </w:r>
+    </w:p>
+    <w:p/>
     <w:p>
       <w:pPr>
         <w:pStyle w:val="ListParagraph"/>
         <w:numPr>
           <w:ilvl w:val="0"/>
-          <w:numId w:val="9"/>
+          <w:numId w:val="24"/>
         </w:numPr>
-        <w:jc w:val="both"/>
-        <w:rPr>
-          <w:lang w:val="en-US"/>
-        </w:rPr>
-      </w:pPr>
-      <w:r>
-        <w:rPr>
-          <w:lang w:val="en-US"/>
-        </w:rPr>
-        <w:t>A heading (sub-section) briefly stating what the code was used for</w:t>
-      </w:r>
-    </w:p>
+      </w:pPr>
+      <w:proofErr w:type="spellStart"/>
+      <w:proofErr w:type="gramStart"/>
+      <w:r>
+        <w:rPr>
+          <w:rStyle w:val="CodeChar"/>
+        </w:rPr>
+        <w:t>whereEqualTo</w:t>
+      </w:r>
+      <w:proofErr w:type="spellEnd"/>
+      <w:r>
+        <w:rPr>
+          <w:rStyle w:val="CodeChar"/>
+        </w:rPr>
+        <w:t>(</w:t>
+      </w:r>
+      <w:proofErr w:type="gramEnd"/>
+      <w:r>
+        <w:rPr>
+          <w:rStyle w:val="CodeChar"/>
+        </w:rPr>
+        <w:t>"</w:t>
+      </w:r>
+      <w:proofErr w:type="spellStart"/>
+      <w:r>
+        <w:rPr>
+          <w:rStyle w:val="CodeChar"/>
+        </w:rPr>
+        <w:t>poolId</w:t>
+      </w:r>
+      <w:proofErr w:type="spellEnd"/>
+      <w:r>
+        <w:rPr>
+          <w:rStyle w:val="CodeChar"/>
+        </w:rPr>
+        <w:t>", HOME_POOL_ID)</w:t>
+      </w:r>
+      <w:r>
+        <w:t>: Enforces the architectural rule that events are tied to the active pool (not just the user).</w:t>
+      </w:r>
+    </w:p>
+    <w:p/>
     <w:p>
       <w:pPr>
         <w:pStyle w:val="ListParagraph"/>
         <w:numPr>
           <w:ilvl w:val="0"/>
-          <w:numId w:val="9"/>
+          <w:numId w:val="24"/>
         </w:numPr>
-        <w:jc w:val="both"/>
-        <w:rPr>
-          <w:lang w:val="en-US"/>
-        </w:rPr>
-      </w:pPr>
-      <w:r>
-        <w:rPr>
-          <w:lang w:val="en-US"/>
-        </w:rPr>
-        <w:t>A brief description on why the code was used</w:t>
-      </w:r>
-    </w:p>
+      </w:pPr>
+      <w:proofErr w:type="spellStart"/>
+      <w:proofErr w:type="gramStart"/>
+      <w:r>
+        <w:rPr>
+          <w:rStyle w:val="CodeChar"/>
+        </w:rPr>
+        <w:t>whereGreaterThanOrEqualTo</w:t>
+      </w:r>
+      <w:proofErr w:type="spellEnd"/>
+      <w:r>
+        <w:rPr>
+          <w:rStyle w:val="CodeChar"/>
+        </w:rPr>
+        <w:t>(</w:t>
+      </w:r>
+      <w:proofErr w:type="gramEnd"/>
+      <w:r>
+        <w:rPr>
+          <w:rStyle w:val="CodeChar"/>
+        </w:rPr>
+        <w:t>"</w:t>
+      </w:r>
+      <w:proofErr w:type="spellStart"/>
+      <w:r>
+        <w:rPr>
+          <w:rStyle w:val="CodeChar"/>
+        </w:rPr>
+        <w:t>startDate</w:t>
+      </w:r>
+      <w:proofErr w:type="spellEnd"/>
+      <w:r>
+        <w:rPr>
+          <w:rStyle w:val="CodeChar"/>
+        </w:rPr>
+        <w:t xml:space="preserve">", </w:t>
+      </w:r>
+      <w:proofErr w:type="spellStart"/>
+      <w:r>
+        <w:rPr>
+          <w:rStyle w:val="CodeChar"/>
+        </w:rPr>
+        <w:t>startTime</w:t>
+      </w:r>
+      <w:proofErr w:type="spellEnd"/>
+      <w:r>
+        <w:t>)</w:t>
+      </w:r>
+    </w:p>
+    <w:p/>
     <w:p>
       <w:pPr>
         <w:pStyle w:val="ListParagraph"/>
         <w:numPr>
           <w:ilvl w:val="0"/>
-          <w:numId w:val="9"/>
+          <w:numId w:val="24"/>
         </w:numPr>
-        <w:jc w:val="both"/>
-        <w:rPr>
-          <w:lang w:val="en-US"/>
-        </w:rPr>
-      </w:pPr>
-      <w:r>
-        <w:rPr>
-          <w:lang w:val="en-US"/>
-        </w:rPr>
-        <w:t xml:space="preserve">Name of at least one page / place in your system in which it is used.  </w:t>
-      </w:r>
-    </w:p>
+      </w:pPr>
+      <w:proofErr w:type="spellStart"/>
+      <w:proofErr w:type="gramStart"/>
+      <w:r>
+        <w:rPr>
+          <w:rStyle w:val="CodeChar"/>
+        </w:rPr>
+        <w:t>whereLessThanOrEqualTo</w:t>
+      </w:r>
+      <w:proofErr w:type="spellEnd"/>
+      <w:r>
+        <w:rPr>
+          <w:rStyle w:val="CodeChar"/>
+        </w:rPr>
+        <w:t>(</w:t>
+      </w:r>
+      <w:proofErr w:type="gramEnd"/>
+      <w:r>
+        <w:rPr>
+          <w:rStyle w:val="CodeChar"/>
+        </w:rPr>
+        <w:t>"</w:t>
+      </w:r>
+      <w:proofErr w:type="spellStart"/>
+      <w:r>
+        <w:rPr>
+          <w:rStyle w:val="CodeChar"/>
+        </w:rPr>
+        <w:t>startDate</w:t>
+      </w:r>
+      <w:proofErr w:type="spellEnd"/>
+      <w:r>
+        <w:rPr>
+          <w:rStyle w:val="CodeChar"/>
+        </w:rPr>
+        <w:t xml:space="preserve">", </w:t>
+      </w:r>
+      <w:proofErr w:type="spellStart"/>
+      <w:r>
+        <w:rPr>
+          <w:rStyle w:val="CodeChar"/>
+        </w:rPr>
+        <w:t>endTime</w:t>
+      </w:r>
+      <w:proofErr w:type="spellEnd"/>
+      <w:r>
+        <w:rPr>
+          <w:rStyle w:val="CodeChar"/>
+        </w:rPr>
+        <w:t>)</w:t>
+      </w:r>
+      <w:r>
+        <w:rPr>
+          <w:rStyle w:val="CodeChar"/>
+          <w:rFonts w:cstheme="minorHAnsi"/>
+        </w:rPr>
+        <w:t>:</w:t>
+      </w:r>
+      <w:r>
+        <w:rPr>
+          <w:rFonts w:cstheme="minorHAnsi"/>
+        </w:rPr>
+        <w:t xml:space="preserve"> </w:t>
+      </w:r>
+      <w:r>
+        <w:t>Filters the events to exactly the selected 24-hour period.</w:t>
+      </w:r>
+    </w:p>
+    <w:p/>
     <w:p>
       <w:pPr>
         <w:pStyle w:val="ListParagraph"/>
         <w:numPr>
           <w:ilvl w:val="0"/>
-          <w:numId w:val="9"/>
+          <w:numId w:val="24"/>
         </w:numPr>
-        <w:jc w:val="both"/>
-        <w:rPr>
-          <w:lang w:val="en-US"/>
-        </w:rPr>
-      </w:pPr>
-      <w:r>
-        <w:rPr>
-          <w:lang w:val="en-US"/>
-        </w:rPr>
-        <w:t>An APA style reference on where you found the code</w:t>
-      </w:r>
-    </w:p>
-    <w:p>
-      <w:pPr>
-        <w:jc w:val="both"/>
-        <w:rPr>
-          <w:lang w:val="en-US"/>
-        </w:rPr>
-      </w:pPr>
-    </w:p>
-    <w:p>
-      <w:pPr>
-        <w:jc w:val="both"/>
-        <w:rPr>
-          <w:lang w:val="en-US"/>
-        </w:rPr>
-      </w:pPr>
+      </w:pPr>
+      <w:proofErr w:type="spellStart"/>
+      <w:proofErr w:type="gramStart"/>
+      <w:r>
+        <w:rPr>
+          <w:rStyle w:val="CodeChar"/>
+        </w:rPr>
+        <w:t>orderBy</w:t>
+      </w:r>
+      <w:proofErr w:type="spellEnd"/>
+      <w:r>
+        <w:rPr>
+          <w:rStyle w:val="CodeChar"/>
+        </w:rPr>
+        <w:t>(</w:t>
+      </w:r>
+      <w:proofErr w:type="gramEnd"/>
+      <w:r>
+        <w:rPr>
+          <w:rStyle w:val="CodeChar"/>
+        </w:rPr>
+        <w:t>"</w:t>
+      </w:r>
+      <w:proofErr w:type="spellStart"/>
+      <w:r>
+        <w:rPr>
+          <w:rStyle w:val="CodeChar"/>
+        </w:rPr>
+        <w:t>startDate</w:t>
+      </w:r>
+      <w:proofErr w:type="spellEnd"/>
+      <w:r>
+        <w:rPr>
+          <w:rStyle w:val="CodeChar"/>
+        </w:rPr>
+        <w:t xml:space="preserve">", </w:t>
+      </w:r>
+      <w:proofErr w:type="spellStart"/>
+      <w:proofErr w:type="gramStart"/>
+      <w:r>
+        <w:rPr>
+          <w:rStyle w:val="CodeChar"/>
+        </w:rPr>
+        <w:t>Query.Direction.ASCENDING</w:t>
+      </w:r>
+      <w:proofErr w:type="spellEnd"/>
+      <w:proofErr w:type="gramEnd"/>
+      <w:r>
+        <w:rPr>
+          <w:rStyle w:val="CodeChar"/>
+        </w:rPr>
+        <w:t>)</w:t>
+      </w:r>
+      <w:r>
+        <w:rPr>
+          <w:rStyle w:val="CodeChar"/>
+          <w:rFonts w:cstheme="minorHAnsi"/>
+        </w:rPr>
+        <w:t>:</w:t>
+      </w:r>
+      <w:r>
+        <w:rPr>
+          <w:rStyle w:val="CodeChar"/>
+        </w:rPr>
+        <w:t xml:space="preserve"> </w:t>
+      </w:r>
+      <w:r>
+        <w:t>Crucially sorts the events chronologically, ensuring the schedule appears correctly on the user interface.</w:t>
+      </w:r>
+    </w:p>
+    <w:p/>
+    <w:p>
+      <w:r>
+        <w:rPr>
+          <w:b/>
+          <w:bCs/>
+        </w:rPr>
+        <w:t>Backend Optimization (Indexing):</w:t>
+      </w:r>
+      <w:r>
+        <w:t xml:space="preserve"> Combining a range filter: </w:t>
+      </w:r>
+      <w:r>
+        <w:rPr>
+          <w:rStyle w:val="CodeChar"/>
+        </w:rPr>
+        <w:t>(</w:t>
+      </w:r>
+      <w:proofErr w:type="spellStart"/>
+      <w:r>
+        <w:rPr>
+          <w:rStyle w:val="CodeChar"/>
+        </w:rPr>
+        <w:t>whereGreaterThanOrEqualTo</w:t>
+      </w:r>
+      <w:proofErr w:type="spellEnd"/>
+      <w:r>
+        <w:rPr>
+          <w:rStyle w:val="CodeChar"/>
+        </w:rPr>
+        <w:t>/</w:t>
+      </w:r>
+      <w:proofErr w:type="spellStart"/>
+      <w:r>
+        <w:rPr>
+          <w:rStyle w:val="CodeChar"/>
+        </w:rPr>
+        <w:t>whereLessThanOrEqualTo</w:t>
+      </w:r>
+      <w:proofErr w:type="spellEnd"/>
+      <w:r>
+        <w:rPr>
+          <w:rStyle w:val="CodeChar"/>
+        </w:rPr>
+        <w:t>)</w:t>
+      </w:r>
+      <w:r>
+        <w:t xml:space="preserve"> with an equality filter </w:t>
+      </w:r>
+      <w:r>
+        <w:rPr>
+          <w:rStyle w:val="CodeChar"/>
+        </w:rPr>
+        <w:t>(</w:t>
+      </w:r>
+      <w:proofErr w:type="spellStart"/>
+      <w:r>
+        <w:rPr>
+          <w:rStyle w:val="CodeChar"/>
+        </w:rPr>
+        <w:t>whereEqualTo</w:t>
+      </w:r>
+      <w:proofErr w:type="spellEnd"/>
+      <w:r>
+        <w:rPr>
+          <w:rStyle w:val="CodeChar"/>
+        </w:rPr>
+        <w:t xml:space="preserve">) </w:t>
+      </w:r>
+      <w:r>
+        <w:t>and a sort or order by makes this a composite query. This required the manual creation of a Custom Index in the Firebase console, otherwise, the query would fail. This backend step was essential for maintaining query speed and efficiency.</w:t>
+      </w:r>
+    </w:p>
+    <w:p/>
+    <w:p>
+      <w:r>
+        <w:rPr>
+          <w:b/>
+          <w:bCs/>
+        </w:rPr>
+        <w:t>Asynchronous Data Handling</w:t>
+      </w:r>
+      <w:r>
+        <w:t xml:space="preserve">: The </w:t>
+      </w:r>
+      <w:proofErr w:type="gramStart"/>
+      <w:r>
+        <w:rPr>
+          <w:rStyle w:val="CodeChar"/>
+        </w:rPr>
+        <w:t>get(</w:t>
+      </w:r>
+      <w:proofErr w:type="gramEnd"/>
+      <w:r>
+        <w:rPr>
+          <w:rStyle w:val="CodeChar"/>
+        </w:rPr>
+        <w:t xml:space="preserve">) </w:t>
+      </w:r>
+      <w:r>
+        <w:t xml:space="preserve">function executes asynchronously, meaning the main app thread is not blocked while fetching data. The result is handled within </w:t>
+      </w:r>
+      <w:proofErr w:type="gramStart"/>
+      <w:r>
+        <w:t>the .</w:t>
+      </w:r>
+      <w:proofErr w:type="spellStart"/>
+      <w:r>
+        <w:t>addOnCompleteListener</w:t>
+      </w:r>
+      <w:proofErr w:type="spellEnd"/>
+      <w:proofErr w:type="gramEnd"/>
+      <w:r>
+        <w:t xml:space="preserve"> callback. This design ensures the app remains responsive, a key requirement of modern Android development. The retrieved JSON data is automatically mapped to the local </w:t>
+      </w:r>
+      <w:proofErr w:type="spellStart"/>
+      <w:r>
+        <w:rPr>
+          <w:rStyle w:val="CodeChar"/>
+        </w:rPr>
+        <w:t>EventModel</w:t>
+      </w:r>
+      <w:r>
+        <w:rPr>
+          <w:rStyle w:val="CodeChar"/>
+        </w:rPr>
+        <w:t>.</w:t>
+      </w:r>
+      <w:r>
+        <w:rPr>
+          <w:rStyle w:val="CodeChar"/>
+        </w:rPr>
+        <w:t>Java</w:t>
+      </w:r>
+      <w:proofErr w:type="spellEnd"/>
+      <w:r>
+        <w:t xml:space="preserve"> object using </w:t>
+      </w:r>
+      <w:proofErr w:type="spellStart"/>
+      <w:r>
+        <w:t>Firestore's</w:t>
+      </w:r>
+      <w:proofErr w:type="spellEnd"/>
+      <w:r>
+        <w:t xml:space="preserve"> built-in object mapping capabilities.</w:t>
+      </w:r>
+    </w:p>
+    <w:p/>
+    <w:p/>
+    <w:p/>
+    <w:p/>
+    <w:p/>
+    <w:p>
+      <w:pPr>
+        <w:pStyle w:val="Heading3"/>
+        <w:rPr>
+          <w:u w:val="single"/>
+        </w:rPr>
+      </w:pPr>
+      <w:bookmarkStart w:id="31" w:name="_Toc211689422"/>
+      <w:r>
+        <w:rPr>
+          <w:u w:val="single"/>
+          <w:lang w:val="en-US"/>
+        </w:rPr>
+        <w:t>3</w:t>
+      </w:r>
+      <w:r>
+        <w:rPr>
+          <w:u w:val="single"/>
+          <w:lang w:val="en-US"/>
+        </w:rPr>
+        <w:t xml:space="preserve">.2.2 </w:t>
+      </w:r>
+      <w:r>
+        <w:rPr>
+          <w:u w:val="single"/>
+        </w:rPr>
+        <w:t>Custom navigation logic</w:t>
+      </w:r>
+      <w:bookmarkEnd w:id="31"/>
     </w:p>
     <w:p>
       <w:pPr>
@@ -10018,6 +11782,7 @@
         <w:rPr>
           <w:i/>
           <w:iCs/>
+          <w:color w:val="4472C4" w:themeColor="accent1"/>
           <w:lang w:val="en-US"/>
         </w:rPr>
       </w:pPr>
@@ -10025,14 +11790,531 @@
         <w:rPr>
           <w:i/>
           <w:iCs/>
-          <w:lang w:val="en-US"/>
-        </w:rPr>
-        <w:t>Example:</w:t>
-      </w:r>
-    </w:p>
-    <w:p>
-      <w:pPr>
-        <w:jc w:val="both"/>
+          <w:color w:val="4472C4" w:themeColor="accent1"/>
+          <w:lang w:val="en-US"/>
+        </w:rPr>
+        <w:t>Extract</w:t>
+      </w:r>
+      <w:r>
+        <w:rPr>
+          <w:i/>
+          <w:iCs/>
+          <w:color w:val="4472C4" w:themeColor="accent1"/>
+          <w:lang w:val="en-US"/>
+        </w:rPr>
+        <w:t>:</w:t>
+      </w:r>
+      <w:r>
+        <w:rPr>
+          <w:i/>
+          <w:iCs/>
+          <w:color w:val="4472C4" w:themeColor="accent1"/>
+          <w:lang w:val="en-US"/>
+        </w:rPr>
+        <w:t xml:space="preserve"> </w:t>
+      </w:r>
+      <w:r>
+        <w:t xml:space="preserve">The </w:t>
+      </w:r>
+      <w:proofErr w:type="spellStart"/>
+      <w:r>
+        <w:rPr>
+          <w:rStyle w:val="CodeChar"/>
+        </w:rPr>
+        <w:t>setupDrawer</w:t>
+      </w:r>
+      <w:proofErr w:type="spellEnd"/>
+      <w:r>
+        <w:t xml:space="preserve"> and</w:t>
+      </w:r>
+      <w:r>
+        <w:t xml:space="preserve"> </w:t>
+      </w:r>
+      <w:proofErr w:type="spellStart"/>
+      <w:r>
+        <w:rPr>
+          <w:rStyle w:val="CodeChar"/>
+        </w:rPr>
+        <w:t>onNavigationItemSelected</w:t>
+      </w:r>
+      <w:proofErr w:type="spellEnd"/>
+      <w:r>
+        <w:t xml:space="preserve"> Methods </w:t>
+      </w:r>
+      <w:r>
+        <w:t>for System navigation</w:t>
+      </w:r>
+    </w:p>
+    <w:p/>
+    <w:p>
+      <w:r>
+        <w:rPr>
+          <w:noProof/>
+        </w:rPr>
+        <w:drawing>
+          <wp:inline distT="0" distB="0" distL="0" distR="0" wp14:anchorId="44310F36" wp14:editId="37E760BC">
+            <wp:extent cx="5727700" cy="2836545"/>
+            <wp:effectExtent l="0" t="0" r="6350" b="1905"/>
+            <wp:docPr id="1044778635" name="Picture 1044778635" descr="A screenshot of a computer program&#10;&#10;AI-generated content may be incorrect."/>
+            <wp:cNvGraphicFramePr>
+              <a:graphicFrameLocks xmlns:a="http://schemas.openxmlformats.org/drawingml/2006/main" noChangeAspect="1"/>
+            </wp:cNvGraphicFramePr>
+            <a:graphic xmlns:a="http://schemas.openxmlformats.org/drawingml/2006/main">
+              <a:graphicData uri="http://schemas.openxmlformats.org/drawingml/2006/picture">
+                <pic:pic xmlns:pic="http://schemas.openxmlformats.org/drawingml/2006/picture">
+                  <pic:nvPicPr>
+                    <pic:cNvPr id="1044778635" name="Picture 1044778635" descr="A screenshot of a computer program&#10;&#10;AI-generated content may be incorrect."/>
+                    <pic:cNvPicPr/>
+                  </pic:nvPicPr>
+                  <pic:blipFill>
+                    <a:blip r:embed="rId23"/>
+                    <a:stretch>
+                      <a:fillRect/>
+                    </a:stretch>
+                  </pic:blipFill>
+                  <pic:spPr>
+                    <a:xfrm>
+                      <a:off x="0" y="0"/>
+                      <a:ext cx="5727700" cy="2836545"/>
+                    </a:xfrm>
+                    <a:prstGeom prst="rect">
+                      <a:avLst/>
+                    </a:prstGeom>
+                  </pic:spPr>
+                </pic:pic>
+              </a:graphicData>
+            </a:graphic>
+          </wp:inline>
+        </w:drawing>
+      </w:r>
+    </w:p>
+    <w:p>
+      <w:pPr>
+        <w:pStyle w:val="Images"/>
+        <w:rPr>
+          <w:sz w:val="23"/>
+          <w:szCs w:val="23"/>
+        </w:rPr>
+      </w:pPr>
+      <w:r>
+        <w:t>Figure 1.4 A code snippet for the navigation logic</w:t>
+      </w:r>
+    </w:p>
+    <w:p/>
+    <w:p>
+      <w:pPr>
+        <w:pStyle w:val="Heading4"/>
+      </w:pPr>
+      <w:r>
+        <w:t>Theoretical Anatomy</w:t>
+      </w:r>
+    </w:p>
+    <w:p>
+      <w:r>
+        <w:t xml:space="preserve">The navigation structure for </w:t>
+      </w:r>
+      <w:proofErr w:type="spellStart"/>
+      <w:r>
+        <w:rPr>
+          <w:i/>
+          <w:iCs/>
+        </w:rPr>
+        <w:t>SplashScreen</w:t>
+      </w:r>
+      <w:proofErr w:type="spellEnd"/>
+      <w:r>
+        <w:t xml:space="preserve"> is inherently complex because it must support </w:t>
+      </w:r>
+      <w:r>
+        <w:t>two distinct user roles</w:t>
+      </w:r>
+      <w:r>
+        <w:t xml:space="preserve">: Pool Owner and Service Provider, each requiring a unique set of menu items and fragment destinations, all triggered from a persistent </w:t>
+      </w:r>
+      <w:r>
+        <w:t>button</w:t>
+      </w:r>
+      <w:r>
+        <w:rPr>
+          <w:b/>
+          <w:bCs/>
+        </w:rPr>
+        <w:t xml:space="preserve"> </w:t>
+      </w:r>
+      <w:r>
+        <w:t>in the main activity, the menu button.  Our initial attempts at implementing the custom drawer were highly inefficient, involving us manually adding the drawer layout to multiple screens and translating it off-screen, leading to memory issues and synchronization problems.</w:t>
+      </w:r>
+    </w:p>
+    <w:p>
+      <w:pPr>
+        <w:pStyle w:val="Heading4"/>
+      </w:pPr>
+      <w:r>
+        <w:t>Technical Anatomy</w:t>
+      </w:r>
+    </w:p>
+    <w:p/>
+    <w:p>
+      <w:r>
+        <w:t>We achieved this custom navigation model that operates based on the drawable navigation, for secondary actions and the bottom navigation for primary actions as such:</w:t>
+      </w:r>
+    </w:p>
+    <w:p>
+      <w:pPr>
+        <w:rPr>
+          <w:lang w:val="en-US"/>
+        </w:rPr>
+      </w:pPr>
+      <w:r>
+        <w:rPr>
+          <w:b/>
+          <w:bCs/>
+          <w:lang w:val="en-US"/>
+        </w:rPr>
+        <w:t>Centralized Initialization:</w:t>
+      </w:r>
+      <w:r>
+        <w:rPr>
+          <w:lang w:val="en-US"/>
+        </w:rPr>
+        <w:t xml:space="preserve"> The </w:t>
+      </w:r>
+      <w:proofErr w:type="spellStart"/>
+      <w:r>
+        <w:rPr>
+          <w:rStyle w:val="CodeChar"/>
+        </w:rPr>
+        <w:t>setupDrawer</w:t>
+      </w:r>
+      <w:proofErr w:type="spellEnd"/>
+      <w:r>
+        <w:rPr>
+          <w:lang w:val="en-US"/>
+        </w:rPr>
+        <w:t xml:space="preserve"> method is called only once upon user login and uses the </w:t>
+      </w:r>
+      <w:proofErr w:type="spellStart"/>
+      <w:r>
+        <w:rPr>
+          <w:rStyle w:val="CodeChar"/>
+        </w:rPr>
+        <w:t>userViewModel</w:t>
+      </w:r>
+      <w:proofErr w:type="spellEnd"/>
+      <w:r>
+        <w:rPr>
+          <w:lang w:val="en-US"/>
+        </w:rPr>
+        <w:t xml:space="preserve"> to determine the user's role. Based on the role, it dynamically loads the appropriate XML layout into the drawer</w:t>
+      </w:r>
+      <w:r>
+        <w:rPr>
+          <w:lang w:val="en-US"/>
+        </w:rPr>
+        <w:t xml:space="preserve"> c</w:t>
+      </w:r>
+      <w:r>
+        <w:rPr>
+          <w:lang w:val="en-US"/>
+        </w:rPr>
+        <w:t>ontainer. This corrected our previous structural error by ensuring the drawer only exists once within the main activity's root layout</w:t>
+      </w:r>
+      <w:r>
+        <w:t xml:space="preserve"> </w:t>
+      </w:r>
+      <w:r>
+        <w:t xml:space="preserve">(Android Developers, 2025; </w:t>
+      </w:r>
+      <w:proofErr w:type="spellStart"/>
+      <w:r>
+        <w:t>Vogella</w:t>
+      </w:r>
+      <w:proofErr w:type="spellEnd"/>
+      <w:r>
+        <w:t>, 2023)</w:t>
+      </w:r>
+      <w:r>
+        <w:rPr>
+          <w:lang w:val="en-US"/>
+        </w:rPr>
+        <w:t>.</w:t>
+      </w:r>
+      <w:r>
+        <w:rPr>
+          <w:lang w:val="en-US"/>
+        </w:rPr>
+        <w:t xml:space="preserve"> This efficient architecture was adapted based on the Singleton pattern: only one navigation drawer for every screen (</w:t>
+      </w:r>
+      <w:r>
+        <w:t>Gamma et al., 1994).</w:t>
+      </w:r>
+    </w:p>
+    <w:p>
+      <w:pPr>
+        <w:rPr>
+          <w:lang w:val="en-US"/>
+        </w:rPr>
+      </w:pPr>
+    </w:p>
+    <w:p>
+      <w:pPr>
+        <w:rPr>
+          <w:lang w:val="en-US"/>
+        </w:rPr>
+      </w:pPr>
+      <w:r>
+        <w:rPr>
+          <w:b/>
+          <w:bCs/>
+          <w:lang w:val="en-US"/>
+        </w:rPr>
+        <w:t>Efficient Menu Trigger:</w:t>
+      </w:r>
+      <w:r>
+        <w:rPr>
+          <w:lang w:val="en-US"/>
+        </w:rPr>
+        <w:t xml:space="preserve"> We intentionally placed the menu trigger on the </w:t>
+      </w:r>
+      <w:proofErr w:type="spellStart"/>
+      <w:r>
+        <w:rPr>
+          <w:rStyle w:val="CodeChar"/>
+        </w:rPr>
+        <w:t>BottomNavigationView</w:t>
+      </w:r>
+      <w:proofErr w:type="spellEnd"/>
+      <w:r>
+        <w:rPr>
+          <w:lang w:val="en-US"/>
+        </w:rPr>
+        <w:t>. The</w:t>
+      </w:r>
+      <w:r>
+        <w:rPr>
+          <w:rStyle w:val="CodeChar"/>
+        </w:rPr>
+        <w:t xml:space="preserve"> </w:t>
+      </w:r>
+      <w:proofErr w:type="spellStart"/>
+      <w:r>
+        <w:rPr>
+          <w:rStyle w:val="CodeChar"/>
+        </w:rPr>
+        <w:t>setOnMenuItemClickListener</w:t>
+      </w:r>
+      <w:proofErr w:type="spellEnd"/>
+      <w:r>
+        <w:rPr>
+          <w:lang w:val="en-US"/>
+        </w:rPr>
+        <w:t xml:space="preserve"> on this specific item is used only to invoke </w:t>
+      </w:r>
+      <w:proofErr w:type="spellStart"/>
+      <w:r>
+        <w:rPr>
+          <w:rStyle w:val="CodeChar"/>
+        </w:rPr>
+        <w:t>drawerLayout.openDrawer</w:t>
+      </w:r>
+      <w:proofErr w:type="spellEnd"/>
+      <w:r>
+        <w:rPr>
+          <w:rStyle w:val="CodeChar"/>
+        </w:rPr>
+        <w:t>().</w:t>
+      </w:r>
+      <w:r>
+        <w:rPr>
+          <w:lang w:val="en-US"/>
+        </w:rPr>
+        <w:t xml:space="preserve"> This separation of concerns ensures the menu button doesn't attempt to load a new fragment, which would be inefficient.</w:t>
+      </w:r>
+    </w:p>
+    <w:p>
+      <w:pPr>
+        <w:rPr>
+          <w:lang w:val="en-US"/>
+        </w:rPr>
+      </w:pPr>
+    </w:p>
+    <w:p>
+      <w:pPr>
+        <w:rPr>
+          <w:lang w:val="en-US"/>
+        </w:rPr>
+      </w:pPr>
+      <w:r>
+        <w:rPr>
+          <w:b/>
+          <w:bCs/>
+          <w:lang w:val="en-US"/>
+        </w:rPr>
+        <w:t>Role-Based Fragment Mapping:</w:t>
+      </w:r>
+      <w:r>
+        <w:rPr>
+          <w:lang w:val="en-US"/>
+        </w:rPr>
+        <w:t xml:space="preserve"> The core complexity is found in </w:t>
+      </w:r>
+      <w:proofErr w:type="spellStart"/>
+      <w:r>
+        <w:rPr>
+          <w:lang w:val="en-US"/>
+        </w:rPr>
+        <w:t>NavigationItemSelected</w:t>
+      </w:r>
+      <w:proofErr w:type="spellEnd"/>
+      <w:r>
+        <w:rPr>
+          <w:lang w:val="en-US"/>
+        </w:rPr>
+        <w:t xml:space="preserve">. This method acts as the main routing logic for the entire application. It first checks the user's role using </w:t>
+      </w:r>
+      <w:proofErr w:type="spellStart"/>
+      <w:r>
+        <w:rPr>
+          <w:rStyle w:val="CodeChar"/>
+        </w:rPr>
+        <w:t>userViewModel.isPoolOwner</w:t>
+      </w:r>
+      <w:proofErr w:type="spellEnd"/>
+      <w:r>
+        <w:rPr>
+          <w:rStyle w:val="CodeChar"/>
+        </w:rPr>
+        <w:t>()</w:t>
+      </w:r>
+      <w:r>
+        <w:rPr>
+          <w:lang w:val="en-US"/>
+        </w:rPr>
+        <w:t xml:space="preserve"> or </w:t>
+      </w:r>
+      <w:proofErr w:type="spellStart"/>
+      <w:r>
+        <w:rPr>
+          <w:rStyle w:val="CodeChar"/>
+        </w:rPr>
+        <w:lastRenderedPageBreak/>
+        <w:t>userViewModel.isServiceProvider</w:t>
+      </w:r>
+      <w:proofErr w:type="spellEnd"/>
+      <w:r>
+        <w:rPr>
+          <w:rStyle w:val="CodeChar"/>
+        </w:rPr>
+        <w:t>().</w:t>
+      </w:r>
+      <w:r>
+        <w:rPr>
+          <w:lang w:val="en-US"/>
+        </w:rPr>
+        <w:t xml:space="preserve"> It then uses nested if/else if blocks to map the selected menu item ID to the correct, role-specific Fragment instance</w:t>
+      </w:r>
+      <w:r>
+        <w:rPr>
+          <w:lang w:val="en-US"/>
+        </w:rPr>
+        <w:t xml:space="preserve"> via the </w:t>
+      </w:r>
+      <w:proofErr w:type="spellStart"/>
+      <w:r>
+        <w:rPr>
+          <w:rStyle w:val="CodeChar"/>
+        </w:rPr>
+        <w:t>selectedFragment</w:t>
+      </w:r>
+      <w:proofErr w:type="spellEnd"/>
+      <w:r>
+        <w:rPr>
+          <w:lang w:val="en-US"/>
+        </w:rPr>
+        <w:t xml:space="preserve">, a custom variable. This simplistic structure was then complicated by </w:t>
+      </w:r>
+      <w:proofErr w:type="gramStart"/>
+      <w:r>
+        <w:rPr>
+          <w:lang w:val="en-US"/>
+        </w:rPr>
+        <w:t>passed of</w:t>
+      </w:r>
+      <w:proofErr w:type="gramEnd"/>
+      <w:r>
+        <w:rPr>
+          <w:lang w:val="en-US"/>
+        </w:rPr>
+        <w:t xml:space="preserve"> data for various instances of navigation, such as navigating from the pool owner home screen to the pool pH calculator screen. We reduced the complexity by using shared models, class that store </w:t>
+      </w:r>
+      <w:proofErr w:type="gramStart"/>
+      <w:r>
+        <w:rPr>
+          <w:lang w:val="en-US"/>
+        </w:rPr>
+        <w:t>general public</w:t>
+      </w:r>
+      <w:proofErr w:type="gramEnd"/>
+      <w:r>
+        <w:rPr>
+          <w:lang w:val="en-US"/>
+        </w:rPr>
+        <w:t xml:space="preserve"> data and then triggering the appropriate functionality based on the screen being called. </w:t>
+      </w:r>
+      <w:r>
+        <w:rPr>
+          <w:lang w:val="en-US"/>
+        </w:rPr>
+        <w:t>This guarantees that each user role is contained within its own designated application experience.</w:t>
+      </w:r>
+      <w:r>
+        <w:rPr>
+          <w:lang w:val="en-US"/>
+        </w:rPr>
+        <w:t xml:space="preserve"> This good practice is accredited to </w:t>
+      </w:r>
+      <w:proofErr w:type="spellStart"/>
+      <w:r>
+        <w:t>Liskov</w:t>
+      </w:r>
+      <w:proofErr w:type="spellEnd"/>
+      <w:r>
+        <w:t xml:space="preserve"> &amp; Zilles (1974)</w:t>
+      </w:r>
+      <w:r>
+        <w:rPr>
+          <w:lang w:val="en-US"/>
+        </w:rPr>
+        <w:t xml:space="preserve"> for efficient abstraction of data types, allowing us to maintain data integrity throughout </w:t>
+      </w:r>
+      <w:proofErr w:type="spellStart"/>
+      <w:r>
+        <w:rPr>
+          <w:lang w:val="en-US"/>
+        </w:rPr>
+        <w:t>SplashScreen</w:t>
+      </w:r>
+      <w:proofErr w:type="spellEnd"/>
+      <w:r>
+        <w:rPr>
+          <w:lang w:val="en-US"/>
+        </w:rPr>
+        <w:t xml:space="preserve"> </w:t>
+      </w:r>
+      <w:r>
+        <w:t>(</w:t>
+      </w:r>
+      <w:proofErr w:type="spellStart"/>
+      <w:r>
+        <w:t>Liskov</w:t>
+      </w:r>
+      <w:proofErr w:type="spellEnd"/>
+      <w:r>
+        <w:t xml:space="preserve"> &amp; Zilles, 1974)</w:t>
+      </w:r>
+    </w:p>
+    <w:p>
+      <w:pPr>
         <w:rPr>
           <w:lang w:val="en-US"/>
         </w:rPr>
@@ -10042,24 +12324,678 @@
       <w:pPr>
         <w:pStyle w:val="Heading3"/>
         <w:rPr>
+          <w:u w:val="single"/>
+        </w:rPr>
+      </w:pPr>
+      <w:bookmarkStart w:id="32" w:name="_Toc211689423"/>
+      <w:r>
+        <w:rPr>
+          <w:u w:val="single"/>
+          <w:lang w:val="en-US"/>
+        </w:rPr>
+        <w:t>3</w:t>
+      </w:r>
+      <w:r>
+        <w:rPr>
+          <w:u w:val="single"/>
+          <w:lang w:val="en-US"/>
+        </w:rPr>
+        <w:t xml:space="preserve">.2.3 </w:t>
+      </w:r>
+      <w:r>
+        <w:rPr>
+          <w:u w:val="single"/>
+        </w:rPr>
+        <w:t>Custom toast notification</w:t>
+      </w:r>
+      <w:bookmarkEnd w:id="32"/>
+    </w:p>
+    <w:p>
+      <w:pPr>
+        <w:jc w:val="both"/>
+        <w:rPr>
+          <w:i/>
+          <w:iCs/>
+          <w:color w:val="4472C4" w:themeColor="accent1"/>
+          <w:lang w:val="en-US"/>
+        </w:rPr>
+      </w:pPr>
+      <w:r>
+        <w:rPr>
+          <w:i/>
+          <w:iCs/>
+          <w:color w:val="4472C4" w:themeColor="accent1"/>
+          <w:lang w:val="en-US"/>
+        </w:rPr>
+        <w:t>Extract</w:t>
+      </w:r>
+      <w:r>
+        <w:rPr>
+          <w:i/>
+          <w:iCs/>
+          <w:color w:val="4472C4" w:themeColor="accent1"/>
+          <w:lang w:val="en-US"/>
+        </w:rPr>
+        <w:t>:</w:t>
+      </w:r>
+      <w:r>
+        <w:rPr>
+          <w:i/>
+          <w:iCs/>
+          <w:color w:val="4472C4" w:themeColor="accent1"/>
+          <w:lang w:val="en-US"/>
+        </w:rPr>
+        <w:t xml:space="preserve"> </w:t>
+      </w:r>
+      <w:r>
+        <w:t xml:space="preserve">A section of code in the </w:t>
+      </w:r>
+      <w:proofErr w:type="spellStart"/>
+      <w:r>
+        <w:rPr>
+          <w:rStyle w:val="CodeChar"/>
+        </w:rPr>
+        <w:t>NotificationHelper</w:t>
+      </w:r>
+      <w:proofErr w:type="spellEnd"/>
+      <w:r>
+        <w:t xml:space="preserve"> class that shows custom notifications</w:t>
+      </w:r>
+    </w:p>
+    <w:p/>
+    <w:p>
+      <w:r>
+        <w:rPr>
+          <w:noProof/>
+        </w:rPr>
+        <w:drawing>
+          <wp:inline distT="0" distB="0" distL="0" distR="0" wp14:anchorId="0076B56C" wp14:editId="4276D175">
+            <wp:extent cx="5727700" cy="2818765"/>
+            <wp:effectExtent l="0" t="0" r="6350" b="635"/>
+            <wp:docPr id="279712627" name="Picture 279712627" descr="A screenshot of a computer program&#10;&#10;AI-generated content may be incorrect."/>
+            <wp:cNvGraphicFramePr>
+              <a:graphicFrameLocks xmlns:a="http://schemas.openxmlformats.org/drawingml/2006/main" noChangeAspect="1"/>
+            </wp:cNvGraphicFramePr>
+            <a:graphic xmlns:a="http://schemas.openxmlformats.org/drawingml/2006/main">
+              <a:graphicData uri="http://schemas.openxmlformats.org/drawingml/2006/picture">
+                <pic:pic xmlns:pic="http://schemas.openxmlformats.org/drawingml/2006/picture">
+                  <pic:nvPicPr>
+                    <pic:cNvPr id="279712627" name="Picture 279712627" descr="A screenshot of a computer program&#10;&#10;AI-generated content may be incorrect."/>
+                    <pic:cNvPicPr/>
+                  </pic:nvPicPr>
+                  <pic:blipFill>
+                    <a:blip r:embed="rId24"/>
+                    <a:stretch>
+                      <a:fillRect/>
+                    </a:stretch>
+                  </pic:blipFill>
+                  <pic:spPr>
+                    <a:xfrm>
+                      <a:off x="0" y="0"/>
+                      <a:ext cx="5727700" cy="2818765"/>
+                    </a:xfrm>
+                    <a:prstGeom prst="rect">
+                      <a:avLst/>
+                    </a:prstGeom>
+                  </pic:spPr>
+                </pic:pic>
+              </a:graphicData>
+            </a:graphic>
+          </wp:inline>
+        </w:drawing>
+      </w:r>
+    </w:p>
+    <w:p>
+      <w:pPr>
+        <w:pStyle w:val="Images"/>
+        <w:rPr>
+          <w:sz w:val="23"/>
+          <w:szCs w:val="23"/>
+        </w:rPr>
+      </w:pPr>
+      <w:r>
+        <w:t xml:space="preserve">Figure 1.5 A code snippet for </w:t>
+      </w:r>
+      <w:proofErr w:type="spellStart"/>
+      <w:r>
+        <w:t>SplashScreen’s</w:t>
+      </w:r>
+      <w:proofErr w:type="spellEnd"/>
+      <w:r>
+        <w:t xml:space="preserve"> notifier</w:t>
+      </w:r>
+    </w:p>
+    <w:p/>
+    <w:p>
+      <w:pPr>
+        <w:pStyle w:val="Heading4"/>
+      </w:pPr>
+      <w:r>
+        <w:t>Theoretical Anatomy</w:t>
+      </w:r>
+    </w:p>
+    <w:p>
+      <w:r>
+        <w:t xml:space="preserve">To provide a consistent, branded, and non-intrusive feedback mechanism, we chose to replace the standard Android </w:t>
+      </w:r>
+      <w:r>
+        <w:rPr>
+          <w:rStyle w:val="CodeChar"/>
+        </w:rPr>
+        <w:t>Toast</w:t>
+      </w:r>
+      <w:r>
+        <w:t xml:space="preserve"> notifications with a custom, ribbon-style UI component. This required writing a dedicated helper class, </w:t>
+      </w:r>
+      <w:r>
+        <w:rPr>
+          <w:rStyle w:val="HTMLCode"/>
+          <w:rFonts w:eastAsiaTheme="minorHAnsi"/>
+        </w:rPr>
+        <w:t>NotificationHelper.java</w:t>
+      </w:r>
+      <w:r>
+        <w:t xml:space="preserve">, to manage the entire display lifecycle, from injection into the main view hierarchy to timed removal. The design uses an </w:t>
+      </w:r>
+      <w:r>
+        <w:rPr>
+          <w:rStyle w:val="HTMLCode"/>
+          <w:rFonts w:eastAsiaTheme="minorHAnsi"/>
           <w:b/>
           <w:bCs/>
-          <w:lang w:val="en-US"/>
-        </w:rPr>
-      </w:pPr>
-      <w:bookmarkStart w:id="32" w:name="_Toc116373217"/>
+        </w:rPr>
+        <w:t>Enum</w:t>
+      </w:r>
+      <w:r>
+        <w:t xml:space="preserve"> (</w:t>
+      </w:r>
+      <w:proofErr w:type="spellStart"/>
+      <w:r>
+        <w:rPr>
+          <w:rStyle w:val="HTMLCode"/>
+          <w:rFonts w:eastAsiaTheme="minorHAnsi"/>
+        </w:rPr>
+        <w:t>NotificationType</w:t>
+      </w:r>
+      <w:proofErr w:type="spellEnd"/>
+      <w:r>
+        <w:t xml:space="preserve">) to handle different instances such as </w:t>
+      </w:r>
+      <w:r>
+        <w:rPr>
+          <w:rStyle w:val="HTMLCode"/>
+          <w:rFonts w:eastAsiaTheme="minorHAnsi"/>
+        </w:rPr>
+        <w:t>CONFIRMATION</w:t>
+      </w:r>
+      <w:r>
+        <w:t xml:space="preserve">, </w:t>
+      </w:r>
+      <w:r>
+        <w:rPr>
+          <w:rStyle w:val="HTMLCode"/>
+          <w:rFonts w:eastAsiaTheme="minorHAnsi"/>
+        </w:rPr>
+        <w:t>ERROR</w:t>
+      </w:r>
+      <w:r>
+        <w:t xml:space="preserve">, or </w:t>
+      </w:r>
+      <w:r>
+        <w:rPr>
+          <w:rStyle w:val="HTMLCode"/>
+          <w:rFonts w:eastAsiaTheme="minorHAnsi"/>
+        </w:rPr>
+        <w:t>INFORMATIONAL</w:t>
+      </w:r>
+      <w:r>
+        <w:t>, allowing the system to automatically select the correct styling for the message being displayed.</w:t>
+      </w:r>
+    </w:p>
+    <w:p>
+      <w:pPr>
+        <w:pStyle w:val="Heading4"/>
+      </w:pPr>
+      <w:r>
+        <w:t>Technical Anatomy</w:t>
+      </w:r>
+    </w:p>
+    <w:p/>
+    <w:p>
+      <w:pPr>
+        <w:rPr>
+          <w:lang w:val="en-US"/>
+        </w:rPr>
+      </w:pPr>
       <w:r>
         <w:rPr>
           <w:b/>
           <w:bCs/>
           <w:lang w:val="en-US"/>
         </w:rPr>
+        <w:t>Dynamic Positioning and Sizing:</w:t>
+      </w:r>
+      <w:r>
+        <w:rPr>
+          <w:lang w:val="en-US"/>
+        </w:rPr>
+        <w:t xml:space="preserve"> Unlike standard UI elements, this notification is added directly to the root view of the activity</w:t>
+      </w:r>
+      <w:r>
+        <w:rPr>
+          <w:rStyle w:val="CodeChar"/>
+        </w:rPr>
+        <w:t xml:space="preserve"> (</w:t>
+      </w:r>
+      <w:proofErr w:type="spellStart"/>
+      <w:r>
+        <w:rPr>
+          <w:rStyle w:val="CodeChar"/>
+        </w:rPr>
+        <w:t>rootView.addView</w:t>
+      </w:r>
+      <w:proofErr w:type="spellEnd"/>
+      <w:r>
+        <w:rPr>
+          <w:rStyle w:val="CodeChar"/>
+        </w:rPr>
+        <w:t>(</w:t>
+      </w:r>
+      <w:proofErr w:type="spellStart"/>
+      <w:r>
+        <w:rPr>
+          <w:rStyle w:val="CodeChar"/>
+        </w:rPr>
+        <w:t>customNotificationView</w:t>
+      </w:r>
+      <w:proofErr w:type="spellEnd"/>
+      <w:proofErr w:type="gramStart"/>
+      <w:r>
+        <w:rPr>
+          <w:rStyle w:val="CodeChar"/>
+        </w:rPr>
+        <w:t>))</w:t>
+      </w:r>
+      <w:r>
+        <w:rPr>
+          <w:rStyle w:val="CodeChar"/>
+          <w:rFonts w:cstheme="minorHAnsi"/>
+        </w:rPr>
+        <w:t>which</w:t>
+      </w:r>
+      <w:proofErr w:type="gramEnd"/>
+      <w:r>
+        <w:rPr>
+          <w:rStyle w:val="CodeChar"/>
+          <w:rFonts w:cstheme="minorHAnsi"/>
+        </w:rPr>
+        <w:t xml:space="preserve"> is a bit more </w:t>
+      </w:r>
+      <w:r>
+        <w:rPr>
+          <w:rStyle w:val="CodeChar"/>
+          <w:rFonts w:cstheme="minorHAnsi"/>
+        </w:rPr>
+        <w:lastRenderedPageBreak/>
+        <w:t>complex</w:t>
+      </w:r>
+      <w:r>
+        <w:rPr>
+          <w:rStyle w:val="CodeChar"/>
+          <w:rFonts w:cstheme="minorHAnsi"/>
+        </w:rPr>
+        <w:t xml:space="preserve"> to </w:t>
+      </w:r>
+      <w:proofErr w:type="gramStart"/>
+      <w:r>
+        <w:rPr>
+          <w:rStyle w:val="CodeChar"/>
+          <w:rFonts w:cstheme="minorHAnsi"/>
+        </w:rPr>
+        <w:t>achieve</w:t>
+      </w:r>
+      <w:r>
+        <w:rPr>
+          <w:rStyle w:val="CodeChar"/>
+        </w:rPr>
+        <w:t>(</w:t>
+      </w:r>
+      <w:proofErr w:type="gramEnd"/>
+      <w:r>
+        <w:t>Chen, 2023)</w:t>
+      </w:r>
+      <w:r>
+        <w:rPr>
+          <w:rStyle w:val="CodeChar"/>
+        </w:rPr>
+        <w:t>.</w:t>
+      </w:r>
+      <w:r>
+        <w:rPr>
+          <w:lang w:val="en-US"/>
+        </w:rPr>
+        <w:t xml:space="preserve"> To center and size it correctly on any device, we had to calculate its dimensions dynamically:</w:t>
+      </w:r>
+    </w:p>
+    <w:p>
+      <w:pPr>
+        <w:rPr>
+          <w:lang w:val="en-US"/>
+        </w:rPr>
+      </w:pPr>
+    </w:p>
+    <w:p>
+      <w:pPr>
+        <w:rPr>
+          <w:lang w:val="en-US"/>
+        </w:rPr>
+      </w:pPr>
+      <w:r>
+        <w:rPr>
+          <w:b/>
+          <w:bCs/>
+          <w:lang w:val="en-US"/>
+        </w:rPr>
+        <w:t>Width:</w:t>
+      </w:r>
+      <w:r>
+        <w:rPr>
+          <w:lang w:val="en-US"/>
+        </w:rPr>
+        <w:t xml:space="preserve"> Hardcoded to 80% of the total screen width (</w:t>
+      </w:r>
+      <w:proofErr w:type="spellStart"/>
+      <w:r>
+        <w:rPr>
+          <w:rStyle w:val="CodeChar"/>
+        </w:rPr>
+        <w:t>widthPixels</w:t>
+      </w:r>
+      <w:proofErr w:type="spellEnd"/>
+      <w:r>
+        <w:rPr>
+          <w:lang w:val="en-US"/>
+        </w:rPr>
+        <w:t xml:space="preserve"> * 0.8).</w:t>
+      </w:r>
+    </w:p>
+    <w:p>
+      <w:pPr>
+        <w:rPr>
+          <w:lang w:val="en-US"/>
+        </w:rPr>
+      </w:pPr>
+    </w:p>
+    <w:p>
+      <w:pPr>
+        <w:rPr>
+          <w:lang w:val="en-US"/>
+        </w:rPr>
+      </w:pPr>
+      <w:r>
+        <w:rPr>
+          <w:b/>
+          <w:bCs/>
+          <w:lang w:val="en-US"/>
+        </w:rPr>
+        <w:t>Margins:</w:t>
+      </w:r>
+      <w:r>
+        <w:rPr>
+          <w:lang w:val="en-US"/>
+        </w:rPr>
+        <w:t xml:space="preserve"> The remaining 20% is split equally for the left and right margins (</w:t>
+      </w:r>
+      <w:proofErr w:type="spellStart"/>
+      <w:r>
+        <w:rPr>
+          <w:rStyle w:val="CodeChar"/>
+        </w:rPr>
+        <w:t>widthPixels</w:t>
+      </w:r>
+      <w:proofErr w:type="spellEnd"/>
+      <w:r>
+        <w:rPr>
+          <w:lang w:val="en-US"/>
+        </w:rPr>
+        <w:t xml:space="preserve"> * 0.1), ensuring the notification is perfectly centered.</w:t>
+      </w:r>
+    </w:p>
+    <w:p>
+      <w:pPr>
+        <w:rPr>
+          <w:lang w:val="en-US"/>
+        </w:rPr>
+      </w:pPr>
+    </w:p>
+    <w:p>
+      <w:pPr>
+        <w:rPr>
+          <w:lang w:val="en-US"/>
+        </w:rPr>
+      </w:pPr>
+      <w:r>
+        <w:rPr>
+          <w:b/>
+          <w:bCs/>
+          <w:lang w:val="en-US"/>
+        </w:rPr>
+        <w:t>Top Margin:</w:t>
+      </w:r>
+      <w:r>
+        <w:rPr>
+          <w:lang w:val="en-US"/>
+        </w:rPr>
+        <w:t xml:space="preserve"> To ensure the notification slides down below the device's status bar, we dynamically calculate the height of the status bar and add a small offset </w:t>
+      </w:r>
+      <w:r>
+        <w:rPr>
+          <w:lang w:val="en-US"/>
+        </w:rPr>
+        <w:t>,</w:t>
+      </w:r>
+      <w:r>
+        <w:rPr>
+          <w:lang w:val="en-US"/>
+        </w:rPr>
+        <w:t>16dp, converted to pixels using density for padding. This crucial step prevents the notification from being hidden behind system elements.</w:t>
+      </w:r>
+    </w:p>
+    <w:p>
+      <w:pPr>
+        <w:rPr>
+          <w:lang w:val="en-US"/>
+        </w:rPr>
+      </w:pPr>
+    </w:p>
+    <w:p>
+      <w:pPr>
+        <w:rPr>
+          <w:lang w:val="en-US"/>
+        </w:rPr>
+      </w:pPr>
+      <w:r>
+        <w:rPr>
+          <w:b/>
+          <w:bCs/>
+          <w:lang w:val="en-US"/>
+        </w:rPr>
+        <w:t>Timed Animation Lifecycle:</w:t>
+      </w:r>
+      <w:r>
+        <w:rPr>
+          <w:lang w:val="en-US"/>
+        </w:rPr>
+        <w:t xml:space="preserve"> The component’s appearance and disappearance are managed entirely by custom XML animations (</w:t>
+      </w:r>
+      <w:proofErr w:type="spellStart"/>
+      <w:r>
+        <w:rPr>
+          <w:rStyle w:val="CodeChar"/>
+        </w:rPr>
+        <w:t>slide_down</w:t>
+      </w:r>
+      <w:proofErr w:type="spellEnd"/>
+      <w:r>
+        <w:rPr>
+          <w:rStyle w:val="CodeChar"/>
+        </w:rPr>
+        <w:t xml:space="preserve"> </w:t>
+      </w:r>
+      <w:r>
+        <w:rPr>
+          <w:lang w:val="en-US"/>
+        </w:rPr>
+        <w:t xml:space="preserve">and </w:t>
+      </w:r>
+      <w:proofErr w:type="spellStart"/>
+      <w:r>
+        <w:rPr>
+          <w:rStyle w:val="CodeChar"/>
+        </w:rPr>
+        <w:t>slide_up</w:t>
+      </w:r>
+      <w:proofErr w:type="spellEnd"/>
+      <w:r>
+        <w:rPr>
+          <w:lang w:val="en-US"/>
+        </w:rPr>
+        <w:t xml:space="preserve">). A </w:t>
+      </w:r>
+      <w:proofErr w:type="gramStart"/>
+      <w:r>
+        <w:rPr>
+          <w:rStyle w:val="CodeChar"/>
+        </w:rPr>
+        <w:t>Handler().post</w:t>
+      </w:r>
+      <w:proofErr w:type="gramEnd"/>
+      <w:r>
+        <w:rPr>
+          <w:rStyle w:val="CodeChar"/>
+        </w:rPr>
+        <w:t xml:space="preserve"> </w:t>
+      </w:r>
+      <w:proofErr w:type="gramStart"/>
+      <w:r>
+        <w:rPr>
+          <w:rStyle w:val="CodeChar"/>
+        </w:rPr>
+        <w:t>Delayed(</w:t>
+      </w:r>
+      <w:proofErr w:type="gramEnd"/>
+      <w:r>
+        <w:rPr>
+          <w:rStyle w:val="CodeChar"/>
+        </w:rPr>
+        <w:t>)</w:t>
+      </w:r>
+      <w:r>
+        <w:rPr>
+          <w:lang w:val="en-US"/>
+        </w:rPr>
+        <w:t xml:space="preserve"> function is used to control the duration</w:t>
+      </w:r>
+      <w:r>
+        <w:rPr>
+          <w:lang w:val="en-US"/>
+        </w:rPr>
+        <w:t xml:space="preserve">, which is </w:t>
+      </w:r>
+      <w:r>
+        <w:rPr>
+          <w:lang w:val="en-US"/>
+        </w:rPr>
+        <w:t>3000ms, and a custom Animation</w:t>
+      </w:r>
+      <w:r>
+        <w:rPr>
+          <w:lang w:val="en-US"/>
+        </w:rPr>
+        <w:t xml:space="preserve"> </w:t>
+      </w:r>
+      <w:r>
+        <w:rPr>
+          <w:lang w:val="en-US"/>
+        </w:rPr>
+        <w:t xml:space="preserve">Listener is implemented. The listener is critical because it ensures the view is only removed from the </w:t>
+      </w:r>
+      <w:proofErr w:type="spellStart"/>
+      <w:r>
+        <w:rPr>
+          <w:lang w:val="en-US"/>
+        </w:rPr>
+        <w:t>rootView</w:t>
+      </w:r>
+      <w:proofErr w:type="spellEnd"/>
+      <w:r>
+        <w:rPr>
+          <w:lang w:val="en-US"/>
+        </w:rPr>
+        <w:t xml:space="preserve"> in the </w:t>
+      </w:r>
+      <w:proofErr w:type="spellStart"/>
+      <w:r>
+        <w:rPr>
+          <w:rStyle w:val="CodeChar"/>
+        </w:rPr>
+        <w:t>onAnimationEnd</w:t>
+      </w:r>
+      <w:proofErr w:type="spellEnd"/>
+      <w:r>
+        <w:rPr>
+          <w:lang w:val="en-US"/>
+        </w:rPr>
+        <w:t xml:space="preserve"> callback. Removing the view before the animation finishes would result in </w:t>
+      </w:r>
+      <w:proofErr w:type="gramStart"/>
+      <w:r>
+        <w:rPr>
+          <w:lang w:val="en-US"/>
+        </w:rPr>
+        <w:t>an abrupt</w:t>
+      </w:r>
+      <w:proofErr w:type="gramEnd"/>
+      <w:r>
+        <w:rPr>
+          <w:lang w:val="en-US"/>
+        </w:rPr>
+        <w:t xml:space="preserve"> disappearance and potential crashes. This provides a smooth, reliable transition that mimics native system notifications.</w:t>
+      </w:r>
+    </w:p>
+    <w:p>
+      <w:pPr>
+        <w:rPr>
+          <w:lang w:val="en-US"/>
+        </w:rPr>
+      </w:pPr>
+    </w:p>
+    <w:p>
+      <w:pPr>
+        <w:pStyle w:val="Heading2"/>
+        <w:rPr>
+          <w:b/>
+          <w:sz w:val="28"/>
+          <w:szCs w:val="28"/>
+          <w:lang w:val="en-US"/>
+        </w:rPr>
+      </w:pPr>
+      <w:bookmarkStart w:id="33" w:name="_Toc116373216"/>
+      <w:proofErr w:type="gramStart"/>
+      <w:r>
+        <w:rPr>
+          <w:b/>
+          <w:sz w:val="28"/>
+          <w:szCs w:val="28"/>
+          <w:lang w:val="en-US"/>
+        </w:rPr>
         <w:t>3</w:t>
       </w:r>
       <w:r>
         <w:rPr>
           <w:b/>
-          <w:bCs/>
+          <w:sz w:val="28"/>
+          <w:szCs w:val="28"/>
           <w:lang w:val="en-US"/>
         </w:rPr>
         <w:t>.</w:t>
@@ -10067,7 +13003,8 @@
       <w:r>
         <w:rPr>
           <w:b/>
-          <w:bCs/>
+          <w:sz w:val="28"/>
+          <w:szCs w:val="28"/>
           <w:lang w:val="en-US"/>
         </w:rPr>
         <w:t>3</w:t>
@@ -10075,24 +13012,66 @@
       <w:r>
         <w:rPr>
           <w:b/>
-          <w:bCs/>
-          <w:lang w:val="en-US"/>
-        </w:rPr>
-        <w:t>.1 Converting images to byte arrays</w:t>
-      </w:r>
-      <w:bookmarkEnd w:id="32"/>
-    </w:p>
-    <w:p>
-      <w:pPr>
-        <w:jc w:val="both"/>
-        <w:rPr>
-          <w:lang w:val="en-US"/>
-        </w:rPr>
-      </w:pPr>
-    </w:p>
-    <w:p>
-      <w:pPr>
-        <w:jc w:val="both"/>
+          <w:sz w:val="28"/>
+          <w:szCs w:val="28"/>
+          <w:lang w:val="en-US"/>
+        </w:rPr>
+        <w:t xml:space="preserve">  </w:t>
+      </w:r>
+      <w:r>
+        <w:rPr>
+          <w:b/>
+          <w:sz w:val="28"/>
+          <w:szCs w:val="28"/>
+          <w:lang w:val="en-US"/>
+        </w:rPr>
+        <w:t>Source</w:t>
+      </w:r>
+      <w:proofErr w:type="gramEnd"/>
+      <w:r>
+        <w:rPr>
+          <w:b/>
+          <w:sz w:val="28"/>
+          <w:szCs w:val="28"/>
+          <w:lang w:val="en-US"/>
+        </w:rPr>
+        <w:t xml:space="preserve"> code references (if applicable)</w:t>
+      </w:r>
+      <w:bookmarkEnd w:id="33"/>
+      <w:r>
+        <w:rPr>
+          <w:b/>
+          <w:sz w:val="28"/>
+          <w:szCs w:val="28"/>
+          <w:lang w:val="en-US"/>
+        </w:rPr>
+        <w:t xml:space="preserve"> </w:t>
+      </w:r>
+    </w:p>
+    <w:p>
+      <w:pPr>
+        <w:rPr>
+          <w:b/>
+          <w:sz w:val="28"/>
+          <w:szCs w:val="28"/>
+          <w:lang w:val="en-US"/>
+        </w:rPr>
+      </w:pPr>
+    </w:p>
+    <w:p>
+      <w:pPr>
+        <w:jc w:val="both"/>
+        <w:rPr>
+          <w:lang w:val="en-US"/>
+        </w:rPr>
+      </w:pPr>
+      <w:r>
+        <w:rPr>
+          <w:lang w:val="en-US"/>
+        </w:rPr>
+        <w:t xml:space="preserve">This section compiled by </w:t>
+      </w:r>
+      <w:r>
         <w:rPr>
           <w:b/>
           <w:bCs/>
@@ -10100,168 +13079,572 @@
           <w:iCs/>
           <w:lang w:val="en-US"/>
         </w:rPr>
-      </w:pPr>
-      <w:r>
-        <w:rPr>
-          <w:b/>
-          <w:bCs/>
+        <w:t>The Ripple Effect</w:t>
+      </w:r>
+      <w:r>
+        <w:rPr>
+          <w:lang w:val="en-US"/>
+        </w:rPr>
+        <w:t xml:space="preserve">, is a declarative one in nature. We acknowledge and give attribution to the respective entities that laid the technical foundation for the development of </w:t>
+      </w:r>
+      <w:proofErr w:type="spellStart"/>
+      <w:r>
+        <w:rPr>
           <w:i/>
           <w:iCs/>
           <w:lang w:val="en-US"/>
         </w:rPr>
+        <w:t>SplashScreen</w:t>
+      </w:r>
+      <w:proofErr w:type="spellEnd"/>
+      <w:r>
+        <w:rPr>
+          <w:lang w:val="en-US"/>
+        </w:rPr>
+        <w:t xml:space="preserve">. The format of each source code extract has been adapted from the template. </w:t>
+      </w:r>
+    </w:p>
+    <w:p>
+      <w:pPr>
+        <w:jc w:val="both"/>
+        <w:rPr>
+          <w:lang w:val="en-US"/>
+        </w:rPr>
+      </w:pPr>
+    </w:p>
+    <w:p>
+      <w:pPr>
+        <w:pStyle w:val="Heading3"/>
+        <w:rPr>
+          <w:u w:val="single"/>
+        </w:rPr>
+      </w:pPr>
+      <w:bookmarkStart w:id="34" w:name="_Toc211592050"/>
+      <w:bookmarkStart w:id="35" w:name="_Toc211689425"/>
+      <w:r>
+        <w:rPr>
+          <w:u w:val="single"/>
+        </w:rPr>
+        <w:t>3</w:t>
+      </w:r>
+      <w:r>
+        <w:rPr>
+          <w:u w:val="single"/>
+        </w:rPr>
+        <w:t>.3.1 Implementing a Fragment-to-Fragment Communication Pattern</w:t>
+      </w:r>
+      <w:bookmarkEnd w:id="34"/>
+      <w:bookmarkEnd w:id="35"/>
+    </w:p>
+    <w:p>
+      <w:pPr>
+        <w:rPr>
+          <w:lang w:val="en-US"/>
+        </w:rPr>
+      </w:pPr>
+    </w:p>
+    <w:p>
+      <w:pPr>
+        <w:pStyle w:val="Heading4"/>
+        <w:rPr>
+          <w:lang w:val="en-US"/>
+        </w:rPr>
+      </w:pPr>
+      <w:bookmarkStart w:id="36" w:name="_Toc211592051"/>
+      <w:r>
+        <w:rPr>
+          <w:lang w:val="en-US"/>
+        </w:rPr>
         <w:t>Description</w:t>
       </w:r>
-    </w:p>
-    <w:p>
-      <w:pPr>
-        <w:jc w:val="both"/>
-        <w:rPr>
-          <w:lang w:val="en-US"/>
-        </w:rPr>
-      </w:pPr>
-    </w:p>
-    <w:p>
-      <w:pPr>
-        <w:jc w:val="both"/>
-        <w:rPr>
-          <w:lang w:val="en-US"/>
-        </w:rPr>
-      </w:pPr>
+      <w:bookmarkEnd w:id="36"/>
+    </w:p>
+    <w:p>
+      <w:pPr>
+        <w:jc w:val="both"/>
+        <w:rPr>
+          <w:lang w:val="en-US"/>
+        </w:rPr>
+      </w:pPr>
+      <w:r>
+        <w:rPr>
+          <w:lang w:val="en-US"/>
+        </w:rPr>
+        <w:t xml:space="preserve">In modern Android development, the legacy practice of communicating between Fragments using interfaces implemented by the parent Activity is replaced by the official </w:t>
+      </w:r>
+      <w:proofErr w:type="spellStart"/>
+      <w:r>
+        <w:rPr>
+          <w:lang w:val="en-US"/>
+        </w:rPr>
+        <w:t>FragmentResultListener</w:t>
+      </w:r>
+      <w:proofErr w:type="spellEnd"/>
+      <w:r>
+        <w:rPr>
+          <w:lang w:val="en-US"/>
+        </w:rPr>
+        <w:t xml:space="preserve"> API. This mechanism, used to pass data such as confirmation flags or IDs between the </w:t>
+      </w:r>
+      <w:proofErr w:type="spellStart"/>
+      <w:r>
+        <w:rPr>
+          <w:rStyle w:val="CodeChar"/>
+        </w:rPr>
+        <w:t>PO_AddEvent</w:t>
+      </w:r>
+      <w:proofErr w:type="spellEnd"/>
+      <w:r>
+        <w:rPr>
+          <w:lang w:val="en-US"/>
+        </w:rPr>
+        <w:t xml:space="preserve"> and </w:t>
+      </w:r>
+      <w:proofErr w:type="spellStart"/>
+      <w:r>
+        <w:rPr>
+          <w:rStyle w:val="CodeChar"/>
+        </w:rPr>
+        <w:t>PO_Calendar</w:t>
+      </w:r>
+      <w:proofErr w:type="spellEnd"/>
+      <w:r>
+        <w:rPr>
+          <w:lang w:val="en-US"/>
+        </w:rPr>
+        <w:t xml:space="preserve"> Fragments, is required for reliable, lifecycle-aware communication</w:t>
+      </w:r>
+      <w:r>
+        <w:rPr>
+          <w:lang w:val="en-US"/>
+        </w:rPr>
+        <w:t xml:space="preserve"> (</w:t>
+      </w:r>
+      <w:r>
+        <w:rPr>
+          <w:lang w:val="en-US"/>
+        </w:rPr>
+        <w:t>Android Developers</w:t>
+      </w:r>
+      <w:r>
+        <w:rPr>
+          <w:lang w:val="en-US"/>
+        </w:rPr>
+        <w:t xml:space="preserve">, </w:t>
+      </w:r>
+      <w:r>
+        <w:rPr>
+          <w:lang w:val="en-US"/>
+        </w:rPr>
+        <w:t>202</w:t>
+      </w:r>
+      <w:r>
+        <w:rPr>
+          <w:lang w:val="en-US"/>
+        </w:rPr>
+        <w:t>5</w:t>
+      </w:r>
+      <w:r>
+        <w:rPr>
+          <w:lang w:val="en-US"/>
+        </w:rPr>
+        <w:t>).</w:t>
+      </w:r>
+    </w:p>
+    <w:p>
+      <w:pPr>
+        <w:jc w:val="both"/>
+        <w:rPr>
+          <w:lang w:val="en-US"/>
+        </w:rPr>
+      </w:pPr>
+    </w:p>
+    <w:p>
+      <w:pPr>
+        <w:pStyle w:val="Heading4"/>
+        <w:rPr>
+          <w:lang w:val="en-US"/>
+        </w:rPr>
+      </w:pPr>
+      <w:bookmarkStart w:id="37" w:name="_Toc211592052"/>
+      <w:r>
+        <w:rPr>
+          <w:lang w:val="en-US"/>
+        </w:rPr>
+        <w:t>Usage</w:t>
+      </w:r>
+      <w:bookmarkEnd w:id="37"/>
+    </w:p>
+    <w:p>
+      <w:pPr>
+        <w:jc w:val="both"/>
+        <w:rPr>
+          <w:lang w:val="en-US"/>
+        </w:rPr>
+      </w:pPr>
+      <w:r>
+        <w:rPr>
+          <w:lang w:val="en-US"/>
+        </w:rPr>
+        <w:t>PO_Calendar.java (</w:t>
+      </w:r>
+      <w:proofErr w:type="spellStart"/>
       <w:proofErr w:type="gramStart"/>
       <w:r>
         <w:rPr>
           <w:lang w:val="en-US"/>
         </w:rPr>
-        <w:t>In order to</w:t>
+        <w:t>setupEventResultListener</w:t>
+      </w:r>
+      <w:proofErr w:type="spellEnd"/>
+      <w:r>
+        <w:rPr>
+          <w:lang w:val="en-US"/>
+        </w:rPr>
+        <w:t>(</w:t>
       </w:r>
       <w:proofErr w:type="gramEnd"/>
       <w:r>
         <w:rPr>
           <w:lang w:val="en-US"/>
         </w:rPr>
-        <w:t xml:space="preserve"> save an image in the database it first needs to be converted to a byte array.  To display the image on a page it needs to be converted from byte array to image.</w:t>
-      </w:r>
-    </w:p>
-    <w:p>
-      <w:pPr>
-        <w:jc w:val="both"/>
-        <w:rPr>
-          <w:lang w:val="en-US"/>
-        </w:rPr>
-      </w:pPr>
-    </w:p>
-    <w:p>
-      <w:pPr>
-        <w:jc w:val="both"/>
-        <w:rPr>
-          <w:b/>
-          <w:bCs/>
-          <w:i/>
-          <w:iCs/>
-          <w:lang w:val="en-US"/>
-        </w:rPr>
-      </w:pPr>
-      <w:r>
-        <w:rPr>
-          <w:b/>
-          <w:bCs/>
-          <w:i/>
-          <w:iCs/>
+        <w:t>) method) and PO_AddEvent.java</w:t>
+      </w:r>
+    </w:p>
+    <w:p>
+      <w:pPr>
+        <w:jc w:val="both"/>
+        <w:rPr>
+          <w:lang w:val="en-US"/>
+        </w:rPr>
+      </w:pPr>
+    </w:p>
+    <w:p>
+      <w:pPr>
+        <w:jc w:val="both"/>
+        <w:rPr>
+          <w:lang w:val="en-US"/>
+        </w:rPr>
+      </w:pPr>
+    </w:p>
+    <w:p>
+      <w:pPr>
+        <w:jc w:val="both"/>
+        <w:rPr>
+          <w:lang w:val="en-US"/>
+        </w:rPr>
+      </w:pPr>
+    </w:p>
+    <w:p>
+      <w:pPr>
+        <w:jc w:val="both"/>
+        <w:rPr>
+          <w:lang w:val="en-US"/>
+        </w:rPr>
+      </w:pPr>
+    </w:p>
+    <w:p>
+      <w:pPr>
+        <w:pStyle w:val="Heading3"/>
+        <w:rPr>
+          <w:u w:val="single"/>
+          <w:lang w:val="en-US"/>
+        </w:rPr>
+      </w:pPr>
+      <w:bookmarkStart w:id="38" w:name="_Toc211592054"/>
+      <w:bookmarkStart w:id="39" w:name="_Toc211689426"/>
+      <w:r>
+        <w:rPr>
+          <w:u w:val="single"/>
+          <w:lang w:val="en-US"/>
+        </w:rPr>
+        <w:t>3</w:t>
+      </w:r>
+      <w:r>
+        <w:rPr>
+          <w:u w:val="single"/>
+          <w:lang w:val="en-US"/>
+        </w:rPr>
+        <w:t xml:space="preserve">.3.2 Constructing Time-Based Range Queries in Cloud </w:t>
+      </w:r>
+      <w:proofErr w:type="spellStart"/>
+      <w:r>
+        <w:rPr>
+          <w:u w:val="single"/>
+          <w:lang w:val="en-US"/>
+        </w:rPr>
+        <w:t>Firestore</w:t>
+      </w:r>
+      <w:bookmarkEnd w:id="38"/>
+      <w:bookmarkEnd w:id="39"/>
+      <w:proofErr w:type="spellEnd"/>
+    </w:p>
+    <w:p>
+      <w:pPr>
+        <w:rPr>
+          <w:lang w:val="en-US"/>
+        </w:rPr>
+      </w:pPr>
+    </w:p>
+    <w:p>
+      <w:pPr>
+        <w:pStyle w:val="Heading4"/>
+        <w:rPr>
+          <w:lang w:val="en-US"/>
+        </w:rPr>
+      </w:pPr>
+      <w:bookmarkStart w:id="40" w:name="_Toc211592055"/>
+      <w:r>
+        <w:rPr>
+          <w:lang w:val="en-US"/>
+        </w:rPr>
+        <w:lastRenderedPageBreak/>
+        <w:t>Description</w:t>
+      </w:r>
+      <w:bookmarkEnd w:id="40"/>
+    </w:p>
+    <w:p>
+      <w:pPr>
+        <w:jc w:val="both"/>
+        <w:rPr>
+          <w:lang w:val="en-US"/>
+        </w:rPr>
+      </w:pPr>
+      <w:r>
+        <w:rPr>
+          <w:lang w:val="en-US"/>
+        </w:rPr>
+        <w:t xml:space="preserve">To efficiently filter and display maintenance events for a single day, the application uses composite </w:t>
+      </w:r>
+      <w:proofErr w:type="spellStart"/>
+      <w:r>
+        <w:rPr>
+          <w:lang w:val="en-US"/>
+        </w:rPr>
+        <w:t>Firestore</w:t>
+      </w:r>
+      <w:proofErr w:type="spellEnd"/>
+      <w:r>
+        <w:rPr>
+          <w:lang w:val="en-US"/>
+        </w:rPr>
+        <w:t xml:space="preserve"> queries. Specifically, the use of </w:t>
+      </w:r>
+      <w:proofErr w:type="spellStart"/>
+      <w:proofErr w:type="gramStart"/>
+      <w:r>
+        <w:rPr>
+          <w:rStyle w:val="CodeChar"/>
+        </w:rPr>
+        <w:t>whereGreaterThanOrEqualTo</w:t>
+      </w:r>
+      <w:proofErr w:type="spellEnd"/>
+      <w:r>
+        <w:rPr>
+          <w:rStyle w:val="CodeChar"/>
+        </w:rPr>
+        <w:t>(</w:t>
+      </w:r>
+      <w:proofErr w:type="gramEnd"/>
+      <w:r>
+        <w:rPr>
+          <w:rStyle w:val="CodeChar"/>
+        </w:rPr>
+        <w:t>)</w:t>
+      </w:r>
+      <w:r>
+        <w:rPr>
+          <w:lang w:val="en-US"/>
+        </w:rPr>
+        <w:t xml:space="preserve"> and </w:t>
+      </w:r>
+      <w:proofErr w:type="spellStart"/>
+      <w:proofErr w:type="gramStart"/>
+      <w:r>
+        <w:rPr>
+          <w:rStyle w:val="CodeChar"/>
+        </w:rPr>
+        <w:t>whereLessThanOrEqualTo</w:t>
+      </w:r>
+      <w:proofErr w:type="spellEnd"/>
+      <w:r>
+        <w:rPr>
+          <w:rStyle w:val="CodeChar"/>
+        </w:rPr>
+        <w:t>(</w:t>
+      </w:r>
+      <w:proofErr w:type="gramEnd"/>
+      <w:r>
+        <w:rPr>
+          <w:rStyle w:val="CodeChar"/>
+        </w:rPr>
+        <w:t>)</w:t>
+      </w:r>
+      <w:r>
+        <w:rPr>
+          <w:lang w:val="en-US"/>
+        </w:rPr>
+        <w:t xml:space="preserve"> on the </w:t>
+      </w:r>
+      <w:proofErr w:type="spellStart"/>
+      <w:r>
+        <w:rPr>
+          <w:rStyle w:val="CodeChar"/>
+        </w:rPr>
+        <w:t>startDate</w:t>
+      </w:r>
+      <w:proofErr w:type="spellEnd"/>
+      <w:r>
+        <w:rPr>
+          <w:lang w:val="en-US"/>
+        </w:rPr>
+        <w:t xml:space="preserve"> field, combined with the </w:t>
+      </w:r>
+      <w:proofErr w:type="spellStart"/>
+      <w:proofErr w:type="gramStart"/>
+      <w:r>
+        <w:rPr>
+          <w:lang w:val="en-US"/>
+        </w:rPr>
+        <w:t>orderBy</w:t>
+      </w:r>
+      <w:proofErr w:type="spellEnd"/>
+      <w:r>
+        <w:rPr>
+          <w:lang w:val="en-US"/>
+        </w:rPr>
+        <w:t>(</w:t>
+      </w:r>
+      <w:proofErr w:type="gramEnd"/>
+      <w:r>
+        <w:rPr>
+          <w:lang w:val="en-US"/>
+        </w:rPr>
+        <w:t xml:space="preserve">) clause, is an advanced querying pattern essential for scheduling systems. This requires precise handling of </w:t>
+      </w:r>
+      <w:proofErr w:type="spellStart"/>
+      <w:r>
+        <w:rPr>
+          <w:rStyle w:val="CodeChar"/>
+        </w:rPr>
+        <w:t>System.currentTimeMillis</w:t>
+      </w:r>
+      <w:proofErr w:type="spellEnd"/>
+      <w:r>
+        <w:rPr>
+          <w:rStyle w:val="CodeChar"/>
+        </w:rPr>
+        <w:t>()</w:t>
+      </w:r>
+      <w:r>
+        <w:rPr>
+          <w:lang w:val="en-US"/>
+        </w:rPr>
+        <w:t xml:space="preserve"> timestamps and the creation of specific backend indexes to run successfully and maintain performance</w:t>
+      </w:r>
+      <w:r>
+        <w:rPr>
+          <w:lang w:val="en-US"/>
+        </w:rPr>
+        <w:t xml:space="preserve"> </w:t>
+      </w:r>
+      <w:r>
+        <w:t>(Android Developers, 2025; Firebase Developers, 202)</w:t>
+      </w:r>
+      <w:r>
+        <w:rPr>
+          <w:lang w:val="en-US"/>
+        </w:rPr>
+        <w:t>.</w:t>
+      </w:r>
+    </w:p>
+    <w:p>
+      <w:pPr>
+        <w:jc w:val="both"/>
+        <w:rPr>
+          <w:lang w:val="en-US"/>
+        </w:rPr>
+      </w:pPr>
+    </w:p>
+    <w:p>
+      <w:pPr>
+        <w:pStyle w:val="Heading4"/>
+        <w:rPr>
+          <w:lang w:val="en-US"/>
+        </w:rPr>
+      </w:pPr>
+      <w:bookmarkStart w:id="41" w:name="_Toc211592056"/>
+      <w:r>
+        <w:rPr>
           <w:lang w:val="en-US"/>
         </w:rPr>
         <w:t>Usage</w:t>
       </w:r>
-    </w:p>
-    <w:p>
-      <w:pPr>
-        <w:jc w:val="both"/>
-        <w:rPr>
-          <w:lang w:val="en-US"/>
-        </w:rPr>
-      </w:pPr>
-    </w:p>
-    <w:p>
-      <w:pPr>
-        <w:jc w:val="both"/>
-        <w:rPr>
-          <w:lang w:val="en-US"/>
-        </w:rPr>
-      </w:pPr>
-      <w:r>
-        <w:rPr>
-          <w:lang w:val="en-US"/>
-        </w:rPr>
-        <w:t>User profile</w:t>
-      </w:r>
-    </w:p>
-    <w:p>
-      <w:pPr>
-        <w:jc w:val="both"/>
-        <w:rPr>
-          <w:lang w:val="en-US"/>
-        </w:rPr>
-      </w:pPr>
-    </w:p>
-    <w:p>
-      <w:pPr>
-        <w:jc w:val="both"/>
-        <w:rPr>
-          <w:b/>
-          <w:bCs/>
-          <w:i/>
-          <w:iCs/>
-          <w:lang w:val="en-US"/>
-        </w:rPr>
-      </w:pPr>
-      <w:r>
-        <w:rPr>
-          <w:b/>
-          <w:bCs/>
-          <w:i/>
-          <w:iCs/>
-          <w:lang w:val="en-US"/>
-        </w:rPr>
-        <w:t>Reference</w:t>
-      </w:r>
-    </w:p>
-    <w:p>
-      <w:pPr>
-        <w:jc w:val="both"/>
-        <w:rPr>
-          <w:lang w:val="en-US"/>
-        </w:rPr>
-      </w:pPr>
-    </w:p>
-    <w:p>
-      <w:pPr>
-        <w:jc w:val="both"/>
-      </w:pPr>
-      <w:r>
-        <w:rPr>
-          <w:lang w:val="en-US"/>
-        </w:rPr>
-        <w:t xml:space="preserve">rajantawate1 (2009). </w:t>
-      </w:r>
-      <w:r>
-        <w:rPr>
-          <w:lang w:val="en-US"/>
-        </w:rPr>
-        <w:t>C# Image to Byte Array and Byte Array to Image Converter Class</w:t>
-      </w:r>
-      <w:r>
-        <w:rPr>
-          <w:lang w:val="en-US"/>
-        </w:rPr>
-        <w:t xml:space="preserve">. Retrieved August 28, 2019, from </w:t>
-      </w:r>
-      <w:hyperlink r:id="rId21" w:history="1">
-        <w:r>
-          <w:rPr>
-            <w:rStyle w:val="Hyperlink"/>
-          </w:rPr>
-          <w:t>https://www.codeproject.com/Articles/15460/C-Image-to-Byte-Array-and-Byte-Array-to-Image-Conv</w:t>
-        </w:r>
-      </w:hyperlink>
+      <w:bookmarkEnd w:id="41"/>
+    </w:p>
+    <w:p>
+      <w:pPr>
+        <w:jc w:val="both"/>
+        <w:rPr>
+          <w:lang w:val="en-US"/>
+        </w:rPr>
+      </w:pPr>
+      <w:r>
+        <w:rPr>
+          <w:rStyle w:val="CodeChar"/>
+        </w:rPr>
+        <w:t>PO_Calendar.java</w:t>
+      </w:r>
+      <w:r>
+        <w:rPr>
+          <w:lang w:val="en-US"/>
+        </w:rPr>
+        <w:t xml:space="preserve"> (</w:t>
+      </w:r>
+      <w:proofErr w:type="spellStart"/>
+      <w:proofErr w:type="gramStart"/>
+      <w:r>
+        <w:rPr>
+          <w:rStyle w:val="CodeChar"/>
+        </w:rPr>
+        <w:t>loadEventsForSelectedDate</w:t>
+      </w:r>
+      <w:proofErr w:type="spellEnd"/>
+      <w:r>
+        <w:rPr>
+          <w:rStyle w:val="CodeChar"/>
+        </w:rPr>
+        <w:t>(</w:t>
+      </w:r>
+      <w:proofErr w:type="gramEnd"/>
+      <w:r>
+        <w:rPr>
+          <w:rStyle w:val="CodeChar"/>
+        </w:rPr>
+        <w:t>)</w:t>
+      </w:r>
+      <w:r>
+        <w:rPr>
+          <w:lang w:val="en-US"/>
+        </w:rPr>
+        <w:t xml:space="preserve"> method)</w:t>
+      </w:r>
+    </w:p>
+    <w:p>
+      <w:pPr>
+        <w:jc w:val="both"/>
+        <w:rPr>
+          <w:lang w:val="en-US"/>
+        </w:rPr>
+      </w:pPr>
+    </w:p>
+    <w:p>
+      <w:pPr>
+        <w:jc w:val="both"/>
+        <w:rPr>
+          <w:lang w:val="en-US"/>
+        </w:rPr>
+      </w:pPr>
     </w:p>
     <w:p>
       <w:pPr>
@@ -10289,7 +13672,7 @@
           <w:lang w:val="en-US"/>
         </w:rPr>
       </w:pPr>
-      <w:bookmarkStart w:id="33" w:name="_Toc116373218"/>
+      <w:bookmarkStart w:id="42" w:name="_Toc116373218"/>
       <w:proofErr w:type="gramStart"/>
       <w:r>
         <w:rPr>
@@ -10346,7 +13729,7 @@
         </w:rPr>
         <w:t xml:space="preserve"> encountered</w:t>
       </w:r>
-      <w:bookmarkEnd w:id="33"/>
+      <w:bookmarkEnd w:id="42"/>
       <w:r>
         <w:rPr>
           <w:b/>
@@ -10370,64 +13753,352 @@
     <w:p>
       <w:pPr>
         <w:jc w:val="both"/>
-        <w:rPr>
-          <w:lang w:val="en-US"/>
-        </w:rPr>
-      </w:pPr>
-      <w:r>
-        <w:rPr>
-          <w:lang w:val="en-US"/>
-        </w:rPr>
-        <w:t xml:space="preserve">This section </w:t>
-      </w:r>
-      <w:r>
-        <w:rPr>
-          <w:lang w:val="en-US"/>
-        </w:rPr>
-        <w:t>represents a bit of reflection on your part.  Discuss anything in the development of your project which you struggled with.  For each problem provide a numbered heading, a description of the problem and how you solved it (eventually).  For this section it is fine to write in the first person.</w:t>
-      </w:r>
-    </w:p>
-    <w:p>
-      <w:pPr>
-        <w:jc w:val="both"/>
-        <w:rPr>
-          <w:lang w:val="en-US"/>
-        </w:rPr>
-      </w:pPr>
-    </w:p>
-    <w:p>
-      <w:pPr>
-        <w:jc w:val="both"/>
-        <w:rPr>
-          <w:lang w:val="en-US"/>
-        </w:rPr>
-      </w:pPr>
-    </w:p>
-    <w:p>
-      <w:pPr>
-        <w:jc w:val="both"/>
-        <w:rPr>
-          <w:lang w:val="en-US"/>
-        </w:rPr>
-      </w:pPr>
-    </w:p>
-    <w:p>
-      <w:pPr>
-        <w:jc w:val="both"/>
-        <w:rPr>
-          <w:i/>
-          <w:iCs/>
-          <w:lang w:val="en-US"/>
-        </w:rPr>
-      </w:pPr>
-      <w:r>
-        <w:rPr>
-          <w:i/>
-          <w:iCs/>
+      </w:pPr>
+      <w:bookmarkStart w:id="43" w:name="_Toc116373220"/>
+      <w:r>
+        <w:t>This section provides a reflection on the technical and logistical difficulties encountered during the project's development, outlining the challenges and the eventual strategies we employed to overcome them.</w:t>
+      </w:r>
+    </w:p>
+    <w:p>
+      <w:pPr>
+        <w:jc w:val="both"/>
+        <w:rPr>
+          <w:color w:val="4472C4" w:themeColor="accent1"/>
+          <w:lang w:val="en-US"/>
+        </w:rPr>
+      </w:pPr>
+    </w:p>
+    <w:p>
+      <w:pPr>
+        <w:pStyle w:val="Heading3"/>
+        <w:rPr>
+          <w:u w:val="single"/>
+          <w:lang w:val="en-US"/>
+        </w:rPr>
+      </w:pPr>
+      <w:bookmarkStart w:id="44" w:name="_Toc211592059"/>
+      <w:bookmarkStart w:id="45" w:name="_Toc211689428"/>
+      <w:r>
+        <w:rPr>
+          <w:u w:val="single"/>
+          <w:lang w:val="en-US"/>
+        </w:rPr>
+        <w:t>3</w:t>
+      </w:r>
+      <w:r>
+        <w:rPr>
+          <w:u w:val="single"/>
+          <w:lang w:val="en-US"/>
+        </w:rPr>
+        <w:t xml:space="preserve">.4.1 </w:t>
+      </w:r>
+      <w:r>
+        <w:rPr>
+          <w:u w:val="single"/>
+        </w:rPr>
+        <w:t>Integrating a Functional and Customizable Calendar System</w:t>
+      </w:r>
+      <w:bookmarkEnd w:id="44"/>
+      <w:bookmarkEnd w:id="45"/>
+    </w:p>
+    <w:p>
+      <w:pPr>
+        <w:jc w:val="both"/>
+        <w:rPr>
+          <w:lang w:val="en-US"/>
+        </w:rPr>
+      </w:pPr>
+    </w:p>
+    <w:p>
+      <w:pPr>
+        <w:pStyle w:val="Heading4"/>
+        <w:rPr>
+          <w:lang w:val="en-US"/>
+        </w:rPr>
+      </w:pPr>
+      <w:bookmarkStart w:id="46" w:name="_Toc211592060"/>
+      <w:r>
+        <w:rPr>
+          <w:lang w:val="en-US"/>
+        </w:rPr>
+        <w:t>Problem</w:t>
+      </w:r>
+      <w:bookmarkEnd w:id="46"/>
+    </w:p>
+    <w:p>
+      <w:pPr>
+        <w:jc w:val="both"/>
+      </w:pPr>
+      <w:r>
+        <w:t xml:space="preserve">We encountered significant difficulty in establishing a calendar component that was both highly functional for scheduling and fully customizable to fit the </w:t>
+      </w:r>
+      <w:proofErr w:type="spellStart"/>
+      <w:r>
+        <w:t>SplashScreen</w:t>
+      </w:r>
+      <w:proofErr w:type="spellEnd"/>
+      <w:r>
+        <w:t xml:space="preserve"> user interface. Our initial approach involved evaluating several third-party Android libraries and packages. While some libraries offered a beautiful calendar view, they often imposed rigid internal structures that made it nearly impossible to integrate our specific Firebase event-fetching logic or customize the event display, e.g., our colour-coding style, custom event titles, without heavily forking the library code.</w:t>
+      </w:r>
+    </w:p>
+    <w:p>
+      <w:pPr>
+        <w:jc w:val="both"/>
+      </w:pPr>
+    </w:p>
+    <w:p>
+      <w:pPr>
+        <w:pStyle w:val="Heading4"/>
+        <w:rPr>
+          <w:lang w:val="en-US"/>
+        </w:rPr>
+      </w:pPr>
+      <w:bookmarkStart w:id="47" w:name="_Toc211592061"/>
+      <w:r>
+        <w:t>Solution</w:t>
+      </w:r>
+      <w:bookmarkEnd w:id="47"/>
+    </w:p>
+    <w:p>
+      <w:pPr>
+        <w:jc w:val="both"/>
+        <w:rPr>
+          <w:lang w:val="en-US"/>
+        </w:rPr>
+      </w:pPr>
+      <w:r>
+        <w:rPr>
+          <w:lang w:val="en-US"/>
+        </w:rPr>
+        <w:t xml:space="preserve">We resolved this by abandoning external libraries and leveraging the built-in Android </w:t>
+      </w:r>
+      <w:proofErr w:type="spellStart"/>
+      <w:r>
+        <w:rPr>
+          <w:lang w:val="en-US"/>
+        </w:rPr>
+        <w:t>CalendarView</w:t>
+      </w:r>
+      <w:proofErr w:type="spellEnd"/>
+      <w:r>
+        <w:rPr>
+          <w:lang w:val="en-US"/>
+        </w:rPr>
+        <w:t xml:space="preserve"> component. This component provided the basic month view. Crucially, we custom-wrote all the related logic, including the time manipulation, database querying,</w:t>
+      </w:r>
+      <w:r>
+        <w:rPr>
+          <w:lang w:val="en-US"/>
+        </w:rPr>
+        <w:t xml:space="preserve"> </w:t>
+      </w:r>
+      <w:r>
+        <w:rPr>
+          <w:lang w:val="en-US"/>
+        </w:rPr>
+        <w:t>as seen in Section 1.2</w:t>
+      </w:r>
+      <w:r>
+        <w:rPr>
+          <w:lang w:val="en-US"/>
+        </w:rPr>
+        <w:t>,</w:t>
+      </w:r>
+      <w:r>
+        <w:rPr>
+          <w:lang w:val="en-US"/>
+        </w:rPr>
+        <w:t xml:space="preserve"> and the display of the events list</w:t>
+      </w:r>
+      <w:r>
+        <w:rPr>
+          <w:lang w:val="en-US"/>
+        </w:rPr>
+        <w:t xml:space="preserve">, </w:t>
+      </w:r>
+      <w:proofErr w:type="spellStart"/>
+      <w:r>
+        <w:rPr>
+          <w:rStyle w:val="CodeChar"/>
+        </w:rPr>
+        <w:t>RecyclerView</w:t>
+      </w:r>
+      <w:proofErr w:type="spellEnd"/>
+      <w:r>
+        <w:rPr>
+          <w:lang w:val="en-US"/>
+        </w:rPr>
+        <w:t>. This allowed us to maintain full control over the UI/UX and integrate our complex data architecture seamlessly.</w:t>
+      </w:r>
+    </w:p>
+    <w:p>
+      <w:pPr>
+        <w:jc w:val="both"/>
+        <w:rPr>
+          <w:lang w:val="en-US"/>
+        </w:rPr>
+      </w:pPr>
+    </w:p>
+    <w:p>
+      <w:pPr>
+        <w:jc w:val="both"/>
+        <w:rPr>
+          <w:lang w:val="en-US"/>
+        </w:rPr>
+      </w:pPr>
+    </w:p>
+    <w:p>
+      <w:pPr>
+        <w:jc w:val="both"/>
+        <w:rPr>
+          <w:lang w:val="en-US"/>
+        </w:rPr>
+      </w:pPr>
+    </w:p>
+    <w:p>
+      <w:pPr>
+        <w:jc w:val="both"/>
+        <w:rPr>
+          <w:lang w:val="en-US"/>
+        </w:rPr>
+      </w:pPr>
+    </w:p>
+    <w:p>
+      <w:pPr>
+        <w:jc w:val="both"/>
+        <w:rPr>
+          <w:lang w:val="en-US"/>
+        </w:rPr>
+      </w:pPr>
+    </w:p>
+    <w:p>
+      <w:pPr>
+        <w:jc w:val="both"/>
+        <w:rPr>
+          <w:lang w:val="en-US"/>
+        </w:rPr>
+      </w:pPr>
+    </w:p>
+    <w:p>
+      <w:pPr>
+        <w:jc w:val="both"/>
+        <w:rPr>
+          <w:lang w:val="en-US"/>
+        </w:rPr>
+      </w:pPr>
+    </w:p>
+    <w:p>
+      <w:pPr>
+        <w:pStyle w:val="Heading3"/>
+        <w:rPr>
+          <w:u w:val="single"/>
+        </w:rPr>
+      </w:pPr>
+      <w:bookmarkStart w:id="48" w:name="_Toc211592062"/>
+      <w:bookmarkStart w:id="49" w:name="_Toc211689429"/>
+      <w:r>
+        <w:rPr>
+          <w:u w:val="single"/>
           <w:lang w:val="en-US"/>
         </w:rPr>
         <w:lastRenderedPageBreak/>
-        <w:t>Example:</w:t>
+        <w:t>3</w:t>
+      </w:r>
+      <w:r>
+        <w:rPr>
+          <w:u w:val="single"/>
+          <w:lang w:val="en-US"/>
+        </w:rPr>
+        <w:t xml:space="preserve">.4.2 </w:t>
+      </w:r>
+      <w:r>
+        <w:rPr>
+          <w:u w:val="single"/>
+        </w:rPr>
+        <w:t>Managing Git Version Control and Merge Conflicts</w:t>
+      </w:r>
+      <w:bookmarkEnd w:id="48"/>
+      <w:bookmarkEnd w:id="49"/>
+    </w:p>
+    <w:p/>
+    <w:p>
+      <w:pPr>
+        <w:pStyle w:val="Heading4"/>
+        <w:rPr>
+          <w:lang w:val="en-US"/>
+        </w:rPr>
+      </w:pPr>
+      <w:bookmarkStart w:id="50" w:name="_Toc211592063"/>
+      <w:r>
+        <w:rPr>
+          <w:lang w:val="en-US"/>
+        </w:rPr>
+        <w:t>Problem</w:t>
+      </w:r>
+      <w:bookmarkEnd w:id="50"/>
+    </w:p>
+    <w:p>
+      <w:pPr>
+        <w:jc w:val="both"/>
+      </w:pPr>
+      <w:r>
+        <w:t xml:space="preserve">Throughout the development phase, particularly when transitioning between personal and campus workstations, we frequently encountered </w:t>
+      </w:r>
+      <w:r>
+        <w:rPr>
+          <w:bCs/>
+        </w:rPr>
+        <w:t>Git merge conflicts</w:t>
+      </w:r>
+      <w:r>
+        <w:t>.</w:t>
+      </w:r>
+      <w:r>
+        <w:t xml:space="preserve"> These were usually due to us forgetting to pull the latest changes or commit local modifications before switching work environments. While our system utilized separate development and production branches, human error caused these inconsistencies in the local environment, leading to frustrating conflicts upon attempting a final push or merge.</w:t>
+      </w:r>
+    </w:p>
+    <w:p>
+      <w:pPr>
+        <w:jc w:val="both"/>
+      </w:pPr>
+    </w:p>
+    <w:p>
+      <w:pPr>
+        <w:pStyle w:val="Heading4"/>
+        <w:rPr>
+          <w:lang w:val="en-US"/>
+        </w:rPr>
+      </w:pPr>
+      <w:bookmarkStart w:id="51" w:name="_Toc211592064"/>
+      <w:r>
+        <w:t>Solution</w:t>
+      </w:r>
+      <w:bookmarkEnd w:id="51"/>
+    </w:p>
+    <w:p>
+      <w:pPr>
+        <w:jc w:val="both"/>
+      </w:pPr>
+      <w:r>
+        <w:t>To resolve these issues efficiently, we relied heavily on Git</w:t>
+      </w:r>
+      <w:r>
+        <w:t>Hub desktop</w:t>
+      </w:r>
+      <w:r>
+        <w:t xml:space="preserve">'s history tool. We would often use </w:t>
+      </w:r>
+      <w:r>
+        <w:t xml:space="preserve">the logs and check the differences </w:t>
+      </w:r>
+      <w:r>
+        <w:t>to precisely identify the conflicting changes</w:t>
+      </w:r>
+      <w:r>
+        <w:t xml:space="preserve"> (GitHub Docs, 2025)</w:t>
+      </w:r>
+      <w:r>
+        <w:t>. The common resolution involved checking out specific commits, comparing the applicable code fragments manually, and then compiling the required changes into a single, converged version. This rigorous manual process, while time-consuming, ensured no critical logic was accidentally discarded.</w:t>
       </w:r>
     </w:p>
     <w:p>
@@ -10442,159 +14113,332 @@
       <w:pPr>
         <w:pStyle w:val="Heading3"/>
         <w:rPr>
-          <w:b/>
+          <w:u w:val="single"/>
+        </w:rPr>
+      </w:pPr>
+      <w:bookmarkStart w:id="52" w:name="_Toc211592065"/>
+      <w:bookmarkStart w:id="53" w:name="_Toc211689430"/>
+      <w:r>
+        <w:rPr>
+          <w:u w:val="single"/>
+          <w:lang w:val="en-US"/>
+        </w:rPr>
+        <w:t>3</w:t>
+      </w:r>
+      <w:r>
+        <w:rPr>
+          <w:u w:val="single"/>
+          <w:lang w:val="en-US"/>
+        </w:rPr>
+        <w:t xml:space="preserve">.4.3 </w:t>
+      </w:r>
+      <w:r>
+        <w:rPr>
+          <w:u w:val="single"/>
+        </w:rPr>
+        <w:t>Data Dependency and Implementation of Offline Capabilities</w:t>
+      </w:r>
+      <w:bookmarkEnd w:id="52"/>
+      <w:bookmarkEnd w:id="53"/>
+    </w:p>
+    <w:p>
+      <w:pPr>
+        <w:rPr>
+          <w:lang w:val="en-US"/>
+        </w:rPr>
+      </w:pPr>
+    </w:p>
+    <w:p>
+      <w:pPr>
+        <w:pStyle w:val="Heading4"/>
+        <w:rPr>
+          <w:lang w:val="en-US"/>
+        </w:rPr>
+      </w:pPr>
+      <w:bookmarkStart w:id="54" w:name="_Toc211592066"/>
+      <w:r>
+        <w:rPr>
+          <w:lang w:val="en-US"/>
+        </w:rPr>
+        <w:t>Problem</w:t>
+      </w:r>
+      <w:bookmarkEnd w:id="54"/>
+    </w:p>
+    <w:p>
+      <w:r>
+        <w:t xml:space="preserve">A persistent challenge has been managing the application's reliance on a stable internet connection. While Firebase is strong, users need to view recent pool logs or maintenance schedules even when temporarily offline. Achieving a complete, reliable offline-first state is complex due to the asynchronous nature of </w:t>
+      </w:r>
+      <w:proofErr w:type="spellStart"/>
+      <w:r>
+        <w:t>Fibebase</w:t>
+      </w:r>
+      <w:proofErr w:type="spellEnd"/>
+      <w:r>
+        <w:t xml:space="preserve"> </w:t>
+      </w:r>
+      <w:proofErr w:type="spellStart"/>
+      <w:r>
+        <w:t>Firestore's</w:t>
+      </w:r>
+      <w:proofErr w:type="spellEnd"/>
+      <w:r>
+        <w:t xml:space="preserve"> data synchronization.</w:t>
+      </w:r>
+    </w:p>
+    <w:p/>
+    <w:p>
+      <w:pPr>
+        <w:pStyle w:val="Heading4"/>
+        <w:rPr>
+          <w:lang w:val="en-US"/>
+        </w:rPr>
+      </w:pPr>
+      <w:bookmarkStart w:id="55" w:name="_Toc211592067"/>
+      <w:r>
+        <w:t>Solution</w:t>
+      </w:r>
+      <w:bookmarkEnd w:id="55"/>
+    </w:p>
+    <w:p>
+      <w:r>
+        <w:t xml:space="preserve">Our current strategy focuses on </w:t>
+      </w:r>
+      <w:r>
+        <w:rPr>
           <w:bCs/>
-          <w:lang w:val="en-US"/>
-        </w:rPr>
-      </w:pPr>
-      <w:bookmarkStart w:id="34" w:name="_Toc116373219"/>
-      <w:r>
-        <w:rPr>
-          <w:b/>
+        </w:rPr>
+        <w:t>managing cache dependency</w:t>
+      </w:r>
+      <w:r>
+        <w:t>.</w:t>
+      </w:r>
+      <w:r>
+        <w:t xml:space="preserve"> We utilized </w:t>
+      </w:r>
+      <w:proofErr w:type="spellStart"/>
+      <w:r>
+        <w:t>Firestore's</w:t>
+      </w:r>
+      <w:proofErr w:type="spellEnd"/>
+      <w:r>
+        <w:t xml:space="preserve"> built-in offline capabilities, which allow the app to cache data it has recently accessed while online (Firebase Developers, 2025). This provides limited offline functionality. For future iterations, the goal is to implement a more comprehensive cache-management layer potentially using the </w:t>
+      </w:r>
+      <w:r>
+        <w:rPr>
           <w:bCs/>
+        </w:rPr>
+        <w:t>Repository pattern</w:t>
+      </w:r>
+      <w:r>
+        <w:t xml:space="preserve"> to actively store and serve data like event logs during offline periods, with synchronization only occurring when connectivity is restored (Gamma et al., 1994).</w:t>
+      </w:r>
+    </w:p>
+    <w:p/>
+    <w:p>
+      <w:pPr>
+        <w:pStyle w:val="Heading3"/>
+        <w:rPr>
+          <w:u w:val="single"/>
+        </w:rPr>
+      </w:pPr>
+      <w:bookmarkStart w:id="56" w:name="_Toc211592068"/>
+      <w:bookmarkStart w:id="57" w:name="_Toc211689431"/>
+      <w:r>
+        <w:rPr>
+          <w:u w:val="single"/>
           <w:lang w:val="en-US"/>
         </w:rPr>
         <w:t>3</w:t>
       </w:r>
       <w:r>
         <w:rPr>
-          <w:b/>
+          <w:u w:val="single"/>
+          <w:lang w:val="en-US"/>
+        </w:rPr>
+        <w:t xml:space="preserve">.4.4 </w:t>
+      </w:r>
+      <w:r>
+        <w:rPr>
+          <w:u w:val="single"/>
+        </w:rPr>
+        <w:t>Storing User Images and Overcoming Firebase Storage Limits</w:t>
+      </w:r>
+      <w:bookmarkEnd w:id="56"/>
+      <w:bookmarkEnd w:id="57"/>
+    </w:p>
+    <w:p/>
+    <w:p>
+      <w:pPr>
+        <w:pStyle w:val="Heading4"/>
+      </w:pPr>
+      <w:bookmarkStart w:id="58" w:name="_Toc211592069"/>
+      <w:r>
+        <w:t>Problem</w:t>
+      </w:r>
+      <w:bookmarkEnd w:id="58"/>
+    </w:p>
+    <w:p>
+      <w:r>
+        <w:t xml:space="preserve">We faced a logistical hurdle regarding the storage of large binary data, specifically user-uploaded pool images, necessary for both pool owners and service providers. While Cloud </w:t>
+      </w:r>
+      <w:proofErr w:type="spellStart"/>
+      <w:r>
+        <w:t>Firestore</w:t>
+      </w:r>
+      <w:proofErr w:type="spellEnd"/>
+      <w:r>
+        <w:t xml:space="preserve"> is ideal for transactional data, it is not designed to store images. Images must be stored in </w:t>
+      </w:r>
+      <w:r>
+        <w:rPr>
           <w:bCs/>
-          <w:lang w:val="en-US"/>
-        </w:rPr>
+        </w:rPr>
+        <w:t>Firebase Cloud Storage Buckets</w:t>
+      </w:r>
+      <w:r>
         <w:t>.</w:t>
       </w:r>
       <w:r>
-        <w:rPr>
-          <w:b/>
-          <w:bCs/>
-          <w:lang w:val="en-US"/>
-        </w:rPr>
-        <w:t>4</w:t>
-      </w:r>
-      <w:r>
-        <w:rPr>
-          <w:b/>
-          <w:bCs/>
-          <w:lang w:val="en-US"/>
-        </w:rPr>
-        <w:t>.1 Creating a WCF web service</w:t>
-      </w:r>
-      <w:bookmarkEnd w:id="34"/>
-    </w:p>
-    <w:p>
-      <w:pPr>
-        <w:jc w:val="both"/>
-        <w:rPr>
-          <w:lang w:val="en-US"/>
-        </w:rPr>
-      </w:pPr>
-    </w:p>
-    <w:p>
-      <w:pPr>
-        <w:jc w:val="both"/>
-        <w:rPr>
-          <w:lang w:val="en-US"/>
-        </w:rPr>
-      </w:pPr>
-      <w:r>
-        <w:rPr>
-          <w:lang w:val="en-US"/>
-        </w:rPr>
-        <w:t xml:space="preserve">I have never created any form of web service before.  The coding was simple, but I encountered issues while trying to host the web service in IIS.  </w:t>
-      </w:r>
-    </w:p>
-    <w:p>
-      <w:pPr>
-        <w:jc w:val="both"/>
-        <w:rPr>
-          <w:lang w:val="en-US"/>
-        </w:rPr>
-      </w:pPr>
-    </w:p>
-    <w:p>
-      <w:pPr>
-        <w:jc w:val="both"/>
-        <w:rPr>
-          <w:lang w:val="en-US"/>
-        </w:rPr>
-      </w:pPr>
-      <w:r>
-        <w:rPr>
-          <w:lang w:val="en-US"/>
-        </w:rPr>
-        <w:t>Eventually I discovered that the folder in which the service was hosted did not have adequate rights on the server.  Once I applied the appropriate rights, the service started immediately.</w:t>
-      </w:r>
-    </w:p>
-    <w:p>
-      <w:pPr>
-        <w:jc w:val="both"/>
-        <w:rPr>
-          <w:lang w:val="en-US"/>
-        </w:rPr>
-      </w:pPr>
-    </w:p>
-    <w:p>
-      <w:pPr>
-        <w:jc w:val="both"/>
-        <w:rPr>
-          <w:lang w:val="en-US"/>
-        </w:rPr>
-      </w:pPr>
-    </w:p>
-    <w:p>
-      <w:pPr>
-        <w:jc w:val="both"/>
-        <w:rPr>
-          <w:lang w:val="en-US"/>
-        </w:rPr>
-      </w:pPr>
-    </w:p>
-    <w:p>
-      <w:pPr>
-        <w:jc w:val="both"/>
-        <w:rPr>
-          <w:lang w:val="en-US"/>
-        </w:rPr>
-      </w:pPr>
-    </w:p>
-    <w:p>
-      <w:pPr>
-        <w:rPr>
-          <w:lang w:val="en-US"/>
-        </w:rPr>
-      </w:pPr>
-    </w:p>
-    <w:p>
-      <w:pPr>
-        <w:jc w:val="both"/>
-        <w:rPr>
-          <w:lang w:val="en-US"/>
-        </w:rPr>
-      </w:pPr>
-    </w:p>
-    <w:p>
-      <w:pPr>
-        <w:jc w:val="both"/>
-        <w:rPr>
-          <w:lang w:val="en-US"/>
-        </w:rPr>
-      </w:pPr>
-    </w:p>
-    <w:p>
-      <w:pPr>
-        <w:rPr>
-          <w:bCs/>
-          <w:sz w:val="28"/>
-          <w:szCs w:val="28"/>
-          <w:lang w:val="en-US"/>
-        </w:rPr>
-      </w:pPr>
-      <w:r>
-        <w:rPr>
-          <w:lang w:val="en-US"/>
-        </w:rPr>
-        <w:br w:type="page"/>
+        <w:t xml:space="preserve"> The free tier of Firebase Storage imposes rate limits and bandwidth restrictions, which, combined with the administrative requirement of linking a credit card for initial configuration even for the free tier, presented a barrier since the project is currently unfunded.</w:t>
+      </w:r>
+    </w:p>
+    <w:p/>
+    <w:p>
+      <w:pPr>
+        <w:pStyle w:val="Heading4"/>
+      </w:pPr>
+      <w:bookmarkStart w:id="59" w:name="_Toc211592070"/>
+      <w:r>
+        <w:lastRenderedPageBreak/>
+        <w:t>Solution</w:t>
+      </w:r>
+      <w:bookmarkEnd w:id="59"/>
+    </w:p>
+    <w:p>
+      <w:r>
+        <w:t xml:space="preserve">We devised a conceptual workaround involving an external cloud provider, </w:t>
+      </w:r>
+      <w:proofErr w:type="spellStart"/>
+      <w:r>
+        <w:t>Cloudinary</w:t>
+      </w:r>
+      <w:proofErr w:type="spellEnd"/>
+      <w:r>
+        <w:t>, to handle the image hosting (</w:t>
+      </w:r>
+      <w:proofErr w:type="spellStart"/>
+      <w:r>
+        <w:t>Cloudinary</w:t>
+      </w:r>
+      <w:proofErr w:type="spellEnd"/>
+      <w:r>
+        <w:t xml:space="preserve"> Documentation, 2025). The conceptual flow involves:</w:t>
+      </w:r>
+    </w:p>
+    <w:p/>
+    <w:p>
+      <w:pPr>
+        <w:pStyle w:val="ListParagraph"/>
+        <w:numPr>
+          <w:ilvl w:val="0"/>
+          <w:numId w:val="25"/>
+        </w:numPr>
+      </w:pPr>
+      <w:r>
+        <w:t>The user uploads a pool image from the app.</w:t>
+      </w:r>
+    </w:p>
+    <w:p>
+      <w:pPr>
+        <w:pStyle w:val="ListParagraph"/>
+        <w:numPr>
+          <w:ilvl w:val="0"/>
+          <w:numId w:val="25"/>
+        </w:numPr>
+      </w:pPr>
+      <w:r>
+        <w:t xml:space="preserve">The app sends the image directly to </w:t>
+      </w:r>
+      <w:proofErr w:type="spellStart"/>
+      <w:r>
+        <w:t>Cloudinary</w:t>
+      </w:r>
+      <w:proofErr w:type="spellEnd"/>
+      <w:r>
+        <w:t>.</w:t>
+      </w:r>
+    </w:p>
+    <w:p>
+      <w:pPr>
+        <w:pStyle w:val="ListParagraph"/>
+        <w:numPr>
+          <w:ilvl w:val="0"/>
+          <w:numId w:val="25"/>
+        </w:numPr>
+      </w:pPr>
+      <w:proofErr w:type="spellStart"/>
+      <w:r>
+        <w:t>Cloudinary</w:t>
+      </w:r>
+      <w:proofErr w:type="spellEnd"/>
+      <w:r>
+        <w:t xml:space="preserve"> returns a secure URL.</w:t>
+      </w:r>
+    </w:p>
+    <w:p>
+      <w:pPr>
+        <w:pStyle w:val="ListParagraph"/>
+        <w:numPr>
+          <w:ilvl w:val="0"/>
+          <w:numId w:val="25"/>
+        </w:numPr>
+      </w:pPr>
+      <w:r>
+        <w:t xml:space="preserve">This URL, not the image itself, is stored in the corresponding pool document in Cloud </w:t>
+      </w:r>
+      <w:proofErr w:type="spellStart"/>
+      <w:r>
+        <w:t>Firestore</w:t>
+      </w:r>
+      <w:proofErr w:type="spellEnd"/>
+      <w:r>
+        <w:t>.</w:t>
+      </w:r>
+    </w:p>
+    <w:p>
+      <w:pPr>
+        <w:pStyle w:val="ListParagraph"/>
+        <w:numPr>
+          <w:ilvl w:val="0"/>
+          <w:numId w:val="25"/>
+        </w:numPr>
+      </w:pPr>
+      <w:r>
+        <w:t xml:space="preserve">When a user, owner or service provider, views the pool, the app fetches the URL from </w:t>
+      </w:r>
+      <w:proofErr w:type="spellStart"/>
+      <w:r>
+        <w:t>Firestore</w:t>
+      </w:r>
+      <w:proofErr w:type="spellEnd"/>
+      <w:r>
+        <w:t xml:space="preserve"> and downloads the image from </w:t>
+      </w:r>
+      <w:proofErr w:type="spellStart"/>
+      <w:r>
+        <w:t>Cloudinary</w:t>
+      </w:r>
+      <w:proofErr w:type="spellEnd"/>
+      <w:r>
+        <w:t xml:space="preserve">. This decentralized approach allows us to manage image storage and delivery independently of </w:t>
+      </w:r>
+    </w:p>
+    <w:p>
+      <w:pPr>
+        <w:pStyle w:val="ListParagraph"/>
+      </w:pPr>
+      <w:r>
+        <w:t>Firebase's immediate financial constraints.</w:t>
       </w:r>
     </w:p>
     <w:p>
@@ -10608,8 +14452,10 @@
           <w:lang w:val="en-US"/>
         </w:rPr>
       </w:pPr>
-      <w:bookmarkStart w:id="35" w:name="_Toc116373220"/>
-      <w:r>
+    </w:p>
+    <w:p>
+      <w:pPr>
+        <w:pStyle w:val="Heading1"/>
         <w:rPr>
           <w:rFonts w:cstheme="minorHAnsi"/>
           <w:color w:val="000000" w:themeColor="text1"/>
@@ -10617,9 +14463,7 @@
           <w:szCs w:val="56"/>
           <w:lang w:val="en-US"/>
         </w:rPr>
-        <w:lastRenderedPageBreak/>
-        <w:t xml:space="preserve">4. </w:t>
-      </w:r>
+      </w:pPr>
       <w:r>
         <w:rPr>
           <w:rFonts w:cstheme="minorHAnsi"/>
@@ -10628,72 +14472,8 @@
           <w:szCs w:val="56"/>
           <w:lang w:val="en-US"/>
         </w:rPr>
-        <w:t>Conclusion</w:t>
-      </w:r>
-      <w:bookmarkEnd w:id="35"/>
-    </w:p>
-    <w:p>
-      <w:pPr>
-        <w:outlineLvl w:val="0"/>
-        <w:rPr>
-          <w:bCs/>
-          <w:sz w:val="28"/>
-          <w:szCs w:val="28"/>
-          <w:lang w:val="en-US"/>
-        </w:rPr>
-      </w:pPr>
-    </w:p>
-    <w:p>
-      <w:pPr>
-        <w:jc w:val="both"/>
-        <w:rPr>
-          <w:bCs/>
-          <w:sz w:val="22"/>
-          <w:szCs w:val="22"/>
-          <w:lang w:val="en-US"/>
-        </w:rPr>
-      </w:pPr>
-      <w:r>
-        <w:rPr>
-          <w:bCs/>
-          <w:sz w:val="22"/>
-          <w:szCs w:val="22"/>
-          <w:lang w:val="en-US"/>
-        </w:rPr>
-        <w:t>Use this section to conclude your study / project.  It should be at least half a page in length, but no longer than two.  Touch on what the project set out to do, what the study accomplished and any insights you might have gained or ways you want to improve / expand upon the project in future.</w:t>
-      </w:r>
-    </w:p>
-    <w:p>
-      <w:pPr>
-        <w:jc w:val="both"/>
-        <w:rPr>
-          <w:bCs/>
-          <w:sz w:val="22"/>
-          <w:szCs w:val="22"/>
-          <w:lang w:val="en-US"/>
-        </w:rPr>
-      </w:pPr>
-    </w:p>
-    <w:p>
-      <w:pPr>
-        <w:pStyle w:val="Heading1"/>
-        <w:rPr>
-          <w:bCs/>
-          <w:sz w:val="22"/>
-          <w:szCs w:val="22"/>
-          <w:lang w:val="en-US"/>
-        </w:rPr>
-      </w:pPr>
-      <w:r>
-        <w:rPr>
-          <w:bCs/>
-          <w:sz w:val="22"/>
-          <w:szCs w:val="22"/>
-          <w:lang w:val="en-US"/>
-        </w:rPr>
-        <w:br w:type="page"/>
-      </w:r>
-      <w:bookmarkStart w:id="36" w:name="_Toc116373221"/>
+        <w:t xml:space="preserve">4. </w:t>
+      </w:r>
       <w:r>
         <w:rPr>
           <w:rFonts w:cstheme="minorHAnsi"/>
@@ -10702,10 +14482,84 @@
           <w:szCs w:val="56"/>
           <w:lang w:val="en-US"/>
         </w:rPr>
+        <w:t>Conclusion</w:t>
+      </w:r>
+      <w:bookmarkEnd w:id="43"/>
+    </w:p>
+    <w:p>
+      <w:pPr>
+        <w:outlineLvl w:val="0"/>
+        <w:rPr>
+          <w:bCs/>
+          <w:sz w:val="28"/>
+          <w:szCs w:val="28"/>
+          <w:lang w:val="en-US"/>
+        </w:rPr>
+      </w:pPr>
+    </w:p>
+    <w:p>
+      <w:pPr>
+        <w:jc w:val="both"/>
+        <w:rPr>
+          <w:bCs/>
+          <w:sz w:val="22"/>
+          <w:szCs w:val="22"/>
+          <w:lang w:val="en-US"/>
+        </w:rPr>
+      </w:pPr>
+      <w:r>
+        <w:rPr>
+          <w:bCs/>
+          <w:sz w:val="22"/>
+          <w:szCs w:val="22"/>
+          <w:lang w:val="en-US"/>
+        </w:rPr>
+        <w:t>Use this section to conclude your study / project.  It should be at least half a page in length, but no longer than two.  Touch on what the project set out to do, what the study accomplished and any insights you might have gained or ways you want to improve / expand upon the project in future.</w:t>
+      </w:r>
+    </w:p>
+    <w:p>
+      <w:pPr>
+        <w:jc w:val="both"/>
+        <w:rPr>
+          <w:bCs/>
+          <w:sz w:val="22"/>
+          <w:szCs w:val="22"/>
+          <w:lang w:val="en-US"/>
+        </w:rPr>
+      </w:pPr>
+    </w:p>
+    <w:p>
+      <w:pPr>
+        <w:pStyle w:val="Heading1"/>
+        <w:rPr>
+          <w:bCs/>
+          <w:sz w:val="22"/>
+          <w:szCs w:val="22"/>
+          <w:lang w:val="en-US"/>
+        </w:rPr>
+      </w:pPr>
+      <w:r>
+        <w:rPr>
+          <w:bCs/>
+          <w:sz w:val="22"/>
+          <w:szCs w:val="22"/>
+          <w:lang w:val="en-US"/>
+        </w:rPr>
+        <w:br w:type="page"/>
+      </w:r>
+      <w:bookmarkStart w:id="60" w:name="_Toc116373221"/>
+      <w:r>
+        <w:rPr>
+          <w:rFonts w:cstheme="minorHAnsi"/>
+          <w:color w:val="000000" w:themeColor="text1"/>
+          <w:sz w:val="56"/>
+          <w:szCs w:val="56"/>
+          <w:lang w:val="en-US"/>
+        </w:rPr>
         <w:lastRenderedPageBreak/>
         <w:t>References</w:t>
       </w:r>
-      <w:bookmarkEnd w:id="36"/>
+      <w:bookmarkEnd w:id="60"/>
       <w:r>
         <w:rPr>
           <w:rFonts w:cstheme="minorHAnsi"/>
@@ -10840,7 +14694,7 @@
           <w:lang w:val="en-US"/>
         </w:rPr>
       </w:pPr>
-      <w:bookmarkStart w:id="37" w:name="_Toc116373222"/>
+      <w:bookmarkStart w:id="61" w:name="_Toc116373222"/>
       <w:r>
         <w:rPr>
           <w:rFonts w:cstheme="minorHAnsi"/>
@@ -10862,7 +14716,7 @@
         </w:rPr>
         <w:t>Business case revisions</w:t>
       </w:r>
-      <w:bookmarkEnd w:id="37"/>
+      <w:bookmarkEnd w:id="61"/>
     </w:p>
     <w:p>
       <w:pPr>
@@ -10916,7 +14770,7 @@
           <w:lang w:val="en-US"/>
         </w:rPr>
       </w:pPr>
-      <w:bookmarkStart w:id="38" w:name="_Toc116373223"/>
+      <w:bookmarkStart w:id="62" w:name="_Toc116373223"/>
       <w:r>
         <w:rPr>
           <w:b/>
@@ -10935,7 +14789,7 @@
         </w:rPr>
         <w:t>.1 Changes made in response to comments</w:t>
       </w:r>
-      <w:bookmarkEnd w:id="38"/>
+      <w:bookmarkEnd w:id="62"/>
     </w:p>
     <w:p>
       <w:pPr>
@@ -10957,7 +14811,7 @@
           <w:lang w:val="en-US"/>
         </w:rPr>
       </w:pPr>
-      <w:bookmarkStart w:id="39" w:name="_Toc116373224"/>
+      <w:bookmarkStart w:id="63" w:name="_Toc116373224"/>
       <w:r>
         <w:rPr>
           <w:b/>
@@ -10966,7 +14820,7 @@
         </w:rPr>
         <w:t>A.1.1 Justify (align) document text</w:t>
       </w:r>
-      <w:bookmarkEnd w:id="39"/>
+      <w:bookmarkEnd w:id="63"/>
     </w:p>
     <w:p>
       <w:pPr>
@@ -11020,7 +14874,7 @@
           <w:lang w:val="en-US"/>
         </w:rPr>
       </w:pPr>
-      <w:bookmarkStart w:id="40" w:name="_Toc116373225"/>
+      <w:bookmarkStart w:id="64" w:name="_Toc116373225"/>
       <w:r>
         <w:rPr>
           <w:b/>
@@ -11057,7 +14911,7 @@
         </w:rPr>
         <w:t>project progressed</w:t>
       </w:r>
-      <w:bookmarkEnd w:id="40"/>
+      <w:bookmarkEnd w:id="64"/>
     </w:p>
     <w:p>
       <w:pPr>
@@ -11079,7 +14933,7 @@
           <w:lang w:val="en-US"/>
         </w:rPr>
       </w:pPr>
-      <w:bookmarkStart w:id="41" w:name="_Toc116373226"/>
+      <w:bookmarkStart w:id="65" w:name="_Toc116373226"/>
       <w:r>
         <w:rPr>
           <w:b/>
@@ -11088,7 +14942,7 @@
         </w:rPr>
         <w:t>A.2.1 Changed objectives</w:t>
       </w:r>
-      <w:bookmarkEnd w:id="41"/>
+      <w:bookmarkEnd w:id="65"/>
     </w:p>
     <w:p>
       <w:pPr>
@@ -11162,7 +15016,7 @@
           <w:lang w:val="en-US"/>
         </w:rPr>
       </w:pPr>
-      <w:bookmarkStart w:id="42" w:name="_Toc116373227"/>
+      <w:bookmarkStart w:id="66" w:name="_Toc116373227"/>
       <w:r>
         <w:rPr>
           <w:rFonts w:cstheme="minorHAnsi"/>
@@ -11204,7 +15058,7 @@
         </w:rPr>
         <w:t xml:space="preserve"> revisions</w:t>
       </w:r>
-      <w:bookmarkEnd w:id="42"/>
+      <w:bookmarkEnd w:id="66"/>
     </w:p>
     <w:p>
       <w:pPr>
@@ -11258,7 +15112,7 @@
           <w:lang w:val="en-US"/>
         </w:rPr>
       </w:pPr>
-      <w:bookmarkStart w:id="43" w:name="_Toc116373228"/>
+      <w:bookmarkStart w:id="67" w:name="_Toc116373228"/>
       <w:r>
         <w:rPr>
           <w:b/>
@@ -11277,7 +15131,7 @@
         </w:rPr>
         <w:t>.1 Changes made in response to comments</w:t>
       </w:r>
-      <w:bookmarkEnd w:id="43"/>
+      <w:bookmarkEnd w:id="67"/>
     </w:p>
     <w:p>
       <w:pPr>
@@ -11299,7 +15153,7 @@
           <w:lang w:val="en-US"/>
         </w:rPr>
       </w:pPr>
-      <w:bookmarkStart w:id="44" w:name="_Toc116373229"/>
+      <w:bookmarkStart w:id="68" w:name="_Toc116373229"/>
       <w:r>
         <w:rPr>
           <w:b/>
@@ -11324,7 +15178,7 @@
         </w:rPr>
         <w:t>Changes to ERD</w:t>
       </w:r>
-      <w:bookmarkEnd w:id="44"/>
+      <w:bookmarkEnd w:id="68"/>
     </w:p>
     <w:p>
       <w:pPr>
@@ -11378,7 +15232,7 @@
           <w:lang w:val="en-US"/>
         </w:rPr>
       </w:pPr>
-      <w:bookmarkStart w:id="45" w:name="_Toc116373230"/>
+      <w:bookmarkStart w:id="69" w:name="_Toc116373230"/>
       <w:r>
         <w:rPr>
           <w:b/>
@@ -11415,7 +15269,7 @@
         </w:rPr>
         <w:t>project progressed</w:t>
       </w:r>
-      <w:bookmarkEnd w:id="45"/>
+      <w:bookmarkEnd w:id="69"/>
     </w:p>
     <w:p>
       <w:pPr>
@@ -11437,7 +15291,7 @@
           <w:lang w:val="en-US"/>
         </w:rPr>
       </w:pPr>
-      <w:bookmarkStart w:id="46" w:name="_Toc116373231"/>
+      <w:bookmarkStart w:id="70" w:name="_Toc116373231"/>
       <w:r>
         <w:rPr>
           <w:b/>
@@ -11462,7 +15316,7 @@
         </w:rPr>
         <w:t>Extra feature added</w:t>
       </w:r>
-      <w:bookmarkEnd w:id="46"/>
+      <w:bookmarkEnd w:id="70"/>
     </w:p>
     <w:p>
       <w:pPr>
@@ -11536,7 +15390,7 @@
           <w:lang w:val="en-US"/>
         </w:rPr>
       </w:pPr>
-      <w:bookmarkStart w:id="47" w:name="_Toc116373232"/>
+      <w:bookmarkStart w:id="71" w:name="_Toc116373232"/>
       <w:r>
         <w:rPr>
           <w:rFonts w:cstheme="minorHAnsi"/>
@@ -11578,7 +15432,7 @@
         </w:rPr>
         <w:t xml:space="preserve"> revisions</w:t>
       </w:r>
-      <w:bookmarkEnd w:id="47"/>
+      <w:bookmarkEnd w:id="71"/>
     </w:p>
     <w:p>
       <w:pPr>
@@ -11632,7 +15486,7 @@
           <w:lang w:val="en-US"/>
         </w:rPr>
       </w:pPr>
-      <w:bookmarkStart w:id="48" w:name="_Toc116373233"/>
+      <w:bookmarkStart w:id="72" w:name="_Toc116373233"/>
       <w:r>
         <w:rPr>
           <w:b/>
@@ -11651,7 +15505,7 @@
         </w:rPr>
         <w:t>.1 Changes made in response to comments</w:t>
       </w:r>
-      <w:bookmarkEnd w:id="48"/>
+      <w:bookmarkEnd w:id="72"/>
     </w:p>
     <w:p>
       <w:pPr>
@@ -11673,7 +15527,7 @@
           <w:lang w:val="en-US"/>
         </w:rPr>
       </w:pPr>
-      <w:bookmarkStart w:id="49" w:name="_Toc116373234"/>
+      <w:bookmarkStart w:id="73" w:name="_Toc116373234"/>
       <w:r>
         <w:rPr>
           <w:b/>
@@ -11698,7 +15552,7 @@
         </w:rPr>
         <w:t>Extract of complex code was boilerplate</w:t>
       </w:r>
-      <w:bookmarkEnd w:id="49"/>
+      <w:bookmarkEnd w:id="73"/>
     </w:p>
     <w:p>
       <w:pPr>
@@ -11752,7 +15606,7 @@
           <w:lang w:val="en-US"/>
         </w:rPr>
       </w:pPr>
-      <w:bookmarkStart w:id="50" w:name="_Toc116373235"/>
+      <w:bookmarkStart w:id="74" w:name="_Toc116373235"/>
       <w:r>
         <w:rPr>
           <w:b/>
@@ -11789,7 +15643,7 @@
         </w:rPr>
         <w:t>project progressed</w:t>
       </w:r>
-      <w:bookmarkEnd w:id="50"/>
+      <w:bookmarkEnd w:id="74"/>
     </w:p>
     <w:p>
       <w:pPr>
@@ -11811,7 +15665,7 @@
           <w:lang w:val="en-US"/>
         </w:rPr>
       </w:pPr>
-      <w:bookmarkStart w:id="51" w:name="_Toc116373236"/>
+      <w:bookmarkStart w:id="75" w:name="_Toc116373236"/>
       <w:r>
         <w:rPr>
           <w:b/>
@@ -11836,7 +15690,7 @@
         </w:rPr>
         <w:t>Added a problem encountered</w:t>
       </w:r>
-      <w:bookmarkEnd w:id="51"/>
+      <w:bookmarkEnd w:id="75"/>
     </w:p>
     <w:p>
       <w:pPr>
@@ -11870,7 +15724,7 @@
       </w:r>
     </w:p>
     <w:sectPr>
-      <w:footerReference w:type="default" r:id="rId22"/>
+      <w:footerReference w:type="default" r:id="rId25"/>
       <w:pgSz w:w="11900" w:h="16840"/>
       <w:pgMar w:top="1440" w:right="1440" w:bottom="1440" w:left="1440" w:header="708" w:footer="708" w:gutter="0"/>
       <w:cols w:space="708"/>
@@ -11881,7 +15735,7 @@
 </file>
 
 <file path=word/endnotes.xml><?xml version="1.0" encoding="utf-8"?>
-<w:endnotes xmlns:wpc="http://schemas.microsoft.com/office/word/2010/wordprocessingCanvas" xmlns:cx="http://schemas.microsoft.com/office/drawing/2014/chartex" xmlns:cx1="http://schemas.microsoft.com/office/drawing/2015/9/8/chartex" xmlns:cx2="http://schemas.microsoft.com/office/drawing/2015/10/21/chartex" xmlns:cx3="http://schemas.microsoft.com/office/drawing/2016/5/9/chartex" xmlns:cx4="http://schemas.microsoft.com/office/drawing/2016/5/10/chartex" xmlns:cx5="http://schemas.microsoft.com/office/drawing/2016/5/11/chartex" xmlns:cx6="http://schemas.microsoft.com/office/drawing/2016/5/12/chartex" xmlns:cx7="http://schemas.microsoft.com/office/drawing/2016/5/13/chartex" xmlns:cx8="http://schemas.microsoft.com/office/drawing/2016/5/14/chartex" xmlns:mc="http://schemas.openxmlformats.org/markup-compatibility/2006" xmlns:aink="http://schemas.microsoft.com/office/drawing/2016/ink" xmlns:am3d="http://schemas.microsoft.com/office/drawing/2017/model3d" xmlns:o="urn:schemas-microsoft-com:office:office" xmlns:oel="http://schemas.microsoft.com/office/2019/extlst" xmlns:r="http://schemas.openxmlformats.org/officeDocument/2006/relationships" xmlns:m="http://schemas.openxmlformats.org/officeDocument/2006/math" xmlns:v="urn:schemas-microsoft-com:vml" xmlns:wp14="http://schemas.microsoft.com/office/word/2010/wordprocessingDrawing" xmlns:wp="http://schemas.openxmlformats.org/drawingml/2006/wordprocessingDrawing" xmlns:w10="urn:schemas-microsoft-com:office:word" xmlns:w="http://schemas.openxmlformats.org/wordprocessingml/2006/main" xmlns:w14="http://schemas.microsoft.com/office/word/2010/wordml" xmlns:w15="http://schemas.microsoft.com/office/word/2012/wordml" xmlns:w16cex="http://schemas.microsoft.com/office/word/2018/wordml/cex" xmlns:w16cid="http://schemas.microsoft.com/office/word/2016/wordml/cid" xmlns:w16="http://schemas.microsoft.com/office/word/2018/wordml" xmlns:w16du="http://schemas.microsoft.com/office/word/2023/wordml/word16du" xmlns:w16sdtdh="http://schemas.microsoft.com/office/word/2020/wordml/sdtdatahash" xmlns:w16se="http://schemas.microsoft.com/office/word/2015/wordml/symex" xmlns:wpg="http://schemas.microsoft.com/office/word/2010/wordprocessingGroup" xmlns:wpi="http://schemas.microsoft.com/office/word/2010/wordprocessingInk" xmlns:wne="http://schemas.microsoft.com/office/word/2006/wordml" xmlns:wps="http://schemas.microsoft.com/office/word/2010/wordprocessingShape" mc:Ignorable="w14 w15 w16se w16cid w16 w16cex w16sdtdh w16du wp14">
+<w:endnotes xmlns:wpc="http://schemas.microsoft.com/office/word/2010/wordprocessingCanvas" xmlns:cx="http://schemas.microsoft.com/office/drawing/2014/chartex" xmlns:cx1="http://schemas.microsoft.com/office/drawing/2015/9/8/chartex" xmlns:cx2="http://schemas.microsoft.com/office/drawing/2015/10/21/chartex" xmlns:cx3="http://schemas.microsoft.com/office/drawing/2016/5/9/chartex" xmlns:cx4="http://schemas.microsoft.com/office/drawing/2016/5/10/chartex" xmlns:cx5="http://schemas.microsoft.com/office/drawing/2016/5/11/chartex" xmlns:cx6="http://schemas.microsoft.com/office/drawing/2016/5/12/chartex" xmlns:cx7="http://schemas.microsoft.com/office/drawing/2016/5/13/chartex" xmlns:cx8="http://schemas.microsoft.com/office/drawing/2016/5/14/chartex" xmlns:mc="http://schemas.openxmlformats.org/markup-compatibility/2006" xmlns:aink="http://schemas.microsoft.com/office/drawing/2016/ink" xmlns:am3d="http://schemas.microsoft.com/office/drawing/2017/model3d" xmlns:o="urn:schemas-microsoft-com:office:office" xmlns:oel="http://schemas.microsoft.com/office/2019/extlst" xmlns:r="http://schemas.openxmlformats.org/officeDocument/2006/relationships" xmlns:m="http://schemas.openxmlformats.org/officeDocument/2006/math" xmlns:v="urn:schemas-microsoft-com:vml" xmlns:wp14="http://schemas.microsoft.com/office/word/2010/wordprocessingDrawing" xmlns:wp="http://schemas.openxmlformats.org/drawingml/2006/wordprocessingDrawing" xmlns:w10="urn:schemas-microsoft-com:office:word" xmlns:w="http://schemas.openxmlformats.org/wordprocessingml/2006/main" xmlns:w14="http://schemas.microsoft.com/office/word/2010/wordml" xmlns:w15="http://schemas.microsoft.com/office/word/2012/wordml" xmlns:w16cex="http://schemas.microsoft.com/office/word/2018/wordml/cex" xmlns:w16cid="http://schemas.microsoft.com/office/word/2016/wordml/cid" xmlns:w16="http://schemas.microsoft.com/office/word/2018/wordml" xmlns:w16du="http://schemas.microsoft.com/office/word/2023/wordml/word16du" xmlns:w16sdtdh="http://schemas.microsoft.com/office/word/2020/wordml/sdtdatahash" xmlns:w16sdtfl="http://schemas.microsoft.com/office/word/2024/wordml/sdtformatlock" xmlns:w16se="http://schemas.microsoft.com/office/word/2015/wordml/symex" xmlns:wpg="http://schemas.microsoft.com/office/word/2010/wordprocessingGroup" xmlns:wpi="http://schemas.microsoft.com/office/word/2010/wordprocessingInk" xmlns:wne="http://schemas.microsoft.com/office/word/2006/wordml" xmlns:wps="http://schemas.microsoft.com/office/word/2010/wordprocessingShape" mc:Ignorable="w14 w15 w16se w16cid w16 w16cex w16sdtdh w16sdtfl w16du wp14">
   <w:endnote w:type="separator" w:id="-1">
     <w:p>
       <w:r>
@@ -11900,7 +15754,7 @@
 </file>
 
 <file path=word/footer1.xml><?xml version="1.0" encoding="utf-8"?>
-<w:ftr xmlns:wpc="http://schemas.microsoft.com/office/word/2010/wordprocessingCanvas" xmlns:cx="http://schemas.microsoft.com/office/drawing/2014/chartex" xmlns:cx1="http://schemas.microsoft.com/office/drawing/2015/9/8/chartex" xmlns:cx2="http://schemas.microsoft.com/office/drawing/2015/10/21/chartex" xmlns:cx3="http://schemas.microsoft.com/office/drawing/2016/5/9/chartex" xmlns:cx4="http://schemas.microsoft.com/office/drawing/2016/5/10/chartex" xmlns:cx5="http://schemas.microsoft.com/office/drawing/2016/5/11/chartex" xmlns:cx6="http://schemas.microsoft.com/office/drawing/2016/5/12/chartex" xmlns:cx7="http://schemas.microsoft.com/office/drawing/2016/5/13/chartex" xmlns:cx8="http://schemas.microsoft.com/office/drawing/2016/5/14/chartex" xmlns:mc="http://schemas.openxmlformats.org/markup-compatibility/2006" xmlns:aink="http://schemas.microsoft.com/office/drawing/2016/ink" xmlns:am3d="http://schemas.microsoft.com/office/drawing/2017/model3d" xmlns:o="urn:schemas-microsoft-com:office:office" xmlns:oel="http://schemas.microsoft.com/office/2019/extlst" xmlns:r="http://schemas.openxmlformats.org/officeDocument/2006/relationships" xmlns:m="http://schemas.openxmlformats.org/officeDocument/2006/math" xmlns:v="urn:schemas-microsoft-com:vml" xmlns:wp14="http://schemas.microsoft.com/office/word/2010/wordprocessingDrawing" xmlns:wp="http://schemas.openxmlformats.org/drawingml/2006/wordprocessingDrawing" xmlns:w10="urn:schemas-microsoft-com:office:word" xmlns:w="http://schemas.openxmlformats.org/wordprocessingml/2006/main" xmlns:w14="http://schemas.microsoft.com/office/word/2010/wordml" xmlns:w15="http://schemas.microsoft.com/office/word/2012/wordml" xmlns:w16cex="http://schemas.microsoft.com/office/word/2018/wordml/cex" xmlns:w16cid="http://schemas.microsoft.com/office/word/2016/wordml/cid" xmlns:w16="http://schemas.microsoft.com/office/word/2018/wordml" xmlns:w16du="http://schemas.microsoft.com/office/word/2023/wordml/word16du" xmlns:w16sdtdh="http://schemas.microsoft.com/office/word/2020/wordml/sdtdatahash" xmlns:w16se="http://schemas.microsoft.com/office/word/2015/wordml/symex" xmlns:wpg="http://schemas.microsoft.com/office/word/2010/wordprocessingGroup" xmlns:wpi="http://schemas.microsoft.com/office/word/2010/wordprocessingInk" xmlns:wne="http://schemas.microsoft.com/office/word/2006/wordml" xmlns:wps="http://schemas.microsoft.com/office/word/2010/wordprocessingShape" mc:Ignorable="w14 w15 w16se w16cid w16 w16cex w16sdtdh w16du wp14">
+<w:ftr xmlns:wpc="http://schemas.microsoft.com/office/word/2010/wordprocessingCanvas" xmlns:cx="http://schemas.microsoft.com/office/drawing/2014/chartex" xmlns:cx1="http://schemas.microsoft.com/office/drawing/2015/9/8/chartex" xmlns:cx2="http://schemas.microsoft.com/office/drawing/2015/10/21/chartex" xmlns:cx3="http://schemas.microsoft.com/office/drawing/2016/5/9/chartex" xmlns:cx4="http://schemas.microsoft.com/office/drawing/2016/5/10/chartex" xmlns:cx5="http://schemas.microsoft.com/office/drawing/2016/5/11/chartex" xmlns:cx6="http://schemas.microsoft.com/office/drawing/2016/5/12/chartex" xmlns:cx7="http://schemas.microsoft.com/office/drawing/2016/5/13/chartex" xmlns:cx8="http://schemas.microsoft.com/office/drawing/2016/5/14/chartex" xmlns:mc="http://schemas.openxmlformats.org/markup-compatibility/2006" xmlns:aink="http://schemas.microsoft.com/office/drawing/2016/ink" xmlns:am3d="http://schemas.microsoft.com/office/drawing/2017/model3d" xmlns:o="urn:schemas-microsoft-com:office:office" xmlns:oel="http://schemas.microsoft.com/office/2019/extlst" xmlns:r="http://schemas.openxmlformats.org/officeDocument/2006/relationships" xmlns:m="http://schemas.openxmlformats.org/officeDocument/2006/math" xmlns:v="urn:schemas-microsoft-com:vml" xmlns:wp14="http://schemas.microsoft.com/office/word/2010/wordprocessingDrawing" xmlns:wp="http://schemas.openxmlformats.org/drawingml/2006/wordprocessingDrawing" xmlns:w10="urn:schemas-microsoft-com:office:word" xmlns:w="http://schemas.openxmlformats.org/wordprocessingml/2006/main" xmlns:w14="http://schemas.microsoft.com/office/word/2010/wordml" xmlns:w15="http://schemas.microsoft.com/office/word/2012/wordml" xmlns:w16cex="http://schemas.microsoft.com/office/word/2018/wordml/cex" xmlns:w16cid="http://schemas.microsoft.com/office/word/2016/wordml/cid" xmlns:w16="http://schemas.microsoft.com/office/word/2018/wordml" xmlns:w16du="http://schemas.microsoft.com/office/word/2023/wordml/word16du" xmlns:w16sdtdh="http://schemas.microsoft.com/office/word/2020/wordml/sdtdatahash" xmlns:w16sdtfl="http://schemas.microsoft.com/office/word/2024/wordml/sdtformatlock" xmlns:w16se="http://schemas.microsoft.com/office/word/2015/wordml/symex" xmlns:wpg="http://schemas.microsoft.com/office/word/2010/wordprocessingGroup" xmlns:wpi="http://schemas.microsoft.com/office/word/2010/wordprocessingInk" xmlns:wne="http://schemas.microsoft.com/office/word/2006/wordml" xmlns:wps="http://schemas.microsoft.com/office/word/2010/wordprocessingShape" mc:Ignorable="w14 w15 w16se w16cid w16 w16cex w16sdtdh w16sdtfl w16du wp14">
   <w:sdt>
     <w:sdtPr>
       <w:rPr>
@@ -11965,7 +15819,7 @@
 </file>
 
 <file path=word/footer2.xml><?xml version="1.0" encoding="utf-8"?>
-<w:ftr xmlns:wpc="http://schemas.microsoft.com/office/word/2010/wordprocessingCanvas" xmlns:cx="http://schemas.microsoft.com/office/drawing/2014/chartex" xmlns:cx1="http://schemas.microsoft.com/office/drawing/2015/9/8/chartex" xmlns:cx2="http://schemas.microsoft.com/office/drawing/2015/10/21/chartex" xmlns:cx3="http://schemas.microsoft.com/office/drawing/2016/5/9/chartex" xmlns:cx4="http://schemas.microsoft.com/office/drawing/2016/5/10/chartex" xmlns:cx5="http://schemas.microsoft.com/office/drawing/2016/5/11/chartex" xmlns:cx6="http://schemas.microsoft.com/office/drawing/2016/5/12/chartex" xmlns:cx7="http://schemas.microsoft.com/office/drawing/2016/5/13/chartex" xmlns:cx8="http://schemas.microsoft.com/office/drawing/2016/5/14/chartex" xmlns:mc="http://schemas.openxmlformats.org/markup-compatibility/2006" xmlns:aink="http://schemas.microsoft.com/office/drawing/2016/ink" xmlns:am3d="http://schemas.microsoft.com/office/drawing/2017/model3d" xmlns:o="urn:schemas-microsoft-com:office:office" xmlns:oel="http://schemas.microsoft.com/office/2019/extlst" xmlns:r="http://schemas.openxmlformats.org/officeDocument/2006/relationships" xmlns:m="http://schemas.openxmlformats.org/officeDocument/2006/math" xmlns:v="urn:schemas-microsoft-com:vml" xmlns:wp14="http://schemas.microsoft.com/office/word/2010/wordprocessingDrawing" xmlns:wp="http://schemas.openxmlformats.org/drawingml/2006/wordprocessingDrawing" xmlns:w10="urn:schemas-microsoft-com:office:word" xmlns:w="http://schemas.openxmlformats.org/wordprocessingml/2006/main" xmlns:w14="http://schemas.microsoft.com/office/word/2010/wordml" xmlns:w15="http://schemas.microsoft.com/office/word/2012/wordml" xmlns:w16cex="http://schemas.microsoft.com/office/word/2018/wordml/cex" xmlns:w16cid="http://schemas.microsoft.com/office/word/2016/wordml/cid" xmlns:w16="http://schemas.microsoft.com/office/word/2018/wordml" xmlns:w16du="http://schemas.microsoft.com/office/word/2023/wordml/word16du" xmlns:w16sdtdh="http://schemas.microsoft.com/office/word/2020/wordml/sdtdatahash" xmlns:w16se="http://schemas.microsoft.com/office/word/2015/wordml/symex" xmlns:wpg="http://schemas.microsoft.com/office/word/2010/wordprocessingGroup" xmlns:wpi="http://schemas.microsoft.com/office/word/2010/wordprocessingInk" xmlns:wne="http://schemas.microsoft.com/office/word/2006/wordml" xmlns:wps="http://schemas.microsoft.com/office/word/2010/wordprocessingShape" mc:Ignorable="w14 w15 w16se w16cid w16 w16cex w16sdtdh w16du wp14">
+<w:ftr xmlns:wpc="http://schemas.microsoft.com/office/word/2010/wordprocessingCanvas" xmlns:cx="http://schemas.microsoft.com/office/drawing/2014/chartex" xmlns:cx1="http://schemas.microsoft.com/office/drawing/2015/9/8/chartex" xmlns:cx2="http://schemas.microsoft.com/office/drawing/2015/10/21/chartex" xmlns:cx3="http://schemas.microsoft.com/office/drawing/2016/5/9/chartex" xmlns:cx4="http://schemas.microsoft.com/office/drawing/2016/5/10/chartex" xmlns:cx5="http://schemas.microsoft.com/office/drawing/2016/5/11/chartex" xmlns:cx6="http://schemas.microsoft.com/office/drawing/2016/5/12/chartex" xmlns:cx7="http://schemas.microsoft.com/office/drawing/2016/5/13/chartex" xmlns:cx8="http://schemas.microsoft.com/office/drawing/2016/5/14/chartex" xmlns:mc="http://schemas.openxmlformats.org/markup-compatibility/2006" xmlns:aink="http://schemas.microsoft.com/office/drawing/2016/ink" xmlns:am3d="http://schemas.microsoft.com/office/drawing/2017/model3d" xmlns:o="urn:schemas-microsoft-com:office:office" xmlns:oel="http://schemas.microsoft.com/office/2019/extlst" xmlns:r="http://schemas.openxmlformats.org/officeDocument/2006/relationships" xmlns:m="http://schemas.openxmlformats.org/officeDocument/2006/math" xmlns:v="urn:schemas-microsoft-com:vml" xmlns:wp14="http://schemas.microsoft.com/office/word/2010/wordprocessingDrawing" xmlns:wp="http://schemas.openxmlformats.org/drawingml/2006/wordprocessingDrawing" xmlns:w10="urn:schemas-microsoft-com:office:word" xmlns:w="http://schemas.openxmlformats.org/wordprocessingml/2006/main" xmlns:w14="http://schemas.microsoft.com/office/word/2010/wordml" xmlns:w15="http://schemas.microsoft.com/office/word/2012/wordml" xmlns:w16cex="http://schemas.microsoft.com/office/word/2018/wordml/cex" xmlns:w16cid="http://schemas.microsoft.com/office/word/2016/wordml/cid" xmlns:w16="http://schemas.microsoft.com/office/word/2018/wordml" xmlns:w16du="http://schemas.microsoft.com/office/word/2023/wordml/word16du" xmlns:w16sdtdh="http://schemas.microsoft.com/office/word/2020/wordml/sdtdatahash" xmlns:w16sdtfl="http://schemas.microsoft.com/office/word/2024/wordml/sdtformatlock" xmlns:w16se="http://schemas.microsoft.com/office/word/2015/wordml/symex" xmlns:wpg="http://schemas.microsoft.com/office/word/2010/wordprocessingGroup" xmlns:wpi="http://schemas.microsoft.com/office/word/2010/wordprocessingInk" xmlns:wne="http://schemas.microsoft.com/office/word/2006/wordml" xmlns:wps="http://schemas.microsoft.com/office/word/2010/wordprocessingShape" mc:Ignorable="w14 w15 w16se w16cid w16 w16cex w16sdtdh w16sdtfl w16du wp14">
   <w:sdt>
     <w:sdtPr>
       <w:rPr>
@@ -12030,7 +15884,7 @@
 </file>
 
 <file path=word/footnotes.xml><?xml version="1.0" encoding="utf-8"?>
-<w:footnotes xmlns:wpc="http://schemas.microsoft.com/office/word/2010/wordprocessingCanvas" xmlns:cx="http://schemas.microsoft.com/office/drawing/2014/chartex" xmlns:cx1="http://schemas.microsoft.com/office/drawing/2015/9/8/chartex" xmlns:cx2="http://schemas.microsoft.com/office/drawing/2015/10/21/chartex" xmlns:cx3="http://schemas.microsoft.com/office/drawing/2016/5/9/chartex" xmlns:cx4="http://schemas.microsoft.com/office/drawing/2016/5/10/chartex" xmlns:cx5="http://schemas.microsoft.com/office/drawing/2016/5/11/chartex" xmlns:cx6="http://schemas.microsoft.com/office/drawing/2016/5/12/chartex" xmlns:cx7="http://schemas.microsoft.com/office/drawing/2016/5/13/chartex" xmlns:cx8="http://schemas.microsoft.com/office/drawing/2016/5/14/chartex" xmlns:mc="http://schemas.openxmlformats.org/markup-compatibility/2006" xmlns:aink="http://schemas.microsoft.com/office/drawing/2016/ink" xmlns:am3d="http://schemas.microsoft.com/office/drawing/2017/model3d" xmlns:o="urn:schemas-microsoft-com:office:office" xmlns:oel="http://schemas.microsoft.com/office/2019/extlst" xmlns:r="http://schemas.openxmlformats.org/officeDocument/2006/relationships" xmlns:m="http://schemas.openxmlformats.org/officeDocument/2006/math" xmlns:v="urn:schemas-microsoft-com:vml" xmlns:wp14="http://schemas.microsoft.com/office/word/2010/wordprocessingDrawing" xmlns:wp="http://schemas.openxmlformats.org/drawingml/2006/wordprocessingDrawing" xmlns:w10="urn:schemas-microsoft-com:office:word" xmlns:w="http://schemas.openxmlformats.org/wordprocessingml/2006/main" xmlns:w14="http://schemas.microsoft.com/office/word/2010/wordml" xmlns:w15="http://schemas.microsoft.com/office/word/2012/wordml" xmlns:w16cex="http://schemas.microsoft.com/office/word/2018/wordml/cex" xmlns:w16cid="http://schemas.microsoft.com/office/word/2016/wordml/cid" xmlns:w16="http://schemas.microsoft.com/office/word/2018/wordml" xmlns:w16du="http://schemas.microsoft.com/office/word/2023/wordml/word16du" xmlns:w16sdtdh="http://schemas.microsoft.com/office/word/2020/wordml/sdtdatahash" xmlns:w16se="http://schemas.microsoft.com/office/word/2015/wordml/symex" xmlns:wpg="http://schemas.microsoft.com/office/word/2010/wordprocessingGroup" xmlns:wpi="http://schemas.microsoft.com/office/word/2010/wordprocessingInk" xmlns:wne="http://schemas.microsoft.com/office/word/2006/wordml" xmlns:wps="http://schemas.microsoft.com/office/word/2010/wordprocessingShape" mc:Ignorable="w14 w15 w16se w16cid w16 w16cex w16sdtdh w16du wp14">
+<w:footnotes xmlns:wpc="http://schemas.microsoft.com/office/word/2010/wordprocessingCanvas" xmlns:cx="http://schemas.microsoft.com/office/drawing/2014/chartex" xmlns:cx1="http://schemas.microsoft.com/office/drawing/2015/9/8/chartex" xmlns:cx2="http://schemas.microsoft.com/office/drawing/2015/10/21/chartex" xmlns:cx3="http://schemas.microsoft.com/office/drawing/2016/5/9/chartex" xmlns:cx4="http://schemas.microsoft.com/office/drawing/2016/5/10/chartex" xmlns:cx5="http://schemas.microsoft.com/office/drawing/2016/5/11/chartex" xmlns:cx6="http://schemas.microsoft.com/office/drawing/2016/5/12/chartex" xmlns:cx7="http://schemas.microsoft.com/office/drawing/2016/5/13/chartex" xmlns:cx8="http://schemas.microsoft.com/office/drawing/2016/5/14/chartex" xmlns:mc="http://schemas.openxmlformats.org/markup-compatibility/2006" xmlns:aink="http://schemas.microsoft.com/office/drawing/2016/ink" xmlns:am3d="http://schemas.microsoft.com/office/drawing/2017/model3d" xmlns:o="urn:schemas-microsoft-com:office:office" xmlns:oel="http://schemas.microsoft.com/office/2019/extlst" xmlns:r="http://schemas.openxmlformats.org/officeDocument/2006/relationships" xmlns:m="http://schemas.openxmlformats.org/officeDocument/2006/math" xmlns:v="urn:schemas-microsoft-com:vml" xmlns:wp14="http://schemas.microsoft.com/office/word/2010/wordprocessingDrawing" xmlns:wp="http://schemas.openxmlformats.org/drawingml/2006/wordprocessingDrawing" xmlns:w10="urn:schemas-microsoft-com:office:word" xmlns:w="http://schemas.openxmlformats.org/wordprocessingml/2006/main" xmlns:w14="http://schemas.microsoft.com/office/word/2010/wordml" xmlns:w15="http://schemas.microsoft.com/office/word/2012/wordml" xmlns:w16cex="http://schemas.microsoft.com/office/word/2018/wordml/cex" xmlns:w16cid="http://schemas.microsoft.com/office/word/2016/wordml/cid" xmlns:w16="http://schemas.microsoft.com/office/word/2018/wordml" xmlns:w16du="http://schemas.microsoft.com/office/word/2023/wordml/word16du" xmlns:w16sdtdh="http://schemas.microsoft.com/office/word/2020/wordml/sdtdatahash" xmlns:w16sdtfl="http://schemas.microsoft.com/office/word/2024/wordml/sdtformatlock" xmlns:w16se="http://schemas.microsoft.com/office/word/2015/wordml/symex" xmlns:wpg="http://schemas.microsoft.com/office/word/2010/wordprocessingGroup" xmlns:wpi="http://schemas.microsoft.com/office/word/2010/wordprocessingInk" xmlns:wne="http://schemas.microsoft.com/office/word/2006/wordml" xmlns:wps="http://schemas.microsoft.com/office/word/2010/wordprocessingShape" mc:Ignorable="w14 w15 w16se w16cid w16 w16cex w16sdtdh w16sdtfl w16du wp14">
   <w:footnote w:type="separator" w:id="-1">
     <w:p>
       <w:r>
@@ -12049,8 +15903,121 @@
 </file>
 
 <file path=word/numbering.xml><?xml version="1.0" encoding="utf-8"?>
-<w:numbering xmlns:wpc="http://schemas.microsoft.com/office/word/2010/wordprocessingCanvas" xmlns:cx="http://schemas.microsoft.com/office/drawing/2014/chartex" xmlns:cx1="http://schemas.microsoft.com/office/drawing/2015/9/8/chartex" xmlns:cx2="http://schemas.microsoft.com/office/drawing/2015/10/21/chartex" xmlns:cx3="http://schemas.microsoft.com/office/drawing/2016/5/9/chartex" xmlns:cx4="http://schemas.microsoft.com/office/drawing/2016/5/10/chartex" xmlns:cx5="http://schemas.microsoft.com/office/drawing/2016/5/11/chartex" xmlns:cx6="http://schemas.microsoft.com/office/drawing/2016/5/12/chartex" xmlns:cx7="http://schemas.microsoft.com/office/drawing/2016/5/13/chartex" xmlns:cx8="http://schemas.microsoft.com/office/drawing/2016/5/14/chartex" xmlns:mc="http://schemas.openxmlformats.org/markup-compatibility/2006" xmlns:aink="http://schemas.microsoft.com/office/drawing/2016/ink" xmlns:am3d="http://schemas.microsoft.com/office/drawing/2017/model3d" xmlns:o="urn:schemas-microsoft-com:office:office" xmlns:oel="http://schemas.microsoft.com/office/2019/extlst" xmlns:r="http://schemas.openxmlformats.org/officeDocument/2006/relationships" xmlns:m="http://schemas.openxmlformats.org/officeDocument/2006/math" xmlns:v="urn:schemas-microsoft-com:vml" xmlns:wp14="http://schemas.microsoft.com/office/word/2010/wordprocessingDrawing" xmlns:wp="http://schemas.openxmlformats.org/drawingml/2006/wordprocessingDrawing" xmlns:w10="urn:schemas-microsoft-com:office:word" xmlns:w="http://schemas.openxmlformats.org/wordprocessingml/2006/main" xmlns:w14="http://schemas.microsoft.com/office/word/2010/wordml" xmlns:w15="http://schemas.microsoft.com/office/word/2012/wordml" xmlns:w16cex="http://schemas.microsoft.com/office/word/2018/wordml/cex" xmlns:w16cid="http://schemas.microsoft.com/office/word/2016/wordml/cid" xmlns:w16="http://schemas.microsoft.com/office/word/2018/wordml" xmlns:w16du="http://schemas.microsoft.com/office/word/2023/wordml/word16du" xmlns:w16sdtdh="http://schemas.microsoft.com/office/word/2020/wordml/sdtdatahash" xmlns:w16se="http://schemas.microsoft.com/office/word/2015/wordml/symex" xmlns:wpg="http://schemas.microsoft.com/office/word/2010/wordprocessingGroup" xmlns:wpi="http://schemas.microsoft.com/office/word/2010/wordprocessingInk" xmlns:wne="http://schemas.microsoft.com/office/word/2006/wordml" xmlns:wps="http://schemas.microsoft.com/office/word/2010/wordprocessingShape" mc:Ignorable="w14 w15 w16se w16cid w16 w16cex w16sdtdh w16du wp14">
+<w:numbering xmlns:wpc="http://schemas.microsoft.com/office/word/2010/wordprocessingCanvas" xmlns:cx="http://schemas.microsoft.com/office/drawing/2014/chartex" xmlns:cx1="http://schemas.microsoft.com/office/drawing/2015/9/8/chartex" xmlns:cx2="http://schemas.microsoft.com/office/drawing/2015/10/21/chartex" xmlns:cx3="http://schemas.microsoft.com/office/drawing/2016/5/9/chartex" xmlns:cx4="http://schemas.microsoft.com/office/drawing/2016/5/10/chartex" xmlns:cx5="http://schemas.microsoft.com/office/drawing/2016/5/11/chartex" xmlns:cx6="http://schemas.microsoft.com/office/drawing/2016/5/12/chartex" xmlns:cx7="http://schemas.microsoft.com/office/drawing/2016/5/13/chartex" xmlns:cx8="http://schemas.microsoft.com/office/drawing/2016/5/14/chartex" xmlns:mc="http://schemas.openxmlformats.org/markup-compatibility/2006" xmlns:aink="http://schemas.microsoft.com/office/drawing/2016/ink" xmlns:am3d="http://schemas.microsoft.com/office/drawing/2017/model3d" xmlns:o="urn:schemas-microsoft-com:office:office" xmlns:oel="http://schemas.microsoft.com/office/2019/extlst" xmlns:r="http://schemas.openxmlformats.org/officeDocument/2006/relationships" xmlns:m="http://schemas.openxmlformats.org/officeDocument/2006/math" xmlns:v="urn:schemas-microsoft-com:vml" xmlns:wp14="http://schemas.microsoft.com/office/word/2010/wordprocessingDrawing" xmlns:wp="http://schemas.openxmlformats.org/drawingml/2006/wordprocessingDrawing" xmlns:w10="urn:schemas-microsoft-com:office:word" xmlns:w="http://schemas.openxmlformats.org/wordprocessingml/2006/main" xmlns:w14="http://schemas.microsoft.com/office/word/2010/wordml" xmlns:w15="http://schemas.microsoft.com/office/word/2012/wordml" xmlns:w16cex="http://schemas.microsoft.com/office/word/2018/wordml/cex" xmlns:w16cid="http://schemas.microsoft.com/office/word/2016/wordml/cid" xmlns:w16="http://schemas.microsoft.com/office/word/2018/wordml" xmlns:w16du="http://schemas.microsoft.com/office/word/2023/wordml/word16du" xmlns:w16sdtdh="http://schemas.microsoft.com/office/word/2020/wordml/sdtdatahash" xmlns:w16sdtfl="http://schemas.microsoft.com/office/word/2024/wordml/sdtformatlock" xmlns:w16se="http://schemas.microsoft.com/office/word/2015/wordml/symex" xmlns:wpg="http://schemas.microsoft.com/office/word/2010/wordprocessingGroup" xmlns:wpi="http://schemas.microsoft.com/office/word/2010/wordprocessingInk" xmlns:wne="http://schemas.microsoft.com/office/word/2006/wordml" xmlns:wps="http://schemas.microsoft.com/office/word/2010/wordprocessingShape" mc:Ignorable="w14 w15 w16se w16cid w16 w16cex w16sdtdh w16sdtfl w16du wp14">
   <w:abstractNum w:abstractNumId="0" w15:restartNumberingAfterBreak="0">
+    <w:nsid w:val="04F9736E"/>
+    <w:multiLevelType w:val="hybridMultilevel"/>
+    <w:tmpl w:val="F11C898A"/>
+    <w:lvl w:ilvl="0" w:tplc="08090001">
+      <w:start w:val="1"/>
+      <w:numFmt w:val="bullet"/>
+      <w:lvlText w:val=""/>
+      <w:lvlJc w:val="left"/>
+      <w:pPr>
+        <w:ind w:left="720" w:hanging="360"/>
+      </w:pPr>
+      <w:rPr>
+        <w:rFonts w:ascii="Symbol" w:hAnsi="Symbol" w:hint="default"/>
+      </w:rPr>
+    </w:lvl>
+    <w:lvl w:ilvl="1" w:tplc="08090003" w:tentative="1">
+      <w:start w:val="1"/>
+      <w:numFmt w:val="bullet"/>
+      <w:lvlText w:val="o"/>
+      <w:lvlJc w:val="left"/>
+      <w:pPr>
+        <w:ind w:left="1440" w:hanging="360"/>
+      </w:pPr>
+      <w:rPr>
+        <w:rFonts w:ascii="Courier New" w:hAnsi="Courier New" w:cs="Courier New" w:hint="default"/>
+      </w:rPr>
+    </w:lvl>
+    <w:lvl w:ilvl="2" w:tplc="08090005" w:tentative="1">
+      <w:start w:val="1"/>
+      <w:numFmt w:val="bullet"/>
+      <w:lvlText w:val=""/>
+      <w:lvlJc w:val="left"/>
+      <w:pPr>
+        <w:ind w:left="2160" w:hanging="360"/>
+      </w:pPr>
+      <w:rPr>
+        <w:rFonts w:ascii="Wingdings" w:hAnsi="Wingdings" w:hint="default"/>
+      </w:rPr>
+    </w:lvl>
+    <w:lvl w:ilvl="3" w:tplc="08090001" w:tentative="1">
+      <w:start w:val="1"/>
+      <w:numFmt w:val="bullet"/>
+      <w:lvlText w:val=""/>
+      <w:lvlJc w:val="left"/>
+      <w:pPr>
+        <w:ind w:left="2880" w:hanging="360"/>
+      </w:pPr>
+      <w:rPr>
+        <w:rFonts w:ascii="Symbol" w:hAnsi="Symbol" w:hint="default"/>
+      </w:rPr>
+    </w:lvl>
+    <w:lvl w:ilvl="4" w:tplc="08090003" w:tentative="1">
+      <w:start w:val="1"/>
+      <w:numFmt w:val="bullet"/>
+      <w:lvlText w:val="o"/>
+      <w:lvlJc w:val="left"/>
+      <w:pPr>
+        <w:ind w:left="3600" w:hanging="360"/>
+      </w:pPr>
+      <w:rPr>
+        <w:rFonts w:ascii="Courier New" w:hAnsi="Courier New" w:cs="Courier New" w:hint="default"/>
+      </w:rPr>
+    </w:lvl>
+    <w:lvl w:ilvl="5" w:tplc="08090005" w:tentative="1">
+      <w:start w:val="1"/>
+      <w:numFmt w:val="bullet"/>
+      <w:lvlText w:val=""/>
+      <w:lvlJc w:val="left"/>
+      <w:pPr>
+        <w:ind w:left="4320" w:hanging="360"/>
+      </w:pPr>
+      <w:rPr>
+        <w:rFonts w:ascii="Wingdings" w:hAnsi="Wingdings" w:hint="default"/>
+      </w:rPr>
+    </w:lvl>
+    <w:lvl w:ilvl="6" w:tplc="08090001" w:tentative="1">
+      <w:start w:val="1"/>
+      <w:numFmt w:val="bullet"/>
+      <w:lvlText w:val=""/>
+      <w:lvlJc w:val="left"/>
+      <w:pPr>
+        <w:ind w:left="5040" w:hanging="360"/>
+      </w:pPr>
+      <w:rPr>
+        <w:rFonts w:ascii="Symbol" w:hAnsi="Symbol" w:hint="default"/>
+      </w:rPr>
+    </w:lvl>
+    <w:lvl w:ilvl="7" w:tplc="08090003" w:tentative="1">
+      <w:start w:val="1"/>
+      <w:numFmt w:val="bullet"/>
+      <w:lvlText w:val="o"/>
+      <w:lvlJc w:val="left"/>
+      <w:pPr>
+        <w:ind w:left="5760" w:hanging="360"/>
+      </w:pPr>
+      <w:rPr>
+        <w:rFonts w:ascii="Courier New" w:hAnsi="Courier New" w:cs="Courier New" w:hint="default"/>
+      </w:rPr>
+    </w:lvl>
+    <w:lvl w:ilvl="8" w:tplc="08090005" w:tentative="1">
+      <w:start w:val="1"/>
+      <w:numFmt w:val="bullet"/>
+      <w:lvlText w:val=""/>
+      <w:lvlJc w:val="left"/>
+      <w:pPr>
+        <w:ind w:left="6480" w:hanging="360"/>
+      </w:pPr>
+      <w:rPr>
+        <w:rFonts w:ascii="Wingdings" w:hAnsi="Wingdings" w:hint="default"/>
+      </w:rPr>
+    </w:lvl>
+  </w:abstractNum>
+  <w:abstractNum w:abstractNumId="1" w15:restartNumberingAfterBreak="0">
     <w:nsid w:val="054F5756"/>
     <w:multiLevelType w:val="multilevel"/>
     <w:tmpl w:val="9906F93E"/>
@@ -12163,7 +16130,7 @@
       </w:rPr>
     </w:lvl>
   </w:abstractNum>
-  <w:abstractNum w:abstractNumId="1" w15:restartNumberingAfterBreak="0">
+  <w:abstractNum w:abstractNumId="2" w15:restartNumberingAfterBreak="0">
     <w:nsid w:val="07600B59"/>
     <w:multiLevelType w:val="hybridMultilevel"/>
     <w:tmpl w:val="24AE9464"/>
@@ -12276,7 +16243,7 @@
       </w:rPr>
     </w:lvl>
   </w:abstractNum>
-  <w:abstractNum w:abstractNumId="2" w15:restartNumberingAfterBreak="0">
+  <w:abstractNum w:abstractNumId="3" w15:restartNumberingAfterBreak="0">
     <w:nsid w:val="0D093E9A"/>
     <w:multiLevelType w:val="hybridMultilevel"/>
     <w:tmpl w:val="BB90175C"/>
@@ -12389,7 +16356,7 @@
       </w:rPr>
     </w:lvl>
   </w:abstractNum>
-  <w:abstractNum w:abstractNumId="3" w15:restartNumberingAfterBreak="0">
+  <w:abstractNum w:abstractNumId="4" w15:restartNumberingAfterBreak="0">
     <w:nsid w:val="0EC00F93"/>
     <w:multiLevelType w:val="multilevel"/>
     <w:tmpl w:val="89EEEE52"/>
@@ -12502,7 +16469,7 @@
       </w:rPr>
     </w:lvl>
   </w:abstractNum>
-  <w:abstractNum w:abstractNumId="4" w15:restartNumberingAfterBreak="0">
+  <w:abstractNum w:abstractNumId="5" w15:restartNumberingAfterBreak="0">
     <w:nsid w:val="128D69EC"/>
     <w:multiLevelType w:val="multilevel"/>
     <w:tmpl w:val="9906F93E"/>
@@ -12615,7 +16582,7 @@
       </w:rPr>
     </w:lvl>
   </w:abstractNum>
-  <w:abstractNum w:abstractNumId="5" w15:restartNumberingAfterBreak="0">
+  <w:abstractNum w:abstractNumId="6" w15:restartNumberingAfterBreak="0">
     <w:nsid w:val="1F791E8B"/>
     <w:multiLevelType w:val="multilevel"/>
     <w:tmpl w:val="9906F93E"/>
@@ -12729,7 +16696,7 @@
       </w:rPr>
     </w:lvl>
   </w:abstractNum>
-  <w:abstractNum w:abstractNumId="6" w15:restartNumberingAfterBreak="0">
+  <w:abstractNum w:abstractNumId="7" w15:restartNumberingAfterBreak="0">
     <w:nsid w:val="32FB17BC"/>
     <w:multiLevelType w:val="multilevel"/>
     <w:tmpl w:val="89EEEE52"/>
@@ -12842,7 +16809,7 @@
       </w:rPr>
     </w:lvl>
   </w:abstractNum>
-  <w:abstractNum w:abstractNumId="7" w15:restartNumberingAfterBreak="0">
+  <w:abstractNum w:abstractNumId="8" w15:restartNumberingAfterBreak="0">
     <w:nsid w:val="3A5C2AAE"/>
     <w:multiLevelType w:val="hybridMultilevel"/>
     <w:tmpl w:val="23143DEE"/>
@@ -12955,7 +16922,7 @@
       </w:rPr>
     </w:lvl>
   </w:abstractNum>
-  <w:abstractNum w:abstractNumId="8" w15:restartNumberingAfterBreak="0">
+  <w:abstractNum w:abstractNumId="9" w15:restartNumberingAfterBreak="0">
     <w:nsid w:val="3B5D1724"/>
     <w:multiLevelType w:val="hybridMultilevel"/>
     <w:tmpl w:val="0CE4D978"/>
@@ -13068,7 +17035,93 @@
       </w:rPr>
     </w:lvl>
   </w:abstractNum>
-  <w:abstractNum w:abstractNumId="9" w15:restartNumberingAfterBreak="0">
+  <w:abstractNum w:abstractNumId="10" w15:restartNumberingAfterBreak="0">
+    <w:nsid w:val="3F864336"/>
+    <w:multiLevelType w:val="hybridMultilevel"/>
+    <w:tmpl w:val="7CCE5D56"/>
+    <w:lvl w:ilvl="0" w:tplc="0809000F">
+      <w:start w:val="1"/>
+      <w:numFmt w:val="decimal"/>
+      <w:lvlText w:val="%1."/>
+      <w:lvlJc w:val="left"/>
+      <w:pPr>
+        <w:ind w:left="720" w:hanging="360"/>
+      </w:pPr>
+    </w:lvl>
+    <w:lvl w:ilvl="1" w:tplc="08090019" w:tentative="1">
+      <w:start w:val="1"/>
+      <w:numFmt w:val="lowerLetter"/>
+      <w:lvlText w:val="%2."/>
+      <w:lvlJc w:val="left"/>
+      <w:pPr>
+        <w:ind w:left="1440" w:hanging="360"/>
+      </w:pPr>
+    </w:lvl>
+    <w:lvl w:ilvl="2" w:tplc="0809001B" w:tentative="1">
+      <w:start w:val="1"/>
+      <w:numFmt w:val="lowerRoman"/>
+      <w:lvlText w:val="%3."/>
+      <w:lvlJc w:val="right"/>
+      <w:pPr>
+        <w:ind w:left="2160" w:hanging="180"/>
+      </w:pPr>
+    </w:lvl>
+    <w:lvl w:ilvl="3" w:tplc="0809000F" w:tentative="1">
+      <w:start w:val="1"/>
+      <w:numFmt w:val="decimal"/>
+      <w:lvlText w:val="%4."/>
+      <w:lvlJc w:val="left"/>
+      <w:pPr>
+        <w:ind w:left="2880" w:hanging="360"/>
+      </w:pPr>
+    </w:lvl>
+    <w:lvl w:ilvl="4" w:tplc="08090019" w:tentative="1">
+      <w:start w:val="1"/>
+      <w:numFmt w:val="lowerLetter"/>
+      <w:lvlText w:val="%5."/>
+      <w:lvlJc w:val="left"/>
+      <w:pPr>
+        <w:ind w:left="3600" w:hanging="360"/>
+      </w:pPr>
+    </w:lvl>
+    <w:lvl w:ilvl="5" w:tplc="0809001B" w:tentative="1">
+      <w:start w:val="1"/>
+      <w:numFmt w:val="lowerRoman"/>
+      <w:lvlText w:val="%6."/>
+      <w:lvlJc w:val="right"/>
+      <w:pPr>
+        <w:ind w:left="4320" w:hanging="180"/>
+      </w:pPr>
+    </w:lvl>
+    <w:lvl w:ilvl="6" w:tplc="0809000F" w:tentative="1">
+      <w:start w:val="1"/>
+      <w:numFmt w:val="decimal"/>
+      <w:lvlText w:val="%7."/>
+      <w:lvlJc w:val="left"/>
+      <w:pPr>
+        <w:ind w:left="5040" w:hanging="360"/>
+      </w:pPr>
+    </w:lvl>
+    <w:lvl w:ilvl="7" w:tplc="08090019" w:tentative="1">
+      <w:start w:val="1"/>
+      <w:numFmt w:val="lowerLetter"/>
+      <w:lvlText w:val="%8."/>
+      <w:lvlJc w:val="left"/>
+      <w:pPr>
+        <w:ind w:left="5760" w:hanging="360"/>
+      </w:pPr>
+    </w:lvl>
+    <w:lvl w:ilvl="8" w:tplc="0809001B" w:tentative="1">
+      <w:start w:val="1"/>
+      <w:numFmt w:val="lowerRoman"/>
+      <w:lvlText w:val="%9."/>
+      <w:lvlJc w:val="right"/>
+      <w:pPr>
+        <w:ind w:left="6480" w:hanging="180"/>
+      </w:pPr>
+    </w:lvl>
+  </w:abstractNum>
+  <w:abstractNum w:abstractNumId="11" w15:restartNumberingAfterBreak="0">
     <w:nsid w:val="488D7C80"/>
     <w:multiLevelType w:val="multilevel"/>
     <w:tmpl w:val="FACC093A"/>
@@ -13181,7 +17234,7 @@
       </w:rPr>
     </w:lvl>
   </w:abstractNum>
-  <w:abstractNum w:abstractNumId="10" w15:restartNumberingAfterBreak="0">
+  <w:abstractNum w:abstractNumId="12" w15:restartNumberingAfterBreak="0">
     <w:nsid w:val="5BD015E4"/>
     <w:multiLevelType w:val="hybridMultilevel"/>
     <w:tmpl w:val="F642E738"/>
@@ -13294,7 +17347,7 @@
       </w:rPr>
     </w:lvl>
   </w:abstractNum>
-  <w:abstractNum w:abstractNumId="11" w15:restartNumberingAfterBreak="0">
+  <w:abstractNum w:abstractNumId="13" w15:restartNumberingAfterBreak="0">
     <w:nsid w:val="5C7F3F22"/>
     <w:multiLevelType w:val="hybridMultilevel"/>
     <w:tmpl w:val="704ECE46"/>
@@ -13407,7 +17460,7 @@
       </w:rPr>
     </w:lvl>
   </w:abstractNum>
-  <w:abstractNum w:abstractNumId="12" w15:restartNumberingAfterBreak="0">
+  <w:abstractNum w:abstractNumId="14" w15:restartNumberingAfterBreak="0">
     <w:nsid w:val="68E57377"/>
     <w:multiLevelType w:val="hybridMultilevel"/>
     <w:tmpl w:val="A2FC26E6"/>
@@ -13563,7 +17616,7 @@
       </w:rPr>
     </w:lvl>
   </w:abstractNum>
-  <w:abstractNum w:abstractNumId="13" w15:restartNumberingAfterBreak="0">
+  <w:abstractNum w:abstractNumId="15" w15:restartNumberingAfterBreak="0">
     <w:nsid w:val="690A0013"/>
     <w:multiLevelType w:val="multilevel"/>
     <w:tmpl w:val="1B804858"/>
@@ -13676,7 +17729,7 @@
       </w:rPr>
     </w:lvl>
   </w:abstractNum>
-  <w:abstractNum w:abstractNumId="14" w15:restartNumberingAfterBreak="0">
+  <w:abstractNum w:abstractNumId="16" w15:restartNumberingAfterBreak="0">
     <w:nsid w:val="6AFF08CA"/>
     <w:multiLevelType w:val="multilevel"/>
     <w:tmpl w:val="89EEEE52"/>
@@ -13789,7 +17842,7 @@
       </w:rPr>
     </w:lvl>
   </w:abstractNum>
-  <w:abstractNum w:abstractNumId="15" w15:restartNumberingAfterBreak="0">
+  <w:abstractNum w:abstractNumId="17" w15:restartNumberingAfterBreak="0">
     <w:nsid w:val="74884893"/>
     <w:multiLevelType w:val="multilevel"/>
     <w:tmpl w:val="D964789C"/>
@@ -13902,7 +17955,7 @@
       </w:rPr>
     </w:lvl>
   </w:abstractNum>
-  <w:abstractNum w:abstractNumId="16" w15:restartNumberingAfterBreak="0">
+  <w:abstractNum w:abstractNumId="18" w15:restartNumberingAfterBreak="0">
     <w:nsid w:val="752F67B7"/>
     <w:multiLevelType w:val="multilevel"/>
     <w:tmpl w:val="9906F93E"/>
@@ -14015,7 +18068,7 @@
       </w:rPr>
     </w:lvl>
   </w:abstractNum>
-  <w:abstractNum w:abstractNumId="17" w15:restartNumberingAfterBreak="0">
+  <w:abstractNum w:abstractNumId="19" w15:restartNumberingAfterBreak="0">
     <w:nsid w:val="77AE0D2C"/>
     <w:multiLevelType w:val="multilevel"/>
     <w:tmpl w:val="49C8D508"/>
@@ -14128,7 +18181,7 @@
       </w:rPr>
     </w:lvl>
   </w:abstractNum>
-  <w:abstractNum w:abstractNumId="18" w15:restartNumberingAfterBreak="0">
+  <w:abstractNum w:abstractNumId="20" w15:restartNumberingAfterBreak="0">
     <w:nsid w:val="7E3056DE"/>
     <w:multiLevelType w:val="hybridMultilevel"/>
     <w:tmpl w:val="8CAC4AA4"/>
@@ -14242,58 +18295,58 @@
     </w:lvl>
   </w:abstractNum>
   <w:num w:numId="1" w16cid:durableId="1637830013">
+    <w:abstractNumId w:val="8"/>
+  </w:num>
+  <w:num w:numId="2" w16cid:durableId="2137872508">
+    <w:abstractNumId w:val="3"/>
+  </w:num>
+  <w:num w:numId="3" w16cid:durableId="1514761522">
+    <w:abstractNumId w:val="13"/>
+  </w:num>
+  <w:num w:numId="4" w16cid:durableId="2055810327">
+    <w:abstractNumId w:val="12"/>
+  </w:num>
+  <w:num w:numId="5" w16cid:durableId="263420461">
+    <w:abstractNumId w:val="2"/>
+  </w:num>
+  <w:num w:numId="6" w16cid:durableId="1113787725">
     <w:abstractNumId w:val="7"/>
   </w:num>
-  <w:num w:numId="2" w16cid:durableId="2137872508">
-    <w:abstractNumId w:val="2"/>
+  <w:num w:numId="7" w16cid:durableId="337000912">
+    <w:abstractNumId w:val="16"/>
   </w:num>
-  <w:num w:numId="3" w16cid:durableId="1514761522">
+  <w:num w:numId="8" w16cid:durableId="1466047203">
     <w:abstractNumId w:val="11"/>
   </w:num>
-  <w:num w:numId="4" w16cid:durableId="2055810327">
-    <w:abstractNumId w:val="10"/>
+  <w:num w:numId="9" w16cid:durableId="392581531">
+    <w:abstractNumId w:val="9"/>
   </w:num>
-  <w:num w:numId="5" w16cid:durableId="263420461">
+  <w:num w:numId="10" w16cid:durableId="330371014">
+    <w:abstractNumId w:val="4"/>
+  </w:num>
+  <w:num w:numId="11" w16cid:durableId="1357973168">
+    <w:abstractNumId w:val="15"/>
+  </w:num>
+  <w:num w:numId="12" w16cid:durableId="812940696">
     <w:abstractNumId w:val="1"/>
   </w:num>
-  <w:num w:numId="6" w16cid:durableId="1113787725">
+  <w:num w:numId="13" w16cid:durableId="944967297">
+    <w:abstractNumId w:val="20"/>
+  </w:num>
+  <w:num w:numId="14" w16cid:durableId="438258717">
+    <w:abstractNumId w:val="17"/>
+  </w:num>
+  <w:num w:numId="15" w16cid:durableId="371418848">
+    <w:abstractNumId w:val="19"/>
+  </w:num>
+  <w:num w:numId="16" w16cid:durableId="2082754575">
     <w:abstractNumId w:val="6"/>
   </w:num>
-  <w:num w:numId="7" w16cid:durableId="337000912">
+  <w:num w:numId="17" w16cid:durableId="1280259061">
     <w:abstractNumId w:val="14"/>
   </w:num>
-  <w:num w:numId="8" w16cid:durableId="1466047203">
-    <w:abstractNumId w:val="9"/>
-  </w:num>
-  <w:num w:numId="9" w16cid:durableId="392581531">
-    <w:abstractNumId w:val="8"/>
-  </w:num>
-  <w:num w:numId="10" w16cid:durableId="330371014">
-    <w:abstractNumId w:val="3"/>
-  </w:num>
-  <w:num w:numId="11" w16cid:durableId="1357973168">
-    <w:abstractNumId w:val="13"/>
-  </w:num>
-  <w:num w:numId="12" w16cid:durableId="812940696">
-    <w:abstractNumId w:val="0"/>
-  </w:num>
-  <w:num w:numId="13" w16cid:durableId="944967297">
-    <w:abstractNumId w:val="18"/>
-  </w:num>
-  <w:num w:numId="14" w16cid:durableId="438258717">
-    <w:abstractNumId w:val="15"/>
-  </w:num>
-  <w:num w:numId="15" w16cid:durableId="371418848">
-    <w:abstractNumId w:val="17"/>
-  </w:num>
-  <w:num w:numId="16" w16cid:durableId="2082754575">
-    <w:abstractNumId w:val="5"/>
-  </w:num>
-  <w:num w:numId="17" w16cid:durableId="1280259061">
-    <w:abstractNumId w:val="12"/>
-  </w:num>
   <w:num w:numId="18" w16cid:durableId="511995007">
-    <w:abstractNumId w:val="12"/>
+    <w:abstractNumId w:val="14"/>
     <w:lvlOverride w:ilvl="0">
       <w:startOverride w:val="1"/>
       <w:lvl w:ilvl="0" w:tplc="A0822402">
@@ -14433,7 +18486,7 @@
     </w:lvlOverride>
   </w:num>
   <w:num w:numId="19" w16cid:durableId="962661747">
-    <w:abstractNumId w:val="12"/>
+    <w:abstractNumId w:val="14"/>
     <w:lvlOverride w:ilvl="0">
       <w:startOverride w:val="1"/>
       <w:lvl w:ilvl="0" w:tplc="A0822402">
@@ -14573,7 +18626,7 @@
     </w:lvlOverride>
   </w:num>
   <w:num w:numId="20" w16cid:durableId="1129788916">
-    <w:abstractNumId w:val="12"/>
+    <w:abstractNumId w:val="14"/>
     <w:lvlOverride w:ilvl="0">
       <w:startOverride w:val="1"/>
       <w:lvl w:ilvl="0" w:tplc="A0822402">
@@ -14713,7 +18766,7 @@
     </w:lvlOverride>
   </w:num>
   <w:num w:numId="21" w16cid:durableId="46031362">
-    <w:abstractNumId w:val="12"/>
+    <w:abstractNumId w:val="14"/>
     <w:lvlOverride w:ilvl="0">
       <w:startOverride w:val="1"/>
       <w:lvl w:ilvl="0" w:tplc="A0822402">
@@ -14853,16 +18906,22 @@
     </w:lvlOverride>
   </w:num>
   <w:num w:numId="22" w16cid:durableId="503016062">
-    <w:abstractNumId w:val="16"/>
+    <w:abstractNumId w:val="18"/>
   </w:num>
   <w:num w:numId="23" w16cid:durableId="1089306545">
-    <w:abstractNumId w:val="4"/>
+    <w:abstractNumId w:val="5"/>
+  </w:num>
+  <w:num w:numId="24" w16cid:durableId="1281572066">
+    <w:abstractNumId w:val="0"/>
+  </w:num>
+  <w:num w:numId="25" w16cid:durableId="1077484383">
+    <w:abstractNumId w:val="10"/>
   </w:num>
 </w:numbering>
 </file>
 
 <file path=word/styles.xml><?xml version="1.0" encoding="utf-8"?>
-<w:styles xmlns:mc="http://schemas.openxmlformats.org/markup-compatibility/2006" xmlns:r="http://schemas.openxmlformats.org/officeDocument/2006/relationships" xmlns:w="http://schemas.openxmlformats.org/wordprocessingml/2006/main" xmlns:w14="http://schemas.microsoft.com/office/word/2010/wordml" xmlns:w15="http://schemas.microsoft.com/office/word/2012/wordml" xmlns:w16cex="http://schemas.microsoft.com/office/word/2018/wordml/cex" xmlns:w16cid="http://schemas.microsoft.com/office/word/2016/wordml/cid" xmlns:w16="http://schemas.microsoft.com/office/word/2018/wordml" xmlns:w16du="http://schemas.microsoft.com/office/word/2023/wordml/word16du" xmlns:w16sdtdh="http://schemas.microsoft.com/office/word/2020/wordml/sdtdatahash" xmlns:w16se="http://schemas.microsoft.com/office/word/2015/wordml/symex" mc:Ignorable="w14 w15 w16se w16cid w16 w16cex w16sdtdh w16du">
+<w:styles xmlns:mc="http://schemas.openxmlformats.org/markup-compatibility/2006" xmlns:r="http://schemas.openxmlformats.org/officeDocument/2006/relationships" xmlns:w="http://schemas.openxmlformats.org/wordprocessingml/2006/main" xmlns:w14="http://schemas.microsoft.com/office/word/2010/wordml" xmlns:w15="http://schemas.microsoft.com/office/word/2012/wordml" xmlns:w16cex="http://schemas.microsoft.com/office/word/2018/wordml/cex" xmlns:w16cid="http://schemas.microsoft.com/office/word/2016/wordml/cid" xmlns:w16="http://schemas.microsoft.com/office/word/2018/wordml" xmlns:w16du="http://schemas.microsoft.com/office/word/2023/wordml/word16du" xmlns:w16sdtdh="http://schemas.microsoft.com/office/word/2020/wordml/sdtdatahash" xmlns:w16sdtfl="http://schemas.microsoft.com/office/word/2024/wordml/sdtformatlock" xmlns:w16se="http://schemas.microsoft.com/office/word/2015/wordml/symex" mc:Ignorable="w14 w15 w16se w16cid w16 w16cex w16sdtdh w16sdtfl w16du">
   <w:docDefaults>
     <w:rPrDefault>
       <w:rPr>
@@ -15306,7 +19365,6 @@
     <w:next w:val="Normal"/>
     <w:link w:val="Heading3Char"/>
     <w:uiPriority w:val="9"/>
-    <w:semiHidden/>
     <w:unhideWhenUsed/>
     <w:qFormat/>
     <w:rsid w:val="00D5721C"/>
@@ -15319,6 +19377,28 @@
     <w:rPr>
       <w:rFonts w:asciiTheme="majorHAnsi" w:eastAsiaTheme="majorEastAsia" w:hAnsiTheme="majorHAnsi" w:cstheme="majorBidi"/>
       <w:color w:val="1F3763" w:themeColor="accent1" w:themeShade="7F"/>
+    </w:rPr>
+  </w:style>
+  <w:style w:type="paragraph" w:styleId="Heading4">
+    <w:name w:val="heading 4"/>
+    <w:basedOn w:val="Normal"/>
+    <w:next w:val="Normal"/>
+    <w:link w:val="Heading4Char"/>
+    <w:uiPriority w:val="9"/>
+    <w:unhideWhenUsed/>
+    <w:qFormat/>
+    <w:rsid w:val="004C2B58"/>
+    <w:pPr>
+      <w:keepNext/>
+      <w:keepLines/>
+      <w:spacing w:before="40"/>
+      <w:outlineLvl w:val="3"/>
+    </w:pPr>
+    <w:rPr>
+      <w:rFonts w:asciiTheme="majorHAnsi" w:eastAsiaTheme="majorEastAsia" w:hAnsiTheme="majorHAnsi" w:cstheme="majorBidi"/>
+      <w:i/>
+      <w:iCs/>
+      <w:color w:val="2F5496" w:themeColor="accent1" w:themeShade="BF"/>
     </w:rPr>
   </w:style>
   <w:style w:type="character" w:default="1" w:styleId="DefaultParagraphFont">
@@ -15828,11 +19908,80 @@
     <w:basedOn w:val="DefaultParagraphFont"/>
     <w:link w:val="Heading3"/>
     <w:uiPriority w:val="9"/>
-    <w:semiHidden/>
     <w:rsid w:val="00D5721C"/>
     <w:rPr>
       <w:rFonts w:asciiTheme="majorHAnsi" w:eastAsiaTheme="majorEastAsia" w:hAnsiTheme="majorHAnsi" w:cstheme="majorBidi"/>
       <w:color w:val="1F3763" w:themeColor="accent1" w:themeShade="7F"/>
+    </w:rPr>
+  </w:style>
+  <w:style w:type="paragraph" w:customStyle="1" w:styleId="Images">
+    <w:name w:val="Images"/>
+    <w:basedOn w:val="Caption"/>
+    <w:link w:val="ImagesChar"/>
+    <w:qFormat/>
+    <w:rsid w:val="004C2B58"/>
+    <w:pPr>
+      <w:jc w:val="center"/>
+    </w:pPr>
+  </w:style>
+  <w:style w:type="character" w:customStyle="1" w:styleId="ImagesChar">
+    <w:name w:val="Images Char"/>
+    <w:basedOn w:val="DefaultParagraphFont"/>
+    <w:link w:val="Images"/>
+    <w:rsid w:val="004C2B58"/>
+    <w:rPr>
+      <w:i/>
+      <w:iCs/>
+      <w:color w:val="44546A" w:themeColor="text2"/>
+      <w:sz w:val="18"/>
+      <w:szCs w:val="18"/>
+    </w:rPr>
+  </w:style>
+  <w:style w:type="paragraph" w:customStyle="1" w:styleId="Code">
+    <w:name w:val="Code"/>
+    <w:basedOn w:val="Normal"/>
+    <w:link w:val="CodeChar"/>
+    <w:qFormat/>
+    <w:rsid w:val="004C2B58"/>
+    <w:rPr>
+      <w:rFonts w:ascii="Courier New" w:hAnsi="Courier New" w:cs="Courier New"/>
+      <w:lang w:val="en-US"/>
+    </w:rPr>
+  </w:style>
+  <w:style w:type="character" w:customStyle="1" w:styleId="CodeChar">
+    <w:name w:val="Code Char"/>
+    <w:basedOn w:val="DefaultParagraphFont"/>
+    <w:link w:val="Code"/>
+    <w:rsid w:val="004C2B58"/>
+    <w:rPr>
+      <w:rFonts w:ascii="Courier New" w:hAnsi="Courier New" w:cs="Courier New"/>
+      <w:lang w:val="en-US"/>
+    </w:rPr>
+  </w:style>
+  <w:style w:type="character" w:customStyle="1" w:styleId="Heading4Char">
+    <w:name w:val="Heading 4 Char"/>
+    <w:basedOn w:val="DefaultParagraphFont"/>
+    <w:link w:val="Heading4"/>
+    <w:uiPriority w:val="9"/>
+    <w:rsid w:val="004C2B58"/>
+    <w:rPr>
+      <w:rFonts w:asciiTheme="majorHAnsi" w:eastAsiaTheme="majorEastAsia" w:hAnsiTheme="majorHAnsi" w:cstheme="majorBidi"/>
+      <w:i/>
+      <w:iCs/>
+      <w:color w:val="2F5496" w:themeColor="accent1" w:themeShade="BF"/>
+    </w:rPr>
+  </w:style>
+  <w:style w:type="character" w:styleId="HTMLCode">
+    <w:name w:val="HTML Code"/>
+    <w:basedOn w:val="DefaultParagraphFont"/>
+    <w:uiPriority w:val="99"/>
+    <w:semiHidden/>
+    <w:unhideWhenUsed/>
+    <w:rsid w:val="004C2B58"/>
+    <w:rPr>
+      <w:rFonts w:ascii="Courier New" w:eastAsia="Times New Roman" w:hAnsi="Courier New" w:cs="Courier New"/>
+      <w:sz w:val="20"/>
+      <w:szCs w:val="20"/>
     </w:rPr>
   </w:style>
 </w:styles>

--- a/Documentation/Final Documentation.docx
+++ b/Documentation/Final Documentation.docx
@@ -12,96 +12,72 @@
           <w:lang w:val="en-US"/>
         </w:rPr>
       </w:pPr>
-    </w:p>
-    <w:p>
-      <w:pPr>
-        <w:jc w:val="center"/>
+      <w:r>
         <w:rPr>
           <w:rFonts w:cstheme="minorHAnsi"/>
+          <w:noProof/>
           <w:color w:val="000000" w:themeColor="text1"/>
-          <w:sz w:val="40"/>
-          <w:szCs w:val="40"/>
-          <w:lang w:val="en-US"/>
-        </w:rPr>
-      </w:pPr>
-      <w:r>
-        <w:rPr>
-          <w:rFonts w:cstheme="minorHAnsi"/>
-          <w:color w:val="000000" w:themeColor="text1"/>
-          <w:sz w:val="40"/>
-          <w:szCs w:val="40"/>
-          <w:lang w:val="en-US"/>
-        </w:rPr>
-        <w:t>ITPV302</w:t>
-      </w:r>
-      <w:r>
-        <w:rPr>
-          <w:rFonts w:cstheme="minorHAnsi"/>
-          <w:color w:val="000000" w:themeColor="text1"/>
-          <w:sz w:val="40"/>
-          <w:szCs w:val="40"/>
-          <w:lang w:val="en-US"/>
-        </w:rPr>
-        <w:t xml:space="preserve"> </w:t>
-      </w:r>
-      <w:r>
-        <w:rPr>
-          <w:rFonts w:cstheme="minorHAnsi"/>
-          <w:color w:val="000000" w:themeColor="text1"/>
-          <w:sz w:val="40"/>
-          <w:szCs w:val="40"/>
-          <w:lang w:val="en-US"/>
-        </w:rPr>
-        <w:t>FINAL</w:t>
-      </w:r>
-      <w:r>
-        <w:rPr>
-          <w:rFonts w:cstheme="minorHAnsi"/>
-          <w:color w:val="000000" w:themeColor="text1"/>
-          <w:sz w:val="40"/>
-          <w:szCs w:val="40"/>
-          <w:lang w:val="en-US"/>
-        </w:rPr>
-        <w:t xml:space="preserve"> DOCUMENTATION</w:t>
-      </w:r>
-    </w:p>
-    <w:p>
-      <w:pPr>
-        <w:jc w:val="center"/>
-        <w:rPr>
-          <w:rFonts w:cstheme="minorHAnsi"/>
-          <w:color w:val="000000" w:themeColor="text1"/>
-          <w:sz w:val="40"/>
-          <w:szCs w:val="40"/>
-          <w:lang w:val="en-US"/>
-        </w:rPr>
-      </w:pPr>
-    </w:p>
-    <w:p>
-      <w:pPr>
-        <w:jc w:val="center"/>
-        <w:rPr>
-          <w:rFonts w:cstheme="minorHAnsi"/>
-          <w:color w:val="000000" w:themeColor="text1"/>
-          <w:sz w:val="72"/>
-          <w:szCs w:val="72"/>
-          <w:lang w:val="en-US"/>
-        </w:rPr>
-      </w:pPr>
-      <w:r>
-        <w:rPr>
-          <w:rFonts w:cstheme="minorHAnsi"/>
-          <w:color w:val="000000" w:themeColor="text1"/>
-          <w:sz w:val="72"/>
-          <w:szCs w:val="72"/>
-          <w:lang w:val="en-US"/>
-        </w:rPr>
-        <w:t>PROJECT NAME</w:t>
-      </w:r>
-    </w:p>
-    <w:p>
-      <w:pPr>
-        <w:jc w:val="center"/>
+          <w:sz w:val="56"/>
+          <w:szCs w:val="56"/>
+          <w:lang w:val="en-US"/>
+        </w:rPr>
+        <w:drawing>
+          <wp:anchor distT="0" distB="0" distL="114300" distR="114300" simplePos="0" relativeHeight="251658240" behindDoc="0" locked="0" layoutInCell="1" allowOverlap="1" wp14:anchorId="13FAC152" wp14:editId="5BFAE4F0">
+            <wp:simplePos x="0" y="0"/>
+            <wp:positionH relativeFrom="page">
+              <wp:align>left</wp:align>
+            </wp:positionH>
+            <wp:positionV relativeFrom="paragraph">
+              <wp:posOffset>-914400</wp:posOffset>
+            </wp:positionV>
+            <wp:extent cx="7613289" cy="10806430"/>
+            <wp:effectExtent l="0" t="0" r="6985" b="0"/>
+            <wp:wrapNone/>
+            <wp:docPr id="869472546" name="Picture 1" descr="A blue and white splash screen&#10;&#10;AI-generated content may be incorrect."/>
+            <wp:cNvGraphicFramePr>
+              <a:graphicFrameLocks xmlns:a="http://schemas.openxmlformats.org/drawingml/2006/main" noChangeAspect="1"/>
+            </wp:cNvGraphicFramePr>
+            <a:graphic xmlns:a="http://schemas.openxmlformats.org/drawingml/2006/main">
+              <a:graphicData uri="http://schemas.openxmlformats.org/drawingml/2006/picture">
+                <pic:pic xmlns:pic="http://schemas.openxmlformats.org/drawingml/2006/picture">
+                  <pic:nvPicPr>
+                    <pic:cNvPr id="869472546" name="Picture 1" descr="A blue and white splash screen&#10;&#10;AI-generated content may be incorrect."/>
+                    <pic:cNvPicPr/>
+                  </pic:nvPicPr>
+                  <pic:blipFill>
+                    <a:blip r:embed="rId8">
+                      <a:extLst>
+                        <a:ext uri="{28A0092B-C50C-407E-A947-70E740481C1C}">
+                          <a14:useLocalDpi xmlns:a14="http://schemas.microsoft.com/office/drawing/2010/main" val="0"/>
+                        </a:ext>
+                      </a:extLst>
+                    </a:blip>
+                    <a:stretch>
+                      <a:fillRect/>
+                    </a:stretch>
+                  </pic:blipFill>
+                  <pic:spPr>
+                    <a:xfrm>
+                      <a:off x="0" y="0"/>
+                      <a:ext cx="7613289" cy="10806430"/>
+                    </a:xfrm>
+                    <a:prstGeom prst="rect">
+                      <a:avLst/>
+                    </a:prstGeom>
+                  </pic:spPr>
+                </pic:pic>
+              </a:graphicData>
+            </a:graphic>
+            <wp14:sizeRelH relativeFrom="margin">
+              <wp14:pctWidth>0</wp14:pctWidth>
+            </wp14:sizeRelH>
+            <wp14:sizeRelV relativeFrom="margin">
+              <wp14:pctHeight>0</wp14:pctHeight>
+            </wp14:sizeRelV>
+          </wp:anchor>
+        </w:drawing>
+      </w:r>
+      <w:r>
         <w:rPr>
           <w:rFonts w:cstheme="minorHAnsi"/>
           <w:color w:val="000000" w:themeColor="text1"/>
@@ -109,359 +85,8 @@
           <w:szCs w:val="56"/>
           <w:lang w:val="en-US"/>
         </w:rPr>
-      </w:pPr>
-    </w:p>
-    <w:p>
-      <w:pPr>
-        <w:jc w:val="center"/>
-        <w:rPr>
-          <w:rFonts w:cstheme="minorHAnsi"/>
-          <w:color w:val="000000" w:themeColor="text1"/>
-          <w:sz w:val="56"/>
-          <w:szCs w:val="56"/>
-          <w:lang w:val="en-US"/>
-        </w:rPr>
-      </w:pPr>
-    </w:p>
-    <w:p>
-      <w:pPr>
-        <w:rPr>
-          <w:rFonts w:cstheme="minorHAnsi"/>
-          <w:color w:val="000000" w:themeColor="text1"/>
-          <w:sz w:val="36"/>
-          <w:szCs w:val="36"/>
-          <w:lang w:val="en-US"/>
-        </w:rPr>
-      </w:pPr>
-    </w:p>
-    <w:p>
-      <w:pPr>
-        <w:rPr>
-          <w:rFonts w:cstheme="minorHAnsi"/>
-          <w:color w:val="000000" w:themeColor="text1"/>
-          <w:sz w:val="36"/>
-          <w:szCs w:val="36"/>
-          <w:lang w:val="en-US"/>
-        </w:rPr>
-      </w:pPr>
-    </w:p>
-    <w:p>
-      <w:pPr>
-        <w:rPr>
-          <w:rFonts w:cstheme="minorHAnsi"/>
-          <w:color w:val="000000" w:themeColor="text1"/>
-          <w:sz w:val="36"/>
-          <w:szCs w:val="36"/>
-          <w:lang w:val="en-US"/>
-        </w:rPr>
-      </w:pPr>
-    </w:p>
-    <w:p>
-      <w:pPr>
-        <w:rPr>
-          <w:rFonts w:cstheme="minorHAnsi"/>
-          <w:color w:val="000000" w:themeColor="text1"/>
-          <w:sz w:val="36"/>
-          <w:szCs w:val="36"/>
-          <w:lang w:val="en-US"/>
-        </w:rPr>
-      </w:pPr>
-    </w:p>
-    <w:p>
-      <w:pPr>
-        <w:rPr>
-          <w:rFonts w:cstheme="minorHAnsi"/>
-          <w:color w:val="000000" w:themeColor="text1"/>
-          <w:sz w:val="36"/>
-          <w:szCs w:val="36"/>
-          <w:lang w:val="en-US"/>
-        </w:rPr>
-      </w:pPr>
-    </w:p>
-    <w:p>
-      <w:pPr>
-        <w:rPr>
-          <w:rFonts w:cstheme="minorHAnsi"/>
-          <w:color w:val="000000" w:themeColor="text1"/>
-          <w:sz w:val="36"/>
-          <w:szCs w:val="36"/>
-          <w:lang w:val="en-US"/>
-        </w:rPr>
-      </w:pPr>
-    </w:p>
-    <w:p>
-      <w:pPr>
-        <w:rPr>
-          <w:rFonts w:cstheme="minorHAnsi"/>
-          <w:color w:val="000000" w:themeColor="text1"/>
-          <w:sz w:val="36"/>
-          <w:szCs w:val="36"/>
-          <w:lang w:val="en-US"/>
-        </w:rPr>
-      </w:pPr>
-    </w:p>
-    <w:p>
-      <w:pPr>
-        <w:rPr>
-          <w:rFonts w:cstheme="minorHAnsi"/>
-          <w:color w:val="000000" w:themeColor="text1"/>
-          <w:sz w:val="36"/>
-          <w:szCs w:val="36"/>
-          <w:lang w:val="en-US"/>
-        </w:rPr>
-      </w:pPr>
-    </w:p>
-    <w:p>
-      <w:pPr>
-        <w:rPr>
-          <w:rFonts w:cstheme="minorHAnsi"/>
-          <w:color w:val="000000" w:themeColor="text1"/>
-          <w:sz w:val="36"/>
-          <w:szCs w:val="36"/>
-          <w:lang w:val="en-US"/>
-        </w:rPr>
-      </w:pPr>
-    </w:p>
-    <w:p>
-      <w:pPr>
-        <w:rPr>
-          <w:rFonts w:cstheme="minorHAnsi"/>
-          <w:color w:val="000000" w:themeColor="text1"/>
-          <w:sz w:val="36"/>
-          <w:szCs w:val="36"/>
-          <w:lang w:val="en-US"/>
-        </w:rPr>
-      </w:pPr>
-    </w:p>
-    <w:p>
-      <w:pPr>
-        <w:rPr>
-          <w:rFonts w:cstheme="minorHAnsi"/>
-          <w:color w:val="000000" w:themeColor="text1"/>
-          <w:sz w:val="36"/>
-          <w:szCs w:val="36"/>
-          <w:lang w:val="en-US"/>
-        </w:rPr>
-      </w:pPr>
-    </w:p>
-    <w:p>
-      <w:pPr>
-        <w:rPr>
-          <w:rFonts w:cstheme="minorHAnsi"/>
-          <w:color w:val="000000" w:themeColor="text1"/>
-          <w:sz w:val="36"/>
-          <w:szCs w:val="36"/>
-          <w:lang w:val="en-US"/>
-        </w:rPr>
-      </w:pPr>
-    </w:p>
-    <w:p>
-      <w:pPr>
-        <w:rPr>
-          <w:rFonts w:cstheme="minorHAnsi"/>
-          <w:color w:val="000000" w:themeColor="text1"/>
-          <w:sz w:val="36"/>
-          <w:szCs w:val="36"/>
-          <w:lang w:val="en-US"/>
-        </w:rPr>
-      </w:pPr>
-    </w:p>
-    <w:p>
-      <w:pPr>
-        <w:rPr>
-          <w:rFonts w:cstheme="minorHAnsi"/>
-          <w:color w:val="000000" w:themeColor="text1"/>
-          <w:sz w:val="36"/>
-          <w:szCs w:val="36"/>
-          <w:lang w:val="en-US"/>
-        </w:rPr>
-      </w:pPr>
-    </w:p>
-    <w:p>
-      <w:pPr>
-        <w:jc w:val="center"/>
-        <w:rPr>
-          <w:rFonts w:cstheme="minorHAnsi"/>
-          <w:color w:val="000000" w:themeColor="text1"/>
-          <w:sz w:val="36"/>
-          <w:szCs w:val="36"/>
-          <w:lang w:val="en-US"/>
-        </w:rPr>
-      </w:pPr>
-      <w:r>
-        <w:rPr>
-          <w:rFonts w:cstheme="minorHAnsi"/>
-          <w:color w:val="000000" w:themeColor="text1"/>
-          <w:sz w:val="36"/>
-          <w:szCs w:val="36"/>
-          <w:lang w:val="en-US"/>
-        </w:rPr>
-        <w:t>STUDENT NUMBER</w:t>
-      </w:r>
-      <w:r>
-        <w:rPr>
-          <w:rFonts w:cstheme="minorHAnsi"/>
-          <w:color w:val="000000" w:themeColor="text1"/>
-          <w:sz w:val="36"/>
-          <w:szCs w:val="36"/>
-          <w:lang w:val="en-US"/>
-        </w:rPr>
-        <w:t>(S)</w:t>
-      </w:r>
-    </w:p>
-    <w:p>
-      <w:pPr>
-        <w:jc w:val="center"/>
-        <w:rPr>
-          <w:rFonts w:cstheme="minorHAnsi"/>
-          <w:color w:val="000000" w:themeColor="text1"/>
-          <w:sz w:val="36"/>
-          <w:szCs w:val="36"/>
-          <w:lang w:val="en-US"/>
-        </w:rPr>
-      </w:pPr>
-    </w:p>
-    <w:p>
-      <w:pPr>
-        <w:jc w:val="center"/>
-        <w:rPr>
-          <w:rFonts w:cstheme="minorHAnsi"/>
-          <w:i/>
-          <w:iCs/>
-          <w:color w:val="000000" w:themeColor="text1"/>
-          <w:sz w:val="44"/>
-          <w:szCs w:val="44"/>
-          <w:lang w:val="en-US"/>
-        </w:rPr>
-      </w:pPr>
-      <w:r>
-        <w:rPr>
-          <w:rFonts w:cstheme="minorHAnsi"/>
-          <w:i/>
-          <w:iCs/>
-          <w:color w:val="000000" w:themeColor="text1"/>
-          <w:sz w:val="44"/>
-          <w:szCs w:val="44"/>
-          <w:lang w:val="en-US"/>
-        </w:rPr>
-        <w:t>STUDENT NAME</w:t>
-      </w:r>
-      <w:r>
-        <w:rPr>
-          <w:rFonts w:cstheme="minorHAnsi"/>
-          <w:i/>
-          <w:iCs/>
-          <w:color w:val="000000" w:themeColor="text1"/>
-          <w:sz w:val="44"/>
-          <w:szCs w:val="44"/>
-          <w:lang w:val="en-US"/>
-        </w:rPr>
-        <w:t>(S)</w:t>
-      </w:r>
-      <w:r>
-        <w:rPr>
-          <w:rFonts w:cstheme="minorHAnsi"/>
-          <w:i/>
-          <w:iCs/>
-          <w:color w:val="000000" w:themeColor="text1"/>
-          <w:sz w:val="44"/>
-          <w:szCs w:val="44"/>
-          <w:lang w:val="en-US"/>
-        </w:rPr>
-        <w:t xml:space="preserve"> AND SURNAME</w:t>
-      </w:r>
-      <w:r>
-        <w:rPr>
-          <w:rFonts w:cstheme="minorHAnsi"/>
-          <w:i/>
-          <w:iCs/>
-          <w:color w:val="000000" w:themeColor="text1"/>
-          <w:sz w:val="44"/>
-          <w:szCs w:val="44"/>
-          <w:lang w:val="en-US"/>
-        </w:rPr>
-        <w:t>(S)</w:t>
-      </w:r>
-    </w:p>
-    <w:p>
-      <w:pPr>
-        <w:jc w:val="center"/>
-        <w:rPr>
-          <w:rFonts w:cstheme="minorHAnsi"/>
-          <w:color w:val="000000" w:themeColor="text1"/>
-          <w:sz w:val="36"/>
-          <w:szCs w:val="36"/>
-          <w:lang w:val="en-US"/>
-        </w:rPr>
-      </w:pPr>
-    </w:p>
-    <w:p>
-      <w:pPr>
-        <w:jc w:val="center"/>
-        <w:rPr>
-          <w:rFonts w:cstheme="minorHAnsi"/>
-          <w:color w:val="000000" w:themeColor="text1"/>
-          <w:sz w:val="36"/>
-          <w:szCs w:val="36"/>
-          <w:lang w:val="en-US"/>
-        </w:rPr>
-      </w:pPr>
-    </w:p>
-    <w:p>
-      <w:pPr>
-        <w:jc w:val="center"/>
-        <w:rPr>
-          <w:rFonts w:cstheme="minorHAnsi"/>
-          <w:color w:val="000000" w:themeColor="text1"/>
-          <w:sz w:val="36"/>
-          <w:szCs w:val="36"/>
-          <w:lang w:val="en-US"/>
-        </w:rPr>
-      </w:pPr>
-    </w:p>
-    <w:p>
-      <w:pPr>
-        <w:jc w:val="center"/>
-        <w:rPr>
-          <w:rFonts w:cstheme="minorHAnsi"/>
-          <w:color w:val="000000" w:themeColor="text1"/>
-          <w:sz w:val="36"/>
-          <w:szCs w:val="36"/>
-          <w:lang w:val="en-US"/>
-        </w:rPr>
-      </w:pPr>
-    </w:p>
-    <w:p>
-      <w:pPr>
-        <w:rPr>
-          <w:rFonts w:cstheme="minorHAnsi"/>
-          <w:color w:val="000000" w:themeColor="text1"/>
-          <w:sz w:val="56"/>
-          <w:szCs w:val="56"/>
-          <w:lang w:val="en-US"/>
-        </w:rPr>
-      </w:pPr>
-      <w:r>
-        <w:rPr>
-          <w:rFonts w:cstheme="minorHAnsi"/>
-          <w:color w:val="000000" w:themeColor="text1"/>
-          <w:sz w:val="56"/>
-          <w:szCs w:val="56"/>
-          <w:lang w:val="en-US"/>
-        </w:rPr>
         <w:br w:type="page"/>
       </w:r>
-    </w:p>
-    <w:p>
-      <w:pPr>
-        <w:rPr>
-          <w:rFonts w:cstheme="minorHAnsi"/>
-          <w:color w:val="000000" w:themeColor="text1"/>
-          <w:sz w:val="56"/>
-          <w:szCs w:val="56"/>
-          <w:lang w:val="en-US"/>
-        </w:rPr>
-      </w:pPr>
     </w:p>
     <w:sdt>
       <w:sdtPr>
@@ -4489,7 +4114,7 @@
           <w:lang w:val="en-GB"/>
         </w:rPr>
         <w:sectPr>
-          <w:footerReference w:type="default" r:id="rId8"/>
+          <w:footerReference w:type="default" r:id="rId9"/>
           <w:pgSz w:w="11900" w:h="16840"/>
           <w:pgMar w:top="1440" w:right="1440" w:bottom="1440" w:left="1440" w:header="708" w:footer="708" w:gutter="0"/>
           <w:pgNumType w:fmt="lowerRoman" w:start="1"/>
@@ -7782,7 +7407,7 @@
         </w:rPr>
         <w:t xml:space="preserve">Reference: Orenda. (n.d.). Orenda App. Retrieved from </w:t>
       </w:r>
-      <w:hyperlink r:id="rId9" w:history="1">
+      <w:hyperlink r:id="rId10" w:history="1">
         <w:r>
           <w:rPr>
             <w:rStyle w:val="Hyperlink"/>
@@ -8748,7 +8373,7 @@
           <w:lang w:val="en-GB"/>
         </w:rPr>
       </w:pPr>
-      <w:hyperlink r:id="rId10" w:history="1">
+      <w:hyperlink r:id="rId11" w:history="1">
         <w:r>
           <w:rPr>
             <w:rStyle w:val="Hyperlink"/>
@@ -9776,7 +9401,7 @@
         <w:lastRenderedPageBreak/>
         <w:t xml:space="preserve">Reference: Pool Math. (n.d.). Pool Math App. Retrieved from </w:t>
       </w:r>
-      <w:hyperlink r:id="rId11" w:history="1">
+      <w:hyperlink r:id="rId12" w:history="1">
         <w:r>
           <w:rPr>
             <w:rStyle w:val="Hyperlink"/>
@@ -10682,7 +10307,7 @@
         </w:rPr>
         <w:t xml:space="preserve">Project Link: </w:t>
       </w:r>
-      <w:hyperlink r:id="rId12" w:history="1">
+      <w:hyperlink r:id="rId13" w:history="1">
         <w:r>
           <w:rPr>
             <w:rStyle w:val="Hyperlink"/>
@@ -10843,7 +10468,7 @@
         </w:rPr>
         <w:t xml:space="preserve">Project Link: </w:t>
       </w:r>
-      <w:hyperlink r:id="rId13" w:history="1">
+      <w:hyperlink r:id="rId14" w:history="1">
         <w:r>
           <w:rPr>
             <w:rStyle w:val="Hyperlink"/>
@@ -16090,19 +15715,7 @@
         <w:rPr>
           <w:lang w:val="en-US"/>
         </w:rPr>
-        <w:t>Processor (CPU): Multi-core processor with x86_64 architecture that has</w:t>
-      </w:r>
-      <w:r>
-        <w:rPr>
-          <w:lang w:val="en-US"/>
-        </w:rPr>
-        <w:t xml:space="preserve"> </w:t>
-      </w:r>
-      <w:r>
-        <w:rPr>
-          <w:lang w:val="en-US"/>
-        </w:rPr>
-        <w:t xml:space="preserve">virtualization support. </w:t>
+        <w:t xml:space="preserve">Processor (CPU): Multi-core processor with x86_64 architecture that has virtualization support. </w:t>
       </w:r>
     </w:p>
     <w:p>
@@ -16142,19 +15755,7 @@
         <w:rPr>
           <w:lang w:val="en-US"/>
         </w:rPr>
-        <w:t>Physical Storage: While 8 GB for the IDE and Android SDK will meet the entry</w:t>
-      </w:r>
-      <w:r>
-        <w:rPr>
-          <w:lang w:val="en-US"/>
-        </w:rPr>
-        <w:t xml:space="preserve"> </w:t>
-      </w:r>
-      <w:r>
-        <w:rPr>
-          <w:lang w:val="en-US"/>
-        </w:rPr>
-        <w:t xml:space="preserve">requirements, an SSD with 16 GBs of space or more is recommended. </w:t>
+        <w:t xml:space="preserve">Physical Storage: While 8 GB for the IDE and Android SDK will meet the entry requirements, an SSD with 16 GBs of space or more is recommended. </w:t>
       </w:r>
     </w:p>
     <w:p>
@@ -16724,13 +16325,7 @@
           <w:lang w:val="en-US"/>
         </w:rPr>
         <w:lastRenderedPageBreak/>
-        <w:t>but also the general practices and principles that make a good mobile app navigation system</w:t>
-      </w:r>
-      <w:r>
-        <w:rPr>
-          <w:lang w:val="en-US"/>
-        </w:rPr>
-        <w:t>.</w:t>
+        <w:t>but also the general practices and principles that make a good mobile app navigation system.</w:t>
       </w:r>
     </w:p>
     <w:p>
@@ -26672,7 +26267,7 @@
                     <pic:cNvPicPr/>
                   </pic:nvPicPr>
                   <pic:blipFill>
-                    <a:blip r:embed="rId14"/>
+                    <a:blip r:embed="rId15"/>
                     <a:stretch>
                       <a:fillRect/>
                     </a:stretch>
@@ -27141,7 +26736,7 @@
                     <pic:cNvPicPr/>
                   </pic:nvPicPr>
                   <pic:blipFill>
-                    <a:blip r:embed="rId15"/>
+                    <a:blip r:embed="rId16"/>
                     <a:stretch>
                       <a:fillRect/>
                     </a:stretch>
@@ -27858,7 +27453,7 @@
                     <pic:cNvPicPr/>
                   </pic:nvPicPr>
                   <pic:blipFill>
-                    <a:blip r:embed="rId16"/>
+                    <a:blip r:embed="rId17"/>
                     <a:stretch>
                       <a:fillRect/>
                     </a:stretch>
@@ -28797,7 +28392,7 @@
                     <pic:cNvPicPr/>
                   </pic:nvPicPr>
                   <pic:blipFill>
-                    <a:blip r:embed="rId17"/>
+                    <a:blip r:embed="rId18"/>
                     <a:stretch>
                       <a:fillRect/>
                     </a:stretch>
@@ -29354,7 +28949,7 @@
                     <pic:cNvPicPr/>
                   </pic:nvPicPr>
                   <pic:blipFill>
-                    <a:blip r:embed="rId18"/>
+                    <a:blip r:embed="rId19"/>
                     <a:stretch>
                       <a:fillRect/>
                     </a:stretch>
@@ -34028,16 +33623,7 @@
           <w:szCs w:val="22"/>
           <w:lang w:val="en-US"/>
         </w:rPr>
-        <w:t>Figure 2.13: Business Owners Marketplace Screen.…….…………………………………………………….28.</w:t>
-      </w:r>
-      <w:r>
-        <w:rPr>
-          <w:bCs/>
-          <w:sz w:val="22"/>
-          <w:szCs w:val="22"/>
-          <w:lang w:val="en-US"/>
-        </w:rPr>
-        <w:t xml:space="preserve"> </w:t>
+        <w:t xml:space="preserve">Figure 2.13: Business Owners Marketplace Screen.…….…………………………………………………….28. </w:t>
       </w:r>
       <w:r>
         <w:rPr>
@@ -35090,7 +34676,7 @@
       </w:r>
     </w:p>
     <w:sectPr>
-      <w:footerReference w:type="default" r:id="rId19"/>
+      <w:footerReference w:type="default" r:id="rId20"/>
       <w:pgSz w:w="11900" w:h="16840"/>
       <w:pgMar w:top="1440" w:right="1440" w:bottom="1440" w:left="1440" w:header="708" w:footer="708" w:gutter="0"/>
       <w:cols w:space="708"/>
@@ -41434,6 +41020,7 @@
   <w:style w:type="character" w:default="1" w:styleId="DefaultParagraphFont">
     <w:name w:val="Default Paragraph Font"/>
     <w:uiPriority w:val="1"/>
+    <w:semiHidden/>
     <w:unhideWhenUsed/>
   </w:style>
   <w:style w:type="table" w:default="1" w:styleId="TableNormal">

--- a/Documentation/Final Documentation.docx
+++ b/Documentation/Final Documentation.docx
@@ -1,6 +1,6 @@
 
 <file path=word/document.xml><?xml version="1.0" encoding="utf-8"?>
-<w:document xmlns:wpc="http://schemas.microsoft.com/office/word/2010/wordprocessingCanvas" xmlns:cx="http://schemas.microsoft.com/office/drawing/2014/chartex" xmlns:cx1="http://schemas.microsoft.com/office/drawing/2015/9/8/chartex" xmlns:cx2="http://schemas.microsoft.com/office/drawing/2015/10/21/chartex" xmlns:cx3="http://schemas.microsoft.com/office/drawing/2016/5/9/chartex" xmlns:cx4="http://schemas.microsoft.com/office/drawing/2016/5/10/chartex" xmlns:cx5="http://schemas.microsoft.com/office/drawing/2016/5/11/chartex" xmlns:cx6="http://schemas.microsoft.com/office/drawing/2016/5/12/chartex" xmlns:cx7="http://schemas.microsoft.com/office/drawing/2016/5/13/chartex" xmlns:cx8="http://schemas.microsoft.com/office/drawing/2016/5/14/chartex" xmlns:mc="http://schemas.openxmlformats.org/markup-compatibility/2006" xmlns:aink="http://schemas.microsoft.com/office/drawing/2016/ink" xmlns:am3d="http://schemas.microsoft.com/office/drawing/2017/model3d" xmlns:o="urn:schemas-microsoft-com:office:office" xmlns:r="http://schemas.openxmlformats.org/officeDocument/2006/relationships" xmlns:m="http://schemas.openxmlformats.org/officeDocument/2006/math" xmlns:v="urn:schemas-microsoft-com:vml" xmlns:wp14="http://schemas.microsoft.com/office/word/2010/wordprocessingDrawing" xmlns:wp="http://schemas.openxmlformats.org/drawingml/2006/wordprocessingDrawing" xmlns:w10="urn:schemas-microsoft-com:office:word" xmlns:w="http://schemas.openxmlformats.org/wordprocessingml/2006/main" xmlns:w14="http://schemas.microsoft.com/office/word/2010/wordml" xmlns:w15="http://schemas.microsoft.com/office/word/2012/wordml" xmlns:w16cid="http://schemas.microsoft.com/office/word/2016/wordml/cid" xmlns:w16se="http://schemas.microsoft.com/office/word/2015/wordml/symex" xmlns:wpg="http://schemas.microsoft.com/office/word/2010/wordprocessingGroup" xmlns:wpi="http://schemas.microsoft.com/office/word/2010/wordprocessingInk" xmlns:wne="http://schemas.microsoft.com/office/word/2006/wordml" xmlns:wps="http://schemas.microsoft.com/office/word/2010/wordprocessingShape" mc:Ignorable="w14 w15 w16se w16cid wp14">
+<w:document xmlns:wpc="http://schemas.microsoft.com/office/word/2010/wordprocessingCanvas" xmlns:cx="http://schemas.microsoft.com/office/drawing/2014/chartex" xmlns:cx1="http://schemas.microsoft.com/office/drawing/2015/9/8/chartex" xmlns:cx2="http://schemas.microsoft.com/office/drawing/2015/10/21/chartex" xmlns:cx3="http://schemas.microsoft.com/office/drawing/2016/5/9/chartex" xmlns:cx4="http://schemas.microsoft.com/office/drawing/2016/5/10/chartex" xmlns:cx5="http://schemas.microsoft.com/office/drawing/2016/5/11/chartex" xmlns:cx6="http://schemas.microsoft.com/office/drawing/2016/5/12/chartex" xmlns:cx7="http://schemas.microsoft.com/office/drawing/2016/5/13/chartex" xmlns:cx8="http://schemas.microsoft.com/office/drawing/2016/5/14/chartex" xmlns:mc="http://schemas.openxmlformats.org/markup-compatibility/2006" xmlns:aink="http://schemas.microsoft.com/office/drawing/2016/ink" xmlns:am3d="http://schemas.microsoft.com/office/drawing/2017/model3d" xmlns:o="urn:schemas-microsoft-com:office:office" xmlns:oel="http://schemas.microsoft.com/office/2019/extlst" xmlns:r="http://schemas.openxmlformats.org/officeDocument/2006/relationships" xmlns:m="http://schemas.openxmlformats.org/officeDocument/2006/math" xmlns:v="urn:schemas-microsoft-com:vml" xmlns:wp14="http://schemas.microsoft.com/office/word/2010/wordprocessingDrawing" xmlns:wp="http://schemas.openxmlformats.org/drawingml/2006/wordprocessingDrawing" xmlns:w10="urn:schemas-microsoft-com:office:word" xmlns:w="http://schemas.openxmlformats.org/wordprocessingml/2006/main" xmlns:w14="http://schemas.microsoft.com/office/word/2010/wordml" xmlns:w15="http://schemas.microsoft.com/office/word/2012/wordml" xmlns:w16cex="http://schemas.microsoft.com/office/word/2018/wordml/cex" xmlns:w16cid="http://schemas.microsoft.com/office/word/2016/wordml/cid" xmlns:w16="http://schemas.microsoft.com/office/word/2018/wordml" xmlns:w16du="http://schemas.microsoft.com/office/word/2023/wordml/word16du" xmlns:w16sdtdh="http://schemas.microsoft.com/office/word/2020/wordml/sdtdatahash" xmlns:w16sdtfl="http://schemas.microsoft.com/office/word/2024/wordml/sdtformatlock" xmlns:w16se="http://schemas.microsoft.com/office/word/2015/wordml/symex" xmlns:wpg="http://schemas.microsoft.com/office/word/2010/wordprocessingGroup" xmlns:wpi="http://schemas.microsoft.com/office/word/2010/wordprocessingInk" xmlns:wne="http://schemas.microsoft.com/office/word/2006/wordml" xmlns:wps="http://schemas.microsoft.com/office/word/2010/wordprocessingShape" mc:Ignorable="w14 w15 w16se w16cid w16 w16cex w16sdtdh w16sdtfl w16du wp14">
   <w:body>
     <w:p>
       <w:pPr>
@@ -11127,14 +11127,38 @@
         <w:rPr>
           <w:lang w:val="en-GB"/>
         </w:rPr>
-        <w:t>water use. (Wold Bank Group, 2021</w:t>
+        <w:t>water use. (</w:t>
+      </w:r>
+      <w:r>
+        <w:rPr>
+          <w:lang w:val="en-GB"/>
+        </w:rPr>
+        <w:t>World</w:t>
+      </w:r>
+      <w:r>
+        <w:rPr>
+          <w:lang w:val="en-GB"/>
+        </w:rPr>
+        <w:t xml:space="preserve"> Bank Group, 2021)</w:t>
+      </w:r>
+      <w:r>
+        <w:rPr>
+          <w:lang w:val="en-GB"/>
+        </w:rPr>
+        <w:t>.</w:t>
+      </w:r>
+      <w:r>
+        <w:rPr>
+          <w:lang w:val="en-GB"/>
+        </w:rPr>
+        <w:t xml:space="preserve"> </w:t>
       </w:r>
       <w:proofErr w:type="gramStart"/>
       <w:r>
         <w:rPr>
           <w:lang w:val="en-GB"/>
         </w:rPr>
-        <w:t>)  Research</w:t>
+        <w:t>Research</w:t>
       </w:r>
       <w:proofErr w:type="gramEnd"/>
       <w:r>
@@ -11257,21 +11281,19 @@
         <w:rPr>
           <w:lang w:val="en-GB"/>
         </w:rPr>
-        <w:t>, 2022) (</w:t>
-      </w:r>
-      <w:proofErr w:type="spellStart"/>
-      <w:r>
-        <w:rPr>
-          <w:lang w:val="en-GB"/>
-        </w:rPr>
-        <w:t>bigEE</w:t>
-      </w:r>
-      <w:proofErr w:type="spellEnd"/>
-      <w:r>
-        <w:rPr>
-          <w:lang w:val="en-GB"/>
-        </w:rPr>
-        <w:t xml:space="preserve">, 2015) </w:t>
+        <w:t>, 2022</w:t>
+      </w:r>
+      <w:r>
+        <w:rPr>
+          <w:lang w:val="en-GB"/>
+        </w:rPr>
+        <w:t xml:space="preserve">; </w:t>
+      </w:r>
+      <w:r>
+        <w:rPr>
+          <w:lang w:val="en-GB"/>
+        </w:rPr>
+        <w:t xml:space="preserve">bigEE, 2015) </w:t>
       </w:r>
     </w:p>
     <w:p>
@@ -11328,7 +11350,19 @@
         <w:rPr>
           <w:lang w:val="en-GB"/>
         </w:rPr>
-        <w:t xml:space="preserve"> &amp; Peter, 2012) (Du Plessis &amp; Jacobs, 2015)</w:t>
+        <w:t xml:space="preserve"> &amp; Peter, 2012</w:t>
+      </w:r>
+      <w:r>
+        <w:rPr>
+          <w:lang w:val="en-GB"/>
+        </w:rPr>
+        <w:t xml:space="preserve">; </w:t>
+      </w:r>
+      <w:r>
+        <w:rPr>
+          <w:lang w:val="en-GB"/>
+        </w:rPr>
+        <w:t>Du Plessis &amp; Jacobs, 2015)</w:t>
       </w:r>
     </w:p>
     <w:p>
@@ -11456,14 +11490,12 @@
         </w:rPr>
         <w:t xml:space="preserve">these regulations not only </w:t>
       </w:r>
-      <w:proofErr w:type="gramStart"/>
-      <w:r>
-        <w:rPr>
-          <w:lang w:val="en-GB"/>
-        </w:rPr>
-        <w:t>wastes</w:t>
-      </w:r>
-      <w:proofErr w:type="gramEnd"/>
+      <w:r>
+        <w:rPr>
+          <w:lang w:val="en-GB"/>
+        </w:rPr>
+        <w:t>waste</w:t>
+      </w:r>
       <w:r>
         <w:rPr>
           <w:lang w:val="en-GB"/>
@@ -11532,21 +11564,7 @@
         <w:rPr>
           <w:lang w:val="en-GB"/>
         </w:rPr>
-        <w:t>pump uses about 2,600 kWh per year, adding up to around 1.84 TWh nationwide. (</w:t>
-      </w:r>
-      <w:proofErr w:type="spellStart"/>
-      <w:r>
-        <w:rPr>
-          <w:lang w:val="en-GB"/>
-        </w:rPr>
-        <w:t>bigEE</w:t>
-      </w:r>
-      <w:proofErr w:type="spellEnd"/>
-      <w:r>
-        <w:rPr>
-          <w:lang w:val="en-GB"/>
-        </w:rPr>
-        <w:t xml:space="preserve">, </w:t>
+        <w:t xml:space="preserve">pump uses about 2,600 kWh per year, adding up to around 1.84 TWh nationwide. (bigEE, </w:t>
       </w:r>
     </w:p>
     <w:p>
@@ -12288,7 +12306,19 @@
         <w:rPr>
           <w:lang w:val="en-GB"/>
         </w:rPr>
-        <w:t>2019) (Patel, Mehta, &amp; Sharma, 2021)</w:t>
+        <w:t>2019</w:t>
+      </w:r>
+      <w:r>
+        <w:rPr>
+          <w:lang w:val="en-GB"/>
+        </w:rPr>
+        <w:t xml:space="preserve">; </w:t>
+      </w:r>
+      <w:r>
+        <w:rPr>
+          <w:lang w:val="en-GB"/>
+        </w:rPr>
+        <w:t>Patel, Mehta, &amp; Sharma, 2021)</w:t>
       </w:r>
     </w:p>
     <w:p>
@@ -12867,17 +12897,9 @@
         <w:rPr>
           <w:lang w:val="en-GB"/>
         </w:rPr>
-        <w:t xml:space="preserve">project. We should incorporate a feature that educates users on the "why" behind </w:t>
-      </w:r>
-      <w:proofErr w:type="gramStart"/>
-      <w:r>
-        <w:rPr>
-          <w:lang w:val="en-GB"/>
-        </w:rPr>
-        <w:t>their</w:t>
+        <w:t>project. We should incorporate a feature that educates users on the "why" behind their</w:t>
       </w:r>
       <w:bookmarkEnd w:id="36"/>
-      <w:proofErr w:type="gramEnd"/>
       <w:r>
         <w:rPr>
           <w:lang w:val="en-GB"/>
@@ -14548,21 +14570,7 @@
         <w:rPr>
           <w:lang w:val="en-GB"/>
         </w:rPr>
-        <w:t xml:space="preserve"> The main feature we have identified from </w:t>
-      </w:r>
-      <w:proofErr w:type="spellStart"/>
-      <w:r>
-        <w:rPr>
-          <w:lang w:val="en-GB"/>
-        </w:rPr>
-        <w:t>PoolMath</w:t>
-      </w:r>
-      <w:proofErr w:type="spellEnd"/>
-      <w:r>
-        <w:rPr>
-          <w:lang w:val="en-GB"/>
-        </w:rPr>
-        <w:t xml:space="preserve"> is that</w:t>
+        <w:t xml:space="preserve"> The main feature we have identified from PoolMath is that</w:t>
       </w:r>
       <w:bookmarkEnd w:id="109"/>
       <w:r>
@@ -14651,19 +14659,11 @@
         </w:rPr>
       </w:pPr>
       <w:bookmarkStart w:id="113" w:name="_Toc212822306"/>
-      <w:proofErr w:type="spellStart"/>
-      <w:r>
-        <w:rPr>
-          <w:lang w:val="en-GB"/>
-        </w:rPr>
-        <w:t>PoolMath</w:t>
-      </w:r>
-      <w:proofErr w:type="spellEnd"/>
-      <w:r>
-        <w:rPr>
-          <w:lang w:val="en-GB"/>
-        </w:rPr>
-        <w:t>.</w:t>
+      <w:r>
+        <w:rPr>
+          <w:lang w:val="en-GB"/>
+        </w:rPr>
+        <w:t>PoolMath.</w:t>
       </w:r>
       <w:bookmarkEnd w:id="113"/>
       <w:r>
@@ -14999,29 +14999,15 @@
         <w:rPr>
           <w:lang w:val="en-GB"/>
         </w:rPr>
+        <w:t xml:space="preserve"> PoolMath has no business model. It's simply a tool. Our app, by</w:t>
+      </w:r>
+      <w:bookmarkEnd w:id="127"/>
+      <w:r>
+        <w:rPr>
+          <w:lang w:val="en-GB"/>
+        </w:rPr>
         <w:t xml:space="preserve"> </w:t>
       </w:r>
-      <w:proofErr w:type="spellStart"/>
-      <w:r>
-        <w:rPr>
-          <w:lang w:val="en-GB"/>
-        </w:rPr>
-        <w:t>PoolMath</w:t>
-      </w:r>
-      <w:proofErr w:type="spellEnd"/>
-      <w:r>
-        <w:rPr>
-          <w:lang w:val="en-GB"/>
-        </w:rPr>
-        <w:t xml:space="preserve"> has no business model. It's simply a tool. Our app, by</w:t>
-      </w:r>
-      <w:bookmarkEnd w:id="127"/>
-      <w:r>
-        <w:rPr>
-          <w:lang w:val="en-GB"/>
-        </w:rPr>
-        <w:t xml:space="preserve"> </w:t>
-      </w:r>
     </w:p>
     <w:p>
       <w:pPr>
@@ -15034,17 +15020,9 @@
         <w:rPr>
           <w:lang w:val="en-GB"/>
         </w:rPr>
-        <w:t xml:space="preserve">contrast, must solve the problem of finding local service providers and products. </w:t>
-      </w:r>
-      <w:proofErr w:type="spellStart"/>
-      <w:r>
-        <w:rPr>
-          <w:lang w:val="en-GB"/>
-        </w:rPr>
-        <w:t>PoolMath's</w:t>
+        <w:t>contrast, must solve the problem of finding local service providers and products. PoolMath's</w:t>
       </w:r>
       <w:bookmarkEnd w:id="128"/>
-      <w:proofErr w:type="spellEnd"/>
       <w:r>
         <w:rPr>
           <w:lang w:val="en-GB"/>
@@ -15225,127 +15203,99 @@
         <w:rPr>
           <w:lang w:val="en-GB"/>
         </w:rPr>
+        <w:t xml:space="preserve"> Swimpool Centre</w:t>
+      </w:r>
+      <w:bookmarkEnd w:id="136"/>
+      <w:r>
+        <w:rPr>
+          <w:lang w:val="en-GB"/>
+        </w:rPr>
         <w:t xml:space="preserve"> </w:t>
       </w:r>
+    </w:p>
+    <w:p>
+      <w:pPr>
+        <w:rPr>
+          <w:lang w:val="en-GB"/>
+        </w:rPr>
+      </w:pPr>
+      <w:bookmarkStart w:id="137" w:name="_Toc212822328"/>
+      <w:r>
+        <w:rPr>
+          <w:b/>
+          <w:bCs/>
+          <w:lang w:val="en-GB"/>
+        </w:rPr>
+        <w:t xml:space="preserve">Delivery Date: </w:t>
+      </w:r>
+      <w:r>
+        <w:rPr>
+          <w:lang w:val="en-GB"/>
+        </w:rPr>
+        <w:t>1st November 2025</w:t>
+      </w:r>
+      <w:bookmarkEnd w:id="137"/>
+      <w:r>
+        <w:rPr>
+          <w:lang w:val="en-GB"/>
+        </w:rPr>
+        <w:t xml:space="preserve"> </w:t>
+      </w:r>
+    </w:p>
+    <w:p>
+      <w:pPr>
+        <w:rPr>
+          <w:lang w:val="en-GB"/>
+        </w:rPr>
+      </w:pPr>
+    </w:p>
+    <w:p>
+      <w:pPr>
+        <w:rPr>
+          <w:lang w:val="en-GB"/>
+        </w:rPr>
+      </w:pPr>
+      <w:bookmarkStart w:id="138" w:name="_Toc212822329"/>
+      <w:r>
+        <w:rPr>
+          <w:lang w:val="en-GB"/>
+        </w:rPr>
+        <w:t>The main goal of SplashScreen is to produce a simplified pool maintenance workflow. The</w:t>
+      </w:r>
+      <w:bookmarkEnd w:id="138"/>
+      <w:r>
+        <w:rPr>
+          <w:lang w:val="en-GB"/>
+        </w:rPr>
+        <w:t xml:space="preserve"> </w:t>
+      </w:r>
+    </w:p>
+    <w:p>
+      <w:pPr>
+        <w:rPr>
+          <w:lang w:val="en-GB"/>
+        </w:rPr>
+      </w:pPr>
+      <w:bookmarkStart w:id="139" w:name="_Toc212822330"/>
+      <w:r>
+        <w:rPr>
+          <w:lang w:val="en-GB"/>
+        </w:rPr>
+        <w:t xml:space="preserve">Ripple Effect, consisting of </w:t>
+      </w:r>
       <w:proofErr w:type="spellStart"/>
       <w:r>
         <w:rPr>
           <w:lang w:val="en-GB"/>
         </w:rPr>
-        <w:t>Swimpool</w:t>
+        <w:t>Liné</w:t>
       </w:r>
       <w:proofErr w:type="spellEnd"/>
       <w:r>
         <w:rPr>
           <w:lang w:val="en-GB"/>
         </w:rPr>
-        <w:t xml:space="preserve"> Centre</w:t>
-      </w:r>
-      <w:bookmarkEnd w:id="136"/>
-      <w:r>
-        <w:rPr>
-          <w:lang w:val="en-GB"/>
-        </w:rPr>
-        <w:t xml:space="preserve"> </w:t>
-      </w:r>
-    </w:p>
-    <w:p>
-      <w:pPr>
-        <w:rPr>
-          <w:lang w:val="en-GB"/>
-        </w:rPr>
-      </w:pPr>
-      <w:bookmarkStart w:id="137" w:name="_Toc212822328"/>
-      <w:r>
-        <w:rPr>
-          <w:b/>
-          <w:bCs/>
-          <w:lang w:val="en-GB"/>
-        </w:rPr>
-        <w:t xml:space="preserve">Delivery Date: </w:t>
-      </w:r>
-      <w:r>
-        <w:rPr>
-          <w:lang w:val="en-GB"/>
-        </w:rPr>
-        <w:t>1st November 2025</w:t>
-      </w:r>
-      <w:bookmarkEnd w:id="137"/>
-      <w:r>
-        <w:rPr>
-          <w:lang w:val="en-GB"/>
-        </w:rPr>
-        <w:t xml:space="preserve"> </w:t>
-      </w:r>
-    </w:p>
-    <w:p>
-      <w:pPr>
-        <w:rPr>
-          <w:lang w:val="en-GB"/>
-        </w:rPr>
-      </w:pPr>
-    </w:p>
-    <w:p>
-      <w:pPr>
-        <w:rPr>
-          <w:lang w:val="en-GB"/>
-        </w:rPr>
-      </w:pPr>
-      <w:bookmarkStart w:id="138" w:name="_Toc212822329"/>
-      <w:r>
-        <w:rPr>
-          <w:lang w:val="en-GB"/>
-        </w:rPr>
-        <w:t>The main goal of SplashScreen is to produce a simplified pool maintenance workflow. The</w:t>
-      </w:r>
-      <w:bookmarkEnd w:id="138"/>
-      <w:r>
-        <w:rPr>
-          <w:lang w:val="en-GB"/>
-        </w:rPr>
-        <w:t xml:space="preserve"> </w:t>
-      </w:r>
-    </w:p>
-    <w:p>
-      <w:pPr>
-        <w:rPr>
-          <w:lang w:val="en-GB"/>
-        </w:rPr>
-      </w:pPr>
-      <w:bookmarkStart w:id="139" w:name="_Toc212822330"/>
-      <w:r>
-        <w:rPr>
-          <w:lang w:val="en-GB"/>
-        </w:rPr>
-        <w:t xml:space="preserve">Ripple Effect, consisting of </w:t>
-      </w:r>
-      <w:proofErr w:type="spellStart"/>
-      <w:r>
-        <w:rPr>
-          <w:lang w:val="en-GB"/>
-        </w:rPr>
-        <w:t>Liné</w:t>
-      </w:r>
-      <w:proofErr w:type="spellEnd"/>
-      <w:r>
-        <w:rPr>
-          <w:lang w:val="en-GB"/>
-        </w:rPr>
-        <w:t xml:space="preserve"> Redpath, </w:t>
-      </w:r>
-      <w:proofErr w:type="spellStart"/>
-      <w:r>
-        <w:rPr>
-          <w:lang w:val="en-GB"/>
-        </w:rPr>
-        <w:t>Juanette</w:t>
-      </w:r>
-      <w:proofErr w:type="spellEnd"/>
-      <w:r>
-        <w:rPr>
-          <w:lang w:val="en-GB"/>
-        </w:rPr>
-        <w:t xml:space="preserve"> Viljoen and Tinotenda Mhedziso, has</w:t>
+        <w:t xml:space="preserve"> Redpath, Juanette Viljoen and Tinotenda Mhedziso, has</w:t>
       </w:r>
       <w:bookmarkEnd w:id="139"/>
       <w:r>
@@ -15644,21 +15594,7 @@
         <w:rPr>
           <w:lang w:val="en-GB"/>
         </w:rPr>
-        <w:t xml:space="preserve">the </w:t>
-      </w:r>
-      <w:proofErr w:type="spellStart"/>
-      <w:r>
-        <w:rPr>
-          <w:lang w:val="en-GB"/>
-        </w:rPr>
-        <w:t>Swimpool</w:t>
-      </w:r>
-      <w:proofErr w:type="spellEnd"/>
-      <w:r>
-        <w:rPr>
-          <w:lang w:val="en-GB"/>
-        </w:rPr>
-        <w:t xml:space="preserve"> Centre team and collect responses via Google Forms. Our project </w:t>
+        <w:t xml:space="preserve">the Swimpool Centre team and collect responses via Google Forms. Our project </w:t>
       </w:r>
     </w:p>
     <w:p>
@@ -15682,19 +15618,11 @@
           <w:lang w:val="en-GB"/>
         </w:rPr>
       </w:pPr>
-      <w:proofErr w:type="spellStart"/>
-      <w:r>
-        <w:rPr>
-          <w:lang w:val="en-GB"/>
-        </w:rPr>
-        <w:t>ZenHub</w:t>
-      </w:r>
-      <w:proofErr w:type="spellEnd"/>
-      <w:r>
-        <w:rPr>
-          <w:lang w:val="en-GB"/>
-        </w:rPr>
-        <w:t xml:space="preserve">, a free, open-source GitHub integration. </w:t>
+      <w:r>
+        <w:rPr>
+          <w:lang w:val="en-GB"/>
+        </w:rPr>
+        <w:t xml:space="preserve">ZenHub, a free, open-source GitHub integration. </w:t>
       </w:r>
     </w:p>
     <w:p>
@@ -15708,21 +15636,7 @@
         <w:rPr>
           <w:lang w:val="en-GB"/>
         </w:rPr>
-        <w:t xml:space="preserve">Figure 4.1 illustrates the </w:t>
-      </w:r>
-      <w:proofErr w:type="spellStart"/>
-      <w:r>
-        <w:rPr>
-          <w:lang w:val="en-GB"/>
-        </w:rPr>
-        <w:t>ZenHub</w:t>
-      </w:r>
-      <w:proofErr w:type="spellEnd"/>
-      <w:r>
-        <w:rPr>
-          <w:lang w:val="en-GB"/>
-        </w:rPr>
-        <w:t xml:space="preserve"> timeline feature, similar to a Gantt chart, that we have </w:t>
+        <w:t xml:space="preserve">Figure 4.1 illustrates the ZenHub timeline feature, similar to a Gantt chart, that we have </w:t>
       </w:r>
     </w:p>
     <w:p>
@@ -15826,13 +15740,11 @@
       </w:pPr>
       <w:bookmarkStart w:id="146" w:name="_Toc212822335"/>
       <w:bookmarkStart w:id="147" w:name="_Toc212826998"/>
-      <w:proofErr w:type="spellStart"/>
       <w:r>
         <w:t>CheckIT</w:t>
       </w:r>
       <w:bookmarkEnd w:id="146"/>
       <w:bookmarkEnd w:id="147"/>
-      <w:proofErr w:type="spellEnd"/>
       <w:r>
         <w:t xml:space="preserve">  </w:t>
       </w:r>
@@ -15947,28 +15859,7 @@
         <w:rPr>
           <w:lang w:val="en-GB"/>
         </w:rPr>
-        <w:t>Pain/</w:t>
-      </w:r>
-      <w:proofErr w:type="spellStart"/>
-      <w:r>
-        <w:rPr>
-          <w:lang w:val="en-GB"/>
-        </w:rPr>
-        <w:t>CheckIT</w:t>
-      </w:r>
-      <w:proofErr w:type="spellEnd"/>
-      <w:r>
-        <w:rPr>
-          <w:lang w:val="en-GB"/>
-        </w:rPr>
-        <w:t>/releases/download/v1.0/</w:t>
-      </w:r>
-      <w:proofErr w:type="spellStart"/>
-      <w:r>
-        <w:rPr>
-          <w:lang w:val="en-GB"/>
-        </w:rPr>
-        <w:t>CheckIT.ap</w:t>
+        <w:t>Pain/CheckIT/releases/download/v1.0/CheckIT.ap</w:t>
       </w:r>
       <w:r>
         <w:rPr>
@@ -15976,7 +15867,6 @@
         </w:rPr>
         <w:t>k</w:t>
       </w:r>
-      <w:proofErr w:type="spellEnd"/>
     </w:p>
     <w:p/>
     <w:p>
@@ -16150,35 +16040,7 @@
         <w:rPr>
           <w:lang w:val="en-GB"/>
         </w:rPr>
-        <w:t xml:space="preserve">moved from </w:t>
-      </w:r>
-      <w:proofErr w:type="spellStart"/>
-      <w:r>
-        <w:rPr>
-          <w:lang w:val="en-GB"/>
-        </w:rPr>
-        <w:t>ClickUp</w:t>
-      </w:r>
-      <w:proofErr w:type="spellEnd"/>
-      <w:r>
-        <w:rPr>
-          <w:lang w:val="en-GB"/>
-        </w:rPr>
-        <w:t xml:space="preserve"> to </w:t>
-      </w:r>
-      <w:proofErr w:type="spellStart"/>
-      <w:r>
-        <w:rPr>
-          <w:lang w:val="en-GB"/>
-        </w:rPr>
-        <w:t>ZenHub</w:t>
-      </w:r>
-      <w:proofErr w:type="spellEnd"/>
-      <w:r>
-        <w:rPr>
-          <w:lang w:val="en-GB"/>
-        </w:rPr>
-        <w:t xml:space="preserve"> ensure access to a crucial Gantt chart view for </w:t>
+        <w:t xml:space="preserve">moved from ClickUp to ZenHub ensure access to a crucial Gantt chart view for </w:t>
       </w:r>
       <w:proofErr w:type="gramStart"/>
       <w:r>
@@ -16562,21 +16424,7 @@
         <w:rPr>
           <w:lang w:val="en-GB"/>
         </w:rPr>
-        <w:t xml:space="preserve">Client: Our end users are the primary audience and critical stakeholders whose needs and feedback will shape the system's usability and features. While we have the </w:t>
-      </w:r>
-      <w:proofErr w:type="spellStart"/>
-      <w:r>
-        <w:rPr>
-          <w:lang w:val="en-GB"/>
-        </w:rPr>
-        <w:t>Swimpool</w:t>
-      </w:r>
-      <w:proofErr w:type="spellEnd"/>
-      <w:r>
-        <w:rPr>
-          <w:lang w:val="en-GB"/>
-        </w:rPr>
-        <w:t xml:space="preserve"> Centre team for the business model review, we are also approaching potential</w:t>
+        <w:t>Client: Our end users are the primary audience and critical stakeholders whose needs and feedback will shape the system's usability and features. While we have the Swimpool Centre team for the business model review, we are also approaching potential</w:t>
       </w:r>
       <w:r>
         <w:rPr>
@@ -16613,21 +16461,7 @@
         <w:rPr>
           <w:lang w:val="en-GB"/>
         </w:rPr>
-        <w:t xml:space="preserve">Reference Business: </w:t>
-      </w:r>
-      <w:proofErr w:type="spellStart"/>
-      <w:r>
-        <w:rPr>
-          <w:lang w:val="en-GB"/>
-        </w:rPr>
-        <w:t>Swimpool</w:t>
-      </w:r>
-      <w:proofErr w:type="spellEnd"/>
-      <w:r>
-        <w:rPr>
-          <w:lang w:val="en-GB"/>
-        </w:rPr>
-        <w:t xml:space="preserve"> centre, our reference for the business model, will clarify details about their services, products, and processes to ensure accurate representation within the app. </w:t>
+        <w:t xml:space="preserve">Reference Business: Swimpool centre, our reference for the business model, will clarify details about their services, products, and processes to ensure accurate representation within the app. </w:t>
       </w:r>
     </w:p>
     <w:p>
@@ -16811,19 +16645,11 @@
           <w:lang w:val="en-GB"/>
         </w:rPr>
       </w:pPr>
-      <w:proofErr w:type="spellStart"/>
-      <w:r>
-        <w:rPr>
-          <w:lang w:val="en-GB"/>
-        </w:rPr>
-        <w:t>mockups</w:t>
-      </w:r>
-      <w:proofErr w:type="spellEnd"/>
-      <w:r>
-        <w:rPr>
-          <w:lang w:val="en-GB"/>
-        </w:rPr>
-        <w:t xml:space="preserve">, and prototypes to ensure the app is intuitive, accessible, and visually </w:t>
+      <w:r>
+        <w:rPr>
+          <w:lang w:val="en-GB"/>
+        </w:rPr>
+        <w:t xml:space="preserve">mockups, and prototypes to ensure the app is intuitive, accessible, and visually </w:t>
       </w:r>
     </w:p>
     <w:p>
@@ -16969,35 +16795,7 @@
         <w:rPr>
           <w:lang w:val="en-GB"/>
         </w:rPr>
-        <w:t xml:space="preserve">Project Supervisor: </w:t>
-      </w:r>
-      <w:proofErr w:type="spellStart"/>
-      <w:r>
-        <w:rPr>
-          <w:lang w:val="en-GB"/>
-        </w:rPr>
-        <w:t>Vuyolwethu</w:t>
-      </w:r>
-      <w:proofErr w:type="spellEnd"/>
-      <w:r>
-        <w:rPr>
-          <w:lang w:val="en-GB"/>
-        </w:rPr>
-        <w:t xml:space="preserve"> </w:t>
-      </w:r>
-      <w:proofErr w:type="spellStart"/>
-      <w:r>
-        <w:rPr>
-          <w:lang w:val="en-GB"/>
-        </w:rPr>
-        <w:t>Mdunyelwa</w:t>
-      </w:r>
-      <w:proofErr w:type="spellEnd"/>
-      <w:r>
-        <w:rPr>
-          <w:lang w:val="en-GB"/>
-        </w:rPr>
-        <w:t xml:space="preserve"> serves as SplashScreen’s project supervisor, an important stakeholder who ensures academic compliance, provides guidance, and is responsible for marking and grading our project.</w:t>
+        <w:t>Project Supervisor: Vuyolwethu Mdunyelwa serves as SplashScreen’s project supervisor, an important stakeholder who ensures academic compliance, provides guidance, and is responsible for marking and grading our project.</w:t>
       </w:r>
     </w:p>
     <w:p>
@@ -18814,7 +18612,21 @@
         <w:rPr>
           <w:lang w:val="en-US"/>
         </w:rPr>
-        <w:t xml:space="preserve">SplashScreen’s marketplace allows businesses to sift through the general public towards </w:t>
+        <w:t xml:space="preserve">SplashScreen’s marketplace allows businesses to sift through the </w:t>
+      </w:r>
+      <w:proofErr w:type="gramStart"/>
+      <w:r>
+        <w:rPr>
+          <w:lang w:val="en-US"/>
+        </w:rPr>
+        <w:t>general public</w:t>
+      </w:r>
+      <w:proofErr w:type="gramEnd"/>
+      <w:r>
+        <w:rPr>
+          <w:lang w:val="en-US"/>
+        </w:rPr>
+        <w:t xml:space="preserve"> towards </w:t>
       </w:r>
       <w:proofErr w:type="gramStart"/>
       <w:r>
@@ -19798,21 +19610,6 @@
     </w:p>
     <w:p>
       <w:pPr>
-        <w:rPr>
-          <w:sz w:val="23"/>
-          <w:szCs w:val="23"/>
-        </w:rPr>
-      </w:pPr>
-    </w:p>
-    <w:p>
-      <w:pPr>
-        <w:rPr>
-          <w:lang w:val="en-US"/>
-        </w:rPr>
-      </w:pPr>
-    </w:p>
-    <w:p>
-      <w:pPr>
         <w:pStyle w:val="Style2"/>
         <w:rPr>
           <w:lang w:val="en-US"/>
@@ -19824,6 +19621,7 @@
         <w:rPr>
           <w:lang w:val="en-US"/>
         </w:rPr>
+        <w:lastRenderedPageBreak/>
         <w:t>2</w:t>
       </w:r>
       <w:r>
@@ -19897,11 +19695,19 @@
           <w:lang w:val="en-US"/>
         </w:rPr>
       </w:pPr>
-      <w:r>
-        <w:rPr>
-          <w:lang w:val="en-US"/>
-        </w:rPr>
-        <w:t xml:space="preserve">the user types </w:t>
+      <w:proofErr w:type="gramStart"/>
+      <w:r>
+        <w:rPr>
+          <w:lang w:val="en-US"/>
+        </w:rPr>
+        <w:t>the</w:t>
+      </w:r>
+      <w:proofErr w:type="gramEnd"/>
+      <w:r>
+        <w:rPr>
+          <w:lang w:val="en-US"/>
+        </w:rPr>
+        <w:t xml:space="preserve"> user types </w:t>
       </w:r>
       <w:proofErr w:type="gramStart"/>
       <w:r>
@@ -21822,7 +21628,21 @@
           <w:lang w:val="en-US"/>
         </w:rPr>
         <w:lastRenderedPageBreak/>
-        <w:t xml:space="preserve">pool owners, service providers and the admin while also offering the ability to extend these subclasses for class-specific functionality. Our UML class diagram for SplashScreen demonstrates an </w:t>
+        <w:t xml:space="preserve">pool owners, service providers and the admin while also offering the ability to extend these subclasses for class-specific functionality. Our UML class diagram for </w:t>
+      </w:r>
+      <w:proofErr w:type="spellStart"/>
+      <w:r>
+        <w:rPr>
+          <w:lang w:val="en-US"/>
+        </w:rPr>
+        <w:t>SplashScreen</w:t>
+      </w:r>
+      <w:proofErr w:type="spellEnd"/>
+      <w:r>
+        <w:rPr>
+          <w:lang w:val="en-US"/>
+        </w:rPr>
+        <w:t xml:space="preserve"> demonstrates an </w:t>
       </w:r>
       <w:proofErr w:type="spellStart"/>
       <w:r>
@@ -21897,7 +21717,35 @@
         <w:rPr>
           <w:lang w:val="en-US"/>
         </w:rPr>
-        <w:t xml:space="preserve">1, 0..*, *..* in a UML. </w:t>
+        <w:t xml:space="preserve">1, </w:t>
+      </w:r>
+      <w:proofErr w:type="gramStart"/>
+      <w:r>
+        <w:rPr>
+          <w:lang w:val="en-US"/>
+        </w:rPr>
+        <w:t>0..</w:t>
+      </w:r>
+      <w:proofErr w:type="gramEnd"/>
+      <w:r>
+        <w:rPr>
+          <w:lang w:val="en-US"/>
+        </w:rPr>
+        <w:t xml:space="preserve">*, </w:t>
+      </w:r>
+      <w:proofErr w:type="gramStart"/>
+      <w:r>
+        <w:rPr>
+          <w:lang w:val="en-US"/>
+        </w:rPr>
+        <w:t>*..</w:t>
+      </w:r>
+      <w:proofErr w:type="gramEnd"/>
+      <w:r>
+        <w:rPr>
+          <w:lang w:val="en-US"/>
+        </w:rPr>
+        <w:t xml:space="preserve">* in a UML. </w:t>
       </w:r>
     </w:p>
     <w:p>
@@ -22929,7 +22777,23 @@
           <w:bCs/>
           <w:lang w:val="en-US"/>
         </w:rPr>
-        <w:t xml:space="preserve">• This link provides users, who have forgotten </w:t>
+        <w:t xml:space="preserve">• This link provides </w:t>
+      </w:r>
+      <w:proofErr w:type="gramStart"/>
+      <w:r>
+        <w:rPr>
+          <w:bCs/>
+          <w:lang w:val="en-US"/>
+        </w:rPr>
+        <w:t>users, who</w:t>
+      </w:r>
+      <w:proofErr w:type="gramEnd"/>
+      <w:r>
+        <w:rPr>
+          <w:bCs/>
+          <w:lang w:val="en-US"/>
+        </w:rPr>
+        <w:t xml:space="preserve"> have forgotten </w:t>
       </w:r>
       <w:proofErr w:type="gramStart"/>
       <w:r>
@@ -28222,7 +28086,23 @@
           <w:bCs/>
           <w:lang w:val="en-US"/>
         </w:rPr>
-        <w:t xml:space="preserve">   ): Allows the business owner to </w:t>
+        <w:t xml:space="preserve"> </w:t>
+      </w:r>
+      <w:proofErr w:type="gramStart"/>
+      <w:r>
+        <w:rPr>
+          <w:bCs/>
+          <w:lang w:val="en-US"/>
+        </w:rPr>
+        <w:t xml:space="preserve">  )</w:t>
+      </w:r>
+      <w:proofErr w:type="gramEnd"/>
+      <w:r>
+        <w:rPr>
+          <w:bCs/>
+          <w:lang w:val="en-US"/>
+        </w:rPr>
+        <w:t xml:space="preserve">: Allows the business owner to </w:t>
       </w:r>
     </w:p>
     <w:p>
@@ -31146,7 +31026,21 @@
         <w:rPr>
           <w:lang w:val="en-US"/>
         </w:rPr>
-        <w:t xml:space="preserve"> Every signed version of the SplashScreen .</w:t>
+        <w:t xml:space="preserve"> Every signed version of the </w:t>
+      </w:r>
+      <w:proofErr w:type="spellStart"/>
+      <w:r>
+        <w:rPr>
+          <w:lang w:val="en-US"/>
+        </w:rPr>
+        <w:t>SplashScreen</w:t>
+      </w:r>
+      <w:proofErr w:type="spellEnd"/>
+      <w:r>
+        <w:rPr>
+          <w:lang w:val="en-US"/>
+        </w:rPr>
+        <w:t xml:space="preserve"> .</w:t>
       </w:r>
       <w:proofErr w:type="spellStart"/>
       <w:r>
@@ -31828,21 +31722,7 @@
         <w:rPr>
           <w:rStyle w:val="CodeChar"/>
         </w:rPr>
-        <w:t xml:space="preserve">", </w:t>
-      </w:r>
-      <w:proofErr w:type="spellStart"/>
-      <w:r>
-        <w:rPr>
-          <w:rStyle w:val="CodeChar"/>
-        </w:rPr>
-        <w:t>HOME_POOL_ID</w:t>
-      </w:r>
-      <w:proofErr w:type="spellEnd"/>
-      <w:r>
-        <w:rPr>
-          <w:rStyle w:val="CodeChar"/>
-        </w:rPr>
-        <w:t>)</w:t>
+        <w:t>", HOME_POOL_ID)</w:t>
       </w:r>
       <w:r>
         <w:t>: Enforces the architectural rule that events are tied to the active pool (not just the user).</w:t>
@@ -32027,6 +31907,7 @@
         <w:t xml:space="preserve">", </w:t>
       </w:r>
       <w:proofErr w:type="spellStart"/>
+      <w:proofErr w:type="gramStart"/>
       <w:r>
         <w:rPr>
           <w:rStyle w:val="CodeChar"/>
@@ -32034,6 +31915,7 @@
         <w:t>Query.Direction.ASCENDING</w:t>
       </w:r>
       <w:proofErr w:type="spellEnd"/>
+      <w:proofErr w:type="gramEnd"/>
       <w:r>
         <w:rPr>
           <w:rStyle w:val="CodeChar"/>
@@ -32170,15 +32052,7 @@
       <w:proofErr w:type="spellEnd"/>
       <w:proofErr w:type="gramEnd"/>
       <w:r>
-        <w:t xml:space="preserve"> </w:t>
-      </w:r>
-      <w:proofErr w:type="spellStart"/>
-      <w:r>
-        <w:t>callback</w:t>
-      </w:r>
-      <w:proofErr w:type="spellEnd"/>
-      <w:r>
-        <w:t xml:space="preserve">. This design ensures the app remains responsive, a key requirement of modern Android development. The retrieved JSON data is automatically mapped to the local </w:t>
+        <w:t xml:space="preserve"> callback. This design ensures the app remains responsive, a key requirement of modern Android development. The retrieved JSON data is automatically mapped to the local </w:t>
       </w:r>
       <w:proofErr w:type="spellStart"/>
       <w:r>
@@ -32922,7 +32796,6 @@
       <w:r>
         <w:t xml:space="preserve">, to manage the entire display lifecycle, from injection into the main view hierarchy to timed removal. The design uses an </w:t>
       </w:r>
-      <w:proofErr w:type="spellStart"/>
       <w:r>
         <w:rPr>
           <w:rStyle w:val="HTMLCode"/>
@@ -32932,7 +32805,6 @@
         </w:rPr>
         <w:t>Enum</w:t>
       </w:r>
-      <w:proofErr w:type="spellEnd"/>
       <w:r>
         <w:t xml:space="preserve"> (</w:t>
       </w:r>
@@ -33073,14 +32945,23 @@
           <w:rStyle w:val="CodeChar"/>
           <w:rFonts w:cstheme="minorHAnsi"/>
         </w:rPr>
-        <w:t xml:space="preserve"> to achieve</w:t>
-      </w:r>
+        <w:t xml:space="preserve"> to </w:t>
+      </w:r>
+      <w:proofErr w:type="gramStart"/>
       <w:r>
         <w:rPr>
           <w:rStyle w:val="CodeChar"/>
+          <w:rFonts w:cstheme="minorHAnsi"/>
+        </w:rPr>
+        <w:t>achieve</w:t>
+      </w:r>
+      <w:r>
+        <w:rPr>
+          <w:rStyle w:val="CodeChar"/>
         </w:rPr>
         <w:t>(</w:t>
       </w:r>
+      <w:proofErr w:type="gramEnd"/>
       <w:r>
         <w:t>Chen, 2023)</w:t>
       </w:r>
@@ -33287,14 +33168,28 @@
         <w:rPr>
           <w:rStyle w:val="CodeChar"/>
         </w:rPr>
-        <w:t>Handler(</w:t>
+        <w:t>Handler().post</w:t>
       </w:r>
       <w:proofErr w:type="gramEnd"/>
       <w:r>
         <w:rPr>
           <w:rStyle w:val="CodeChar"/>
         </w:rPr>
-        <w:t>).post Delayed()</w:t>
+        <w:t xml:space="preserve"> </w:t>
+      </w:r>
+      <w:proofErr w:type="gramStart"/>
+      <w:r>
+        <w:rPr>
+          <w:rStyle w:val="CodeChar"/>
+        </w:rPr>
+        <w:t>Delayed(</w:t>
+      </w:r>
+      <w:proofErr w:type="gramEnd"/>
+      <w:r>
+        <w:rPr>
+          <w:rStyle w:val="CodeChar"/>
+        </w:rPr>
+        <w:t>)</w:t>
       </w:r>
       <w:r>
         <w:rPr>
@@ -33783,6 +33678,7 @@
         <w:t xml:space="preserve"> and </w:t>
       </w:r>
       <w:proofErr w:type="spellStart"/>
+      <w:proofErr w:type="gramStart"/>
       <w:r>
         <w:rPr>
           <w:rStyle w:val="CodeChar"/>
@@ -33794,7 +33690,14 @@
         <w:rPr>
           <w:rStyle w:val="CodeChar"/>
         </w:rPr>
-        <w:t>()</w:t>
+        <w:t>(</w:t>
+      </w:r>
+      <w:proofErr w:type="gramEnd"/>
+      <w:r>
+        <w:rPr>
+          <w:rStyle w:val="CodeChar"/>
+        </w:rPr>
+        <w:t>)</w:t>
       </w:r>
       <w:r>
         <w:rPr>
@@ -33817,6 +33720,7 @@
         <w:t xml:space="preserve"> field, combined with the </w:t>
       </w:r>
       <w:proofErr w:type="spellStart"/>
+      <w:proofErr w:type="gramStart"/>
       <w:r>
         <w:rPr>
           <w:lang w:val="en-US"/>
@@ -33828,7 +33732,14 @@
         <w:rPr>
           <w:lang w:val="en-US"/>
         </w:rPr>
-        <w:t xml:space="preserve">() clause, is an advanced querying pattern essential for scheduling systems. This requires precise handling of </w:t>
+        <w:t>(</w:t>
+      </w:r>
+      <w:proofErr w:type="gramEnd"/>
+      <w:r>
+        <w:rPr>
+          <w:lang w:val="en-US"/>
+        </w:rPr>
+        <w:t xml:space="preserve">) clause, is an advanced querying pattern essential for scheduling systems. This requires precise handling of </w:t>
       </w:r>
       <w:proofErr w:type="spellStart"/>
       <w:r>
@@ -34761,8 +34672,6 @@
         </w:rPr>
         <w:t>believe that we would curate a stronger ecosystem of pool owners and pool service providers that utilize their resources in the most efficient manner, saving water, money and time. Working on our solution SplashScreen.</w:t>
       </w:r>
-      <w:bookmarkStart w:id="362" w:name="_GoBack"/>
-      <w:bookmarkEnd w:id="362"/>
       <w:r>
         <w:rPr>
           <w:bCs/>
@@ -34951,6 +34860,26 @@
     </w:p>
     <w:p>
       <w:pPr>
+        <w:rPr>
+          <w:rFonts w:asciiTheme="majorHAnsi" w:eastAsiaTheme="majorEastAsia" w:hAnsiTheme="majorHAnsi" w:cstheme="majorBidi"/>
+          <w:color w:val="2F5496" w:themeColor="accent1" w:themeShade="BF"/>
+          <w:sz w:val="44"/>
+          <w:szCs w:val="44"/>
+          <w:u w:val="single"/>
+          <w:lang w:val="en-US"/>
+        </w:rPr>
+      </w:pPr>
+      <w:bookmarkStart w:id="362" w:name="_Toc212822425"/>
+      <w:bookmarkStart w:id="363" w:name="_Toc212827096"/>
+      <w:r>
+        <w:rPr>
+          <w:lang w:val="en-US"/>
+        </w:rPr>
+        <w:br w:type="page"/>
+      </w:r>
+    </w:p>
+    <w:p>
+      <w:pPr>
         <w:pStyle w:val="Style1"/>
         <w:rPr>
           <w:bCs/>
@@ -34959,16 +34888,15 @@
           <w:lang w:val="en-US"/>
         </w:rPr>
       </w:pPr>
-      <w:bookmarkStart w:id="363" w:name="_Toc212822425"/>
-      <w:bookmarkStart w:id="364" w:name="_Toc212827096"/>
-      <w:r>
-        <w:rPr>
-          <w:lang w:val="en-US"/>
-        </w:rPr>
+      <w:r>
+        <w:rPr>
+          <w:lang w:val="en-US"/>
+        </w:rPr>
+        <w:lastRenderedPageBreak/>
         <w:t>References</w:t>
       </w:r>
+      <w:bookmarkEnd w:id="362"/>
       <w:bookmarkEnd w:id="363"/>
-      <w:bookmarkEnd w:id="364"/>
       <w:r>
         <w:rPr>
           <w:lang w:val="en-US"/>
@@ -34989,58 +34917,602 @@
     </w:p>
     <w:p>
       <w:pPr>
+        <w:numPr>
+          <w:ilvl w:val="0"/>
+          <w:numId w:val="50"/>
+        </w:numPr>
+        <w:rPr>
+          <w:rFonts w:cstheme="minorHAnsi"/>
+          <w:bCs/>
+        </w:rPr>
+      </w:pPr>
+      <w:proofErr w:type="spellStart"/>
+      <w:r>
+        <w:rPr>
+          <w:rFonts w:cstheme="minorHAnsi"/>
+          <w:b/>
+          <w:bCs/>
+        </w:rPr>
+        <w:t>bigEE</w:t>
+      </w:r>
+      <w:proofErr w:type="spellEnd"/>
+      <w:r>
+        <w:rPr>
+          <w:rFonts w:cstheme="minorHAnsi"/>
+          <w:b/>
+          <w:bCs/>
+        </w:rPr>
+        <w:t>.</w:t>
+      </w:r>
+      <w:r>
+        <w:rPr>
+          <w:rFonts w:cstheme="minorHAnsi"/>
+          <w:bCs/>
+        </w:rPr>
+        <w:t xml:space="preserve"> (2015). Energy efficient swimming pool pumps. Wuppertal Institute for Climate, Environment and Energy. </w:t>
+      </w:r>
+      <w:proofErr w:type="spellStart"/>
+      <w:r>
+        <w:rPr>
+          <w:rFonts w:cstheme="minorHAnsi"/>
+          <w:bCs/>
+        </w:rPr>
+        <w:t>bigEE</w:t>
+      </w:r>
+      <w:proofErr w:type="spellEnd"/>
+      <w:r>
+        <w:rPr>
+          <w:rFonts w:cstheme="minorHAnsi"/>
+          <w:bCs/>
+        </w:rPr>
+        <w:t xml:space="preserve">. </w:t>
+      </w:r>
+      <w:hyperlink r:id="rId20" w:history="1">
+        <w:r>
+          <w:rPr>
+            <w:rStyle w:val="Hyperlink"/>
+            <w:rFonts w:cstheme="minorHAnsi"/>
+            <w:bCs/>
+          </w:rPr>
+          <w:t>https://bigee.net/media/filer_public/2015/07/23/bigee_south_africa_poolpumps_20150723.pdf</w:t>
+        </w:r>
+      </w:hyperlink>
+    </w:p>
+    <w:p>
+      <w:pPr>
+        <w:numPr>
+          <w:ilvl w:val="0"/>
+          <w:numId w:val="50"/>
+        </w:numPr>
+        <w:rPr>
+          <w:rFonts w:cstheme="minorHAnsi"/>
+          <w:bCs/>
+        </w:rPr>
+      </w:pPr>
+      <w:proofErr w:type="spellStart"/>
+      <w:r>
+        <w:rPr>
+          <w:rFonts w:cstheme="minorHAnsi"/>
+          <w:b/>
+          <w:bCs/>
+        </w:rPr>
+        <w:t>Centers</w:t>
+      </w:r>
+      <w:proofErr w:type="spellEnd"/>
+      <w:r>
+        <w:rPr>
+          <w:rFonts w:cstheme="minorHAnsi"/>
+          <w:b/>
+          <w:bCs/>
+        </w:rPr>
+        <w:t xml:space="preserve"> for Disease Control and Prevention.</w:t>
+      </w:r>
+      <w:r>
+        <w:rPr>
+          <w:rFonts w:cstheme="minorHAnsi"/>
+          <w:bCs/>
+        </w:rPr>
+        <w:t xml:space="preserve"> (2024). Home Pool and Hot Tub Water Treatment and Testing. Healthy Swimming. </w:t>
+      </w:r>
+      <w:proofErr w:type="spellStart"/>
+      <w:r>
+        <w:rPr>
+          <w:rFonts w:cstheme="minorHAnsi"/>
+          <w:bCs/>
+        </w:rPr>
+        <w:t>Centers</w:t>
+      </w:r>
+      <w:proofErr w:type="spellEnd"/>
+      <w:r>
+        <w:rPr>
+          <w:rFonts w:cstheme="minorHAnsi"/>
+          <w:bCs/>
+        </w:rPr>
+        <w:t xml:space="preserve"> for Disease Control and Prevention. </w:t>
+      </w:r>
+      <w:hyperlink r:id="rId21" w:tgtFrame="_blank" w:history="1">
+        <w:r>
+          <w:rPr>
+            <w:rStyle w:val="Hyperlink"/>
+            <w:rFonts w:cstheme="minorHAnsi"/>
+            <w:bCs/>
+          </w:rPr>
+          <w:t>https://www.cdc.gov/healthy-swimming/prevention/index.html</w:t>
+        </w:r>
+      </w:hyperlink>
+    </w:p>
+    <w:p>
+      <w:pPr>
+        <w:numPr>
+          <w:ilvl w:val="0"/>
+          <w:numId w:val="50"/>
+        </w:numPr>
+        <w:rPr>
+          <w:rFonts w:cstheme="minorHAnsi"/>
+          <w:bCs/>
+        </w:rPr>
+      </w:pPr>
+      <w:r>
+        <w:rPr>
+          <w:rFonts w:cstheme="minorHAnsi"/>
+          <w:b/>
+          <w:bCs/>
+        </w:rPr>
+        <w:t>Department of Water and Sanitation.</w:t>
+      </w:r>
+      <w:r>
+        <w:rPr>
+          <w:rFonts w:cstheme="minorHAnsi"/>
+          <w:bCs/>
+        </w:rPr>
+        <w:t xml:space="preserve"> (2023). National State of Water Report 2023. Report. Department of Water and Sanitation. </w:t>
+      </w:r>
+      <w:hyperlink r:id="rId22" w:history="1">
+        <w:r>
+          <w:rPr>
+            <w:rStyle w:val="Hyperlink"/>
+            <w:rFonts w:cstheme="minorHAnsi"/>
+            <w:bCs/>
+          </w:rPr>
+          <w:t>https://www.dws.gov.za/Projects/National%20State%20of%20Water%20Report/Documents/National%20State%20of%20Water%20Report%202023_FinalVer3.0.pdf</w:t>
+        </w:r>
+      </w:hyperlink>
+    </w:p>
+    <w:p>
+      <w:pPr>
+        <w:numPr>
+          <w:ilvl w:val="0"/>
+          <w:numId w:val="50"/>
+        </w:numPr>
+        <w:rPr>
+          <w:rFonts w:cstheme="minorHAnsi"/>
+          <w:bCs/>
+        </w:rPr>
+      </w:pPr>
+      <w:r>
+        <w:rPr>
+          <w:rFonts w:cstheme="minorHAnsi"/>
+          <w:b/>
+          <w:bCs/>
+        </w:rPr>
+        <w:t>Du Plessis, J., &amp; Jacobs, H. E.</w:t>
+      </w:r>
+      <w:r>
+        <w:rPr>
+          <w:rFonts w:cstheme="minorHAnsi"/>
+          <w:bCs/>
+        </w:rPr>
+        <w:t xml:space="preserve"> (2015). Mitigating the impact of swimming pools on domestic water demand. </w:t>
+      </w:r>
+      <w:proofErr w:type="spellStart"/>
+      <w:r>
+        <w:rPr>
+          <w:rFonts w:cstheme="minorHAnsi"/>
+          <w:bCs/>
+        </w:rPr>
+        <w:t>SciELO</w:t>
+      </w:r>
+      <w:proofErr w:type="spellEnd"/>
+      <w:r>
+        <w:rPr>
+          <w:rFonts w:cstheme="minorHAnsi"/>
+          <w:bCs/>
+        </w:rPr>
+        <w:t xml:space="preserve"> South Africa. </w:t>
+      </w:r>
+      <w:proofErr w:type="spellStart"/>
+      <w:r>
+        <w:rPr>
+          <w:rFonts w:cstheme="minorHAnsi"/>
+          <w:bCs/>
+        </w:rPr>
+        <w:t>SciELO</w:t>
+      </w:r>
+      <w:proofErr w:type="spellEnd"/>
+      <w:r>
+        <w:rPr>
+          <w:rFonts w:cstheme="minorHAnsi"/>
+          <w:bCs/>
+        </w:rPr>
+        <w:t xml:space="preserve">. </w:t>
+      </w:r>
+      <w:hyperlink r:id="rId23" w:tgtFrame="_blank" w:history="1">
+        <w:r>
+          <w:rPr>
+            <w:rStyle w:val="Hyperlink"/>
+            <w:rFonts w:cstheme="minorHAnsi"/>
+            <w:bCs/>
+          </w:rPr>
+          <w:t>https://www.scielo.org.za/scielo.php</w:t>
+        </w:r>
+      </w:hyperlink>
+    </w:p>
+    <w:p>
+      <w:pPr>
+        <w:numPr>
+          <w:ilvl w:val="0"/>
+          <w:numId w:val="50"/>
+        </w:numPr>
+        <w:rPr>
+          <w:rFonts w:cstheme="minorHAnsi"/>
+          <w:bCs/>
+        </w:rPr>
+      </w:pPr>
+      <w:proofErr w:type="spellStart"/>
+      <w:r>
+        <w:rPr>
+          <w:rFonts w:cstheme="minorHAnsi"/>
+          <w:b/>
+          <w:bCs/>
+        </w:rPr>
+        <w:t>Econsultancy</w:t>
+      </w:r>
+      <w:proofErr w:type="spellEnd"/>
+      <w:r>
+        <w:rPr>
+          <w:rFonts w:cstheme="minorHAnsi"/>
+          <w:b/>
+          <w:bCs/>
+        </w:rPr>
+        <w:t>.</w:t>
+      </w:r>
+      <w:r>
+        <w:rPr>
+          <w:rFonts w:cstheme="minorHAnsi"/>
+          <w:bCs/>
+        </w:rPr>
+        <w:t xml:space="preserve"> (2022). HTH South African Swimming. Case Study. </w:t>
+      </w:r>
+      <w:proofErr w:type="spellStart"/>
+      <w:r>
+        <w:rPr>
+          <w:rFonts w:cstheme="minorHAnsi"/>
+          <w:bCs/>
+        </w:rPr>
+        <w:t>Econsultancy</w:t>
+      </w:r>
+      <w:proofErr w:type="spellEnd"/>
+      <w:r>
+        <w:rPr>
+          <w:rFonts w:cstheme="minorHAnsi"/>
+          <w:bCs/>
+        </w:rPr>
+        <w:t xml:space="preserve">. </w:t>
+      </w:r>
+      <w:hyperlink r:id="rId24" w:tgtFrame="_blank" w:history="1">
+        <w:r>
+          <w:rPr>
+            <w:rStyle w:val="Hyperlink"/>
+            <w:rFonts w:cstheme="minorHAnsi"/>
+            <w:bCs/>
+          </w:rPr>
+          <w:t>https://econsultancy.com/case-studies/view/hthsouth-african-swimming/</w:t>
+        </w:r>
+      </w:hyperlink>
+    </w:p>
+    <w:p>
+      <w:pPr>
+        <w:numPr>
+          <w:ilvl w:val="0"/>
+          <w:numId w:val="50"/>
+        </w:numPr>
+        <w:rPr>
+          <w:rFonts w:cstheme="minorHAnsi"/>
+          <w:bCs/>
+        </w:rPr>
+      </w:pPr>
+      <w:r>
+        <w:rPr>
+          <w:rFonts w:cstheme="minorHAnsi"/>
+          <w:b/>
+          <w:bCs/>
+        </w:rPr>
+        <w:t>Lee, S., &amp; Kim, H.</w:t>
+      </w:r>
+      <w:r>
+        <w:rPr>
+          <w:rFonts w:cstheme="minorHAnsi"/>
+          <w:bCs/>
+        </w:rPr>
+        <w:t xml:space="preserve"> (2019). Digital marketplaces and service centralization: Efficiency and consumer satisfaction trust. Journal of Business Research, 98, 102-111. Elsevier. </w:t>
+      </w:r>
+      <w:hyperlink r:id="rId25" w:tgtFrame="_blank" w:history="1">
+        <w:r>
+          <w:rPr>
+            <w:rStyle w:val="Hyperlink"/>
+            <w:rFonts w:cstheme="minorHAnsi"/>
+            <w:bCs/>
+          </w:rPr>
+          <w:t>https://www.google.com/search?q=https://doi.org/10.1016/j.jbusres.2018.06.024</w:t>
+        </w:r>
+      </w:hyperlink>
+    </w:p>
+    <w:p>
+      <w:pPr>
+        <w:numPr>
+          <w:ilvl w:val="0"/>
+          <w:numId w:val="50"/>
+        </w:numPr>
+        <w:rPr>
+          <w:rFonts w:cstheme="minorHAnsi"/>
+          <w:bCs/>
+        </w:rPr>
+      </w:pPr>
+      <w:proofErr w:type="spellStart"/>
+      <w:r>
+        <w:rPr>
+          <w:rFonts w:cstheme="minorHAnsi"/>
+          <w:b/>
+          <w:bCs/>
+        </w:rPr>
+        <w:t>Musango</w:t>
+      </w:r>
+      <w:proofErr w:type="spellEnd"/>
+      <w:r>
+        <w:rPr>
+          <w:rFonts w:cstheme="minorHAnsi"/>
+          <w:b/>
+          <w:bCs/>
+        </w:rPr>
+        <w:t>, J. K., &amp; Peter, C.</w:t>
+      </w:r>
+      <w:r>
+        <w:rPr>
+          <w:rFonts w:cstheme="minorHAnsi"/>
+          <w:bCs/>
+        </w:rPr>
+        <w:t xml:space="preserve"> (2012). Swimming pools and intra-city climates: influences on residential water consumption in Cape Town. Water SA, 38(1), 119–126. </w:t>
+      </w:r>
+      <w:hyperlink r:id="rId26" w:history="1">
+        <w:r>
+          <w:rPr>
+            <w:rStyle w:val="Hyperlink"/>
+            <w:rFonts w:cstheme="minorHAnsi"/>
+            <w:bCs/>
+          </w:rPr>
+          <w:t>https://scielo.org.za/scielo.php?script=sci_arttext&amp;pid=S1816-79502012000100016</w:t>
+        </w:r>
+      </w:hyperlink>
+    </w:p>
+    <w:p>
+      <w:pPr>
+        <w:numPr>
+          <w:ilvl w:val="0"/>
+          <w:numId w:val="50"/>
+        </w:numPr>
+        <w:rPr>
+          <w:rFonts w:cstheme="minorHAnsi"/>
+          <w:bCs/>
+        </w:rPr>
+      </w:pPr>
+      <w:r>
+        <w:rPr>
+          <w:rFonts w:cstheme="minorHAnsi"/>
+          <w:b/>
+          <w:bCs/>
+        </w:rPr>
+        <w:t>Patel, A., Mehta, R., &amp; Sharma, S.</w:t>
+      </w:r>
+      <w:r>
+        <w:rPr>
+          <w:rFonts w:cstheme="minorHAnsi"/>
+          <w:bCs/>
+        </w:rPr>
+        <w:t xml:space="preserve"> (2021). Market consolidation and customer trust. Journal of Retailing and Consumer Services, 60, 102-111. Elsevier. </w:t>
+      </w:r>
+      <w:hyperlink r:id="rId27" w:tgtFrame="_blank" w:history="1">
+        <w:r>
+          <w:rPr>
+            <w:rStyle w:val="Hyperlink"/>
+            <w:rFonts w:cstheme="minorHAnsi"/>
+            <w:bCs/>
+          </w:rPr>
+          <w:t>https://doi.org/10.1016/j.jretconser.2020.102377</w:t>
+        </w:r>
+      </w:hyperlink>
+    </w:p>
+    <w:p>
+      <w:pPr>
+        <w:numPr>
+          <w:ilvl w:val="0"/>
+          <w:numId w:val="50"/>
+        </w:numPr>
+        <w:rPr>
+          <w:rFonts w:cstheme="minorHAnsi"/>
+          <w:bCs/>
+        </w:rPr>
+      </w:pPr>
+      <w:r>
+        <w:rPr>
+          <w:rFonts w:cstheme="minorHAnsi"/>
+          <w:b/>
+          <w:bCs/>
+        </w:rPr>
+        <w:t>Queensland Government.</w:t>
+      </w:r>
+      <w:r>
+        <w:rPr>
+          <w:rFonts w:cstheme="minorHAnsi"/>
+          <w:bCs/>
+        </w:rPr>
+        <w:t xml:space="preserve"> (2019). Water quality guidelines for public aquatic facilities. Queensland Health. Queensland Government. </w:t>
+      </w:r>
+      <w:hyperlink r:id="rId28" w:history="1">
+        <w:r>
+          <w:rPr>
+            <w:rStyle w:val="Hyperlink"/>
+            <w:rFonts w:cstheme="minorHAnsi"/>
+            <w:bCs/>
+          </w:rPr>
+          <w:t>https://www.health.qld.gov.au/__data/assets/pdf_file/0021/444612/water-quality-guidelines.pdf</w:t>
+        </w:r>
+      </w:hyperlink>
+    </w:p>
+    <w:p>
+      <w:pPr>
+        <w:numPr>
+          <w:ilvl w:val="0"/>
+          <w:numId w:val="50"/>
+        </w:numPr>
+        <w:rPr>
+          <w:rFonts w:cstheme="minorHAnsi"/>
+          <w:bCs/>
+        </w:rPr>
+      </w:pPr>
+      <w:r>
+        <w:rPr>
+          <w:rFonts w:cstheme="minorHAnsi"/>
+          <w:b/>
+          <w:bCs/>
+        </w:rPr>
+        <w:t>Savelli.</w:t>
+      </w:r>
+      <w:r>
+        <w:rPr>
+          <w:rFonts w:cstheme="minorHAnsi"/>
+          <w:bCs/>
+        </w:rPr>
+        <w:t xml:space="preserve"> (2023). Wealthy residents' pools and gardens are driving water crises. The Washington Post. The Washington Post. </w:t>
+      </w:r>
+      <w:hyperlink r:id="rId29" w:tgtFrame="_blank" w:history="1">
+        <w:r>
+          <w:rPr>
+            <w:rStyle w:val="Hyperlink"/>
+            <w:rFonts w:cstheme="minorHAnsi"/>
+            <w:bCs/>
+          </w:rPr>
+          <w:t>https://www.washingtonpost.com/climate-environment/2023/04/11/water-crisis-swimming-pool-cape-town/</w:t>
+        </w:r>
+      </w:hyperlink>
+    </w:p>
+    <w:p>
+      <w:pPr>
+        <w:numPr>
+          <w:ilvl w:val="0"/>
+          <w:numId w:val="50"/>
+        </w:numPr>
+        <w:rPr>
+          <w:rFonts w:cstheme="minorHAnsi"/>
+          <w:bCs/>
+        </w:rPr>
+      </w:pPr>
+      <w:r>
+        <w:rPr>
+          <w:rFonts w:cstheme="minorHAnsi"/>
+          <w:b/>
+          <w:bCs/>
+        </w:rPr>
+        <w:t>World Bank Group.</w:t>
+      </w:r>
+      <w:r>
+        <w:rPr>
+          <w:rFonts w:cstheme="minorHAnsi"/>
+          <w:bCs/>
+        </w:rPr>
+        <w:t xml:space="preserve"> (2021). Climatology. Climate Change Knowledge Portal. World Bank Group. </w:t>
+      </w:r>
+      <w:hyperlink r:id="rId30" w:tgtFrame="_blank" w:history="1">
+        <w:r>
+          <w:rPr>
+            <w:rStyle w:val="Hyperlink"/>
+            <w:rFonts w:cstheme="minorHAnsi"/>
+            <w:bCs/>
+          </w:rPr>
+          <w:t>https://climateknowledgeportal.worldbank.org/</w:t>
+        </w:r>
+      </w:hyperlink>
+    </w:p>
+    <w:p>
+      <w:pPr>
         <w:jc w:val="both"/>
         <w:rPr>
+          <w:rFonts w:cstheme="minorHAnsi"/>
           <w:bCs/>
           <w:sz w:val="22"/>
           <w:szCs w:val="22"/>
           <w:lang w:val="en-US"/>
         </w:rPr>
       </w:pPr>
-      <w:r>
+    </w:p>
+    <w:p>
+      <w:pPr>
         <w:rPr>
           <w:bCs/>
           <w:sz w:val="22"/>
           <w:szCs w:val="22"/>
           <w:lang w:val="en-US"/>
         </w:rPr>
-        <w:t xml:space="preserve">Author, M. (2022). </w:t>
-      </w:r>
-      <w:r>
-        <w:rPr>
-          <w:bCs/>
-          <w:i/>
-          <w:iCs/>
+      </w:pPr>
+      <w:r>
+        <w:rPr>
+          <w:bCs/>
           <w:sz w:val="22"/>
           <w:szCs w:val="22"/>
           <w:lang w:val="en-US"/>
         </w:rPr>
-        <w:t>The title here</w:t>
-      </w:r>
-      <w:r>
+        <w:br w:type="page"/>
+      </w:r>
+    </w:p>
+    <w:p>
+      <w:pPr>
+        <w:pStyle w:val="Style1"/>
+        <w:rPr>
+          <w:lang w:val="en-US"/>
+        </w:rPr>
+      </w:pPr>
+      <w:bookmarkStart w:id="364" w:name="_Toc212822426"/>
+      <w:bookmarkStart w:id="365" w:name="_Toc212827097"/>
+      <w:r>
+        <w:rPr>
+          <w:lang w:val="en-US"/>
+        </w:rPr>
+        <w:lastRenderedPageBreak/>
+        <w:t>Annexure</w:t>
+      </w:r>
+      <w:bookmarkEnd w:id="364"/>
+      <w:bookmarkEnd w:id="365"/>
+    </w:p>
+    <w:p>
+      <w:pPr>
         <w:rPr>
           <w:bCs/>
           <w:sz w:val="22"/>
           <w:szCs w:val="22"/>
           <w:lang w:val="en-US"/>
         </w:rPr>
-        <w:t>.  Overall containing structure here. Publisher.</w:t>
-      </w:r>
-    </w:p>
-    <w:p>
-      <w:pPr>
-        <w:jc w:val="both"/>
+      </w:pPr>
+      <w:r>
         <w:rPr>
           <w:bCs/>
           <w:sz w:val="22"/>
           <w:szCs w:val="22"/>
           <w:lang w:val="en-US"/>
         </w:rPr>
-      </w:pPr>
-    </w:p>
-    <w:p>
-      <w:pPr>
-        <w:jc w:val="both"/>
+        <w:t xml:space="preserve">Figure 1.1: A screenshot of the Orenda app’s home screen,  </w:t>
+      </w:r>
+    </w:p>
+    <w:p>
+      <w:pPr>
         <w:rPr>
           <w:bCs/>
           <w:sz w:val="22"/>
@@ -35048,7 +35520,6 @@
           <w:lang w:val="en-US"/>
         </w:rPr>
       </w:pPr>
-      <w:proofErr w:type="spellStart"/>
       <w:r>
         <w:rPr>
           <w:bCs/>
@@ -35056,19 +35527,18 @@
           <w:szCs w:val="22"/>
           <w:lang w:val="en-US"/>
         </w:rPr>
-        <w:t>bigEE</w:t>
-      </w:r>
-      <w:proofErr w:type="spellEnd"/>
-      <w:r>
+        <w:t xml:space="preserve">17 </w:t>
+      </w:r>
+    </w:p>
+    <w:p>
+      <w:pPr>
         <w:rPr>
           <w:bCs/>
           <w:sz w:val="22"/>
           <w:szCs w:val="22"/>
           <w:lang w:val="en-US"/>
         </w:rPr>
-        <w:t xml:space="preserve">. (2015). Energy efficient swimming pool </w:t>
-      </w:r>
-      <w:proofErr w:type="gramStart"/>
+      </w:pPr>
       <w:r>
         <w:rPr>
           <w:bCs/>
@@ -35076,99 +35546,94 @@
           <w:szCs w:val="22"/>
           <w:lang w:val="en-US"/>
         </w:rPr>
-        <w:t>pumps .</w:t>
-      </w:r>
-      <w:proofErr w:type="gramEnd"/>
-      <w:r>
+        <w:t xml:space="preserve">showing its primary water chemistry calculator for professionals……………………………………6. </w:t>
+      </w:r>
+    </w:p>
+    <w:p>
+      <w:pPr>
         <w:rPr>
           <w:bCs/>
           <w:sz w:val="22"/>
           <w:szCs w:val="22"/>
           <w:lang w:val="en-US"/>
         </w:rPr>
-        <w:t xml:space="preserve"> Retrieved from Wuppertal Institute </w:t>
-      </w:r>
-    </w:p>
-    <w:p>
-      <w:pPr>
-        <w:jc w:val="both"/>
+      </w:pPr>
+      <w:r>
         <w:rPr>
           <w:bCs/>
           <w:sz w:val="22"/>
           <w:szCs w:val="22"/>
           <w:lang w:val="en-US"/>
         </w:rPr>
-      </w:pPr>
-      <w:r>
+        <w:t xml:space="preserve">Figure 1.2: A walkthrough screen in the Orenda app that  </w:t>
+      </w:r>
+    </w:p>
+    <w:p>
+      <w:pPr>
         <w:rPr>
           <w:bCs/>
           <w:sz w:val="22"/>
           <w:szCs w:val="22"/>
           <w:lang w:val="en-US"/>
         </w:rPr>
-        <w:t xml:space="preserve">for Climate, Environment and Energy: </w:t>
-      </w:r>
-    </w:p>
-    <w:p>
-      <w:pPr>
-        <w:jc w:val="both"/>
+      </w:pPr>
+      <w:r>
         <w:rPr>
           <w:bCs/>
           <w:sz w:val="22"/>
           <w:szCs w:val="22"/>
           <w:lang w:val="en-US"/>
         </w:rPr>
-      </w:pPr>
-      <w:r>
+        <w:t xml:space="preserve">guides new users on how to use the chemical calculator and </w:t>
+      </w:r>
+    </w:p>
+    <w:p>
+      <w:pPr>
         <w:rPr>
           <w:bCs/>
           <w:sz w:val="22"/>
           <w:szCs w:val="22"/>
           <w:lang w:val="en-US"/>
         </w:rPr>
-        <w:t>https://bigee.net/media/filer_public/2015/07/23/bigee_south_africa_poolpumps_2</w:t>
-      </w:r>
-    </w:p>
-    <w:p>
-      <w:pPr>
-        <w:jc w:val="both"/>
+      </w:pPr>
+      <w:r>
         <w:rPr>
           <w:bCs/>
           <w:sz w:val="22"/>
           <w:szCs w:val="22"/>
           <w:lang w:val="en-US"/>
         </w:rPr>
-      </w:pPr>
-      <w:r>
+        <w:t xml:space="preserve">understand water balance………………………………………………………………………………………………6. </w:t>
+      </w:r>
+    </w:p>
+    <w:p>
+      <w:pPr>
         <w:rPr>
           <w:bCs/>
           <w:sz w:val="22"/>
           <w:szCs w:val="22"/>
           <w:lang w:val="en-US"/>
         </w:rPr>
-        <w:t xml:space="preserve"> 0150723.pdf </w:t>
-      </w:r>
-    </w:p>
-    <w:p>
-      <w:pPr>
-        <w:jc w:val="both"/>
+      </w:pPr>
+      <w:r>
         <w:rPr>
           <w:bCs/>
           <w:sz w:val="22"/>
           <w:szCs w:val="22"/>
           <w:lang w:val="en-US"/>
         </w:rPr>
-      </w:pPr>
-      <w:r>
+        <w:t xml:space="preserve">Figure 1.3: An example of a product page within the  </w:t>
+      </w:r>
+    </w:p>
+    <w:p>
+      <w:pPr>
         <w:rPr>
           <w:bCs/>
           <w:sz w:val="22"/>
           <w:szCs w:val="22"/>
           <w:lang w:val="en-US"/>
         </w:rPr>
-        <w:t xml:space="preserve">CDC. (2024, May 10). Home Pool and Hot Tub Water </w:t>
-      </w:r>
-      <w:proofErr w:type="spellStart"/>
+      </w:pPr>
       <w:r>
         <w:rPr>
           <w:bCs/>
@@ -35176,39 +35641,37 @@
           <w:szCs w:val="22"/>
           <w:lang w:val="en-US"/>
         </w:rPr>
-        <w:t>Treament</w:t>
-      </w:r>
-      <w:proofErr w:type="spellEnd"/>
-      <w:r>
+        <w:t xml:space="preserve">Orenda app, illustrating the platform's exclusive focus on </w:t>
+      </w:r>
+    </w:p>
+    <w:p>
+      <w:pPr>
         <w:rPr>
           <w:bCs/>
           <w:sz w:val="22"/>
           <w:szCs w:val="22"/>
           <w:lang w:val="en-US"/>
         </w:rPr>
-        <w:t xml:space="preserve"> and Testing. Retrieved from </w:t>
-      </w:r>
-    </w:p>
-    <w:p>
-      <w:pPr>
-        <w:jc w:val="both"/>
+      </w:pPr>
+      <w:r>
         <w:rPr>
           <w:bCs/>
           <w:sz w:val="22"/>
           <w:szCs w:val="22"/>
           <w:lang w:val="en-US"/>
         </w:rPr>
-      </w:pPr>
-      <w:r>
+        <w:t xml:space="preserve">its own chemical product line…………………………………………………………………………………………6. </w:t>
+      </w:r>
+    </w:p>
+    <w:p>
+      <w:pPr>
         <w:rPr>
           <w:bCs/>
           <w:sz w:val="22"/>
           <w:szCs w:val="22"/>
           <w:lang w:val="en-US"/>
         </w:rPr>
-        <w:t xml:space="preserve">U.S. Centers </w:t>
-      </w:r>
-      <w:proofErr w:type="gramStart"/>
+      </w:pPr>
       <w:r>
         <w:rPr>
           <w:bCs/>
@@ -35216,119 +35679,113 @@
           <w:szCs w:val="22"/>
           <w:lang w:val="en-US"/>
         </w:rPr>
-        <w:t>For</w:t>
-      </w:r>
-      <w:proofErr w:type="gramEnd"/>
-      <w:r>
+        <w:t xml:space="preserve">Figure 2.1: A view of the Pool Chemical Calculator’s </w:t>
+      </w:r>
+    </w:p>
+    <w:p>
+      <w:pPr>
         <w:rPr>
           <w:bCs/>
           <w:sz w:val="22"/>
           <w:szCs w:val="22"/>
           <w:lang w:val="en-US"/>
         </w:rPr>
-        <w:t xml:space="preserve"> Disease Control And Prevention: https://www.cdc.gov/healthy</w:t>
-      </w:r>
-    </w:p>
-    <w:p>
-      <w:pPr>
-        <w:jc w:val="both"/>
+      </w:pPr>
+      <w:r>
         <w:rPr>
           <w:bCs/>
           <w:sz w:val="22"/>
           <w:szCs w:val="22"/>
           <w:lang w:val="en-US"/>
         </w:rPr>
-      </w:pPr>
-      <w:r>
+        <w:t xml:space="preserve">multi-pool management system, which allows users to  </w:t>
+      </w:r>
+    </w:p>
+    <w:p>
+      <w:pPr>
         <w:rPr>
           <w:bCs/>
           <w:sz w:val="22"/>
           <w:szCs w:val="22"/>
           <w:lang w:val="en-US"/>
         </w:rPr>
-        <w:t xml:space="preserve">swimming/about/home-pool-and-hot-tub-water-treatment-and-testing.html </w:t>
-      </w:r>
-    </w:p>
-    <w:p>
-      <w:pPr>
-        <w:jc w:val="both"/>
+      </w:pPr>
+      <w:r>
         <w:rPr>
           <w:bCs/>
           <w:sz w:val="22"/>
           <w:szCs w:val="22"/>
           <w:lang w:val="en-US"/>
         </w:rPr>
-      </w:pPr>
-      <w:r>
+        <w:t xml:space="preserve">track different parameters for multiple properties…………………………………………………………8. </w:t>
+      </w:r>
+    </w:p>
+    <w:p>
+      <w:pPr>
         <w:rPr>
           <w:bCs/>
           <w:sz w:val="22"/>
           <w:szCs w:val="22"/>
           <w:lang w:val="en-US"/>
         </w:rPr>
-        <w:t xml:space="preserve">Department of Water and Sanitation. (2023). National State of Water Report. Retrieved </w:t>
-      </w:r>
-    </w:p>
-    <w:p>
-      <w:pPr>
-        <w:jc w:val="both"/>
+      </w:pPr>
+      <w:r>
         <w:rPr>
           <w:bCs/>
           <w:sz w:val="22"/>
           <w:szCs w:val="22"/>
           <w:lang w:val="en-US"/>
         </w:rPr>
-      </w:pPr>
-      <w:r>
+        <w:t xml:space="preserve">Figure 2.2: The event creation interface within the  </w:t>
+      </w:r>
+    </w:p>
+    <w:p>
+      <w:pPr>
         <w:rPr>
           <w:bCs/>
           <w:sz w:val="22"/>
           <w:szCs w:val="22"/>
           <w:lang w:val="en-US"/>
         </w:rPr>
-        <w:t xml:space="preserve">from </w:t>
-      </w:r>
-    </w:p>
-    <w:p>
-      <w:pPr>
-        <w:jc w:val="both"/>
+      </w:pPr>
+      <w:r>
         <w:rPr>
           <w:bCs/>
           <w:sz w:val="22"/>
           <w:szCs w:val="22"/>
           <w:lang w:val="en-US"/>
         </w:rPr>
-      </w:pPr>
-      <w:r>
+        <w:t xml:space="preserve">Pool Chemical Calculator app, demonstrating how  </w:t>
+      </w:r>
+    </w:p>
+    <w:p>
+      <w:pPr>
         <w:rPr>
           <w:bCs/>
           <w:sz w:val="22"/>
           <w:szCs w:val="22"/>
           <w:lang w:val="en-US"/>
         </w:rPr>
-        <w:t>https://www.dws.gov.za/Projects/National%20State%20of%20Water%20Report/Do</w:t>
-      </w:r>
-    </w:p>
-    <w:p>
-      <w:pPr>
-        <w:jc w:val="both"/>
+      </w:pPr>
+      <w:r>
         <w:rPr>
           <w:bCs/>
           <w:sz w:val="22"/>
           <w:szCs w:val="22"/>
           <w:lang w:val="en-US"/>
         </w:rPr>
-      </w:pPr>
-      <w:r>
+        <w:t xml:space="preserve">users can schedule and create maintenance tasks………………………………………………………….8. </w:t>
+      </w:r>
+    </w:p>
+    <w:p>
+      <w:pPr>
         <w:rPr>
           <w:bCs/>
           <w:sz w:val="22"/>
           <w:szCs w:val="22"/>
           <w:lang w:val="en-US"/>
         </w:rPr>
-        <w:t xml:space="preserve"> </w:t>
-      </w:r>
-      <w:proofErr w:type="gramStart"/>
+      </w:pPr>
       <w:r>
         <w:rPr>
           <w:bCs/>
@@ -35336,13 +35793,11 @@
           <w:szCs w:val="22"/>
           <w:lang w:val="en-US"/>
         </w:rPr>
-        <w:t>cuments/National%20State%20of%20Water%20Report%202023_FinalVer3.0.pdf?ut</w:t>
-      </w:r>
-      <w:proofErr w:type="gramEnd"/>
-    </w:p>
-    <w:p>
-      <w:pPr>
-        <w:jc w:val="both"/>
+        <w:t xml:space="preserve">Figure 2.3: A view of a pool's calendar dashboard in the  </w:t>
+      </w:r>
+    </w:p>
+    <w:p>
+      <w:pPr>
         <w:rPr>
           <w:bCs/>
           <w:sz w:val="22"/>
@@ -35357,12 +35812,11 @@
           <w:szCs w:val="22"/>
           <w:lang w:val="en-US"/>
         </w:rPr>
-        <w:t xml:space="preserve"> m_source=chatgpt.com </w:t>
-      </w:r>
-    </w:p>
-    <w:p>
-      <w:pPr>
-        <w:jc w:val="both"/>
+        <w:t xml:space="preserve">Pool Chemical Calculator app, showing completed and  </w:t>
+      </w:r>
+    </w:p>
+    <w:p>
+      <w:pPr>
         <w:rPr>
           <w:bCs/>
           <w:sz w:val="22"/>
@@ -35377,19 +35831,18 @@
           <w:szCs w:val="22"/>
           <w:lang w:val="en-US"/>
         </w:rPr>
-        <w:t xml:space="preserve">Du Plessis, J., &amp; Jacobs, H. E. (2015). </w:t>
-      </w:r>
-      <w:proofErr w:type="spellStart"/>
-      <w:r>
+        <w:t xml:space="preserve">upcoming maintenance tasks…………………………………………………………………………………………8. </w:t>
+      </w:r>
+    </w:p>
+    <w:p>
+      <w:pPr>
         <w:rPr>
           <w:bCs/>
           <w:sz w:val="22"/>
           <w:szCs w:val="22"/>
           <w:lang w:val="en-US"/>
         </w:rPr>
-        <w:t>SciELO</w:t>
-      </w:r>
-      <w:proofErr w:type="spellEnd"/>
+      </w:pPr>
       <w:r>
         <w:rPr>
           <w:bCs/>
@@ -35397,12 +35850,11 @@
           <w:szCs w:val="22"/>
           <w:lang w:val="en-US"/>
         </w:rPr>
-        <w:t xml:space="preserve"> South Africa. Retrieved from Mitigating the </w:t>
-      </w:r>
-    </w:p>
-    <w:p>
-      <w:pPr>
-        <w:jc w:val="both"/>
+        <w:t xml:space="preserve">Figure 3.1: A screenshot of the Pool Math app's central card  </w:t>
+      </w:r>
+    </w:p>
+    <w:p>
+      <w:pPr>
         <w:rPr>
           <w:bCs/>
           <w:sz w:val="22"/>
@@ -35417,12 +35869,11 @@
           <w:szCs w:val="22"/>
           <w:lang w:val="en-US"/>
         </w:rPr>
-        <w:t xml:space="preserve">impact of swimming pools on domestic water demand.: </w:t>
-      </w:r>
-    </w:p>
-    <w:p>
-      <w:pPr>
-        <w:jc w:val="both"/>
+        <w:t xml:space="preserve">stack, which provides a simple and direct way to access  </w:t>
+      </w:r>
+    </w:p>
+    <w:p>
+      <w:pPr>
         <w:rPr>
           <w:bCs/>
           <w:sz w:val="22"/>
@@ -35437,12 +35888,11 @@
           <w:szCs w:val="22"/>
           <w:lang w:val="en-US"/>
         </w:rPr>
-        <w:t>https://www.scielo.org.za/scielo.php?pid=S1816</w:t>
-      </w:r>
-    </w:p>
-    <w:p>
-      <w:pPr>
-        <w:jc w:val="both"/>
+        <w:t xml:space="preserve">various chemical calculation tools………………………………………………………………………………….9. </w:t>
+      </w:r>
+    </w:p>
+    <w:p>
+      <w:pPr>
         <w:rPr>
           <w:bCs/>
           <w:sz w:val="22"/>
@@ -35457,12 +35907,11 @@
           <w:szCs w:val="22"/>
           <w:lang w:val="en-US"/>
         </w:rPr>
-        <w:t xml:space="preserve">79502015000200010&amp;script=sci_arttext&amp;utm_source=chatgpt.com </w:t>
-      </w:r>
-    </w:p>
-    <w:p>
-      <w:pPr>
-        <w:jc w:val="both"/>
+        <w:t xml:space="preserve">Figure 3.2: A view of the Pool Math app's test results  </w:t>
+      </w:r>
+    </w:p>
+    <w:p>
+      <w:pPr>
         <w:rPr>
           <w:bCs/>
           <w:sz w:val="22"/>
@@ -35470,7 +35919,6 @@
           <w:lang w:val="en-US"/>
         </w:rPr>
       </w:pPr>
-      <w:proofErr w:type="spellStart"/>
       <w:r>
         <w:rPr>
           <w:bCs/>
@@ -35478,39 +35926,37 @@
           <w:szCs w:val="22"/>
           <w:lang w:val="en-US"/>
         </w:rPr>
-        <w:t>Econsultancy</w:t>
-      </w:r>
-      <w:proofErr w:type="spellEnd"/>
-      <w:r>
+        <w:t xml:space="preserve">screen, showing how users can input readings to receive  </w:t>
+      </w:r>
+    </w:p>
+    <w:p>
+      <w:pPr>
         <w:rPr>
           <w:bCs/>
           <w:sz w:val="22"/>
           <w:szCs w:val="22"/>
           <w:lang w:val="en-US"/>
         </w:rPr>
-        <w:t xml:space="preserve">. (2022). HTH South African swimming pool care campaign case study. </w:t>
-      </w:r>
-    </w:p>
-    <w:p>
-      <w:pPr>
-        <w:jc w:val="both"/>
+      </w:pPr>
+      <w:r>
         <w:rPr>
           <w:bCs/>
           <w:sz w:val="22"/>
           <w:szCs w:val="22"/>
           <w:lang w:val="en-US"/>
         </w:rPr>
-      </w:pPr>
-      <w:r>
+        <w:t xml:space="preserve">immediate dosing instructions……………………………………………………………………………………….9. </w:t>
+      </w:r>
+    </w:p>
+    <w:p>
+      <w:pPr>
         <w:rPr>
           <w:bCs/>
           <w:sz w:val="22"/>
           <w:szCs w:val="22"/>
           <w:lang w:val="en-US"/>
         </w:rPr>
-        <w:t xml:space="preserve">Retrieved from </w:t>
-      </w:r>
-      <w:proofErr w:type="spellStart"/>
+      </w:pPr>
       <w:r>
         <w:rPr>
           <w:bCs/>
@@ -35518,39 +35964,37 @@
           <w:szCs w:val="22"/>
           <w:lang w:val="en-US"/>
         </w:rPr>
-        <w:t>Econsultancy</w:t>
-      </w:r>
-      <w:proofErr w:type="spellEnd"/>
-      <w:r>
+        <w:t xml:space="preserve">Figure 3.3: The Pool Math app's primary chemical  </w:t>
+      </w:r>
+    </w:p>
+    <w:p>
+      <w:pPr>
         <w:rPr>
           <w:bCs/>
           <w:sz w:val="22"/>
           <w:szCs w:val="22"/>
           <w:lang w:val="en-US"/>
         </w:rPr>
-        <w:t>: https://econsultancy.com/case-studies/view/hth</w:t>
-      </w:r>
-    </w:p>
-    <w:p>
-      <w:pPr>
-        <w:jc w:val="both"/>
+      </w:pPr>
+      <w:r>
         <w:rPr>
           <w:bCs/>
           <w:sz w:val="22"/>
           <w:szCs w:val="22"/>
           <w:lang w:val="en-US"/>
         </w:rPr>
-      </w:pPr>
-      <w:r>
+        <w:t xml:space="preserve">calculator interface, highlighting its clean, focused design  </w:t>
+      </w:r>
+    </w:p>
+    <w:p>
+      <w:pPr>
         <w:rPr>
           <w:bCs/>
           <w:sz w:val="22"/>
           <w:szCs w:val="22"/>
           <w:lang w:val="en-US"/>
         </w:rPr>
-        <w:t>south-</w:t>
-      </w:r>
-      <w:proofErr w:type="spellStart"/>
+      </w:pPr>
       <w:r>
         <w:rPr>
           <w:bCs/>
@@ -35558,29 +36002,28 @@
           <w:szCs w:val="22"/>
           <w:lang w:val="en-US"/>
         </w:rPr>
-        <w:t>african</w:t>
-      </w:r>
-      <w:proofErr w:type="spellEnd"/>
-      <w:r>
+        <w:t xml:space="preserve">for efficient water chemistry management…………………………………………………………………...9. </w:t>
+      </w:r>
+    </w:p>
+    <w:p>
+      <w:pPr>
         <w:rPr>
           <w:bCs/>
           <w:sz w:val="22"/>
           <w:szCs w:val="22"/>
           <w:lang w:val="en-US"/>
         </w:rPr>
-        <w:t xml:space="preserve">-swimming/ </w:t>
-      </w:r>
-    </w:p>
-    <w:p>
-      <w:pPr>
-        <w:jc w:val="both"/>
+      </w:pPr>
+      <w:r>
         <w:rPr>
           <w:bCs/>
           <w:sz w:val="22"/>
           <w:szCs w:val="22"/>
           <w:lang w:val="en-US"/>
         </w:rPr>
-      </w:pPr>
+        <w:t xml:space="preserve">Figure 4.1: The </w:t>
+      </w:r>
+      <w:proofErr w:type="spellStart"/>
       <w:r>
         <w:rPr>
           <w:bCs/>
@@ -35588,10 +36031,9 @@
           <w:szCs w:val="22"/>
           <w:lang w:val="en-US"/>
         </w:rPr>
-        <w:lastRenderedPageBreak/>
-        <w:t xml:space="preserve">Lee, S., &amp; Kim, H. (2019). Digital marketplaces and service </w:t>
-      </w:r>
-      <w:proofErr w:type="spellStart"/>
+        <w:t>ZenHub</w:t>
+      </w:r>
+      <w:proofErr w:type="spellEnd"/>
       <w:r>
         <w:rPr>
           <w:bCs/>
@@ -35599,49 +36041,46 @@
           <w:szCs w:val="22"/>
           <w:lang w:val="en-US"/>
         </w:rPr>
-        <w:t>centralizatio</w:t>
-      </w:r>
-      <w:proofErr w:type="spellEnd"/>
-      <w:r>
+        <w:t xml:space="preserve"> timeline feature showing  </w:t>
+      </w:r>
+    </w:p>
+    <w:p>
+      <w:pPr>
         <w:rPr>
           <w:bCs/>
           <w:sz w:val="22"/>
           <w:szCs w:val="22"/>
           <w:lang w:val="en-US"/>
         </w:rPr>
-        <w:t xml:space="preserve">: Efficiency and </w:t>
-      </w:r>
-    </w:p>
-    <w:p>
-      <w:pPr>
-        <w:jc w:val="both"/>
+      </w:pPr>
+      <w:r>
         <w:rPr>
           <w:bCs/>
           <w:sz w:val="22"/>
           <w:szCs w:val="22"/>
           <w:lang w:val="en-US"/>
         </w:rPr>
-      </w:pPr>
-      <w:r>
+        <w:t xml:space="preserve">the planned workflow with task durations and dependencies……………………………………….14. </w:t>
+      </w:r>
+    </w:p>
+    <w:p>
+      <w:pPr>
         <w:rPr>
           <w:bCs/>
           <w:sz w:val="22"/>
           <w:szCs w:val="22"/>
           <w:lang w:val="en-US"/>
         </w:rPr>
-        <w:t xml:space="preserve">consumer satisfaction trust. Journal of Business Research, 98, 102-111. </w:t>
-      </w:r>
-    </w:p>
-    <w:p>
-      <w:pPr>
-        <w:jc w:val="both"/>
+      </w:pPr>
+      <w:r>
         <w:rPr>
           <w:bCs/>
           <w:sz w:val="22"/>
           <w:szCs w:val="22"/>
           <w:lang w:val="en-US"/>
         </w:rPr>
-      </w:pPr>
+        <w:t xml:space="preserve">Figure 4.2: This </w:t>
+      </w:r>
       <w:proofErr w:type="spellStart"/>
       <w:r>
         <w:rPr>
@@ -35650,7 +36089,7 @@
           <w:szCs w:val="22"/>
           <w:lang w:val="en-US"/>
         </w:rPr>
-        <w:t>Musango</w:t>
+        <w:t>ZenHub</w:t>
       </w:r>
       <w:proofErr w:type="spellEnd"/>
       <w:r>
@@ -35660,12 +36099,11 @@
           <w:szCs w:val="22"/>
           <w:lang w:val="en-US"/>
         </w:rPr>
-        <w:t xml:space="preserve">, J. K., &amp; Peter, C. (2012). Swimming pools and intra-city climates: influences on </w:t>
-      </w:r>
-    </w:p>
-    <w:p>
-      <w:pPr>
-        <w:jc w:val="both"/>
+        <w:t xml:space="preserve"> board provides a visual  </w:t>
+      </w:r>
+    </w:p>
+    <w:p>
+      <w:pPr>
         <w:rPr>
           <w:bCs/>
           <w:sz w:val="22"/>
@@ -35680,19 +36118,18 @@
           <w:szCs w:val="22"/>
           <w:lang w:val="en-US"/>
         </w:rPr>
-        <w:t xml:space="preserve">residential water consumption in Cape Town. Retrieved from </w:t>
-      </w:r>
-      <w:proofErr w:type="spellStart"/>
-      <w:r>
+        <w:t xml:space="preserve">overview of task assignments and progress for each  </w:t>
+      </w:r>
+    </w:p>
+    <w:p>
+      <w:pPr>
         <w:rPr>
           <w:bCs/>
           <w:sz w:val="22"/>
           <w:szCs w:val="22"/>
           <w:lang w:val="en-US"/>
         </w:rPr>
-        <w:t>SciELO</w:t>
-      </w:r>
-      <w:proofErr w:type="spellEnd"/>
+      </w:pPr>
       <w:r>
         <w:rPr>
           <w:bCs/>
@@ -35700,12 +36137,11 @@
           <w:szCs w:val="22"/>
           <w:lang w:val="en-US"/>
         </w:rPr>
-        <w:t xml:space="preserve"> South Africa: </w:t>
-      </w:r>
-    </w:p>
-    <w:p>
-      <w:pPr>
-        <w:jc w:val="both"/>
+        <w:t>team member within a given sprint……………………………………………………………………………….14.</w:t>
+      </w:r>
+    </w:p>
+    <w:p>
+      <w:pPr>
         <w:rPr>
           <w:bCs/>
           <w:sz w:val="22"/>
@@ -35713,19 +36149,19 @@
           <w:lang w:val="en-US"/>
         </w:rPr>
       </w:pPr>
-      <w:r>
+    </w:p>
+    <w:p>
+      <w:pPr>
         <w:rPr>
           <w:bCs/>
           <w:sz w:val="22"/>
           <w:szCs w:val="22"/>
           <w:lang w:val="en-US"/>
         </w:rPr>
-        <w:t>https://www.scielo.org.za/scielo.php?pid=S1816</w:t>
-      </w:r>
-    </w:p>
-    <w:p>
-      <w:pPr>
-        <w:jc w:val="both"/>
+      </w:pPr>
+    </w:p>
+    <w:p>
+      <w:pPr>
         <w:rPr>
           <w:bCs/>
           <w:sz w:val="22"/>
@@ -35740,12 +36176,11 @@
           <w:szCs w:val="22"/>
           <w:lang w:val="en-US"/>
         </w:rPr>
-        <w:t xml:space="preserve">79502012000100016&amp;script=sci_arttext&amp;utm_source=chatgpt.com </w:t>
-      </w:r>
-    </w:p>
-    <w:p>
-      <w:pPr>
-        <w:jc w:val="both"/>
+        <w:t xml:space="preserve">1.10 Annexure  </w:t>
+      </w:r>
+    </w:p>
+    <w:p>
+      <w:pPr>
         <w:rPr>
           <w:bCs/>
           <w:sz w:val="22"/>
@@ -35760,12 +36195,11 @@
           <w:szCs w:val="22"/>
           <w:lang w:val="en-US"/>
         </w:rPr>
-        <w:t xml:space="preserve">Patel, A., Mehta, R., &amp; Sharma, S. (2021). Market consolidation and customer trust. Journal </w:t>
-      </w:r>
-    </w:p>
-    <w:p>
-      <w:pPr>
-        <w:jc w:val="both"/>
+        <w:t xml:space="preserve">29 </w:t>
+      </w:r>
+    </w:p>
+    <w:p>
+      <w:pPr>
         <w:rPr>
           <w:bCs/>
           <w:sz w:val="22"/>
@@ -35780,19 +36214,19 @@
           <w:szCs w:val="22"/>
           <w:lang w:val="en-US"/>
         </w:rPr>
-        <w:t xml:space="preserve">of Retailing and Consumer Services, 60, 102-111. </w:t>
-      </w:r>
-    </w:p>
-    <w:p>
-      <w:pPr>
-        <w:jc w:val="both"/>
+        <w:t>Figure 1.1: High-level use case diagram ……………………………………………………………………</w:t>
+      </w:r>
+      <w:proofErr w:type="gramStart"/>
+      <w:r>
         <w:rPr>
           <w:bCs/>
           <w:sz w:val="22"/>
           <w:szCs w:val="22"/>
           <w:lang w:val="en-US"/>
         </w:rPr>
-      </w:pPr>
+        <w:t>…..</w:t>
+      </w:r>
+      <w:proofErr w:type="gramEnd"/>
       <w:r>
         <w:rPr>
           <w:bCs/>
@@ -35800,12 +36234,11 @@
           <w:szCs w:val="22"/>
           <w:lang w:val="en-US"/>
         </w:rPr>
-        <w:t xml:space="preserve">Queensland Government. (2019, December). Water quality guidelines for public aquatic </w:t>
-      </w:r>
-    </w:p>
-    <w:p>
-      <w:pPr>
-        <w:jc w:val="both"/>
+        <w:t xml:space="preserve">….10. </w:t>
+      </w:r>
+    </w:p>
+    <w:p>
+      <w:pPr>
         <w:rPr>
           <w:bCs/>
           <w:sz w:val="22"/>
@@ -35820,12 +36253,11 @@
           <w:szCs w:val="22"/>
           <w:lang w:val="en-US"/>
         </w:rPr>
-        <w:t xml:space="preserve">facilities. Retrieved from Queensland Health: </w:t>
-      </w:r>
-    </w:p>
-    <w:p>
-      <w:pPr>
-        <w:jc w:val="both"/>
+        <w:t xml:space="preserve">Figure 1.2: Unified Modelling Language class diagram………………………………………………………11. </w:t>
+      </w:r>
+    </w:p>
+    <w:p>
+      <w:pPr>
         <w:rPr>
           <w:bCs/>
           <w:sz w:val="22"/>
@@ -35840,12 +36272,11 @@
           <w:szCs w:val="22"/>
           <w:lang w:val="en-US"/>
         </w:rPr>
-        <w:t>https://www.health.qld.gov.au/__data/assets/pdf_file/0021/444612/water-quality</w:t>
-      </w:r>
-    </w:p>
-    <w:p>
-      <w:pPr>
-        <w:jc w:val="both"/>
+        <w:t xml:space="preserve">Figure 1.3: Connection between Pool and Load shedding schedule………………………….…...…12. </w:t>
+      </w:r>
+    </w:p>
+    <w:p>
+      <w:pPr>
         <w:rPr>
           <w:bCs/>
           <w:sz w:val="22"/>
@@ -35853,8 +36284,6 @@
           <w:lang w:val="en-US"/>
         </w:rPr>
       </w:pPr>
-      <w:proofErr w:type="spellStart"/>
-      <w:proofErr w:type="gramStart"/>
       <w:r>
         <w:rPr>
           <w:bCs/>
@@ -35862,121 +36291,113 @@
           <w:szCs w:val="22"/>
           <w:lang w:val="en-US"/>
         </w:rPr>
-        <w:t>guidelines.pdf?utm</w:t>
-      </w:r>
-      <w:proofErr w:type="spellEnd"/>
-      <w:proofErr w:type="gramEnd"/>
-      <w:r>
+        <w:t xml:space="preserve">Figure 1.4: Connection between Booking and Service…………………………………………….…………12. </w:t>
+      </w:r>
+    </w:p>
+    <w:p>
+      <w:pPr>
         <w:rPr>
           <w:bCs/>
           <w:sz w:val="22"/>
           <w:szCs w:val="22"/>
           <w:lang w:val="en-US"/>
         </w:rPr>
-        <w:t xml:space="preserve"> </w:t>
-      </w:r>
-    </w:p>
-    <w:p>
-      <w:pPr>
-        <w:jc w:val="both"/>
+      </w:pPr>
+      <w:r>
         <w:rPr>
           <w:bCs/>
           <w:sz w:val="22"/>
           <w:szCs w:val="22"/>
           <w:lang w:val="en-US"/>
         </w:rPr>
-      </w:pPr>
-      <w:r>
+        <w:t xml:space="preserve">Figure 1.5: Aggregation Connection…………………………………………………………………….…………….12. </w:t>
+      </w:r>
+    </w:p>
+    <w:p>
+      <w:pPr>
         <w:rPr>
           <w:bCs/>
           <w:sz w:val="22"/>
           <w:szCs w:val="22"/>
           <w:lang w:val="en-US"/>
         </w:rPr>
-        <w:t xml:space="preserve">Savelli. (2023, April 11). Wealthy residents' pools and gardens are driving water crises. </w:t>
-      </w:r>
-    </w:p>
-    <w:p>
-      <w:pPr>
-        <w:jc w:val="both"/>
+      </w:pPr>
+      <w:r>
         <w:rPr>
           <w:bCs/>
           <w:sz w:val="22"/>
           <w:szCs w:val="22"/>
           <w:lang w:val="en-US"/>
         </w:rPr>
-      </w:pPr>
-      <w:r>
+        <w:t xml:space="preserve">Figure 1.6: Connection between Pool owner and pool………………………………………………………13. </w:t>
+      </w:r>
+    </w:p>
+    <w:p>
+      <w:pPr>
         <w:rPr>
           <w:bCs/>
           <w:sz w:val="22"/>
           <w:szCs w:val="22"/>
           <w:lang w:val="en-US"/>
         </w:rPr>
-        <w:t>Retrieved from The Washington Post: https://www.washingtonpost.com/climate</w:t>
-      </w:r>
-    </w:p>
-    <w:p>
-      <w:pPr>
-        <w:jc w:val="both"/>
+      </w:pPr>
+      <w:r>
         <w:rPr>
           <w:bCs/>
           <w:sz w:val="22"/>
           <w:szCs w:val="22"/>
           <w:lang w:val="en-US"/>
         </w:rPr>
-      </w:pPr>
-      <w:r>
+        <w:t xml:space="preserve">Figure 1.7: Composition connection………………………………………………………………………………….13. </w:t>
+      </w:r>
+    </w:p>
+    <w:p>
+      <w:pPr>
         <w:rPr>
           <w:bCs/>
           <w:sz w:val="22"/>
           <w:szCs w:val="22"/>
           <w:lang w:val="en-US"/>
         </w:rPr>
-        <w:t xml:space="preserve">environment/2023/04/11/water-crisis-swimming-pool-cape-town/ The Washington </w:t>
-      </w:r>
-    </w:p>
-    <w:p>
-      <w:pPr>
-        <w:jc w:val="both"/>
+      </w:pPr>
+      <w:r>
         <w:rPr>
           <w:bCs/>
           <w:sz w:val="22"/>
           <w:szCs w:val="22"/>
           <w:lang w:val="en-US"/>
         </w:rPr>
-      </w:pPr>
-      <w:r>
+        <w:t xml:space="preserve">Figure 1.8: Connection between User and pool owner……………….…………………………………….13. </w:t>
+      </w:r>
+    </w:p>
+    <w:p>
+      <w:pPr>
         <w:rPr>
           <w:bCs/>
           <w:sz w:val="22"/>
           <w:szCs w:val="22"/>
           <w:lang w:val="en-US"/>
         </w:rPr>
-        <w:t xml:space="preserve">Post </w:t>
-      </w:r>
-    </w:p>
-    <w:p>
-      <w:pPr>
-        <w:jc w:val="both"/>
+      </w:pPr>
+      <w:r>
         <w:rPr>
           <w:bCs/>
           <w:sz w:val="22"/>
           <w:szCs w:val="22"/>
           <w:lang w:val="en-US"/>
         </w:rPr>
-      </w:pPr>
-      <w:proofErr w:type="spellStart"/>
-      <w:r>
+        <w:t xml:space="preserve">Figure 1.9: Inheritance connection…………………………………………………………………………………...13. </w:t>
+      </w:r>
+    </w:p>
+    <w:p>
+      <w:pPr>
         <w:rPr>
           <w:bCs/>
           <w:sz w:val="22"/>
           <w:szCs w:val="22"/>
           <w:lang w:val="en-US"/>
         </w:rPr>
-        <w:t>Wold</w:t>
-      </w:r>
-      <w:proofErr w:type="spellEnd"/>
+      </w:pPr>
       <w:r>
         <w:rPr>
           <w:bCs/>
@@ -35984,12 +36405,11 @@
           <w:szCs w:val="22"/>
           <w:lang w:val="en-US"/>
         </w:rPr>
-        <w:t xml:space="preserve"> Bank Group. (2021). Climatology. Retrieved from Climate Change Knowledge Portal: </w:t>
-      </w:r>
-    </w:p>
-    <w:p>
-      <w:pPr>
-        <w:jc w:val="both"/>
+        <w:t xml:space="preserve">Figure 1.10: Entity Relational Diagram………………………………….….……………………………………….15. </w:t>
+      </w:r>
+    </w:p>
+    <w:p>
+      <w:pPr>
         <w:rPr>
           <w:bCs/>
           <w:sz w:val="22"/>
@@ -36004,12 +36424,11 @@
           <w:szCs w:val="22"/>
           <w:lang w:val="en-US"/>
         </w:rPr>
-        <w:t>https://climateknowledgeportal.worldbank.org/country/south-africa/climate-data</w:t>
-      </w:r>
-    </w:p>
-    <w:p>
-      <w:pPr>
-        <w:jc w:val="both"/>
+        <w:t xml:space="preserve">Figure 1.11: Relationship between User and Pool owner…….…………………………………………….15. </w:t>
+      </w:r>
+    </w:p>
+    <w:p>
+      <w:pPr>
         <w:rPr>
           <w:bCs/>
           <w:sz w:val="22"/>
@@ -36024,12 +36443,11 @@
           <w:szCs w:val="22"/>
           <w:lang w:val="en-US"/>
         </w:rPr>
-        <w:t>historical</w:t>
-      </w:r>
-    </w:p>
-    <w:p>
-      <w:pPr>
-        <w:jc w:val="both"/>
+        <w:t xml:space="preserve">Figure 1.12: One-to-one relationship………………………………………………………….…...……………….15. </w:t>
+      </w:r>
+    </w:p>
+    <w:p>
+      <w:pPr>
         <w:rPr>
           <w:bCs/>
           <w:sz w:val="22"/>
@@ -36037,130 +36455,112 @@
           <w:lang w:val="en-US"/>
         </w:rPr>
       </w:pPr>
-    </w:p>
-    <w:p>
-      <w:pPr>
+      <w:r>
         <w:rPr>
           <w:bCs/>
           <w:sz w:val="22"/>
           <w:szCs w:val="22"/>
           <w:lang w:val="en-US"/>
         </w:rPr>
-      </w:pPr>
-      <w:r>
+        <w:t xml:space="preserve">Figure 1.13: Relationship between Pool owner and pool………………….……………………………….16. </w:t>
+      </w:r>
+    </w:p>
+    <w:p>
+      <w:pPr>
         <w:rPr>
           <w:bCs/>
           <w:sz w:val="22"/>
           <w:szCs w:val="22"/>
           <w:lang w:val="en-US"/>
         </w:rPr>
-        <w:br w:type="page"/>
-      </w:r>
-    </w:p>
-    <w:p>
-      <w:pPr>
-        <w:pStyle w:val="Style1"/>
-        <w:rPr>
-          <w:lang w:val="en-US"/>
-        </w:rPr>
-      </w:pPr>
-      <w:bookmarkStart w:id="365" w:name="_Toc212822426"/>
-      <w:bookmarkStart w:id="366" w:name="_Toc212827097"/>
-      <w:r>
-        <w:rPr>
-          <w:lang w:val="en-US"/>
-        </w:rPr>
-        <w:lastRenderedPageBreak/>
-        <w:t>Annexure</w:t>
-      </w:r>
-      <w:bookmarkEnd w:id="365"/>
-      <w:bookmarkEnd w:id="366"/>
-    </w:p>
-    <w:p>
-      <w:pPr>
+      </w:pPr>
+      <w:r>
         <w:rPr>
           <w:bCs/>
           <w:sz w:val="22"/>
           <w:szCs w:val="22"/>
           <w:lang w:val="en-US"/>
         </w:rPr>
-      </w:pPr>
-      <w:r>
+        <w:lastRenderedPageBreak/>
+        <w:t xml:space="preserve">Figure 1.14: One-to-many relationship…………………….….…………………………………………………….16. </w:t>
+      </w:r>
+    </w:p>
+    <w:p>
+      <w:pPr>
         <w:rPr>
           <w:bCs/>
           <w:sz w:val="22"/>
           <w:szCs w:val="22"/>
           <w:lang w:val="en-US"/>
         </w:rPr>
-        <w:t xml:space="preserve">Figure 1.1: A screenshot of the Orenda app’s home screen,  </w:t>
-      </w:r>
-    </w:p>
-    <w:p>
-      <w:pPr>
+      </w:pPr>
+      <w:r>
         <w:rPr>
           <w:bCs/>
           <w:sz w:val="22"/>
           <w:szCs w:val="22"/>
           <w:lang w:val="en-US"/>
         </w:rPr>
-      </w:pPr>
-      <w:r>
+        <w:t xml:space="preserve">Figure 1.15: Relationship between Booking and Service…………………….….………………………….16. </w:t>
+      </w:r>
+    </w:p>
+    <w:p>
+      <w:pPr>
         <w:rPr>
           <w:bCs/>
           <w:sz w:val="22"/>
           <w:szCs w:val="22"/>
           <w:lang w:val="en-US"/>
         </w:rPr>
-        <w:t xml:space="preserve">17 </w:t>
-      </w:r>
-    </w:p>
-    <w:p>
-      <w:pPr>
+      </w:pPr>
+      <w:r>
         <w:rPr>
           <w:bCs/>
           <w:sz w:val="22"/>
           <w:szCs w:val="22"/>
           <w:lang w:val="en-US"/>
         </w:rPr>
-      </w:pPr>
-      <w:r>
+        <w:t xml:space="preserve">Figure 2.1: Login Screen…………………………………………………………………………………………………….17. </w:t>
+      </w:r>
+    </w:p>
+    <w:p>
+      <w:pPr>
         <w:rPr>
           <w:bCs/>
           <w:sz w:val="22"/>
           <w:szCs w:val="22"/>
           <w:lang w:val="en-US"/>
         </w:rPr>
-        <w:t xml:space="preserve">showing its primary water chemistry calculator for professionals……………………………………6. </w:t>
-      </w:r>
-    </w:p>
-    <w:p>
-      <w:pPr>
+      </w:pPr>
+      <w:r>
         <w:rPr>
           <w:bCs/>
           <w:sz w:val="22"/>
           <w:szCs w:val="22"/>
           <w:lang w:val="en-US"/>
         </w:rPr>
-      </w:pPr>
-      <w:r>
+        <w:t xml:space="preserve">Figure 2.2: Error Message………………………………………………………………………………………………….17. </w:t>
+      </w:r>
+    </w:p>
+    <w:p>
+      <w:pPr>
         <w:rPr>
           <w:bCs/>
           <w:sz w:val="22"/>
           <w:szCs w:val="22"/>
           <w:lang w:val="en-US"/>
         </w:rPr>
-        <w:t xml:space="preserve">Figure 1.2: A walkthrough screen in the Orenda app that  </w:t>
-      </w:r>
-    </w:p>
-    <w:p>
-      <w:pPr>
+      </w:pPr>
+      <w:r>
         <w:rPr>
           <w:bCs/>
           <w:sz w:val="22"/>
           <w:szCs w:val="22"/>
           <w:lang w:val="en-US"/>
         </w:rPr>
-      </w:pPr>
+        <w:t>Figure 2.3: Sign Up Screen…………………………………………………</w:t>
+      </w:r>
+      <w:proofErr w:type="gramStart"/>
       <w:r>
         <w:rPr>
           <w:bCs/>
@@ -36168,37 +36568,38 @@
           <w:szCs w:val="22"/>
           <w:lang w:val="en-US"/>
         </w:rPr>
-        <w:t xml:space="preserve">guides new users on how to use the chemical calculator and </w:t>
-      </w:r>
-    </w:p>
-    <w:p>
-      <w:pPr>
+        <w:t>…..</w:t>
+      </w:r>
+      <w:proofErr w:type="gramEnd"/>
+      <w:r>
         <w:rPr>
           <w:bCs/>
           <w:sz w:val="22"/>
           <w:szCs w:val="22"/>
           <w:lang w:val="en-US"/>
         </w:rPr>
-      </w:pPr>
-      <w:r>
+        <w:t xml:space="preserve">………………………………………….18. </w:t>
+      </w:r>
+    </w:p>
+    <w:p>
+      <w:pPr>
         <w:rPr>
           <w:bCs/>
           <w:sz w:val="22"/>
           <w:szCs w:val="22"/>
           <w:lang w:val="en-US"/>
         </w:rPr>
-        <w:t xml:space="preserve">understand water balance………………………………………………………………………………………………6. </w:t>
-      </w:r>
-    </w:p>
-    <w:p>
-      <w:pPr>
+      </w:pPr>
+      <w:r>
         <w:rPr>
           <w:bCs/>
           <w:sz w:val="22"/>
           <w:szCs w:val="22"/>
           <w:lang w:val="en-US"/>
         </w:rPr>
-      </w:pPr>
+        <w:t>Figure 2.4: Business Registration Screen</w:t>
+      </w:r>
+      <w:proofErr w:type="gramStart"/>
       <w:r>
         <w:rPr>
           <w:bCs/>
@@ -36206,37 +36607,38 @@
           <w:szCs w:val="22"/>
           <w:lang w:val="en-US"/>
         </w:rPr>
-        <w:t xml:space="preserve">Figure 1.3: An example of a product page within the  </w:t>
-      </w:r>
-    </w:p>
-    <w:p>
-      <w:pPr>
+        <w:t>…..</w:t>
+      </w:r>
+      <w:proofErr w:type="gramEnd"/>
+      <w:r>
         <w:rPr>
           <w:bCs/>
           <w:sz w:val="22"/>
           <w:szCs w:val="22"/>
           <w:lang w:val="en-US"/>
         </w:rPr>
-      </w:pPr>
-      <w:r>
+        <w:t xml:space="preserve">……………………………………………………………………….19. </w:t>
+      </w:r>
+    </w:p>
+    <w:p>
+      <w:pPr>
         <w:rPr>
           <w:bCs/>
           <w:sz w:val="22"/>
           <w:szCs w:val="22"/>
           <w:lang w:val="en-US"/>
         </w:rPr>
-        <w:t xml:space="preserve">Orenda app, illustrating the platform's exclusive focus on </w:t>
-      </w:r>
-    </w:p>
-    <w:p>
-      <w:pPr>
+      </w:pPr>
+      <w:r>
         <w:rPr>
           <w:bCs/>
           <w:sz w:val="22"/>
           <w:szCs w:val="22"/>
           <w:lang w:val="en-US"/>
         </w:rPr>
-      </w:pPr>
+        <w:t>Figure 2.5: Client Home screen……</w:t>
+      </w:r>
+      <w:proofErr w:type="gramStart"/>
       <w:r>
         <w:rPr>
           <w:bCs/>
@@ -36244,113 +36646,114 @@
           <w:szCs w:val="22"/>
           <w:lang w:val="en-US"/>
         </w:rPr>
-        <w:t xml:space="preserve">its own chemical product line…………………………………………………………………………………………6. </w:t>
-      </w:r>
-    </w:p>
-    <w:p>
-      <w:pPr>
+        <w:t>…..</w:t>
+      </w:r>
+      <w:proofErr w:type="gramEnd"/>
+      <w:r>
         <w:rPr>
           <w:bCs/>
           <w:sz w:val="22"/>
           <w:szCs w:val="22"/>
           <w:lang w:val="en-US"/>
         </w:rPr>
-      </w:pPr>
-      <w:r>
+        <w:t xml:space="preserve">…………………….………………………………………………………….20. </w:t>
+      </w:r>
+    </w:p>
+    <w:p>
+      <w:pPr>
         <w:rPr>
           <w:bCs/>
           <w:sz w:val="22"/>
           <w:szCs w:val="22"/>
           <w:lang w:val="en-US"/>
         </w:rPr>
-        <w:t xml:space="preserve">Figure 2.1: A view of the Pool Chemical Calculator’s </w:t>
-      </w:r>
-    </w:p>
-    <w:p>
-      <w:pPr>
+      </w:pPr>
+      <w:r>
         <w:rPr>
           <w:bCs/>
           <w:sz w:val="22"/>
           <w:szCs w:val="22"/>
           <w:lang w:val="en-US"/>
         </w:rPr>
-      </w:pPr>
-      <w:r>
+        <w:t xml:space="preserve">Figure 2.6: Client Menu Screen………………………………………………………………………………………….21. </w:t>
+      </w:r>
+    </w:p>
+    <w:p>
+      <w:pPr>
         <w:rPr>
           <w:bCs/>
           <w:sz w:val="22"/>
           <w:szCs w:val="22"/>
           <w:lang w:val="en-US"/>
         </w:rPr>
-        <w:t xml:space="preserve">multi-pool management system, which allows users to  </w:t>
-      </w:r>
-    </w:p>
-    <w:p>
-      <w:pPr>
+      </w:pPr>
+      <w:r>
         <w:rPr>
           <w:bCs/>
           <w:sz w:val="22"/>
           <w:szCs w:val="22"/>
           <w:lang w:val="en-US"/>
         </w:rPr>
-      </w:pPr>
-      <w:r>
+        <w:t xml:space="preserve">Figure 2.7: "+" Button……………………………………………………….……………………………………………….22. </w:t>
+      </w:r>
+    </w:p>
+    <w:p>
+      <w:pPr>
         <w:rPr>
           <w:bCs/>
           <w:sz w:val="22"/>
           <w:szCs w:val="22"/>
           <w:lang w:val="en-US"/>
         </w:rPr>
-        <w:t xml:space="preserve">track different parameters for multiple properties…………………………………………………………8. </w:t>
-      </w:r>
-    </w:p>
-    <w:p>
-      <w:pPr>
+      </w:pPr>
+      <w:r>
         <w:rPr>
           <w:bCs/>
           <w:sz w:val="22"/>
           <w:szCs w:val="22"/>
           <w:lang w:val="en-US"/>
         </w:rPr>
-      </w:pPr>
-      <w:r>
+        <w:t xml:space="preserve">Figure 2.8: Client Marketplace Screen……………………………………………………………………………….23. </w:t>
+      </w:r>
+    </w:p>
+    <w:p>
+      <w:pPr>
         <w:rPr>
           <w:bCs/>
           <w:sz w:val="22"/>
           <w:szCs w:val="22"/>
           <w:lang w:val="en-US"/>
         </w:rPr>
-        <w:t xml:space="preserve">Figure 2.2: The event creation interface within the  </w:t>
-      </w:r>
-    </w:p>
-    <w:p>
-      <w:pPr>
+      </w:pPr>
+      <w:r>
         <w:rPr>
           <w:bCs/>
           <w:sz w:val="22"/>
           <w:szCs w:val="22"/>
           <w:lang w:val="en-US"/>
         </w:rPr>
-      </w:pPr>
-      <w:r>
+        <w:t xml:space="preserve">Figure 2.9: Client Profile…………………………………………………………………………………………………….24. </w:t>
+      </w:r>
+    </w:p>
+    <w:p>
+      <w:pPr>
         <w:rPr>
           <w:bCs/>
           <w:sz w:val="22"/>
           <w:szCs w:val="22"/>
           <w:lang w:val="en-US"/>
         </w:rPr>
-        <w:t xml:space="preserve">Pool Chemical Calculator app, demonstrating how  </w:t>
-      </w:r>
-    </w:p>
-    <w:p>
-      <w:pPr>
+      </w:pPr>
+      <w:r>
         <w:rPr>
           <w:bCs/>
           <w:sz w:val="22"/>
           <w:szCs w:val="22"/>
           <w:lang w:val="en-US"/>
         </w:rPr>
-      </w:pPr>
+        <w:t>Figure 2.10: Business Owner Home screen…………</w:t>
+      </w:r>
+      <w:proofErr w:type="gramStart"/>
       <w:r>
         <w:rPr>
           <w:bCs/>
@@ -36358,18 +36761,19 @@
           <w:szCs w:val="22"/>
           <w:lang w:val="en-US"/>
         </w:rPr>
-        <w:t xml:space="preserve">users can schedule and create maintenance tasks………………………………………………………….8. </w:t>
-      </w:r>
-    </w:p>
-    <w:p>
-      <w:pPr>
+        <w:t>…..</w:t>
+      </w:r>
+      <w:proofErr w:type="gramEnd"/>
+      <w:r>
         <w:rPr>
           <w:bCs/>
           <w:sz w:val="22"/>
           <w:szCs w:val="22"/>
           <w:lang w:val="en-US"/>
         </w:rPr>
-      </w:pPr>
+        <w:t>…</w:t>
+      </w:r>
+      <w:proofErr w:type="gramStart"/>
       <w:r>
         <w:rPr>
           <w:bCs/>
@@ -36377,37 +36781,38 @@
           <w:szCs w:val="22"/>
           <w:lang w:val="en-US"/>
         </w:rPr>
-        <w:t xml:space="preserve">Figure 2.3: A view of a pool's calendar dashboard in the  </w:t>
-      </w:r>
-    </w:p>
-    <w:p>
-      <w:pPr>
+        <w:t>…..</w:t>
+      </w:r>
+      <w:proofErr w:type="gramEnd"/>
+      <w:r>
         <w:rPr>
           <w:bCs/>
           <w:sz w:val="22"/>
           <w:szCs w:val="22"/>
           <w:lang w:val="en-US"/>
         </w:rPr>
-      </w:pPr>
-      <w:r>
+        <w:t xml:space="preserve">………………………………………………….25. </w:t>
+      </w:r>
+    </w:p>
+    <w:p>
+      <w:pPr>
         <w:rPr>
           <w:bCs/>
           <w:sz w:val="22"/>
           <w:szCs w:val="22"/>
           <w:lang w:val="en-US"/>
         </w:rPr>
-        <w:t xml:space="preserve">Pool Chemical Calculator app, showing completed and  </w:t>
-      </w:r>
-    </w:p>
-    <w:p>
-      <w:pPr>
+      </w:pPr>
+      <w:r>
         <w:rPr>
           <w:bCs/>
           <w:sz w:val="22"/>
           <w:szCs w:val="22"/>
           <w:lang w:val="en-US"/>
         </w:rPr>
-      </w:pPr>
+        <w:t>Figure 2.11: Business Owner Menu………………</w:t>
+      </w:r>
+      <w:proofErr w:type="gramStart"/>
       <w:r>
         <w:rPr>
           <w:bCs/>
@@ -36415,56 +36820,56 @@
           <w:szCs w:val="22"/>
           <w:lang w:val="en-US"/>
         </w:rPr>
-        <w:t xml:space="preserve">upcoming maintenance tasks…………………………………………………………………………………………8. </w:t>
-      </w:r>
-    </w:p>
-    <w:p>
-      <w:pPr>
+        <w:t>…..</w:t>
+      </w:r>
+      <w:proofErr w:type="gramEnd"/>
+      <w:r>
         <w:rPr>
           <w:bCs/>
           <w:sz w:val="22"/>
           <w:szCs w:val="22"/>
           <w:lang w:val="en-US"/>
         </w:rPr>
-      </w:pPr>
-      <w:r>
+        <w:t xml:space="preserve">……………………………………………………………….26. </w:t>
+      </w:r>
+    </w:p>
+    <w:p>
+      <w:pPr>
         <w:rPr>
           <w:bCs/>
           <w:sz w:val="22"/>
           <w:szCs w:val="22"/>
           <w:lang w:val="en-US"/>
         </w:rPr>
-        <w:t xml:space="preserve">Figure 3.1: A screenshot of the Pool Math app's central card  </w:t>
-      </w:r>
-    </w:p>
-    <w:p>
-      <w:pPr>
+      </w:pPr>
+      <w:r>
         <w:rPr>
           <w:bCs/>
           <w:sz w:val="22"/>
           <w:szCs w:val="22"/>
           <w:lang w:val="en-US"/>
         </w:rPr>
-      </w:pPr>
-      <w:r>
+        <w:t xml:space="preserve">Figure 2.12: The Business Owner "+" Button…………………….……………………………………………….27. </w:t>
+      </w:r>
+    </w:p>
+    <w:p>
+      <w:pPr>
         <w:rPr>
           <w:bCs/>
           <w:sz w:val="22"/>
           <w:szCs w:val="22"/>
           <w:lang w:val="en-US"/>
         </w:rPr>
-        <w:t xml:space="preserve">stack, which provides a simple and direct way to access  </w:t>
-      </w:r>
-    </w:p>
-    <w:p>
-      <w:pPr>
+      </w:pPr>
+      <w:r>
         <w:rPr>
           <w:bCs/>
           <w:sz w:val="22"/>
           <w:szCs w:val="22"/>
           <w:lang w:val="en-US"/>
         </w:rPr>
-      </w:pPr>
+        <w:t xml:space="preserve">Figure 2.13: Business Owners Marketplace Screen.…….…………………………………………………….28. </w:t>
+      </w:r>
       <w:r>
         <w:rPr>
           <w:bCs/>
@@ -36472,11 +36877,37 @@
           <w:szCs w:val="22"/>
           <w:lang w:val="en-US"/>
         </w:rPr>
-        <w:t xml:space="preserve">various chemical calculation tools………………………………………………………………………………….9. </w:t>
-      </w:r>
-    </w:p>
-    <w:p>
-      <w:pPr>
+        <w:br w:type="page"/>
+      </w:r>
+    </w:p>
+    <w:p>
+      <w:pPr>
+        <w:pStyle w:val="Style1"/>
+        <w:rPr>
+          <w:lang w:val="en-US"/>
+        </w:rPr>
+      </w:pPr>
+      <w:bookmarkStart w:id="366" w:name="_Toc212822427"/>
+      <w:bookmarkStart w:id="367" w:name="_Toc212827098"/>
+      <w:r>
+        <w:rPr>
+          <w:lang w:val="en-US"/>
+        </w:rPr>
+        <w:lastRenderedPageBreak/>
+        <w:t xml:space="preserve">A. </w:t>
+      </w:r>
+      <w:r>
+        <w:rPr>
+          <w:lang w:val="en-US"/>
+        </w:rPr>
+        <w:t>Business case revisions</w:t>
+      </w:r>
+      <w:bookmarkEnd w:id="366"/>
+      <w:bookmarkEnd w:id="367"/>
+    </w:p>
+    <w:p>
+      <w:pPr>
+        <w:jc w:val="both"/>
         <w:rPr>
           <w:bCs/>
           <w:sz w:val="22"/>
@@ -36484,37 +36915,65 @@
           <w:lang w:val="en-US"/>
         </w:rPr>
       </w:pPr>
-      <w:r>
+    </w:p>
+    <w:p>
+      <w:pPr>
+        <w:jc w:val="both"/>
         <w:rPr>
           <w:bCs/>
           <w:sz w:val="22"/>
           <w:szCs w:val="22"/>
           <w:lang w:val="en-US"/>
         </w:rPr>
-        <w:t xml:space="preserve">Figure 3.2: A view of the Pool Math app's test results  </w:t>
-      </w:r>
-    </w:p>
-    <w:p>
-      <w:pPr>
+      </w:pPr>
+      <w:r>
         <w:rPr>
           <w:bCs/>
           <w:sz w:val="22"/>
           <w:szCs w:val="22"/>
           <w:lang w:val="en-US"/>
         </w:rPr>
-      </w:pPr>
-      <w:r>
+        <w:t>This document reports on the changes made to the business case, after assessment.</w:t>
+      </w:r>
+    </w:p>
+    <w:p>
+      <w:pPr>
+        <w:jc w:val="both"/>
         <w:rPr>
           <w:bCs/>
           <w:sz w:val="22"/>
           <w:szCs w:val="22"/>
           <w:lang w:val="en-US"/>
         </w:rPr>
-        <w:t xml:space="preserve">screen, showing how users can input readings to receive  </w:t>
-      </w:r>
-    </w:p>
-    <w:p>
-      <w:pPr>
+      </w:pPr>
+    </w:p>
+    <w:p>
+      <w:pPr>
+        <w:pStyle w:val="Style2"/>
+        <w:rPr>
+          <w:lang w:val="en-US"/>
+        </w:rPr>
+      </w:pPr>
+      <w:bookmarkStart w:id="368" w:name="_Toc212822428"/>
+      <w:bookmarkStart w:id="369" w:name="_Toc212827099"/>
+      <w:r>
+        <w:rPr>
+          <w:lang w:val="en-US"/>
+        </w:rPr>
+        <w:t>A</w:t>
+      </w:r>
+      <w:r>
+        <w:rPr>
+          <w:lang w:val="en-US"/>
+        </w:rPr>
+        <w:t>.1 Changes made in response to comments</w:t>
+      </w:r>
+      <w:bookmarkEnd w:id="368"/>
+      <w:bookmarkEnd w:id="369"/>
+    </w:p>
+    <w:p>
+      <w:pPr>
+        <w:jc w:val="both"/>
         <w:rPr>
           <w:bCs/>
           <w:sz w:val="22"/>
@@ -36522,18 +36981,33 @@
           <w:lang w:val="en-US"/>
         </w:rPr>
       </w:pPr>
-      <w:r>
+    </w:p>
+    <w:p>
+      <w:pPr>
+        <w:pStyle w:val="Style3"/>
+      </w:pPr>
+      <w:bookmarkStart w:id="370" w:name="_Toc212822429"/>
+      <w:bookmarkStart w:id="371" w:name="_Toc212827100"/>
+      <w:r>
+        <w:t>A.1.1 Justify (align) document text</w:t>
+      </w:r>
+      <w:bookmarkEnd w:id="370"/>
+      <w:bookmarkEnd w:id="371"/>
+    </w:p>
+    <w:p>
+      <w:pPr>
+        <w:jc w:val="both"/>
         <w:rPr>
           <w:bCs/>
           <w:sz w:val="22"/>
           <w:szCs w:val="22"/>
           <w:lang w:val="en-US"/>
         </w:rPr>
-        <w:t xml:space="preserve">immediate dosing instructions……………………………………………………………………………………….9. </w:t>
-      </w:r>
-    </w:p>
-    <w:p>
-      <w:pPr>
+      </w:pPr>
+    </w:p>
+    <w:p>
+      <w:pPr>
+        <w:jc w:val="both"/>
         <w:rPr>
           <w:bCs/>
           <w:sz w:val="22"/>
@@ -36548,11 +37022,12 @@
           <w:szCs w:val="22"/>
           <w:lang w:val="en-US"/>
         </w:rPr>
-        <w:t xml:space="preserve">Figure 3.3: The Pool Math app's primary chemical  </w:t>
-      </w:r>
-    </w:p>
-    <w:p>
-      <w:pPr>
+        <w:t>Applied text justification to the document.</w:t>
+      </w:r>
+    </w:p>
+    <w:p>
+      <w:pPr>
+        <w:jc w:val="both"/>
         <w:rPr>
           <w:bCs/>
           <w:sz w:val="22"/>
@@ -36560,18 +37035,69 @@
           <w:lang w:val="en-US"/>
         </w:rPr>
       </w:pPr>
-      <w:r>
+    </w:p>
+    <w:p>
+      <w:pPr>
+        <w:pStyle w:val="Style2"/>
+        <w:rPr>
+          <w:lang w:val="en-US"/>
+        </w:rPr>
+      </w:pPr>
+      <w:bookmarkStart w:id="372" w:name="_Toc212822430"/>
+      <w:bookmarkStart w:id="373" w:name="_Toc212827101"/>
+      <w:r>
+        <w:rPr>
+          <w:lang w:val="en-US"/>
+        </w:rPr>
+        <w:t xml:space="preserve">A.2 Changes made </w:t>
+      </w:r>
+      <w:r>
+        <w:rPr>
+          <w:lang w:val="en-US"/>
+        </w:rPr>
+        <w:t xml:space="preserve">as </w:t>
+      </w:r>
+      <w:r>
+        <w:rPr>
+          <w:lang w:val="en-US"/>
+        </w:rPr>
+        <w:t xml:space="preserve">the </w:t>
+      </w:r>
+      <w:r>
+        <w:rPr>
+          <w:lang w:val="en-US"/>
+        </w:rPr>
+        <w:t>project progressed</w:t>
+      </w:r>
+      <w:bookmarkEnd w:id="372"/>
+      <w:bookmarkEnd w:id="373"/>
+    </w:p>
+    <w:p>
+      <w:pPr>
+        <w:jc w:val="both"/>
         <w:rPr>
           <w:bCs/>
           <w:sz w:val="22"/>
           <w:szCs w:val="22"/>
           <w:lang w:val="en-US"/>
         </w:rPr>
-        <w:t xml:space="preserve">calculator interface, highlighting its clean, focused design  </w:t>
-      </w:r>
-    </w:p>
-    <w:p>
-      <w:pPr>
+      </w:pPr>
+    </w:p>
+    <w:p>
+      <w:pPr>
+        <w:pStyle w:val="Style3"/>
+      </w:pPr>
+      <w:bookmarkStart w:id="374" w:name="_Toc212822431"/>
+      <w:bookmarkStart w:id="375" w:name="_Toc212827102"/>
+      <w:r>
+        <w:t>A.2.1 Changed objectives</w:t>
+      </w:r>
+      <w:bookmarkEnd w:id="374"/>
+      <w:bookmarkEnd w:id="375"/>
+    </w:p>
+    <w:p>
+      <w:pPr>
+        <w:jc w:val="both"/>
         <w:rPr>
           <w:bCs/>
           <w:sz w:val="22"/>
@@ -36579,45 +37105,47 @@
           <w:lang w:val="en-US"/>
         </w:rPr>
       </w:pPr>
-      <w:r>
+    </w:p>
+    <w:p>
+      <w:pPr>
+        <w:jc w:val="both"/>
         <w:rPr>
           <w:bCs/>
           <w:sz w:val="22"/>
           <w:szCs w:val="22"/>
           <w:lang w:val="en-US"/>
         </w:rPr>
-        <w:t xml:space="preserve">for efficient water chemistry management…………………………………………………………………...9. </w:t>
-      </w:r>
-    </w:p>
-    <w:p>
-      <w:pPr>
+      </w:pPr>
+      <w:r>
         <w:rPr>
           <w:bCs/>
           <w:sz w:val="22"/>
           <w:szCs w:val="22"/>
           <w:lang w:val="en-US"/>
         </w:rPr>
-      </w:pPr>
-      <w:r>
+        <w:t>The original objective of X no longer described what my study focused on, so I changed it to Y.</w:t>
+      </w:r>
+    </w:p>
+    <w:p>
+      <w:pPr>
+        <w:jc w:val="both"/>
         <w:rPr>
           <w:bCs/>
           <w:sz w:val="22"/>
           <w:szCs w:val="22"/>
           <w:lang w:val="en-US"/>
         </w:rPr>
-        <w:t xml:space="preserve">Figure 4.1: The </w:t>
-      </w:r>
-      <w:proofErr w:type="spellStart"/>
-      <w:r>
+      </w:pPr>
+    </w:p>
+    <w:p>
+      <w:pPr>
         <w:rPr>
           <w:bCs/>
           <w:sz w:val="22"/>
           <w:szCs w:val="22"/>
           <w:lang w:val="en-US"/>
         </w:rPr>
-        <w:t>ZenHub</w:t>
-      </w:r>
-      <w:proofErr w:type="spellEnd"/>
+      </w:pPr>
       <w:r>
         <w:rPr>
           <w:bCs/>
@@ -36625,11 +37153,49 @@
           <w:szCs w:val="22"/>
           <w:lang w:val="en-US"/>
         </w:rPr>
-        <w:t xml:space="preserve"> timeline feature showing  </w:t>
-      </w:r>
-    </w:p>
-    <w:p>
-      <w:pPr>
+        <w:br w:type="page"/>
+      </w:r>
+    </w:p>
+    <w:p>
+      <w:pPr>
+        <w:pStyle w:val="Style1"/>
+        <w:rPr>
+          <w:lang w:val="en-US"/>
+        </w:rPr>
+      </w:pPr>
+      <w:bookmarkStart w:id="376" w:name="_Toc212822432"/>
+      <w:bookmarkStart w:id="377" w:name="_Toc212827103"/>
+      <w:r>
+        <w:rPr>
+          <w:lang w:val="en-US"/>
+        </w:rPr>
+        <w:lastRenderedPageBreak/>
+        <w:t>B</w:t>
+      </w:r>
+      <w:r>
+        <w:rPr>
+          <w:lang w:val="en-US"/>
+        </w:rPr>
+        <w:t xml:space="preserve">. </w:t>
+      </w:r>
+      <w:r>
+        <w:rPr>
+          <w:lang w:val="en-US"/>
+        </w:rPr>
+        <w:t>System requirements, specifications and technical design</w:t>
+      </w:r>
+      <w:r>
+        <w:rPr>
+          <w:lang w:val="en-US"/>
+        </w:rPr>
+        <w:t xml:space="preserve"> revisions</w:t>
+      </w:r>
+      <w:bookmarkEnd w:id="376"/>
+      <w:bookmarkEnd w:id="377"/>
+    </w:p>
+    <w:p>
+      <w:pPr>
+        <w:jc w:val="both"/>
         <w:rPr>
           <w:bCs/>
           <w:sz w:val="22"/>
@@ -36637,57 +37203,105 @@
           <w:lang w:val="en-US"/>
         </w:rPr>
       </w:pPr>
-      <w:r>
+    </w:p>
+    <w:p>
+      <w:pPr>
+        <w:jc w:val="both"/>
         <w:rPr>
           <w:bCs/>
           <w:sz w:val="22"/>
           <w:szCs w:val="22"/>
           <w:lang w:val="en-US"/>
         </w:rPr>
-        <w:t xml:space="preserve">the planned workflow with task durations and dependencies……………………………………….14. </w:t>
-      </w:r>
-    </w:p>
-    <w:p>
-      <w:pPr>
+      </w:pPr>
+      <w:r>
         <w:rPr>
           <w:bCs/>
           <w:sz w:val="22"/>
           <w:szCs w:val="22"/>
           <w:lang w:val="en-US"/>
         </w:rPr>
-      </w:pPr>
-      <w:r>
+        <w:t>This document reports on the changes made to the business case, after assessment.</w:t>
+      </w:r>
+    </w:p>
+    <w:p>
+      <w:pPr>
+        <w:jc w:val="both"/>
         <w:rPr>
           <w:bCs/>
           <w:sz w:val="22"/>
           <w:szCs w:val="22"/>
           <w:lang w:val="en-US"/>
         </w:rPr>
-        <w:t xml:space="preserve">Figure 4.2: This </w:t>
-      </w:r>
-      <w:proofErr w:type="spellStart"/>
-      <w:r>
+      </w:pPr>
+    </w:p>
+    <w:p>
+      <w:pPr>
+        <w:pStyle w:val="Style2"/>
+        <w:rPr>
+          <w:lang w:val="en-US"/>
+        </w:rPr>
+      </w:pPr>
+      <w:bookmarkStart w:id="378" w:name="_Toc212822433"/>
+      <w:bookmarkStart w:id="379" w:name="_Toc212827104"/>
+      <w:r>
+        <w:rPr>
+          <w:lang w:val="en-US"/>
+        </w:rPr>
+        <w:t>B</w:t>
+      </w:r>
+      <w:r>
+        <w:rPr>
+          <w:lang w:val="en-US"/>
+        </w:rPr>
+        <w:t>.1 Changes made in response to comments</w:t>
+      </w:r>
+      <w:bookmarkEnd w:id="378"/>
+      <w:bookmarkEnd w:id="379"/>
+    </w:p>
+    <w:p>
+      <w:pPr>
+        <w:jc w:val="both"/>
         <w:rPr>
           <w:bCs/>
           <w:sz w:val="22"/>
           <w:szCs w:val="22"/>
           <w:lang w:val="en-US"/>
         </w:rPr>
-        <w:t>ZenHub</w:t>
-      </w:r>
-      <w:proofErr w:type="spellEnd"/>
-      <w:r>
+      </w:pPr>
+    </w:p>
+    <w:p>
+      <w:pPr>
+        <w:pStyle w:val="Style3"/>
+      </w:pPr>
+      <w:bookmarkStart w:id="380" w:name="_Toc212822434"/>
+      <w:bookmarkStart w:id="381" w:name="_Toc212827105"/>
+      <w:r>
+        <w:t>B</w:t>
+      </w:r>
+      <w:r>
+        <w:t xml:space="preserve">.1.1 </w:t>
+      </w:r>
+      <w:r>
+        <w:t>Changes to ERD</w:t>
+      </w:r>
+      <w:bookmarkEnd w:id="380"/>
+      <w:bookmarkEnd w:id="381"/>
+    </w:p>
+    <w:p>
+      <w:pPr>
+        <w:jc w:val="both"/>
         <w:rPr>
           <w:bCs/>
           <w:sz w:val="22"/>
           <w:szCs w:val="22"/>
           <w:lang w:val="en-US"/>
         </w:rPr>
-        <w:t xml:space="preserve"> board provides a visual  </w:t>
-      </w:r>
-    </w:p>
-    <w:p>
-      <w:pPr>
+      </w:pPr>
+    </w:p>
+    <w:p>
+      <w:pPr>
+        <w:jc w:val="both"/>
         <w:rPr>
           <w:bCs/>
           <w:sz w:val="22"/>
@@ -36702,11 +37316,12 @@
           <w:szCs w:val="22"/>
           <w:lang w:val="en-US"/>
         </w:rPr>
-        <w:t xml:space="preserve">overview of task assignments and progress for each  </w:t>
-      </w:r>
-    </w:p>
-    <w:p>
-      <w:pPr>
+        <w:t>To address the comments on the ERD, I made the following changes…</w:t>
+      </w:r>
+    </w:p>
+    <w:p>
+      <w:pPr>
+        <w:jc w:val="both"/>
         <w:rPr>
           <w:bCs/>
           <w:sz w:val="22"/>
@@ -36714,18 +37329,75 @@
           <w:lang w:val="en-US"/>
         </w:rPr>
       </w:pPr>
-      <w:r>
+    </w:p>
+    <w:p>
+      <w:pPr>
+        <w:pStyle w:val="Style2"/>
+        <w:rPr>
+          <w:lang w:val="en-US"/>
+        </w:rPr>
+      </w:pPr>
+      <w:bookmarkStart w:id="382" w:name="_Toc212822435"/>
+      <w:bookmarkStart w:id="383" w:name="_Toc212827106"/>
+      <w:r>
+        <w:rPr>
+          <w:lang w:val="en-US"/>
+        </w:rPr>
+        <w:t>B</w:t>
+      </w:r>
+      <w:r>
+        <w:rPr>
+          <w:lang w:val="en-US"/>
+        </w:rPr>
+        <w:t xml:space="preserve">.2 Changes made as </w:t>
+      </w:r>
+      <w:r>
+        <w:rPr>
+          <w:lang w:val="en-US"/>
+        </w:rPr>
+        <w:t xml:space="preserve">the </w:t>
+      </w:r>
+      <w:r>
+        <w:rPr>
+          <w:lang w:val="en-US"/>
+        </w:rPr>
+        <w:t>project progressed</w:t>
+      </w:r>
+      <w:bookmarkEnd w:id="382"/>
+      <w:bookmarkEnd w:id="383"/>
+    </w:p>
+    <w:p>
+      <w:pPr>
+        <w:jc w:val="both"/>
         <w:rPr>
           <w:bCs/>
           <w:sz w:val="22"/>
           <w:szCs w:val="22"/>
           <w:lang w:val="en-US"/>
         </w:rPr>
-        <w:t>team member within a given sprint……………………………………………………………………………….14.</w:t>
-      </w:r>
-    </w:p>
-    <w:p>
-      <w:pPr>
+      </w:pPr>
+    </w:p>
+    <w:p>
+      <w:pPr>
+        <w:pStyle w:val="Style3"/>
+      </w:pPr>
+      <w:bookmarkStart w:id="384" w:name="_Toc212822436"/>
+      <w:bookmarkStart w:id="385" w:name="_Toc212827107"/>
+      <w:r>
+        <w:t>B</w:t>
+      </w:r>
+      <w:r>
+        <w:t xml:space="preserve">.2.1 </w:t>
+      </w:r>
+      <w:r>
+        <w:t>Extra feature added</w:t>
+      </w:r>
+      <w:bookmarkEnd w:id="384"/>
+      <w:bookmarkEnd w:id="385"/>
+    </w:p>
+    <w:p>
+      <w:pPr>
+        <w:jc w:val="both"/>
         <w:rPr>
           <w:bCs/>
           <w:sz w:val="22"/>
@@ -36736,6 +37408,7 @@
     </w:p>
     <w:p>
       <w:pPr>
+        <w:jc w:val="both"/>
         <w:rPr>
           <w:bCs/>
           <w:sz w:val="22"/>
@@ -36743,25 +37416,26 @@
           <w:lang w:val="en-US"/>
         </w:rPr>
       </w:pPr>
-    </w:p>
-    <w:p>
-      <w:pPr>
+      <w:r>
         <w:rPr>
           <w:bCs/>
           <w:sz w:val="22"/>
           <w:szCs w:val="22"/>
           <w:lang w:val="en-US"/>
         </w:rPr>
-      </w:pPr>
-      <w:r>
+        <w:t>To add to the scope of my project I added feature X, to provide….</w:t>
+      </w:r>
+    </w:p>
+    <w:p>
+      <w:pPr>
+        <w:jc w:val="both"/>
         <w:rPr>
           <w:bCs/>
           <w:sz w:val="22"/>
           <w:szCs w:val="22"/>
           <w:lang w:val="en-US"/>
         </w:rPr>
-        <w:t xml:space="preserve">1.10 Annexure  </w:t>
-      </w:r>
+      </w:pPr>
     </w:p>
     <w:p>
       <w:pPr>
@@ -36779,11 +37453,49 @@
           <w:szCs w:val="22"/>
           <w:lang w:val="en-US"/>
         </w:rPr>
-        <w:t xml:space="preserve">29 </w:t>
-      </w:r>
-    </w:p>
-    <w:p>
-      <w:pPr>
+        <w:br w:type="page"/>
+      </w:r>
+    </w:p>
+    <w:p>
+      <w:pPr>
+        <w:pStyle w:val="Style1"/>
+        <w:rPr>
+          <w:lang w:val="en-US"/>
+        </w:rPr>
+      </w:pPr>
+      <w:bookmarkStart w:id="386" w:name="_Toc212822437"/>
+      <w:bookmarkStart w:id="387" w:name="_Toc212827108"/>
+      <w:r>
+        <w:rPr>
+          <w:lang w:val="en-US"/>
+        </w:rPr>
+        <w:lastRenderedPageBreak/>
+        <w:t>C</w:t>
+      </w:r>
+      <w:r>
+        <w:rPr>
+          <w:lang w:val="en-US"/>
+        </w:rPr>
+        <w:t xml:space="preserve">. </w:t>
+      </w:r>
+      <w:r>
+        <w:rPr>
+          <w:lang w:val="en-US"/>
+        </w:rPr>
+        <w:t>Implementation</w:t>
+      </w:r>
+      <w:r>
+        <w:rPr>
+          <w:lang w:val="en-US"/>
+        </w:rPr>
+        <w:t xml:space="preserve"> revisions</w:t>
+      </w:r>
+      <w:bookmarkEnd w:id="386"/>
+      <w:bookmarkEnd w:id="387"/>
+    </w:p>
+    <w:p>
+      <w:pPr>
+        <w:jc w:val="both"/>
         <w:rPr>
           <w:bCs/>
           <w:sz w:val="22"/>
@@ -36791,16 +37503,17 @@
           <w:lang w:val="en-US"/>
         </w:rPr>
       </w:pPr>
-      <w:r>
+    </w:p>
+    <w:p>
+      <w:pPr>
+        <w:jc w:val="both"/>
         <w:rPr>
           <w:bCs/>
           <w:sz w:val="22"/>
           <w:szCs w:val="22"/>
           <w:lang w:val="en-US"/>
         </w:rPr>
-        <w:t>Figure 1.1: High-level use case diagram ……………………………………………………………………</w:t>
-      </w:r>
-      <w:proofErr w:type="gramStart"/>
+      </w:pPr>
       <w:r>
         <w:rPr>
           <w:bCs/>
@@ -36808,21 +37521,47 @@
           <w:szCs w:val="22"/>
           <w:lang w:val="en-US"/>
         </w:rPr>
-        <w:t>…..</w:t>
-      </w:r>
-      <w:proofErr w:type="gramEnd"/>
-      <w:r>
+        <w:t>This document reports on the changes made to the business case, after assessment.</w:t>
+      </w:r>
+    </w:p>
+    <w:p>
+      <w:pPr>
+        <w:jc w:val="both"/>
         <w:rPr>
           <w:bCs/>
           <w:sz w:val="22"/>
           <w:szCs w:val="22"/>
           <w:lang w:val="en-US"/>
         </w:rPr>
-        <w:t xml:space="preserve">….10. </w:t>
-      </w:r>
-    </w:p>
-    <w:p>
-      <w:pPr>
+      </w:pPr>
+    </w:p>
+    <w:p>
+      <w:pPr>
+        <w:pStyle w:val="Style2"/>
+        <w:rPr>
+          <w:lang w:val="en-US"/>
+        </w:rPr>
+      </w:pPr>
+      <w:bookmarkStart w:id="388" w:name="_Toc212822438"/>
+      <w:bookmarkStart w:id="389" w:name="_Toc212827109"/>
+      <w:r>
+        <w:rPr>
+          <w:lang w:val="en-US"/>
+        </w:rPr>
+        <w:t>C</w:t>
+      </w:r>
+      <w:r>
+        <w:rPr>
+          <w:lang w:val="en-US"/>
+        </w:rPr>
+        <w:t>.1 Changes made in response to comments</w:t>
+      </w:r>
+      <w:bookmarkEnd w:id="388"/>
+      <w:bookmarkEnd w:id="389"/>
+    </w:p>
+    <w:p>
+      <w:pPr>
+        <w:jc w:val="both"/>
         <w:rPr>
           <w:bCs/>
           <w:sz w:val="22"/>
@@ -36830,18 +37569,39 @@
           <w:lang w:val="en-US"/>
         </w:rPr>
       </w:pPr>
-      <w:r>
+    </w:p>
+    <w:p>
+      <w:pPr>
+        <w:pStyle w:val="Style3"/>
+      </w:pPr>
+      <w:bookmarkStart w:id="390" w:name="_Toc212822439"/>
+      <w:bookmarkStart w:id="391" w:name="_Toc212827110"/>
+      <w:r>
+        <w:t>C</w:t>
+      </w:r>
+      <w:r>
+        <w:t xml:space="preserve">.1.1 </w:t>
+      </w:r>
+      <w:r>
+        <w:t>Extract of complex code was boilerplate</w:t>
+      </w:r>
+      <w:bookmarkEnd w:id="390"/>
+      <w:bookmarkEnd w:id="391"/>
+    </w:p>
+    <w:p>
+      <w:pPr>
+        <w:jc w:val="both"/>
         <w:rPr>
           <w:bCs/>
           <w:sz w:val="22"/>
           <w:szCs w:val="22"/>
           <w:lang w:val="en-US"/>
         </w:rPr>
-        <w:t xml:space="preserve">Figure 1.2: Unified Modelling Language class diagram………………………………………………………11. </w:t>
-      </w:r>
-    </w:p>
-    <w:p>
-      <w:pPr>
+      </w:pPr>
+    </w:p>
+    <w:p>
+      <w:pPr>
+        <w:jc w:val="both"/>
         <w:rPr>
           <w:bCs/>
           <w:sz w:val="22"/>
@@ -36856,11 +37616,12 @@
           <w:szCs w:val="22"/>
           <w:lang w:val="en-US"/>
         </w:rPr>
-        <w:t xml:space="preserve">Figure 1.3: Connection between Pool and Load shedding schedule………………………….…...…12. </w:t>
-      </w:r>
-    </w:p>
-    <w:p>
-      <w:pPr>
+        <w:t>Replaced this piece of complex code with one I had written.  See section 3.?</w:t>
+      </w:r>
+    </w:p>
+    <w:p>
+      <w:pPr>
+        <w:jc w:val="both"/>
         <w:rPr>
           <w:bCs/>
           <w:sz w:val="22"/>
@@ -36868,18 +37629,75 @@
           <w:lang w:val="en-US"/>
         </w:rPr>
       </w:pPr>
-      <w:r>
+    </w:p>
+    <w:p>
+      <w:pPr>
+        <w:pStyle w:val="Style2"/>
+        <w:rPr>
+          <w:lang w:val="en-US"/>
+        </w:rPr>
+      </w:pPr>
+      <w:bookmarkStart w:id="392" w:name="_Toc212822440"/>
+      <w:bookmarkStart w:id="393" w:name="_Toc212827111"/>
+      <w:r>
+        <w:rPr>
+          <w:lang w:val="en-US"/>
+        </w:rPr>
+        <w:t>C</w:t>
+      </w:r>
+      <w:r>
+        <w:rPr>
+          <w:lang w:val="en-US"/>
+        </w:rPr>
+        <w:t xml:space="preserve">.2 Changes made as </w:t>
+      </w:r>
+      <w:r>
+        <w:rPr>
+          <w:lang w:val="en-US"/>
+        </w:rPr>
+        <w:t xml:space="preserve">the </w:t>
+      </w:r>
+      <w:r>
+        <w:rPr>
+          <w:lang w:val="en-US"/>
+        </w:rPr>
+        <w:t>project progressed</w:t>
+      </w:r>
+      <w:bookmarkEnd w:id="392"/>
+      <w:bookmarkEnd w:id="393"/>
+    </w:p>
+    <w:p>
+      <w:pPr>
+        <w:jc w:val="both"/>
         <w:rPr>
           <w:bCs/>
           <w:sz w:val="22"/>
           <w:szCs w:val="22"/>
           <w:lang w:val="en-US"/>
         </w:rPr>
-        <w:t xml:space="preserve">Figure 1.4: Connection between Booking and Service…………………………………………….…………12. </w:t>
-      </w:r>
-    </w:p>
-    <w:p>
-      <w:pPr>
+      </w:pPr>
+    </w:p>
+    <w:p>
+      <w:pPr>
+        <w:pStyle w:val="Style3"/>
+      </w:pPr>
+      <w:bookmarkStart w:id="394" w:name="_Toc212822441"/>
+      <w:bookmarkStart w:id="395" w:name="_Toc212827112"/>
+      <w:r>
+        <w:t>C</w:t>
+      </w:r>
+      <w:r>
+        <w:t xml:space="preserve">.2.1 </w:t>
+      </w:r>
+      <w:r>
+        <w:t>Added a problem encountered</w:t>
+      </w:r>
+      <w:bookmarkEnd w:id="394"/>
+      <w:bookmarkEnd w:id="395"/>
+    </w:p>
+    <w:p>
+      <w:pPr>
+        <w:jc w:val="both"/>
         <w:rPr>
           <w:bCs/>
           <w:sz w:val="22"/>
@@ -36887,1411 +37705,29 @@
           <w:lang w:val="en-US"/>
         </w:rPr>
       </w:pPr>
-      <w:r>
+    </w:p>
+    <w:p>
+      <w:pPr>
+        <w:jc w:val="both"/>
         <w:rPr>
           <w:bCs/>
           <w:sz w:val="22"/>
           <w:szCs w:val="22"/>
           <w:lang w:val="en-US"/>
         </w:rPr>
-        <w:t xml:space="preserve">Figure 1.5: Aggregation Connection…………………………………………………………………….…………….12. </w:t>
-      </w:r>
-    </w:p>
-    <w:p>
-      <w:pPr>
+      </w:pPr>
+      <w:r>
         <w:rPr>
           <w:bCs/>
           <w:sz w:val="22"/>
           <w:szCs w:val="22"/>
           <w:lang w:val="en-US"/>
         </w:rPr>
-      </w:pPr>
-      <w:r>
-        <w:rPr>
-          <w:bCs/>
-          <w:sz w:val="22"/>
-          <w:szCs w:val="22"/>
-          <w:lang w:val="en-US"/>
-        </w:rPr>
-        <w:t xml:space="preserve">Figure 1.6: Connection between Pool owner and pool………………………………………………………13. </w:t>
-      </w:r>
-    </w:p>
-    <w:p>
-      <w:pPr>
-        <w:rPr>
-          <w:bCs/>
-          <w:sz w:val="22"/>
-          <w:szCs w:val="22"/>
-          <w:lang w:val="en-US"/>
-        </w:rPr>
-      </w:pPr>
-      <w:r>
-        <w:rPr>
-          <w:bCs/>
-          <w:sz w:val="22"/>
-          <w:szCs w:val="22"/>
-          <w:lang w:val="en-US"/>
-        </w:rPr>
-        <w:t xml:space="preserve">Figure 1.7: Composition connection………………………………………………………………………………….13. </w:t>
-      </w:r>
-    </w:p>
-    <w:p>
-      <w:pPr>
-        <w:rPr>
-          <w:bCs/>
-          <w:sz w:val="22"/>
-          <w:szCs w:val="22"/>
-          <w:lang w:val="en-US"/>
-        </w:rPr>
-      </w:pPr>
-      <w:r>
-        <w:rPr>
-          <w:bCs/>
-          <w:sz w:val="22"/>
-          <w:szCs w:val="22"/>
-          <w:lang w:val="en-US"/>
-        </w:rPr>
-        <w:t xml:space="preserve">Figure 1.8: Connection between User and pool owner……………….…………………………………….13. </w:t>
-      </w:r>
-    </w:p>
-    <w:p>
-      <w:pPr>
-        <w:rPr>
-          <w:bCs/>
-          <w:sz w:val="22"/>
-          <w:szCs w:val="22"/>
-          <w:lang w:val="en-US"/>
-        </w:rPr>
-      </w:pPr>
-      <w:r>
-        <w:rPr>
-          <w:bCs/>
-          <w:sz w:val="22"/>
-          <w:szCs w:val="22"/>
-          <w:lang w:val="en-US"/>
-        </w:rPr>
-        <w:t xml:space="preserve">Figure 1.9: Inheritance connection…………………………………………………………………………………...13. </w:t>
-      </w:r>
-    </w:p>
-    <w:p>
-      <w:pPr>
-        <w:rPr>
-          <w:bCs/>
-          <w:sz w:val="22"/>
-          <w:szCs w:val="22"/>
-          <w:lang w:val="en-US"/>
-        </w:rPr>
-      </w:pPr>
-      <w:r>
-        <w:rPr>
-          <w:bCs/>
-          <w:sz w:val="22"/>
-          <w:szCs w:val="22"/>
-          <w:lang w:val="en-US"/>
-        </w:rPr>
-        <w:t xml:space="preserve">Figure 1.10: Entity Relational Diagram………………………………….….……………………………………….15. </w:t>
-      </w:r>
-    </w:p>
-    <w:p>
-      <w:pPr>
-        <w:rPr>
-          <w:bCs/>
-          <w:sz w:val="22"/>
-          <w:szCs w:val="22"/>
-          <w:lang w:val="en-US"/>
-        </w:rPr>
-      </w:pPr>
-      <w:r>
-        <w:rPr>
-          <w:bCs/>
-          <w:sz w:val="22"/>
-          <w:szCs w:val="22"/>
-          <w:lang w:val="en-US"/>
-        </w:rPr>
-        <w:t xml:space="preserve">Figure 1.11: Relationship between User and Pool owner…….…………………………………………….15. </w:t>
-      </w:r>
-    </w:p>
-    <w:p>
-      <w:pPr>
-        <w:rPr>
-          <w:bCs/>
-          <w:sz w:val="22"/>
-          <w:szCs w:val="22"/>
-          <w:lang w:val="en-US"/>
-        </w:rPr>
-      </w:pPr>
-      <w:r>
-        <w:rPr>
-          <w:bCs/>
-          <w:sz w:val="22"/>
-          <w:szCs w:val="22"/>
-          <w:lang w:val="en-US"/>
-        </w:rPr>
-        <w:t xml:space="preserve">Figure 1.12: One-to-one relationship………………………………………………………….…...……………….15. </w:t>
-      </w:r>
-    </w:p>
-    <w:p>
-      <w:pPr>
-        <w:rPr>
-          <w:bCs/>
-          <w:sz w:val="22"/>
-          <w:szCs w:val="22"/>
-          <w:lang w:val="en-US"/>
-        </w:rPr>
-      </w:pPr>
-      <w:r>
-        <w:rPr>
-          <w:bCs/>
-          <w:sz w:val="22"/>
-          <w:szCs w:val="22"/>
-          <w:lang w:val="en-US"/>
-        </w:rPr>
-        <w:t xml:space="preserve">Figure 1.13: Relationship between Pool owner and pool………………….……………………………….16. </w:t>
-      </w:r>
-    </w:p>
-    <w:p>
-      <w:pPr>
-        <w:rPr>
-          <w:bCs/>
-          <w:sz w:val="22"/>
-          <w:szCs w:val="22"/>
-          <w:lang w:val="en-US"/>
-        </w:rPr>
-      </w:pPr>
-      <w:r>
-        <w:rPr>
-          <w:bCs/>
-          <w:sz w:val="22"/>
-          <w:szCs w:val="22"/>
-          <w:lang w:val="en-US"/>
-        </w:rPr>
-        <w:lastRenderedPageBreak/>
-        <w:t xml:space="preserve">Figure 1.14: One-to-many relationship…………………….….…………………………………………………….16. </w:t>
-      </w:r>
-    </w:p>
-    <w:p>
-      <w:pPr>
-        <w:rPr>
-          <w:bCs/>
-          <w:sz w:val="22"/>
-          <w:szCs w:val="22"/>
-          <w:lang w:val="en-US"/>
-        </w:rPr>
-      </w:pPr>
-      <w:r>
-        <w:rPr>
-          <w:bCs/>
-          <w:sz w:val="22"/>
-          <w:szCs w:val="22"/>
-          <w:lang w:val="en-US"/>
-        </w:rPr>
-        <w:t xml:space="preserve">Figure 1.15: Relationship between Booking and Service…………………….….………………………….16. </w:t>
-      </w:r>
-    </w:p>
-    <w:p>
-      <w:pPr>
-        <w:rPr>
-          <w:bCs/>
-          <w:sz w:val="22"/>
-          <w:szCs w:val="22"/>
-          <w:lang w:val="en-US"/>
-        </w:rPr>
-      </w:pPr>
-      <w:r>
-        <w:rPr>
-          <w:bCs/>
-          <w:sz w:val="22"/>
-          <w:szCs w:val="22"/>
-          <w:lang w:val="en-US"/>
-        </w:rPr>
-        <w:t xml:space="preserve">Figure 2.1: Login Screen…………………………………………………………………………………………………….17. </w:t>
-      </w:r>
-    </w:p>
-    <w:p>
-      <w:pPr>
-        <w:rPr>
-          <w:bCs/>
-          <w:sz w:val="22"/>
-          <w:szCs w:val="22"/>
-          <w:lang w:val="en-US"/>
-        </w:rPr>
-      </w:pPr>
-      <w:r>
-        <w:rPr>
-          <w:bCs/>
-          <w:sz w:val="22"/>
-          <w:szCs w:val="22"/>
-          <w:lang w:val="en-US"/>
-        </w:rPr>
-        <w:t xml:space="preserve">Figure 2.2: Error Message………………………………………………………………………………………………….17. </w:t>
-      </w:r>
-    </w:p>
-    <w:p>
-      <w:pPr>
-        <w:rPr>
-          <w:bCs/>
-          <w:sz w:val="22"/>
-          <w:szCs w:val="22"/>
-          <w:lang w:val="en-US"/>
-        </w:rPr>
-      </w:pPr>
-      <w:r>
-        <w:rPr>
-          <w:bCs/>
-          <w:sz w:val="22"/>
-          <w:szCs w:val="22"/>
-          <w:lang w:val="en-US"/>
-        </w:rPr>
-        <w:t>Figure 2.3: Sign Up Screen…………………………………………………</w:t>
-      </w:r>
-      <w:proofErr w:type="gramStart"/>
-      <w:r>
-        <w:rPr>
-          <w:bCs/>
-          <w:sz w:val="22"/>
-          <w:szCs w:val="22"/>
-          <w:lang w:val="en-US"/>
-        </w:rPr>
-        <w:t>…..</w:t>
-      </w:r>
-      <w:proofErr w:type="gramEnd"/>
-      <w:r>
-        <w:rPr>
-          <w:bCs/>
-          <w:sz w:val="22"/>
-          <w:szCs w:val="22"/>
-          <w:lang w:val="en-US"/>
-        </w:rPr>
-        <w:t xml:space="preserve">………………………………………….18. </w:t>
-      </w:r>
-    </w:p>
-    <w:p>
-      <w:pPr>
-        <w:rPr>
-          <w:bCs/>
-          <w:sz w:val="22"/>
-          <w:szCs w:val="22"/>
-          <w:lang w:val="en-US"/>
-        </w:rPr>
-      </w:pPr>
-      <w:r>
-        <w:rPr>
-          <w:bCs/>
-          <w:sz w:val="22"/>
-          <w:szCs w:val="22"/>
-          <w:lang w:val="en-US"/>
-        </w:rPr>
-        <w:t>Figure 2.4: Business Registration Screen</w:t>
-      </w:r>
-      <w:proofErr w:type="gramStart"/>
-      <w:r>
-        <w:rPr>
-          <w:bCs/>
-          <w:sz w:val="22"/>
-          <w:szCs w:val="22"/>
-          <w:lang w:val="en-US"/>
-        </w:rPr>
-        <w:t>…..</w:t>
-      </w:r>
-      <w:proofErr w:type="gramEnd"/>
-      <w:r>
-        <w:rPr>
-          <w:bCs/>
-          <w:sz w:val="22"/>
-          <w:szCs w:val="22"/>
-          <w:lang w:val="en-US"/>
-        </w:rPr>
-        <w:t xml:space="preserve">……………………………………………………………………….19. </w:t>
-      </w:r>
-    </w:p>
-    <w:p>
-      <w:pPr>
-        <w:rPr>
-          <w:bCs/>
-          <w:sz w:val="22"/>
-          <w:szCs w:val="22"/>
-          <w:lang w:val="en-US"/>
-        </w:rPr>
-      </w:pPr>
-      <w:r>
-        <w:rPr>
-          <w:bCs/>
-          <w:sz w:val="22"/>
-          <w:szCs w:val="22"/>
-          <w:lang w:val="en-US"/>
-        </w:rPr>
-        <w:t>Figure 2.5: Client Home screen……</w:t>
-      </w:r>
-      <w:proofErr w:type="gramStart"/>
-      <w:r>
-        <w:rPr>
-          <w:bCs/>
-          <w:sz w:val="22"/>
-          <w:szCs w:val="22"/>
-          <w:lang w:val="en-US"/>
-        </w:rPr>
-        <w:t>…..</w:t>
-      </w:r>
-      <w:proofErr w:type="gramEnd"/>
-      <w:r>
-        <w:rPr>
-          <w:bCs/>
-          <w:sz w:val="22"/>
-          <w:szCs w:val="22"/>
-          <w:lang w:val="en-US"/>
-        </w:rPr>
-        <w:t xml:space="preserve">…………………….………………………………………………………….20. </w:t>
-      </w:r>
-    </w:p>
-    <w:p>
-      <w:pPr>
-        <w:rPr>
-          <w:bCs/>
-          <w:sz w:val="22"/>
-          <w:szCs w:val="22"/>
-          <w:lang w:val="en-US"/>
-        </w:rPr>
-      </w:pPr>
-      <w:r>
-        <w:rPr>
-          <w:bCs/>
-          <w:sz w:val="22"/>
-          <w:szCs w:val="22"/>
-          <w:lang w:val="en-US"/>
-        </w:rPr>
-        <w:t xml:space="preserve">Figure 2.6: Client Menu Screen………………………………………………………………………………………….21. </w:t>
-      </w:r>
-    </w:p>
-    <w:p>
-      <w:pPr>
-        <w:rPr>
-          <w:bCs/>
-          <w:sz w:val="22"/>
-          <w:szCs w:val="22"/>
-          <w:lang w:val="en-US"/>
-        </w:rPr>
-      </w:pPr>
-      <w:r>
-        <w:rPr>
-          <w:bCs/>
-          <w:sz w:val="22"/>
-          <w:szCs w:val="22"/>
-          <w:lang w:val="en-US"/>
-        </w:rPr>
-        <w:t xml:space="preserve">Figure 2.7: "+" Button……………………………………………………….……………………………………………….22. </w:t>
-      </w:r>
-    </w:p>
-    <w:p>
-      <w:pPr>
-        <w:rPr>
-          <w:bCs/>
-          <w:sz w:val="22"/>
-          <w:szCs w:val="22"/>
-          <w:lang w:val="en-US"/>
-        </w:rPr>
-      </w:pPr>
-      <w:r>
-        <w:rPr>
-          <w:bCs/>
-          <w:sz w:val="22"/>
-          <w:szCs w:val="22"/>
-          <w:lang w:val="en-US"/>
-        </w:rPr>
-        <w:t xml:space="preserve">Figure 2.8: Client Marketplace Screen……………………………………………………………………………….23. </w:t>
-      </w:r>
-    </w:p>
-    <w:p>
-      <w:pPr>
-        <w:rPr>
-          <w:bCs/>
-          <w:sz w:val="22"/>
-          <w:szCs w:val="22"/>
-          <w:lang w:val="en-US"/>
-        </w:rPr>
-      </w:pPr>
-      <w:r>
-        <w:rPr>
-          <w:bCs/>
-          <w:sz w:val="22"/>
-          <w:szCs w:val="22"/>
-          <w:lang w:val="en-US"/>
-        </w:rPr>
-        <w:t xml:space="preserve">Figure 2.9: Client Profile…………………………………………………………………………………………………….24. </w:t>
-      </w:r>
-    </w:p>
-    <w:p>
-      <w:pPr>
-        <w:rPr>
-          <w:bCs/>
-          <w:sz w:val="22"/>
-          <w:szCs w:val="22"/>
-          <w:lang w:val="en-US"/>
-        </w:rPr>
-      </w:pPr>
-      <w:r>
-        <w:rPr>
-          <w:bCs/>
-          <w:sz w:val="22"/>
-          <w:szCs w:val="22"/>
-          <w:lang w:val="en-US"/>
-        </w:rPr>
-        <w:t>Figure 2.10: Business Owner Home screen…………</w:t>
-      </w:r>
-      <w:proofErr w:type="gramStart"/>
-      <w:r>
-        <w:rPr>
-          <w:bCs/>
-          <w:sz w:val="22"/>
-          <w:szCs w:val="22"/>
-          <w:lang w:val="en-US"/>
-        </w:rPr>
-        <w:t>…..</w:t>
-      </w:r>
-      <w:proofErr w:type="gramEnd"/>
-      <w:r>
-        <w:rPr>
-          <w:bCs/>
-          <w:sz w:val="22"/>
-          <w:szCs w:val="22"/>
-          <w:lang w:val="en-US"/>
-        </w:rPr>
-        <w:t xml:space="preserve">……..………………………………………………….25. </w:t>
-      </w:r>
-    </w:p>
-    <w:p>
-      <w:pPr>
-        <w:rPr>
-          <w:bCs/>
-          <w:sz w:val="22"/>
-          <w:szCs w:val="22"/>
-          <w:lang w:val="en-US"/>
-        </w:rPr>
-      </w:pPr>
-      <w:r>
-        <w:rPr>
-          <w:bCs/>
-          <w:sz w:val="22"/>
-          <w:szCs w:val="22"/>
-          <w:lang w:val="en-US"/>
-        </w:rPr>
-        <w:t>Figure 2.11: Business Owner Menu………………</w:t>
-      </w:r>
-      <w:proofErr w:type="gramStart"/>
-      <w:r>
-        <w:rPr>
-          <w:bCs/>
-          <w:sz w:val="22"/>
-          <w:szCs w:val="22"/>
-          <w:lang w:val="en-US"/>
-        </w:rPr>
-        <w:t>…..</w:t>
-      </w:r>
-      <w:proofErr w:type="gramEnd"/>
-      <w:r>
-        <w:rPr>
-          <w:bCs/>
-          <w:sz w:val="22"/>
-          <w:szCs w:val="22"/>
-          <w:lang w:val="en-US"/>
-        </w:rPr>
-        <w:t xml:space="preserve">……………………………………………………………….26. </w:t>
-      </w:r>
-    </w:p>
-    <w:p>
-      <w:pPr>
-        <w:rPr>
-          <w:bCs/>
-          <w:sz w:val="22"/>
-          <w:szCs w:val="22"/>
-          <w:lang w:val="en-US"/>
-        </w:rPr>
-      </w:pPr>
-      <w:r>
-        <w:rPr>
-          <w:bCs/>
-          <w:sz w:val="22"/>
-          <w:szCs w:val="22"/>
-          <w:lang w:val="en-US"/>
-        </w:rPr>
-        <w:t xml:space="preserve">Figure 2.12: The Business Owner "+" Button…………………….……………………………………………….27. </w:t>
-      </w:r>
-    </w:p>
-    <w:p>
-      <w:pPr>
-        <w:rPr>
-          <w:bCs/>
-          <w:sz w:val="22"/>
-          <w:szCs w:val="22"/>
-          <w:lang w:val="en-US"/>
-        </w:rPr>
-      </w:pPr>
-      <w:r>
-        <w:rPr>
-          <w:bCs/>
-          <w:sz w:val="22"/>
-          <w:szCs w:val="22"/>
-          <w:lang w:val="en-US"/>
-        </w:rPr>
-        <w:t xml:space="preserve">Figure 2.13: Business Owners Marketplace Screen.…….…………………………………………………….28. </w:t>
-      </w:r>
-      <w:r>
-        <w:rPr>
-          <w:bCs/>
-          <w:sz w:val="22"/>
-          <w:szCs w:val="22"/>
-          <w:lang w:val="en-US"/>
-        </w:rPr>
-        <w:br w:type="page"/>
-      </w:r>
-    </w:p>
-    <w:p>
-      <w:pPr>
-        <w:pStyle w:val="Style1"/>
-        <w:rPr>
-          <w:lang w:val="en-US"/>
-        </w:rPr>
-      </w:pPr>
-      <w:bookmarkStart w:id="367" w:name="_Toc212822427"/>
-      <w:bookmarkStart w:id="368" w:name="_Toc212827098"/>
-      <w:r>
-        <w:rPr>
-          <w:lang w:val="en-US"/>
-        </w:rPr>
-        <w:lastRenderedPageBreak/>
-        <w:t xml:space="preserve">A. </w:t>
-      </w:r>
-      <w:r>
-        <w:rPr>
-          <w:lang w:val="en-US"/>
-        </w:rPr>
-        <w:t>Business case revisions</w:t>
-      </w:r>
-      <w:bookmarkEnd w:id="367"/>
-      <w:bookmarkEnd w:id="368"/>
-    </w:p>
-    <w:p>
-      <w:pPr>
-        <w:jc w:val="both"/>
-        <w:rPr>
-          <w:bCs/>
-          <w:sz w:val="22"/>
-          <w:szCs w:val="22"/>
-          <w:lang w:val="en-US"/>
-        </w:rPr>
-      </w:pPr>
-    </w:p>
-    <w:p>
-      <w:pPr>
-        <w:jc w:val="both"/>
-        <w:rPr>
-          <w:bCs/>
-          <w:sz w:val="22"/>
-          <w:szCs w:val="22"/>
-          <w:lang w:val="en-US"/>
-        </w:rPr>
-      </w:pPr>
-      <w:r>
-        <w:rPr>
-          <w:bCs/>
-          <w:sz w:val="22"/>
-          <w:szCs w:val="22"/>
-          <w:lang w:val="en-US"/>
-        </w:rPr>
-        <w:t>This document reports on the changes made to the business case, after assessment.</w:t>
-      </w:r>
-    </w:p>
-    <w:p>
-      <w:pPr>
-        <w:jc w:val="both"/>
-        <w:rPr>
-          <w:bCs/>
-          <w:sz w:val="22"/>
-          <w:szCs w:val="22"/>
-          <w:lang w:val="en-US"/>
-        </w:rPr>
-      </w:pPr>
-    </w:p>
-    <w:p>
-      <w:pPr>
-        <w:pStyle w:val="Style2"/>
-        <w:rPr>
-          <w:lang w:val="en-US"/>
-        </w:rPr>
-      </w:pPr>
-      <w:bookmarkStart w:id="369" w:name="_Toc212822428"/>
-      <w:bookmarkStart w:id="370" w:name="_Toc212827099"/>
-      <w:r>
-        <w:rPr>
-          <w:lang w:val="en-US"/>
-        </w:rPr>
-        <w:t>A</w:t>
-      </w:r>
-      <w:r>
-        <w:rPr>
-          <w:lang w:val="en-US"/>
-        </w:rPr>
-        <w:t>.1 Changes made in response to comments</w:t>
-      </w:r>
-      <w:bookmarkEnd w:id="369"/>
-      <w:bookmarkEnd w:id="370"/>
-    </w:p>
-    <w:p>
-      <w:pPr>
-        <w:jc w:val="both"/>
-        <w:rPr>
-          <w:bCs/>
-          <w:sz w:val="22"/>
-          <w:szCs w:val="22"/>
-          <w:lang w:val="en-US"/>
-        </w:rPr>
-      </w:pPr>
-    </w:p>
-    <w:p>
-      <w:pPr>
-        <w:pStyle w:val="Style3"/>
-      </w:pPr>
-      <w:bookmarkStart w:id="371" w:name="_Toc212822429"/>
-      <w:bookmarkStart w:id="372" w:name="_Toc212827100"/>
-      <w:r>
-        <w:t>A.1.1 Justify (align) document text</w:t>
-      </w:r>
-      <w:bookmarkEnd w:id="371"/>
-      <w:bookmarkEnd w:id="372"/>
-    </w:p>
-    <w:p>
-      <w:pPr>
-        <w:jc w:val="both"/>
-        <w:rPr>
-          <w:bCs/>
-          <w:sz w:val="22"/>
-          <w:szCs w:val="22"/>
-          <w:lang w:val="en-US"/>
-        </w:rPr>
-      </w:pPr>
-    </w:p>
-    <w:p>
-      <w:pPr>
-        <w:jc w:val="both"/>
-        <w:rPr>
-          <w:bCs/>
-          <w:sz w:val="22"/>
-          <w:szCs w:val="22"/>
-          <w:lang w:val="en-US"/>
-        </w:rPr>
-      </w:pPr>
-      <w:r>
-        <w:rPr>
-          <w:bCs/>
-          <w:sz w:val="22"/>
-          <w:szCs w:val="22"/>
-          <w:lang w:val="en-US"/>
-        </w:rPr>
-        <w:t>Applied text justification to the document.</w:t>
-      </w:r>
-    </w:p>
-    <w:p>
-      <w:pPr>
-        <w:jc w:val="both"/>
-        <w:rPr>
-          <w:bCs/>
-          <w:sz w:val="22"/>
-          <w:szCs w:val="22"/>
-          <w:lang w:val="en-US"/>
-        </w:rPr>
-      </w:pPr>
-    </w:p>
-    <w:p>
-      <w:pPr>
-        <w:pStyle w:val="Style2"/>
-        <w:rPr>
-          <w:lang w:val="en-US"/>
-        </w:rPr>
-      </w:pPr>
-      <w:bookmarkStart w:id="373" w:name="_Toc212822430"/>
-      <w:bookmarkStart w:id="374" w:name="_Toc212827101"/>
-      <w:r>
-        <w:rPr>
-          <w:lang w:val="en-US"/>
-        </w:rPr>
-        <w:t xml:space="preserve">A.2 Changes made </w:t>
-      </w:r>
-      <w:r>
-        <w:rPr>
-          <w:lang w:val="en-US"/>
-        </w:rPr>
-        <w:t xml:space="preserve">as </w:t>
-      </w:r>
-      <w:r>
-        <w:rPr>
-          <w:lang w:val="en-US"/>
-        </w:rPr>
-        <w:t xml:space="preserve">the </w:t>
-      </w:r>
-      <w:r>
-        <w:rPr>
-          <w:lang w:val="en-US"/>
-        </w:rPr>
-        <w:t>project progressed</w:t>
-      </w:r>
-      <w:bookmarkEnd w:id="373"/>
-      <w:bookmarkEnd w:id="374"/>
-    </w:p>
-    <w:p>
-      <w:pPr>
-        <w:jc w:val="both"/>
-        <w:rPr>
-          <w:bCs/>
-          <w:sz w:val="22"/>
-          <w:szCs w:val="22"/>
-          <w:lang w:val="en-US"/>
-        </w:rPr>
-      </w:pPr>
-    </w:p>
-    <w:p>
-      <w:pPr>
-        <w:pStyle w:val="Style3"/>
-      </w:pPr>
-      <w:bookmarkStart w:id="375" w:name="_Toc212822431"/>
-      <w:bookmarkStart w:id="376" w:name="_Toc212827102"/>
-      <w:r>
-        <w:t>A.2.1 Changed objectives</w:t>
-      </w:r>
-      <w:bookmarkEnd w:id="375"/>
-      <w:bookmarkEnd w:id="376"/>
-    </w:p>
-    <w:p>
-      <w:pPr>
-        <w:jc w:val="both"/>
-        <w:rPr>
-          <w:bCs/>
-          <w:sz w:val="22"/>
-          <w:szCs w:val="22"/>
-          <w:lang w:val="en-US"/>
-        </w:rPr>
-      </w:pPr>
-    </w:p>
-    <w:p>
-      <w:pPr>
-        <w:jc w:val="both"/>
-        <w:rPr>
-          <w:bCs/>
-          <w:sz w:val="22"/>
-          <w:szCs w:val="22"/>
-          <w:lang w:val="en-US"/>
-        </w:rPr>
-      </w:pPr>
-      <w:r>
-        <w:rPr>
-          <w:bCs/>
-          <w:sz w:val="22"/>
-          <w:szCs w:val="22"/>
-          <w:lang w:val="en-US"/>
-        </w:rPr>
-        <w:t>The original objective of X no longer described what my study focused on, so I changed it to Y.</w:t>
-      </w:r>
-    </w:p>
-    <w:p>
-      <w:pPr>
-        <w:jc w:val="both"/>
-        <w:rPr>
-          <w:bCs/>
-          <w:sz w:val="22"/>
-          <w:szCs w:val="22"/>
-          <w:lang w:val="en-US"/>
-        </w:rPr>
-      </w:pPr>
-    </w:p>
-    <w:p>
-      <w:pPr>
-        <w:rPr>
-          <w:bCs/>
-          <w:sz w:val="22"/>
-          <w:szCs w:val="22"/>
-          <w:lang w:val="en-US"/>
-        </w:rPr>
-      </w:pPr>
-      <w:r>
-        <w:rPr>
-          <w:bCs/>
-          <w:sz w:val="22"/>
-          <w:szCs w:val="22"/>
-          <w:lang w:val="en-US"/>
-        </w:rPr>
-        <w:br w:type="page"/>
-      </w:r>
-    </w:p>
-    <w:p>
-      <w:pPr>
-        <w:pStyle w:val="Style1"/>
-        <w:rPr>
-          <w:lang w:val="en-US"/>
-        </w:rPr>
-      </w:pPr>
-      <w:bookmarkStart w:id="377" w:name="_Toc212822432"/>
-      <w:bookmarkStart w:id="378" w:name="_Toc212827103"/>
-      <w:r>
-        <w:rPr>
-          <w:lang w:val="en-US"/>
-        </w:rPr>
-        <w:lastRenderedPageBreak/>
-        <w:t>B</w:t>
-      </w:r>
-      <w:r>
-        <w:rPr>
-          <w:lang w:val="en-US"/>
-        </w:rPr>
-        <w:t xml:space="preserve">. </w:t>
-      </w:r>
-      <w:r>
-        <w:rPr>
-          <w:lang w:val="en-US"/>
-        </w:rPr>
-        <w:t>System requirements, specifications and technical design</w:t>
-      </w:r>
-      <w:r>
-        <w:rPr>
-          <w:lang w:val="en-US"/>
-        </w:rPr>
-        <w:t xml:space="preserve"> revisions</w:t>
-      </w:r>
-      <w:bookmarkEnd w:id="377"/>
-      <w:bookmarkEnd w:id="378"/>
-    </w:p>
-    <w:p>
-      <w:pPr>
-        <w:jc w:val="both"/>
-        <w:rPr>
-          <w:bCs/>
-          <w:sz w:val="22"/>
-          <w:szCs w:val="22"/>
-          <w:lang w:val="en-US"/>
-        </w:rPr>
-      </w:pPr>
-    </w:p>
-    <w:p>
-      <w:pPr>
-        <w:jc w:val="both"/>
-        <w:rPr>
-          <w:bCs/>
-          <w:sz w:val="22"/>
-          <w:szCs w:val="22"/>
-          <w:lang w:val="en-US"/>
-        </w:rPr>
-      </w:pPr>
-      <w:r>
-        <w:rPr>
-          <w:bCs/>
-          <w:sz w:val="22"/>
-          <w:szCs w:val="22"/>
-          <w:lang w:val="en-US"/>
-        </w:rPr>
-        <w:t>This document reports on the changes made to the business case, after assessment.</w:t>
-      </w:r>
-    </w:p>
-    <w:p>
-      <w:pPr>
-        <w:jc w:val="both"/>
-        <w:rPr>
-          <w:bCs/>
-          <w:sz w:val="22"/>
-          <w:szCs w:val="22"/>
-          <w:lang w:val="en-US"/>
-        </w:rPr>
-      </w:pPr>
-    </w:p>
-    <w:p>
-      <w:pPr>
-        <w:pStyle w:val="Style2"/>
-        <w:rPr>
-          <w:lang w:val="en-US"/>
-        </w:rPr>
-      </w:pPr>
-      <w:bookmarkStart w:id="379" w:name="_Toc212822433"/>
-      <w:bookmarkStart w:id="380" w:name="_Toc212827104"/>
-      <w:r>
-        <w:rPr>
-          <w:lang w:val="en-US"/>
-        </w:rPr>
-        <w:t>B</w:t>
-      </w:r>
-      <w:r>
-        <w:rPr>
-          <w:lang w:val="en-US"/>
-        </w:rPr>
-        <w:t>.1 Changes made in response to comments</w:t>
-      </w:r>
-      <w:bookmarkEnd w:id="379"/>
-      <w:bookmarkEnd w:id="380"/>
-    </w:p>
-    <w:p>
-      <w:pPr>
-        <w:jc w:val="both"/>
-        <w:rPr>
-          <w:bCs/>
-          <w:sz w:val="22"/>
-          <w:szCs w:val="22"/>
-          <w:lang w:val="en-US"/>
-        </w:rPr>
-      </w:pPr>
-    </w:p>
-    <w:p>
-      <w:pPr>
-        <w:pStyle w:val="Style3"/>
-      </w:pPr>
-      <w:bookmarkStart w:id="381" w:name="_Toc212822434"/>
-      <w:bookmarkStart w:id="382" w:name="_Toc212827105"/>
-      <w:r>
-        <w:t>B</w:t>
-      </w:r>
-      <w:r>
-        <w:t xml:space="preserve">.1.1 </w:t>
-      </w:r>
-      <w:r>
-        <w:t>Changes to ERD</w:t>
-      </w:r>
-      <w:bookmarkEnd w:id="381"/>
-      <w:bookmarkEnd w:id="382"/>
-    </w:p>
-    <w:p>
-      <w:pPr>
-        <w:jc w:val="both"/>
-        <w:rPr>
-          <w:bCs/>
-          <w:sz w:val="22"/>
-          <w:szCs w:val="22"/>
-          <w:lang w:val="en-US"/>
-        </w:rPr>
-      </w:pPr>
-    </w:p>
-    <w:p>
-      <w:pPr>
-        <w:jc w:val="both"/>
-        <w:rPr>
-          <w:bCs/>
-          <w:sz w:val="22"/>
-          <w:szCs w:val="22"/>
-          <w:lang w:val="en-US"/>
-        </w:rPr>
-      </w:pPr>
-      <w:r>
-        <w:rPr>
-          <w:bCs/>
-          <w:sz w:val="22"/>
-          <w:szCs w:val="22"/>
-          <w:lang w:val="en-US"/>
-        </w:rPr>
-        <w:t>To address the comments on the ERD, I made the following changes…</w:t>
-      </w:r>
-    </w:p>
-    <w:p>
-      <w:pPr>
-        <w:jc w:val="both"/>
-        <w:rPr>
-          <w:bCs/>
-          <w:sz w:val="22"/>
-          <w:szCs w:val="22"/>
-          <w:lang w:val="en-US"/>
-        </w:rPr>
-      </w:pPr>
-    </w:p>
-    <w:p>
-      <w:pPr>
-        <w:pStyle w:val="Style2"/>
-        <w:rPr>
-          <w:lang w:val="en-US"/>
-        </w:rPr>
-      </w:pPr>
-      <w:bookmarkStart w:id="383" w:name="_Toc212822435"/>
-      <w:bookmarkStart w:id="384" w:name="_Toc212827106"/>
-      <w:r>
-        <w:rPr>
-          <w:lang w:val="en-US"/>
-        </w:rPr>
-        <w:t>B</w:t>
-      </w:r>
-      <w:r>
-        <w:rPr>
-          <w:lang w:val="en-US"/>
-        </w:rPr>
-        <w:t xml:space="preserve">.2 Changes made as </w:t>
-      </w:r>
-      <w:r>
-        <w:rPr>
-          <w:lang w:val="en-US"/>
-        </w:rPr>
-        <w:t xml:space="preserve">the </w:t>
-      </w:r>
-      <w:r>
-        <w:rPr>
-          <w:lang w:val="en-US"/>
-        </w:rPr>
-        <w:t>project progressed</w:t>
-      </w:r>
-      <w:bookmarkEnd w:id="383"/>
-      <w:bookmarkEnd w:id="384"/>
-    </w:p>
-    <w:p>
-      <w:pPr>
-        <w:jc w:val="both"/>
-        <w:rPr>
-          <w:bCs/>
-          <w:sz w:val="22"/>
-          <w:szCs w:val="22"/>
-          <w:lang w:val="en-US"/>
-        </w:rPr>
-      </w:pPr>
-    </w:p>
-    <w:p>
-      <w:pPr>
-        <w:pStyle w:val="Style3"/>
-      </w:pPr>
-      <w:bookmarkStart w:id="385" w:name="_Toc212822436"/>
-      <w:bookmarkStart w:id="386" w:name="_Toc212827107"/>
-      <w:r>
-        <w:t>B</w:t>
-      </w:r>
-      <w:r>
-        <w:t xml:space="preserve">.2.1 </w:t>
-      </w:r>
-      <w:r>
-        <w:t>Extra feature added</w:t>
-      </w:r>
-      <w:bookmarkEnd w:id="385"/>
-      <w:bookmarkEnd w:id="386"/>
-    </w:p>
-    <w:p>
-      <w:pPr>
-        <w:jc w:val="both"/>
-        <w:rPr>
-          <w:bCs/>
-          <w:sz w:val="22"/>
-          <w:szCs w:val="22"/>
-          <w:lang w:val="en-US"/>
-        </w:rPr>
-      </w:pPr>
-    </w:p>
-    <w:p>
-      <w:pPr>
-        <w:jc w:val="both"/>
-        <w:rPr>
-          <w:bCs/>
-          <w:sz w:val="22"/>
-          <w:szCs w:val="22"/>
-          <w:lang w:val="en-US"/>
-        </w:rPr>
-      </w:pPr>
-      <w:r>
-        <w:rPr>
-          <w:bCs/>
-          <w:sz w:val="22"/>
-          <w:szCs w:val="22"/>
-          <w:lang w:val="en-US"/>
-        </w:rPr>
-        <w:t>To add to the scope of my project I added feature X, to provide….</w:t>
-      </w:r>
-    </w:p>
-    <w:p>
-      <w:pPr>
-        <w:jc w:val="both"/>
-        <w:rPr>
-          <w:bCs/>
-          <w:sz w:val="22"/>
-          <w:szCs w:val="22"/>
-          <w:lang w:val="en-US"/>
-        </w:rPr>
-      </w:pPr>
-    </w:p>
-    <w:p>
-      <w:pPr>
-        <w:rPr>
-          <w:bCs/>
-          <w:sz w:val="22"/>
-          <w:szCs w:val="22"/>
-          <w:lang w:val="en-US"/>
-        </w:rPr>
-      </w:pPr>
-      <w:r>
-        <w:rPr>
-          <w:bCs/>
-          <w:sz w:val="22"/>
-          <w:szCs w:val="22"/>
-          <w:lang w:val="en-US"/>
-        </w:rPr>
-        <w:br w:type="page"/>
-      </w:r>
-    </w:p>
-    <w:p>
-      <w:pPr>
-        <w:pStyle w:val="Style1"/>
-        <w:rPr>
-          <w:lang w:val="en-US"/>
-        </w:rPr>
-      </w:pPr>
-      <w:bookmarkStart w:id="387" w:name="_Toc212822437"/>
-      <w:bookmarkStart w:id="388" w:name="_Toc212827108"/>
-      <w:r>
-        <w:rPr>
-          <w:lang w:val="en-US"/>
-        </w:rPr>
-        <w:lastRenderedPageBreak/>
-        <w:t>C</w:t>
-      </w:r>
-      <w:r>
-        <w:rPr>
-          <w:lang w:val="en-US"/>
-        </w:rPr>
-        <w:t xml:space="preserve">. </w:t>
-      </w:r>
-      <w:r>
-        <w:rPr>
-          <w:lang w:val="en-US"/>
-        </w:rPr>
-        <w:t>Implementation</w:t>
-      </w:r>
-      <w:r>
-        <w:rPr>
-          <w:lang w:val="en-US"/>
-        </w:rPr>
-        <w:t xml:space="preserve"> revisions</w:t>
-      </w:r>
-      <w:bookmarkEnd w:id="387"/>
-      <w:bookmarkEnd w:id="388"/>
-    </w:p>
-    <w:p>
-      <w:pPr>
-        <w:jc w:val="both"/>
-        <w:rPr>
-          <w:bCs/>
-          <w:sz w:val="22"/>
-          <w:szCs w:val="22"/>
-          <w:lang w:val="en-US"/>
-        </w:rPr>
-      </w:pPr>
-    </w:p>
-    <w:p>
-      <w:pPr>
-        <w:jc w:val="both"/>
-        <w:rPr>
-          <w:bCs/>
-          <w:sz w:val="22"/>
-          <w:szCs w:val="22"/>
-          <w:lang w:val="en-US"/>
-        </w:rPr>
-      </w:pPr>
-      <w:r>
-        <w:rPr>
-          <w:bCs/>
-          <w:sz w:val="22"/>
-          <w:szCs w:val="22"/>
-          <w:lang w:val="en-US"/>
-        </w:rPr>
-        <w:t>This document reports on the changes made to the business case, after assessment.</w:t>
-      </w:r>
-    </w:p>
-    <w:p>
-      <w:pPr>
-        <w:jc w:val="both"/>
-        <w:rPr>
-          <w:bCs/>
-          <w:sz w:val="22"/>
-          <w:szCs w:val="22"/>
-          <w:lang w:val="en-US"/>
-        </w:rPr>
-      </w:pPr>
-    </w:p>
-    <w:p>
-      <w:pPr>
-        <w:pStyle w:val="Style2"/>
-        <w:rPr>
-          <w:lang w:val="en-US"/>
-        </w:rPr>
-      </w:pPr>
-      <w:bookmarkStart w:id="389" w:name="_Toc212822438"/>
-      <w:bookmarkStart w:id="390" w:name="_Toc212827109"/>
-      <w:r>
-        <w:rPr>
-          <w:lang w:val="en-US"/>
-        </w:rPr>
-        <w:t>C</w:t>
-      </w:r>
-      <w:r>
-        <w:rPr>
-          <w:lang w:val="en-US"/>
-        </w:rPr>
-        <w:t>.1 Changes made in response to comments</w:t>
-      </w:r>
-      <w:bookmarkEnd w:id="389"/>
-      <w:bookmarkEnd w:id="390"/>
-    </w:p>
-    <w:p>
-      <w:pPr>
-        <w:jc w:val="both"/>
-        <w:rPr>
-          <w:bCs/>
-          <w:sz w:val="22"/>
-          <w:szCs w:val="22"/>
-          <w:lang w:val="en-US"/>
-        </w:rPr>
-      </w:pPr>
-    </w:p>
-    <w:p>
-      <w:pPr>
-        <w:pStyle w:val="Style3"/>
-      </w:pPr>
-      <w:bookmarkStart w:id="391" w:name="_Toc212822439"/>
-      <w:bookmarkStart w:id="392" w:name="_Toc212827110"/>
-      <w:r>
-        <w:t>C</w:t>
-      </w:r>
-      <w:r>
-        <w:t xml:space="preserve">.1.1 </w:t>
-      </w:r>
-      <w:r>
-        <w:t>Extract of complex code was boilerplate</w:t>
-      </w:r>
-      <w:bookmarkEnd w:id="391"/>
-      <w:bookmarkEnd w:id="392"/>
-    </w:p>
-    <w:p>
-      <w:pPr>
-        <w:jc w:val="both"/>
-        <w:rPr>
-          <w:bCs/>
-          <w:sz w:val="22"/>
-          <w:szCs w:val="22"/>
-          <w:lang w:val="en-US"/>
-        </w:rPr>
-      </w:pPr>
-    </w:p>
-    <w:p>
-      <w:pPr>
-        <w:jc w:val="both"/>
-        <w:rPr>
-          <w:bCs/>
-          <w:sz w:val="22"/>
-          <w:szCs w:val="22"/>
-          <w:lang w:val="en-US"/>
-        </w:rPr>
-      </w:pPr>
-      <w:r>
-        <w:rPr>
-          <w:bCs/>
-          <w:sz w:val="22"/>
-          <w:szCs w:val="22"/>
-          <w:lang w:val="en-US"/>
-        </w:rPr>
-        <w:t>Replaced this piece of complex code with one I had written.  See section 3.?</w:t>
-      </w:r>
-    </w:p>
-    <w:p>
-      <w:pPr>
-        <w:jc w:val="both"/>
-        <w:rPr>
-          <w:bCs/>
-          <w:sz w:val="22"/>
-          <w:szCs w:val="22"/>
-          <w:lang w:val="en-US"/>
-        </w:rPr>
-      </w:pPr>
-    </w:p>
-    <w:p>
-      <w:pPr>
-        <w:pStyle w:val="Style2"/>
-        <w:rPr>
-          <w:lang w:val="en-US"/>
-        </w:rPr>
-      </w:pPr>
-      <w:bookmarkStart w:id="393" w:name="_Toc212822440"/>
-      <w:bookmarkStart w:id="394" w:name="_Toc212827111"/>
-      <w:r>
-        <w:rPr>
-          <w:lang w:val="en-US"/>
-        </w:rPr>
-        <w:t>C</w:t>
-      </w:r>
-      <w:r>
-        <w:rPr>
-          <w:lang w:val="en-US"/>
-        </w:rPr>
-        <w:t xml:space="preserve">.2 Changes made as </w:t>
-      </w:r>
-      <w:r>
-        <w:rPr>
-          <w:lang w:val="en-US"/>
-        </w:rPr>
-        <w:t xml:space="preserve">the </w:t>
-      </w:r>
-      <w:r>
-        <w:rPr>
-          <w:lang w:val="en-US"/>
-        </w:rPr>
-        <w:t>project progressed</w:t>
-      </w:r>
-      <w:bookmarkEnd w:id="393"/>
-      <w:bookmarkEnd w:id="394"/>
-    </w:p>
-    <w:p>
-      <w:pPr>
-        <w:jc w:val="both"/>
-        <w:rPr>
-          <w:bCs/>
-          <w:sz w:val="22"/>
-          <w:szCs w:val="22"/>
-          <w:lang w:val="en-US"/>
-        </w:rPr>
-      </w:pPr>
-    </w:p>
-    <w:p>
-      <w:pPr>
-        <w:pStyle w:val="Style3"/>
-      </w:pPr>
-      <w:bookmarkStart w:id="395" w:name="_Toc212822441"/>
-      <w:bookmarkStart w:id="396" w:name="_Toc212827112"/>
-      <w:r>
-        <w:t>C</w:t>
-      </w:r>
-      <w:r>
-        <w:t xml:space="preserve">.2.1 </w:t>
-      </w:r>
-      <w:r>
-        <w:t>Added a problem encountered</w:t>
-      </w:r>
-      <w:bookmarkEnd w:id="395"/>
-      <w:bookmarkEnd w:id="396"/>
-    </w:p>
-    <w:p>
-      <w:pPr>
-        <w:jc w:val="both"/>
-        <w:rPr>
-          <w:bCs/>
-          <w:sz w:val="22"/>
-          <w:szCs w:val="22"/>
-          <w:lang w:val="en-US"/>
-        </w:rPr>
-      </w:pPr>
-    </w:p>
-    <w:p>
-      <w:pPr>
-        <w:jc w:val="both"/>
-        <w:rPr>
-          <w:bCs/>
-          <w:sz w:val="22"/>
-          <w:szCs w:val="22"/>
-          <w:lang w:val="en-US"/>
-        </w:rPr>
-      </w:pPr>
-      <w:r>
-        <w:rPr>
-          <w:bCs/>
-          <w:sz w:val="22"/>
-          <w:szCs w:val="22"/>
-          <w:lang w:val="en-US"/>
-        </w:rPr>
         <w:t>As I was finishing up my project, I encountered another problem:  X.  I added this as section 3.?</w:t>
       </w:r>
     </w:p>
     <w:sectPr>
-      <w:footerReference w:type="default" r:id="rId20"/>
+      <w:footerReference w:type="default" r:id="rId31"/>
       <w:pgSz w:w="11900" w:h="16840"/>
       <w:pgMar w:top="1440" w:right="1440" w:bottom="1440" w:left="1440" w:header="708" w:footer="708" w:gutter="0"/>
       <w:cols w:space="708"/>
@@ -38302,7 +37738,7 @@
 </file>
 
 <file path=word/endnotes.xml><?xml version="1.0" encoding="utf-8"?>
-<w:endnotes xmlns:wpc="http://schemas.microsoft.com/office/word/2010/wordprocessingCanvas" xmlns:cx="http://schemas.microsoft.com/office/drawing/2014/chartex" xmlns:cx1="http://schemas.microsoft.com/office/drawing/2015/9/8/chartex" xmlns:cx2="http://schemas.microsoft.com/office/drawing/2015/10/21/chartex" xmlns:cx3="http://schemas.microsoft.com/office/drawing/2016/5/9/chartex" xmlns:cx4="http://schemas.microsoft.com/office/drawing/2016/5/10/chartex" xmlns:cx5="http://schemas.microsoft.com/office/drawing/2016/5/11/chartex" xmlns:cx6="http://schemas.microsoft.com/office/drawing/2016/5/12/chartex" xmlns:cx7="http://schemas.microsoft.com/office/drawing/2016/5/13/chartex" xmlns:cx8="http://schemas.microsoft.com/office/drawing/2016/5/14/chartex" xmlns:mc="http://schemas.openxmlformats.org/markup-compatibility/2006" xmlns:aink="http://schemas.microsoft.com/office/drawing/2016/ink" xmlns:am3d="http://schemas.microsoft.com/office/drawing/2017/model3d" xmlns:o="urn:schemas-microsoft-com:office:office" xmlns:r="http://schemas.openxmlformats.org/officeDocument/2006/relationships" xmlns:m="http://schemas.openxmlformats.org/officeDocument/2006/math" xmlns:v="urn:schemas-microsoft-com:vml" xmlns:wp14="http://schemas.microsoft.com/office/word/2010/wordprocessingDrawing" xmlns:wp="http://schemas.openxmlformats.org/drawingml/2006/wordprocessingDrawing" xmlns:w10="urn:schemas-microsoft-com:office:word" xmlns:w="http://schemas.openxmlformats.org/wordprocessingml/2006/main" xmlns:w14="http://schemas.microsoft.com/office/word/2010/wordml" xmlns:w15="http://schemas.microsoft.com/office/word/2012/wordml" xmlns:w16cid="http://schemas.microsoft.com/office/word/2016/wordml/cid" xmlns:w16se="http://schemas.microsoft.com/office/word/2015/wordml/symex" xmlns:wpg="http://schemas.microsoft.com/office/word/2010/wordprocessingGroup" xmlns:wpi="http://schemas.microsoft.com/office/word/2010/wordprocessingInk" xmlns:wne="http://schemas.microsoft.com/office/word/2006/wordml" xmlns:wps="http://schemas.microsoft.com/office/word/2010/wordprocessingShape" mc:Ignorable="w14 w15 w16se w16cid wp14">
+<w:endnotes xmlns:wpc="http://schemas.microsoft.com/office/word/2010/wordprocessingCanvas" xmlns:cx="http://schemas.microsoft.com/office/drawing/2014/chartex" xmlns:cx1="http://schemas.microsoft.com/office/drawing/2015/9/8/chartex" xmlns:cx2="http://schemas.microsoft.com/office/drawing/2015/10/21/chartex" xmlns:cx3="http://schemas.microsoft.com/office/drawing/2016/5/9/chartex" xmlns:cx4="http://schemas.microsoft.com/office/drawing/2016/5/10/chartex" xmlns:cx5="http://schemas.microsoft.com/office/drawing/2016/5/11/chartex" xmlns:cx6="http://schemas.microsoft.com/office/drawing/2016/5/12/chartex" xmlns:cx7="http://schemas.microsoft.com/office/drawing/2016/5/13/chartex" xmlns:cx8="http://schemas.microsoft.com/office/drawing/2016/5/14/chartex" xmlns:mc="http://schemas.openxmlformats.org/markup-compatibility/2006" xmlns:aink="http://schemas.microsoft.com/office/drawing/2016/ink" xmlns:am3d="http://schemas.microsoft.com/office/drawing/2017/model3d" xmlns:o="urn:schemas-microsoft-com:office:office" xmlns:oel="http://schemas.microsoft.com/office/2019/extlst" xmlns:r="http://schemas.openxmlformats.org/officeDocument/2006/relationships" xmlns:m="http://schemas.openxmlformats.org/officeDocument/2006/math" xmlns:v="urn:schemas-microsoft-com:vml" xmlns:wp14="http://schemas.microsoft.com/office/word/2010/wordprocessingDrawing" xmlns:wp="http://schemas.openxmlformats.org/drawingml/2006/wordprocessingDrawing" xmlns:w10="urn:schemas-microsoft-com:office:word" xmlns:w="http://schemas.openxmlformats.org/wordprocessingml/2006/main" xmlns:w14="http://schemas.microsoft.com/office/word/2010/wordml" xmlns:w15="http://schemas.microsoft.com/office/word/2012/wordml" xmlns:w16cex="http://schemas.microsoft.com/office/word/2018/wordml/cex" xmlns:w16cid="http://schemas.microsoft.com/office/word/2016/wordml/cid" xmlns:w16="http://schemas.microsoft.com/office/word/2018/wordml" xmlns:w16du="http://schemas.microsoft.com/office/word/2023/wordml/word16du" xmlns:w16sdtdh="http://schemas.microsoft.com/office/word/2020/wordml/sdtdatahash" xmlns:w16sdtfl="http://schemas.microsoft.com/office/word/2024/wordml/sdtformatlock" xmlns:w16se="http://schemas.microsoft.com/office/word/2015/wordml/symex" xmlns:wpg="http://schemas.microsoft.com/office/word/2010/wordprocessingGroup" xmlns:wpi="http://schemas.microsoft.com/office/word/2010/wordprocessingInk" xmlns:wne="http://schemas.microsoft.com/office/word/2006/wordml" xmlns:wps="http://schemas.microsoft.com/office/word/2010/wordprocessingShape" mc:Ignorable="w14 w15 w16se w16cid w16 w16cex w16sdtdh w16sdtfl w16du wp14">
   <w:endnote w:type="separator" w:id="-1">
     <w:p>
       <w:r>
@@ -38321,7 +37757,7 @@
 </file>
 
 <file path=word/footer1.xml><?xml version="1.0" encoding="utf-8"?>
-<w:ftr xmlns:wpc="http://schemas.microsoft.com/office/word/2010/wordprocessingCanvas" xmlns:cx="http://schemas.microsoft.com/office/drawing/2014/chartex" xmlns:cx1="http://schemas.microsoft.com/office/drawing/2015/9/8/chartex" xmlns:cx2="http://schemas.microsoft.com/office/drawing/2015/10/21/chartex" xmlns:cx3="http://schemas.microsoft.com/office/drawing/2016/5/9/chartex" xmlns:cx4="http://schemas.microsoft.com/office/drawing/2016/5/10/chartex" xmlns:cx5="http://schemas.microsoft.com/office/drawing/2016/5/11/chartex" xmlns:cx6="http://schemas.microsoft.com/office/drawing/2016/5/12/chartex" xmlns:cx7="http://schemas.microsoft.com/office/drawing/2016/5/13/chartex" xmlns:cx8="http://schemas.microsoft.com/office/drawing/2016/5/14/chartex" xmlns:mc="http://schemas.openxmlformats.org/markup-compatibility/2006" xmlns:aink="http://schemas.microsoft.com/office/drawing/2016/ink" xmlns:am3d="http://schemas.microsoft.com/office/drawing/2017/model3d" xmlns:o="urn:schemas-microsoft-com:office:office" xmlns:r="http://schemas.openxmlformats.org/officeDocument/2006/relationships" xmlns:m="http://schemas.openxmlformats.org/officeDocument/2006/math" xmlns:v="urn:schemas-microsoft-com:vml" xmlns:wp14="http://schemas.microsoft.com/office/word/2010/wordprocessingDrawing" xmlns:wp="http://schemas.openxmlformats.org/drawingml/2006/wordprocessingDrawing" xmlns:w10="urn:schemas-microsoft-com:office:word" xmlns:w="http://schemas.openxmlformats.org/wordprocessingml/2006/main" xmlns:w14="http://schemas.microsoft.com/office/word/2010/wordml" xmlns:w15="http://schemas.microsoft.com/office/word/2012/wordml" xmlns:w16cid="http://schemas.microsoft.com/office/word/2016/wordml/cid" xmlns:w16se="http://schemas.microsoft.com/office/word/2015/wordml/symex" xmlns:wpg="http://schemas.microsoft.com/office/word/2010/wordprocessingGroup" xmlns:wpi="http://schemas.microsoft.com/office/word/2010/wordprocessingInk" xmlns:wne="http://schemas.microsoft.com/office/word/2006/wordml" xmlns:wps="http://schemas.microsoft.com/office/word/2010/wordprocessingShape" mc:Ignorable="w14 w15 w16se w16cid wp14">
+<w:ftr xmlns:wpc="http://schemas.microsoft.com/office/word/2010/wordprocessingCanvas" xmlns:cx="http://schemas.microsoft.com/office/drawing/2014/chartex" xmlns:cx1="http://schemas.microsoft.com/office/drawing/2015/9/8/chartex" xmlns:cx2="http://schemas.microsoft.com/office/drawing/2015/10/21/chartex" xmlns:cx3="http://schemas.microsoft.com/office/drawing/2016/5/9/chartex" xmlns:cx4="http://schemas.microsoft.com/office/drawing/2016/5/10/chartex" xmlns:cx5="http://schemas.microsoft.com/office/drawing/2016/5/11/chartex" xmlns:cx6="http://schemas.microsoft.com/office/drawing/2016/5/12/chartex" xmlns:cx7="http://schemas.microsoft.com/office/drawing/2016/5/13/chartex" xmlns:cx8="http://schemas.microsoft.com/office/drawing/2016/5/14/chartex" xmlns:mc="http://schemas.openxmlformats.org/markup-compatibility/2006" xmlns:aink="http://schemas.microsoft.com/office/drawing/2016/ink" xmlns:am3d="http://schemas.microsoft.com/office/drawing/2017/model3d" xmlns:o="urn:schemas-microsoft-com:office:office" xmlns:oel="http://schemas.microsoft.com/office/2019/extlst" xmlns:r="http://schemas.openxmlformats.org/officeDocument/2006/relationships" xmlns:m="http://schemas.openxmlformats.org/officeDocument/2006/math" xmlns:v="urn:schemas-microsoft-com:vml" xmlns:wp14="http://schemas.microsoft.com/office/word/2010/wordprocessingDrawing" xmlns:wp="http://schemas.openxmlformats.org/drawingml/2006/wordprocessingDrawing" xmlns:w10="urn:schemas-microsoft-com:office:word" xmlns:w="http://schemas.openxmlformats.org/wordprocessingml/2006/main" xmlns:w14="http://schemas.microsoft.com/office/word/2010/wordml" xmlns:w15="http://schemas.microsoft.com/office/word/2012/wordml" xmlns:w16cex="http://schemas.microsoft.com/office/word/2018/wordml/cex" xmlns:w16cid="http://schemas.microsoft.com/office/word/2016/wordml/cid" xmlns:w16="http://schemas.microsoft.com/office/word/2018/wordml" xmlns:w16du="http://schemas.microsoft.com/office/word/2023/wordml/word16du" xmlns:w16sdtdh="http://schemas.microsoft.com/office/word/2020/wordml/sdtdatahash" xmlns:w16sdtfl="http://schemas.microsoft.com/office/word/2024/wordml/sdtformatlock" xmlns:w16se="http://schemas.microsoft.com/office/word/2015/wordml/symex" xmlns:wpg="http://schemas.microsoft.com/office/word/2010/wordprocessingGroup" xmlns:wpi="http://schemas.microsoft.com/office/word/2010/wordprocessingInk" xmlns:wne="http://schemas.microsoft.com/office/word/2006/wordml" xmlns:wps="http://schemas.microsoft.com/office/word/2010/wordprocessingShape" mc:Ignorable="w14 w15 w16se w16cid w16 w16cex w16sdtdh w16sdtfl w16du wp14">
   <w:sdt>
     <w:sdtPr>
       <w:rPr>
@@ -38386,7 +37822,7 @@
 </file>
 
 <file path=word/footer2.xml><?xml version="1.0" encoding="utf-8"?>
-<w:ftr xmlns:wpc="http://schemas.microsoft.com/office/word/2010/wordprocessingCanvas" xmlns:cx="http://schemas.microsoft.com/office/drawing/2014/chartex" xmlns:cx1="http://schemas.microsoft.com/office/drawing/2015/9/8/chartex" xmlns:cx2="http://schemas.microsoft.com/office/drawing/2015/10/21/chartex" xmlns:cx3="http://schemas.microsoft.com/office/drawing/2016/5/9/chartex" xmlns:cx4="http://schemas.microsoft.com/office/drawing/2016/5/10/chartex" xmlns:cx5="http://schemas.microsoft.com/office/drawing/2016/5/11/chartex" xmlns:cx6="http://schemas.microsoft.com/office/drawing/2016/5/12/chartex" xmlns:cx7="http://schemas.microsoft.com/office/drawing/2016/5/13/chartex" xmlns:cx8="http://schemas.microsoft.com/office/drawing/2016/5/14/chartex" xmlns:mc="http://schemas.openxmlformats.org/markup-compatibility/2006" xmlns:aink="http://schemas.microsoft.com/office/drawing/2016/ink" xmlns:am3d="http://schemas.microsoft.com/office/drawing/2017/model3d" xmlns:o="urn:schemas-microsoft-com:office:office" xmlns:r="http://schemas.openxmlformats.org/officeDocument/2006/relationships" xmlns:m="http://schemas.openxmlformats.org/officeDocument/2006/math" xmlns:v="urn:schemas-microsoft-com:vml" xmlns:wp14="http://schemas.microsoft.com/office/word/2010/wordprocessingDrawing" xmlns:wp="http://schemas.openxmlformats.org/drawingml/2006/wordprocessingDrawing" xmlns:w10="urn:schemas-microsoft-com:office:word" xmlns:w="http://schemas.openxmlformats.org/wordprocessingml/2006/main" xmlns:w14="http://schemas.microsoft.com/office/word/2010/wordml" xmlns:w15="http://schemas.microsoft.com/office/word/2012/wordml" xmlns:w16cid="http://schemas.microsoft.com/office/word/2016/wordml/cid" xmlns:w16se="http://schemas.microsoft.com/office/word/2015/wordml/symex" xmlns:wpg="http://schemas.microsoft.com/office/word/2010/wordprocessingGroup" xmlns:wpi="http://schemas.microsoft.com/office/word/2010/wordprocessingInk" xmlns:wne="http://schemas.microsoft.com/office/word/2006/wordml" xmlns:wps="http://schemas.microsoft.com/office/word/2010/wordprocessingShape" mc:Ignorable="w14 w15 w16se w16cid wp14">
+<w:ftr xmlns:wpc="http://schemas.microsoft.com/office/word/2010/wordprocessingCanvas" xmlns:cx="http://schemas.microsoft.com/office/drawing/2014/chartex" xmlns:cx1="http://schemas.microsoft.com/office/drawing/2015/9/8/chartex" xmlns:cx2="http://schemas.microsoft.com/office/drawing/2015/10/21/chartex" xmlns:cx3="http://schemas.microsoft.com/office/drawing/2016/5/9/chartex" xmlns:cx4="http://schemas.microsoft.com/office/drawing/2016/5/10/chartex" xmlns:cx5="http://schemas.microsoft.com/office/drawing/2016/5/11/chartex" xmlns:cx6="http://schemas.microsoft.com/office/drawing/2016/5/12/chartex" xmlns:cx7="http://schemas.microsoft.com/office/drawing/2016/5/13/chartex" xmlns:cx8="http://schemas.microsoft.com/office/drawing/2016/5/14/chartex" xmlns:mc="http://schemas.openxmlformats.org/markup-compatibility/2006" xmlns:aink="http://schemas.microsoft.com/office/drawing/2016/ink" xmlns:am3d="http://schemas.microsoft.com/office/drawing/2017/model3d" xmlns:o="urn:schemas-microsoft-com:office:office" xmlns:oel="http://schemas.microsoft.com/office/2019/extlst" xmlns:r="http://schemas.openxmlformats.org/officeDocument/2006/relationships" xmlns:m="http://schemas.openxmlformats.org/officeDocument/2006/math" xmlns:v="urn:schemas-microsoft-com:vml" xmlns:wp14="http://schemas.microsoft.com/office/word/2010/wordprocessingDrawing" xmlns:wp="http://schemas.openxmlformats.org/drawingml/2006/wordprocessingDrawing" xmlns:w10="urn:schemas-microsoft-com:office:word" xmlns:w="http://schemas.openxmlformats.org/wordprocessingml/2006/main" xmlns:w14="http://schemas.microsoft.com/office/word/2010/wordml" xmlns:w15="http://schemas.microsoft.com/office/word/2012/wordml" xmlns:w16cex="http://schemas.microsoft.com/office/word/2018/wordml/cex" xmlns:w16cid="http://schemas.microsoft.com/office/word/2016/wordml/cid" xmlns:w16="http://schemas.microsoft.com/office/word/2018/wordml" xmlns:w16du="http://schemas.microsoft.com/office/word/2023/wordml/word16du" xmlns:w16sdtdh="http://schemas.microsoft.com/office/word/2020/wordml/sdtdatahash" xmlns:w16sdtfl="http://schemas.microsoft.com/office/word/2024/wordml/sdtformatlock" xmlns:w16se="http://schemas.microsoft.com/office/word/2015/wordml/symex" xmlns:wpg="http://schemas.microsoft.com/office/word/2010/wordprocessingGroup" xmlns:wpi="http://schemas.microsoft.com/office/word/2010/wordprocessingInk" xmlns:wne="http://schemas.microsoft.com/office/word/2006/wordml" xmlns:wps="http://schemas.microsoft.com/office/word/2010/wordprocessingShape" mc:Ignorable="w14 w15 w16se w16cid w16 w16cex w16sdtdh w16sdtfl w16du wp14">
   <w:sdt>
     <w:sdtPr>
       <w:rPr>
@@ -38451,7 +37887,7 @@
 </file>
 
 <file path=word/footnotes.xml><?xml version="1.0" encoding="utf-8"?>
-<w:footnotes xmlns:wpc="http://schemas.microsoft.com/office/word/2010/wordprocessingCanvas" xmlns:cx="http://schemas.microsoft.com/office/drawing/2014/chartex" xmlns:cx1="http://schemas.microsoft.com/office/drawing/2015/9/8/chartex" xmlns:cx2="http://schemas.microsoft.com/office/drawing/2015/10/21/chartex" xmlns:cx3="http://schemas.microsoft.com/office/drawing/2016/5/9/chartex" xmlns:cx4="http://schemas.microsoft.com/office/drawing/2016/5/10/chartex" xmlns:cx5="http://schemas.microsoft.com/office/drawing/2016/5/11/chartex" xmlns:cx6="http://schemas.microsoft.com/office/drawing/2016/5/12/chartex" xmlns:cx7="http://schemas.microsoft.com/office/drawing/2016/5/13/chartex" xmlns:cx8="http://schemas.microsoft.com/office/drawing/2016/5/14/chartex" xmlns:mc="http://schemas.openxmlformats.org/markup-compatibility/2006" xmlns:aink="http://schemas.microsoft.com/office/drawing/2016/ink" xmlns:am3d="http://schemas.microsoft.com/office/drawing/2017/model3d" xmlns:o="urn:schemas-microsoft-com:office:office" xmlns:r="http://schemas.openxmlformats.org/officeDocument/2006/relationships" xmlns:m="http://schemas.openxmlformats.org/officeDocument/2006/math" xmlns:v="urn:schemas-microsoft-com:vml" xmlns:wp14="http://schemas.microsoft.com/office/word/2010/wordprocessingDrawing" xmlns:wp="http://schemas.openxmlformats.org/drawingml/2006/wordprocessingDrawing" xmlns:w10="urn:schemas-microsoft-com:office:word" xmlns:w="http://schemas.openxmlformats.org/wordprocessingml/2006/main" xmlns:w14="http://schemas.microsoft.com/office/word/2010/wordml" xmlns:w15="http://schemas.microsoft.com/office/word/2012/wordml" xmlns:w16cid="http://schemas.microsoft.com/office/word/2016/wordml/cid" xmlns:w16se="http://schemas.microsoft.com/office/word/2015/wordml/symex" xmlns:wpg="http://schemas.microsoft.com/office/word/2010/wordprocessingGroup" xmlns:wpi="http://schemas.microsoft.com/office/word/2010/wordprocessingInk" xmlns:wne="http://schemas.microsoft.com/office/word/2006/wordml" xmlns:wps="http://schemas.microsoft.com/office/word/2010/wordprocessingShape" mc:Ignorable="w14 w15 w16se w16cid wp14">
+<w:footnotes xmlns:wpc="http://schemas.microsoft.com/office/word/2010/wordprocessingCanvas" xmlns:cx="http://schemas.microsoft.com/office/drawing/2014/chartex" xmlns:cx1="http://schemas.microsoft.com/office/drawing/2015/9/8/chartex" xmlns:cx2="http://schemas.microsoft.com/office/drawing/2015/10/21/chartex" xmlns:cx3="http://schemas.microsoft.com/office/drawing/2016/5/9/chartex" xmlns:cx4="http://schemas.microsoft.com/office/drawing/2016/5/10/chartex" xmlns:cx5="http://schemas.microsoft.com/office/drawing/2016/5/11/chartex" xmlns:cx6="http://schemas.microsoft.com/office/drawing/2016/5/12/chartex" xmlns:cx7="http://schemas.microsoft.com/office/drawing/2016/5/13/chartex" xmlns:cx8="http://schemas.microsoft.com/office/drawing/2016/5/14/chartex" xmlns:mc="http://schemas.openxmlformats.org/markup-compatibility/2006" xmlns:aink="http://schemas.microsoft.com/office/drawing/2016/ink" xmlns:am3d="http://schemas.microsoft.com/office/drawing/2017/model3d" xmlns:o="urn:schemas-microsoft-com:office:office" xmlns:oel="http://schemas.microsoft.com/office/2019/extlst" xmlns:r="http://schemas.openxmlformats.org/officeDocument/2006/relationships" xmlns:m="http://schemas.openxmlformats.org/officeDocument/2006/math" xmlns:v="urn:schemas-microsoft-com:vml" xmlns:wp14="http://schemas.microsoft.com/office/word/2010/wordprocessingDrawing" xmlns:wp="http://schemas.openxmlformats.org/drawingml/2006/wordprocessingDrawing" xmlns:w10="urn:schemas-microsoft-com:office:word" xmlns:w="http://schemas.openxmlformats.org/wordprocessingml/2006/main" xmlns:w14="http://schemas.microsoft.com/office/word/2010/wordml" xmlns:w15="http://schemas.microsoft.com/office/word/2012/wordml" xmlns:w16cex="http://schemas.microsoft.com/office/word/2018/wordml/cex" xmlns:w16cid="http://schemas.microsoft.com/office/word/2016/wordml/cid" xmlns:w16="http://schemas.microsoft.com/office/word/2018/wordml" xmlns:w16du="http://schemas.microsoft.com/office/word/2023/wordml/word16du" xmlns:w16sdtdh="http://schemas.microsoft.com/office/word/2020/wordml/sdtdatahash" xmlns:w16sdtfl="http://schemas.microsoft.com/office/word/2024/wordml/sdtformatlock" xmlns:w16se="http://schemas.microsoft.com/office/word/2015/wordml/symex" xmlns:wpg="http://schemas.microsoft.com/office/word/2010/wordprocessingGroup" xmlns:wpi="http://schemas.microsoft.com/office/word/2010/wordprocessingInk" xmlns:wne="http://schemas.microsoft.com/office/word/2006/wordml" xmlns:wps="http://schemas.microsoft.com/office/word/2010/wordprocessingShape" mc:Ignorable="w14 w15 w16se w16cid w16 w16cex w16sdtdh w16sdtfl w16du wp14">
   <w:footnote w:type="separator" w:id="-1">
     <w:p>
       <w:r>
@@ -38470,7 +37906,7 @@
 </file>
 
 <file path=word/numbering.xml><?xml version="1.0" encoding="utf-8"?>
-<w:numbering xmlns:wpc="http://schemas.microsoft.com/office/word/2010/wordprocessingCanvas" xmlns:cx="http://schemas.microsoft.com/office/drawing/2014/chartex" xmlns:cx1="http://schemas.microsoft.com/office/drawing/2015/9/8/chartex" xmlns:cx2="http://schemas.microsoft.com/office/drawing/2015/10/21/chartex" xmlns:cx3="http://schemas.microsoft.com/office/drawing/2016/5/9/chartex" xmlns:cx4="http://schemas.microsoft.com/office/drawing/2016/5/10/chartex" xmlns:cx5="http://schemas.microsoft.com/office/drawing/2016/5/11/chartex" xmlns:cx6="http://schemas.microsoft.com/office/drawing/2016/5/12/chartex" xmlns:cx7="http://schemas.microsoft.com/office/drawing/2016/5/13/chartex" xmlns:cx8="http://schemas.microsoft.com/office/drawing/2016/5/14/chartex" xmlns:mc="http://schemas.openxmlformats.org/markup-compatibility/2006" xmlns:aink="http://schemas.microsoft.com/office/drawing/2016/ink" xmlns:am3d="http://schemas.microsoft.com/office/drawing/2017/model3d" xmlns:o="urn:schemas-microsoft-com:office:office" xmlns:r="http://schemas.openxmlformats.org/officeDocument/2006/relationships" xmlns:m="http://schemas.openxmlformats.org/officeDocument/2006/math" xmlns:v="urn:schemas-microsoft-com:vml" xmlns:wp14="http://schemas.microsoft.com/office/word/2010/wordprocessingDrawing" xmlns:wp="http://schemas.openxmlformats.org/drawingml/2006/wordprocessingDrawing" xmlns:w10="urn:schemas-microsoft-com:office:word" xmlns:w="http://schemas.openxmlformats.org/wordprocessingml/2006/main" xmlns:w14="http://schemas.microsoft.com/office/word/2010/wordml" xmlns:w15="http://schemas.microsoft.com/office/word/2012/wordml" xmlns:w16cid="http://schemas.microsoft.com/office/word/2016/wordml/cid" xmlns:w16se="http://schemas.microsoft.com/office/word/2015/wordml/symex" xmlns:wpg="http://schemas.microsoft.com/office/word/2010/wordprocessingGroup" xmlns:wpi="http://schemas.microsoft.com/office/word/2010/wordprocessingInk" xmlns:wne="http://schemas.microsoft.com/office/word/2006/wordml" xmlns:wps="http://schemas.microsoft.com/office/word/2010/wordprocessingShape" mc:Ignorable="w14 w15 w16se w16cid wp14">
+<w:numbering xmlns:wpc="http://schemas.microsoft.com/office/word/2010/wordprocessingCanvas" xmlns:cx="http://schemas.microsoft.com/office/drawing/2014/chartex" xmlns:cx1="http://schemas.microsoft.com/office/drawing/2015/9/8/chartex" xmlns:cx2="http://schemas.microsoft.com/office/drawing/2015/10/21/chartex" xmlns:cx3="http://schemas.microsoft.com/office/drawing/2016/5/9/chartex" xmlns:cx4="http://schemas.microsoft.com/office/drawing/2016/5/10/chartex" xmlns:cx5="http://schemas.microsoft.com/office/drawing/2016/5/11/chartex" xmlns:cx6="http://schemas.microsoft.com/office/drawing/2016/5/12/chartex" xmlns:cx7="http://schemas.microsoft.com/office/drawing/2016/5/13/chartex" xmlns:cx8="http://schemas.microsoft.com/office/drawing/2016/5/14/chartex" xmlns:mc="http://schemas.openxmlformats.org/markup-compatibility/2006" xmlns:aink="http://schemas.microsoft.com/office/drawing/2016/ink" xmlns:am3d="http://schemas.microsoft.com/office/drawing/2017/model3d" xmlns:o="urn:schemas-microsoft-com:office:office" xmlns:oel="http://schemas.microsoft.com/office/2019/extlst" xmlns:r="http://schemas.openxmlformats.org/officeDocument/2006/relationships" xmlns:m="http://schemas.openxmlformats.org/officeDocument/2006/math" xmlns:v="urn:schemas-microsoft-com:vml" xmlns:wp14="http://schemas.microsoft.com/office/word/2010/wordprocessingDrawing" xmlns:wp="http://schemas.openxmlformats.org/drawingml/2006/wordprocessingDrawing" xmlns:w10="urn:schemas-microsoft-com:office:word" xmlns:w="http://schemas.openxmlformats.org/wordprocessingml/2006/main" xmlns:w14="http://schemas.microsoft.com/office/word/2010/wordml" xmlns:w15="http://schemas.microsoft.com/office/word/2012/wordml" xmlns:w16cex="http://schemas.microsoft.com/office/word/2018/wordml/cex" xmlns:w16cid="http://schemas.microsoft.com/office/word/2016/wordml/cid" xmlns:w16="http://schemas.microsoft.com/office/word/2018/wordml" xmlns:w16du="http://schemas.microsoft.com/office/word/2023/wordml/word16du" xmlns:w16sdtdh="http://schemas.microsoft.com/office/word/2020/wordml/sdtdatahash" xmlns:w16sdtfl="http://schemas.microsoft.com/office/word/2024/wordml/sdtformatlock" xmlns:w16se="http://schemas.microsoft.com/office/word/2015/wordml/symex" xmlns:wpg="http://schemas.microsoft.com/office/word/2010/wordprocessingGroup" xmlns:wpi="http://schemas.microsoft.com/office/word/2010/wordprocessingInk" xmlns:wne="http://schemas.microsoft.com/office/word/2006/wordml" xmlns:wps="http://schemas.microsoft.com/office/word/2010/wordprocessingShape" mc:Ignorable="w14 w15 w16se w16cid w16 w16cex w16sdtdh w16sdtfl w16du wp14">
   <w:abstractNum w:abstractNumId="0" w15:restartNumberingAfterBreak="0">
     <w:nsid w:val="03E04C14"/>
     <w:multiLevelType w:val="hybridMultilevel"/>
@@ -40759,6 +40195,155 @@
     </w:lvl>
   </w:abstractNum>
   <w:abstractNum w:abstractNumId="21" w15:restartNumberingAfterBreak="0">
+    <w:nsid w:val="4CBD22FD"/>
+    <w:multiLevelType w:val="multilevel"/>
+    <w:tmpl w:val="DCDA4078"/>
+    <w:lvl w:ilvl="0">
+      <w:start w:val="1"/>
+      <w:numFmt w:val="bullet"/>
+      <w:lvlText w:val=""/>
+      <w:lvlJc w:val="left"/>
+      <w:pPr>
+        <w:tabs>
+          <w:tab w:val="num" w:pos="720"/>
+        </w:tabs>
+        <w:ind w:left="720" w:hanging="360"/>
+      </w:pPr>
+      <w:rPr>
+        <w:rFonts w:ascii="Symbol" w:hAnsi="Symbol" w:hint="default"/>
+        <w:sz w:val="20"/>
+      </w:rPr>
+    </w:lvl>
+    <w:lvl w:ilvl="1" w:tentative="1">
+      <w:start w:val="1"/>
+      <w:numFmt w:val="bullet"/>
+      <w:lvlText w:val="o"/>
+      <w:lvlJc w:val="left"/>
+      <w:pPr>
+        <w:tabs>
+          <w:tab w:val="num" w:pos="1440"/>
+        </w:tabs>
+        <w:ind w:left="1440" w:hanging="360"/>
+      </w:pPr>
+      <w:rPr>
+        <w:rFonts w:ascii="Courier New" w:hAnsi="Courier New" w:hint="default"/>
+        <w:sz w:val="20"/>
+      </w:rPr>
+    </w:lvl>
+    <w:lvl w:ilvl="2" w:tentative="1">
+      <w:start w:val="1"/>
+      <w:numFmt w:val="bullet"/>
+      <w:lvlText w:val=""/>
+      <w:lvlJc w:val="left"/>
+      <w:pPr>
+        <w:tabs>
+          <w:tab w:val="num" w:pos="2160"/>
+        </w:tabs>
+        <w:ind w:left="2160" w:hanging="360"/>
+      </w:pPr>
+      <w:rPr>
+        <w:rFonts w:ascii="Wingdings" w:hAnsi="Wingdings" w:hint="default"/>
+        <w:sz w:val="20"/>
+      </w:rPr>
+    </w:lvl>
+    <w:lvl w:ilvl="3" w:tentative="1">
+      <w:start w:val="1"/>
+      <w:numFmt w:val="bullet"/>
+      <w:lvlText w:val=""/>
+      <w:lvlJc w:val="left"/>
+      <w:pPr>
+        <w:tabs>
+          <w:tab w:val="num" w:pos="2880"/>
+        </w:tabs>
+        <w:ind w:left="2880" w:hanging="360"/>
+      </w:pPr>
+      <w:rPr>
+        <w:rFonts w:ascii="Wingdings" w:hAnsi="Wingdings" w:hint="default"/>
+        <w:sz w:val="20"/>
+      </w:rPr>
+    </w:lvl>
+    <w:lvl w:ilvl="4" w:tentative="1">
+      <w:start w:val="1"/>
+      <w:numFmt w:val="bullet"/>
+      <w:lvlText w:val=""/>
+      <w:lvlJc w:val="left"/>
+      <w:pPr>
+        <w:tabs>
+          <w:tab w:val="num" w:pos="3600"/>
+        </w:tabs>
+        <w:ind w:left="3600" w:hanging="360"/>
+      </w:pPr>
+      <w:rPr>
+        <w:rFonts w:ascii="Wingdings" w:hAnsi="Wingdings" w:hint="default"/>
+        <w:sz w:val="20"/>
+      </w:rPr>
+    </w:lvl>
+    <w:lvl w:ilvl="5" w:tentative="1">
+      <w:start w:val="1"/>
+      <w:numFmt w:val="bullet"/>
+      <w:lvlText w:val=""/>
+      <w:lvlJc w:val="left"/>
+      <w:pPr>
+        <w:tabs>
+          <w:tab w:val="num" w:pos="4320"/>
+        </w:tabs>
+        <w:ind w:left="4320" w:hanging="360"/>
+      </w:pPr>
+      <w:rPr>
+        <w:rFonts w:ascii="Wingdings" w:hAnsi="Wingdings" w:hint="default"/>
+        <w:sz w:val="20"/>
+      </w:rPr>
+    </w:lvl>
+    <w:lvl w:ilvl="6" w:tentative="1">
+      <w:start w:val="1"/>
+      <w:numFmt w:val="bullet"/>
+      <w:lvlText w:val=""/>
+      <w:lvlJc w:val="left"/>
+      <w:pPr>
+        <w:tabs>
+          <w:tab w:val="num" w:pos="5040"/>
+        </w:tabs>
+        <w:ind w:left="5040" w:hanging="360"/>
+      </w:pPr>
+      <w:rPr>
+        <w:rFonts w:ascii="Wingdings" w:hAnsi="Wingdings" w:hint="default"/>
+        <w:sz w:val="20"/>
+      </w:rPr>
+    </w:lvl>
+    <w:lvl w:ilvl="7" w:tentative="1">
+      <w:start w:val="1"/>
+      <w:numFmt w:val="bullet"/>
+      <w:lvlText w:val=""/>
+      <w:lvlJc w:val="left"/>
+      <w:pPr>
+        <w:tabs>
+          <w:tab w:val="num" w:pos="5760"/>
+        </w:tabs>
+        <w:ind w:left="5760" w:hanging="360"/>
+      </w:pPr>
+      <w:rPr>
+        <w:rFonts w:ascii="Wingdings" w:hAnsi="Wingdings" w:hint="default"/>
+        <w:sz w:val="20"/>
+      </w:rPr>
+    </w:lvl>
+    <w:lvl w:ilvl="8" w:tentative="1">
+      <w:start w:val="1"/>
+      <w:numFmt w:val="bullet"/>
+      <w:lvlText w:val=""/>
+      <w:lvlJc w:val="left"/>
+      <w:pPr>
+        <w:tabs>
+          <w:tab w:val="num" w:pos="6480"/>
+        </w:tabs>
+        <w:ind w:left="6480" w:hanging="360"/>
+      </w:pPr>
+      <w:rPr>
+        <w:rFonts w:ascii="Wingdings" w:hAnsi="Wingdings" w:hint="default"/>
+        <w:sz w:val="20"/>
+      </w:rPr>
+    </w:lvl>
+  </w:abstractNum>
+  <w:abstractNum w:abstractNumId="22" w15:restartNumberingAfterBreak="0">
     <w:nsid w:val="55114626"/>
     <w:multiLevelType w:val="hybridMultilevel"/>
     <w:tmpl w:val="BE263B0C"/>
@@ -40870,7 +40455,7 @@
       </w:rPr>
     </w:lvl>
   </w:abstractNum>
-  <w:abstractNum w:abstractNumId="22" w15:restartNumberingAfterBreak="0">
+  <w:abstractNum w:abstractNumId="23" w15:restartNumberingAfterBreak="0">
     <w:nsid w:val="5AD270A4"/>
     <w:multiLevelType w:val="hybridMultilevel"/>
     <w:tmpl w:val="9BA80BDC"/>
@@ -40959,7 +40544,7 @@
       </w:pPr>
     </w:lvl>
   </w:abstractNum>
-  <w:abstractNum w:abstractNumId="23" w15:restartNumberingAfterBreak="0">
+  <w:abstractNum w:abstractNumId="24" w15:restartNumberingAfterBreak="0">
     <w:nsid w:val="5BD015E4"/>
     <w:multiLevelType w:val="hybridMultilevel"/>
     <w:tmpl w:val="F642E738"/>
@@ -41072,7 +40657,7 @@
       </w:rPr>
     </w:lvl>
   </w:abstractNum>
-  <w:abstractNum w:abstractNumId="24" w15:restartNumberingAfterBreak="0">
+  <w:abstractNum w:abstractNumId="25" w15:restartNumberingAfterBreak="0">
     <w:nsid w:val="5C7F3F22"/>
     <w:multiLevelType w:val="hybridMultilevel"/>
     <w:tmpl w:val="704ECE46"/>
@@ -41185,7 +40770,7 @@
       </w:rPr>
     </w:lvl>
   </w:abstractNum>
-  <w:abstractNum w:abstractNumId="25" w15:restartNumberingAfterBreak="0">
+  <w:abstractNum w:abstractNumId="26" w15:restartNumberingAfterBreak="0">
     <w:nsid w:val="5DA25165"/>
     <w:multiLevelType w:val="multilevel"/>
     <w:tmpl w:val="1C090021"/>
@@ -41298,7 +40883,7 @@
       </w:rPr>
     </w:lvl>
   </w:abstractNum>
-  <w:abstractNum w:abstractNumId="26" w15:restartNumberingAfterBreak="0">
+  <w:abstractNum w:abstractNumId="27" w15:restartNumberingAfterBreak="0">
     <w:nsid w:val="5F325D75"/>
     <w:multiLevelType w:val="hybridMultilevel"/>
     <w:tmpl w:val="040A5ABC"/>
@@ -41387,7 +40972,7 @@
       </w:pPr>
     </w:lvl>
   </w:abstractNum>
-  <w:abstractNum w:abstractNumId="27" w15:restartNumberingAfterBreak="0">
+  <w:abstractNum w:abstractNumId="28" w15:restartNumberingAfterBreak="0">
     <w:nsid w:val="64D03C1C"/>
     <w:multiLevelType w:val="multilevel"/>
     <w:tmpl w:val="1C090021"/>
@@ -41500,7 +41085,7 @@
       </w:rPr>
     </w:lvl>
   </w:abstractNum>
-  <w:abstractNum w:abstractNumId="28" w15:restartNumberingAfterBreak="0">
+  <w:abstractNum w:abstractNumId="29" w15:restartNumberingAfterBreak="0">
     <w:nsid w:val="68E57377"/>
     <w:multiLevelType w:val="hybridMultilevel"/>
     <w:tmpl w:val="A2FC26E6"/>
@@ -41656,7 +41241,7 @@
       </w:rPr>
     </w:lvl>
   </w:abstractNum>
-  <w:abstractNum w:abstractNumId="29" w15:restartNumberingAfterBreak="0">
+  <w:abstractNum w:abstractNumId="30" w15:restartNumberingAfterBreak="0">
     <w:nsid w:val="690A0013"/>
     <w:multiLevelType w:val="multilevel"/>
     <w:tmpl w:val="1B804858"/>
@@ -41769,7 +41354,7 @@
       </w:rPr>
     </w:lvl>
   </w:abstractNum>
-  <w:abstractNum w:abstractNumId="30" w15:restartNumberingAfterBreak="0">
+  <w:abstractNum w:abstractNumId="31" w15:restartNumberingAfterBreak="0">
     <w:nsid w:val="6AFF08CA"/>
     <w:multiLevelType w:val="multilevel"/>
     <w:tmpl w:val="89EEEE52"/>
@@ -41882,7 +41467,7 @@
       </w:rPr>
     </w:lvl>
   </w:abstractNum>
-  <w:abstractNum w:abstractNumId="31" w15:restartNumberingAfterBreak="0">
+  <w:abstractNum w:abstractNumId="32" w15:restartNumberingAfterBreak="0">
     <w:nsid w:val="6E4E6E54"/>
     <w:multiLevelType w:val="hybridMultilevel"/>
     <w:tmpl w:val="BB566690"/>
@@ -41994,7 +41579,7 @@
       </w:rPr>
     </w:lvl>
   </w:abstractNum>
-  <w:abstractNum w:abstractNumId="32" w15:restartNumberingAfterBreak="0">
+  <w:abstractNum w:abstractNumId="33" w15:restartNumberingAfterBreak="0">
     <w:nsid w:val="6F253E81"/>
     <w:multiLevelType w:val="hybridMultilevel"/>
     <w:tmpl w:val="3B98C544"/>
@@ -42106,7 +41691,7 @@
       </w:rPr>
     </w:lvl>
   </w:abstractNum>
-  <w:abstractNum w:abstractNumId="33" w15:restartNumberingAfterBreak="0">
+  <w:abstractNum w:abstractNumId="34" w15:restartNumberingAfterBreak="0">
     <w:nsid w:val="74884893"/>
     <w:multiLevelType w:val="multilevel"/>
     <w:tmpl w:val="D964789C"/>
@@ -42219,7 +41804,7 @@
       </w:rPr>
     </w:lvl>
   </w:abstractNum>
-  <w:abstractNum w:abstractNumId="34" w15:restartNumberingAfterBreak="0">
+  <w:abstractNum w:abstractNumId="35" w15:restartNumberingAfterBreak="0">
     <w:nsid w:val="752F67B7"/>
     <w:multiLevelType w:val="multilevel"/>
     <w:tmpl w:val="9906F93E"/>
@@ -42332,7 +41917,7 @@
       </w:rPr>
     </w:lvl>
   </w:abstractNum>
-  <w:abstractNum w:abstractNumId="35" w15:restartNumberingAfterBreak="0">
+  <w:abstractNum w:abstractNumId="36" w15:restartNumberingAfterBreak="0">
     <w:nsid w:val="75B85DDE"/>
     <w:multiLevelType w:val="hybridMultilevel"/>
     <w:tmpl w:val="D38ADEFE"/>
@@ -42444,7 +42029,7 @@
       </w:rPr>
     </w:lvl>
   </w:abstractNum>
-  <w:abstractNum w:abstractNumId="36" w15:restartNumberingAfterBreak="0">
+  <w:abstractNum w:abstractNumId="37" w15:restartNumberingAfterBreak="0">
     <w:nsid w:val="76A564E8"/>
     <w:multiLevelType w:val="hybridMultilevel"/>
     <w:tmpl w:val="BA40B2F6"/>
@@ -42556,7 +42141,7 @@
       </w:rPr>
     </w:lvl>
   </w:abstractNum>
-  <w:abstractNum w:abstractNumId="37" w15:restartNumberingAfterBreak="0">
+  <w:abstractNum w:abstractNumId="38" w15:restartNumberingAfterBreak="0">
     <w:nsid w:val="77AE0D2C"/>
     <w:multiLevelType w:val="multilevel"/>
     <w:tmpl w:val="49C8D508"/>
@@ -42669,7 +42254,7 @@
       </w:rPr>
     </w:lvl>
   </w:abstractNum>
-  <w:abstractNum w:abstractNumId="38" w15:restartNumberingAfterBreak="0">
+  <w:abstractNum w:abstractNumId="39" w15:restartNumberingAfterBreak="0">
     <w:nsid w:val="77D277F2"/>
     <w:multiLevelType w:val="hybridMultilevel"/>
     <w:tmpl w:val="8FF060E0"/>
@@ -42781,7 +42366,7 @@
       </w:rPr>
     </w:lvl>
   </w:abstractNum>
-  <w:abstractNum w:abstractNumId="39" w15:restartNumberingAfterBreak="0">
+  <w:abstractNum w:abstractNumId="40" w15:restartNumberingAfterBreak="0">
     <w:nsid w:val="78897970"/>
     <w:multiLevelType w:val="hybridMultilevel"/>
     <w:tmpl w:val="38600DA4"/>
@@ -42893,7 +42478,7 @@
       </w:rPr>
     </w:lvl>
   </w:abstractNum>
-  <w:abstractNum w:abstractNumId="40" w15:restartNumberingAfterBreak="0">
+  <w:abstractNum w:abstractNumId="41" w15:restartNumberingAfterBreak="0">
     <w:nsid w:val="7B2B6709"/>
     <w:multiLevelType w:val="hybridMultilevel"/>
     <w:tmpl w:val="F07C7F38"/>
@@ -43005,7 +42590,7 @@
       </w:rPr>
     </w:lvl>
   </w:abstractNum>
-  <w:abstractNum w:abstractNumId="41" w15:restartNumberingAfterBreak="0">
+  <w:abstractNum w:abstractNumId="42" w15:restartNumberingAfterBreak="0">
     <w:nsid w:val="7C093407"/>
     <w:multiLevelType w:val="hybridMultilevel"/>
     <w:tmpl w:val="7AFEE51A"/>
@@ -43117,7 +42702,7 @@
       </w:rPr>
     </w:lvl>
   </w:abstractNum>
-  <w:abstractNum w:abstractNumId="42" w15:restartNumberingAfterBreak="0">
+  <w:abstractNum w:abstractNumId="43" w15:restartNumberingAfterBreak="0">
     <w:nsid w:val="7CC97DC0"/>
     <w:multiLevelType w:val="hybridMultilevel"/>
     <w:tmpl w:val="238E5450"/>
@@ -43229,7 +42814,7 @@
       </w:rPr>
     </w:lvl>
   </w:abstractNum>
-  <w:abstractNum w:abstractNumId="43" w15:restartNumberingAfterBreak="0">
+  <w:abstractNum w:abstractNumId="44" w15:restartNumberingAfterBreak="0">
     <w:nsid w:val="7D1032F0"/>
     <w:multiLevelType w:val="hybridMultilevel"/>
     <w:tmpl w:val="97701ACE"/>
@@ -43341,7 +42926,7 @@
       </w:rPr>
     </w:lvl>
   </w:abstractNum>
-  <w:abstractNum w:abstractNumId="44" w15:restartNumberingAfterBreak="0">
+  <w:abstractNum w:abstractNumId="45" w15:restartNumberingAfterBreak="0">
     <w:nsid w:val="7E3056DE"/>
     <w:multiLevelType w:val="hybridMultilevel"/>
     <w:tmpl w:val="8CAC4AA4"/>
@@ -43454,59 +43039,59 @@
       </w:rPr>
     </w:lvl>
   </w:abstractNum>
-  <w:num w:numId="1">
+  <w:num w:numId="1" w16cid:durableId="1913656810">
     <w:abstractNumId w:val="16"/>
   </w:num>
-  <w:num w:numId="2">
+  <w:num w:numId="2" w16cid:durableId="1300964675">
     <w:abstractNumId w:val="5"/>
   </w:num>
-  <w:num w:numId="3">
+  <w:num w:numId="3" w16cid:durableId="552429337">
+    <w:abstractNumId w:val="25"/>
+  </w:num>
+  <w:num w:numId="4" w16cid:durableId="855509534">
     <w:abstractNumId w:val="24"/>
   </w:num>
-  <w:num w:numId="4">
-    <w:abstractNumId w:val="23"/>
-  </w:num>
-  <w:num w:numId="5">
+  <w:num w:numId="5" w16cid:durableId="1420786772">
     <w:abstractNumId w:val="4"/>
   </w:num>
-  <w:num w:numId="6">
+  <w:num w:numId="6" w16cid:durableId="2062240966">
     <w:abstractNumId w:val="15"/>
   </w:num>
-  <w:num w:numId="7">
+  <w:num w:numId="7" w16cid:durableId="1648624838">
+    <w:abstractNumId w:val="31"/>
+  </w:num>
+  <w:num w:numId="8" w16cid:durableId="1136991511">
+    <w:abstractNumId w:val="20"/>
+  </w:num>
+  <w:num w:numId="9" w16cid:durableId="1358777693">
+    <w:abstractNumId w:val="17"/>
+  </w:num>
+  <w:num w:numId="10" w16cid:durableId="2040619234">
+    <w:abstractNumId w:val="6"/>
+  </w:num>
+  <w:num w:numId="11" w16cid:durableId="1422146850">
     <w:abstractNumId w:val="30"/>
   </w:num>
-  <w:num w:numId="8">
-    <w:abstractNumId w:val="20"/>
+  <w:num w:numId="12" w16cid:durableId="732118920">
+    <w:abstractNumId w:val="2"/>
   </w:num>
-  <w:num w:numId="9">
-    <w:abstractNumId w:val="17"/>
+  <w:num w:numId="13" w16cid:durableId="1666515968">
+    <w:abstractNumId w:val="45"/>
   </w:num>
-  <w:num w:numId="10">
-    <w:abstractNumId w:val="6"/>
+  <w:num w:numId="14" w16cid:durableId="1185821148">
+    <w:abstractNumId w:val="34"/>
   </w:num>
-  <w:num w:numId="11">
+  <w:num w:numId="15" w16cid:durableId="1098059159">
+    <w:abstractNumId w:val="38"/>
+  </w:num>
+  <w:num w:numId="16" w16cid:durableId="206139829">
+    <w:abstractNumId w:val="12"/>
+  </w:num>
+  <w:num w:numId="17" w16cid:durableId="274674170">
     <w:abstractNumId w:val="29"/>
   </w:num>
-  <w:num w:numId="12">
-    <w:abstractNumId w:val="2"/>
-  </w:num>
-  <w:num w:numId="13">
-    <w:abstractNumId w:val="44"/>
-  </w:num>
-  <w:num w:numId="14">
-    <w:abstractNumId w:val="33"/>
-  </w:num>
-  <w:num w:numId="15">
-    <w:abstractNumId w:val="37"/>
-  </w:num>
-  <w:num w:numId="16">
-    <w:abstractNumId w:val="12"/>
-  </w:num>
-  <w:num w:numId="17">
-    <w:abstractNumId w:val="28"/>
-  </w:num>
-  <w:num w:numId="18">
-    <w:abstractNumId w:val="28"/>
+  <w:num w:numId="18" w16cid:durableId="557283091">
+    <w:abstractNumId w:val="29"/>
     <w:lvlOverride w:ilvl="0">
       <w:startOverride w:val="1"/>
       <w:lvl w:ilvl="0" w:tplc="A0822402">
@@ -43645,8 +43230,8 @@
       </w:lvl>
     </w:lvlOverride>
   </w:num>
-  <w:num w:numId="19">
-    <w:abstractNumId w:val="28"/>
+  <w:num w:numId="19" w16cid:durableId="983657890">
+    <w:abstractNumId w:val="29"/>
     <w:lvlOverride w:ilvl="0">
       <w:startOverride w:val="1"/>
       <w:lvl w:ilvl="0" w:tplc="A0822402">
@@ -43785,8 +43370,8 @@
       </w:lvl>
     </w:lvlOverride>
   </w:num>
-  <w:num w:numId="20">
-    <w:abstractNumId w:val="28"/>
+  <w:num w:numId="20" w16cid:durableId="681007971">
+    <w:abstractNumId w:val="29"/>
     <w:lvlOverride w:ilvl="0">
       <w:startOverride w:val="1"/>
       <w:lvl w:ilvl="0" w:tplc="A0822402">
@@ -43925,8 +43510,8 @@
       </w:lvl>
     </w:lvlOverride>
   </w:num>
-  <w:num w:numId="21">
-    <w:abstractNumId w:val="28"/>
+  <w:num w:numId="21" w16cid:durableId="1411465719">
+    <w:abstractNumId w:val="29"/>
     <w:lvlOverride w:ilvl="0">
       <w:startOverride w:val="1"/>
       <w:lvl w:ilvl="0" w:tplc="A0822402">
@@ -44065,95 +43650,98 @@
       </w:lvl>
     </w:lvlOverride>
   </w:num>
-  <w:num w:numId="22">
-    <w:abstractNumId w:val="34"/>
+  <w:num w:numId="22" w16cid:durableId="1253122922">
+    <w:abstractNumId w:val="35"/>
   </w:num>
-  <w:num w:numId="23">
+  <w:num w:numId="23" w16cid:durableId="1191256832">
     <w:abstractNumId w:val="10"/>
   </w:num>
-  <w:num w:numId="24">
+  <w:num w:numId="24" w16cid:durableId="727807234">
     <w:abstractNumId w:val="1"/>
   </w:num>
-  <w:num w:numId="25">
+  <w:num w:numId="25" w16cid:durableId="1940482441">
     <w:abstractNumId w:val="19"/>
   </w:num>
-  <w:num w:numId="26">
+  <w:num w:numId="26" w16cid:durableId="1892646742">
     <w:abstractNumId w:val="8"/>
   </w:num>
-  <w:num w:numId="27">
+  <w:num w:numId="27" w16cid:durableId="1898280319">
     <w:abstractNumId w:val="11"/>
   </w:num>
-  <w:num w:numId="28">
+  <w:num w:numId="28" w16cid:durableId="99690078">
     <w:abstractNumId w:val="13"/>
   </w:num>
-  <w:num w:numId="29">
+  <w:num w:numId="29" w16cid:durableId="1169172035">
+    <w:abstractNumId w:val="41"/>
+  </w:num>
+  <w:num w:numId="30" w16cid:durableId="377315491">
+    <w:abstractNumId w:val="28"/>
+  </w:num>
+  <w:num w:numId="31" w16cid:durableId="181826346">
+    <w:abstractNumId w:val="26"/>
+  </w:num>
+  <w:num w:numId="32" w16cid:durableId="1004934465">
+    <w:abstractNumId w:val="39"/>
+  </w:num>
+  <w:num w:numId="33" w16cid:durableId="1567717925">
+    <w:abstractNumId w:val="9"/>
+  </w:num>
+  <w:num w:numId="34" w16cid:durableId="26031189">
+    <w:abstractNumId w:val="23"/>
+  </w:num>
+  <w:num w:numId="35" w16cid:durableId="1514340655">
+    <w:abstractNumId w:val="33"/>
+  </w:num>
+  <w:num w:numId="36" w16cid:durableId="1334146175">
+    <w:abstractNumId w:val="22"/>
+  </w:num>
+  <w:num w:numId="37" w16cid:durableId="152336623">
+    <w:abstractNumId w:val="43"/>
+  </w:num>
+  <w:num w:numId="38" w16cid:durableId="128594025">
+    <w:abstractNumId w:val="7"/>
+  </w:num>
+  <w:num w:numId="39" w16cid:durableId="463693547">
     <w:abstractNumId w:val="40"/>
   </w:num>
-  <w:num w:numId="30">
+  <w:num w:numId="40" w16cid:durableId="872159158">
+    <w:abstractNumId w:val="44"/>
+  </w:num>
+  <w:num w:numId="41" w16cid:durableId="1380740111">
+    <w:abstractNumId w:val="0"/>
+  </w:num>
+  <w:num w:numId="42" w16cid:durableId="171535358">
+    <w:abstractNumId w:val="37"/>
+  </w:num>
+  <w:num w:numId="43" w16cid:durableId="164787897">
+    <w:abstractNumId w:val="3"/>
+  </w:num>
+  <w:num w:numId="44" w16cid:durableId="81071975">
+    <w:abstractNumId w:val="42"/>
+  </w:num>
+  <w:num w:numId="45" w16cid:durableId="1157185500">
+    <w:abstractNumId w:val="18"/>
+  </w:num>
+  <w:num w:numId="46" w16cid:durableId="775516300">
     <w:abstractNumId w:val="27"/>
   </w:num>
-  <w:num w:numId="31">
-    <w:abstractNumId w:val="25"/>
-  </w:num>
-  <w:num w:numId="32">
-    <w:abstractNumId w:val="38"/>
-  </w:num>
-  <w:num w:numId="33">
-    <w:abstractNumId w:val="9"/>
-  </w:num>
-  <w:num w:numId="34">
-    <w:abstractNumId w:val="22"/>
-  </w:num>
-  <w:num w:numId="35">
+  <w:num w:numId="47" w16cid:durableId="855726171">
     <w:abstractNumId w:val="32"/>
   </w:num>
-  <w:num w:numId="36">
-    <w:abstractNumId w:val="21"/>
-  </w:num>
-  <w:num w:numId="37">
-    <w:abstractNumId w:val="42"/>
-  </w:num>
-  <w:num w:numId="38">
-    <w:abstractNumId w:val="7"/>
-  </w:num>
-  <w:num w:numId="39">
-    <w:abstractNumId w:val="39"/>
-  </w:num>
-  <w:num w:numId="40">
-    <w:abstractNumId w:val="43"/>
-  </w:num>
-  <w:num w:numId="41">
-    <w:abstractNumId w:val="0"/>
-  </w:num>
-  <w:num w:numId="42">
+  <w:num w:numId="48" w16cid:durableId="1041444203">
     <w:abstractNumId w:val="36"/>
   </w:num>
-  <w:num w:numId="43">
-    <w:abstractNumId w:val="3"/>
+  <w:num w:numId="49" w16cid:durableId="1202743119">
+    <w:abstractNumId w:val="14"/>
   </w:num>
-  <w:num w:numId="44">
-    <w:abstractNumId w:val="41"/>
-  </w:num>
-  <w:num w:numId="45">
-    <w:abstractNumId w:val="18"/>
-  </w:num>
-  <w:num w:numId="46">
-    <w:abstractNumId w:val="26"/>
-  </w:num>
-  <w:num w:numId="47">
-    <w:abstractNumId w:val="31"/>
-  </w:num>
-  <w:num w:numId="48">
-    <w:abstractNumId w:val="35"/>
-  </w:num>
-  <w:num w:numId="49">
-    <w:abstractNumId w:val="14"/>
+  <w:num w:numId="50" w16cid:durableId="1553157396">
+    <w:abstractNumId w:val="21"/>
   </w:num>
 </w:numbering>
 </file>
 
 <file path=word/styles.xml><?xml version="1.0" encoding="utf-8"?>
-<w:styles xmlns:mc="http://schemas.openxmlformats.org/markup-compatibility/2006" xmlns:r="http://schemas.openxmlformats.org/officeDocument/2006/relationships" xmlns:w="http://schemas.openxmlformats.org/wordprocessingml/2006/main" xmlns:w14="http://schemas.microsoft.com/office/word/2010/wordml" xmlns:w15="http://schemas.microsoft.com/office/word/2012/wordml" xmlns:w16cid="http://schemas.microsoft.com/office/word/2016/wordml/cid" xmlns:w16se="http://schemas.microsoft.com/office/word/2015/wordml/symex" mc:Ignorable="w14 w15 w16se w16cid">
+<w:styles xmlns:mc="http://schemas.openxmlformats.org/markup-compatibility/2006" xmlns:r="http://schemas.openxmlformats.org/officeDocument/2006/relationships" xmlns:w="http://schemas.openxmlformats.org/wordprocessingml/2006/main" xmlns:w14="http://schemas.microsoft.com/office/word/2010/wordml" xmlns:w15="http://schemas.microsoft.com/office/word/2012/wordml" xmlns:w16cex="http://schemas.microsoft.com/office/word/2018/wordml/cex" xmlns:w16cid="http://schemas.microsoft.com/office/word/2016/wordml/cid" xmlns:w16="http://schemas.microsoft.com/office/word/2018/wordml" xmlns:w16du="http://schemas.microsoft.com/office/word/2023/wordml/word16du" xmlns:w16sdtdh="http://schemas.microsoft.com/office/word/2020/wordml/sdtdatahash" xmlns:w16sdtfl="http://schemas.microsoft.com/office/word/2024/wordml/sdtformatlock" xmlns:w16se="http://schemas.microsoft.com/office/word/2015/wordml/symex" mc:Ignorable="w14 w15 w16se w16cid w16 w16cex w16sdtdh w16sdtfl w16du">
   <w:docDefaults>
     <w:rPrDefault>
       <w:rPr>
@@ -44165,7 +43753,7 @@
     </w:rPrDefault>
     <w:pPrDefault/>
   </w:docDefaults>
-  <w:latentStyles w:defLockedState="0" w:defUIPriority="99" w:defSemiHidden="0" w:defUnhideWhenUsed="0" w:defQFormat="0" w:count="375">
+  <w:latentStyles w:defLockedState="0" w:defUIPriority="99" w:defSemiHidden="0" w:defUnhideWhenUsed="0" w:defQFormat="0" w:count="376">
     <w:lsdException w:name="Normal" w:uiPriority="0" w:qFormat="1"/>
     <w:lsdException w:name="heading 1" w:uiPriority="9" w:qFormat="1"/>
     <w:lsdException w:name="heading 2" w:semiHidden="1" w:uiPriority="9" w:unhideWhenUsed="1" w:qFormat="1"/>
@@ -44541,6 +44129,7 @@
     <w:lsdException w:name="Smart Hyperlink" w:semiHidden="1" w:unhideWhenUsed="1"/>
     <w:lsdException w:name="Hashtag" w:semiHidden="1" w:unhideWhenUsed="1"/>
     <w:lsdException w:name="Unresolved Mention" w:semiHidden="1" w:unhideWhenUsed="1"/>
+    <w:lsdException w:name="Smart Link" w:semiHidden="1" w:unhideWhenUsed="1"/>
   </w:latentStyles>
   <w:style w:type="paragraph" w:default="1" w:styleId="Normal">
     <w:name w:val="Normal"/>
@@ -44634,7 +44223,6 @@
   <w:style w:type="character" w:default="1" w:styleId="DefaultParagraphFont">
     <w:name w:val="Default Paragraph Font"/>
     <w:uiPriority w:val="1"/>
-    <w:semiHidden/>
     <w:unhideWhenUsed/>
   </w:style>
   <w:style w:type="table" w:default="1" w:styleId="TableNormal">
